--- a/X-Drone无人机售后ai客服.docx
+++ b/X-Drone无人机售后ai客服.docx
@@ -133,7 +133,7 @@
     </w:p>
     <w:p>
       <w:pPr>
-        <w:pStyle w:val="12"/>
+        <w:pStyle w:val="14"/>
         <w:keepNext w:val="0"/>
         <w:keepLines w:val="0"/>
         <w:widowControl/>
@@ -530,7 +530,7 @@
     </w:p>
     <w:tbl>
       <w:tblPr>
-        <w:tblStyle w:val="8"/>
+        <w:tblStyle w:val="10"/>
         <w:tblW w:w="0" w:type="auto"/>
         <w:tblInd w:w="108" w:type="dxa"/>
         <w:tblBorders>
@@ -958,7 +958,7 @@
     </w:p>
     <w:tbl>
       <w:tblPr>
-        <w:tblStyle w:val="8"/>
+        <w:tblStyle w:val="10"/>
         <w:tblW w:w="0" w:type="auto"/>
         <w:tblInd w:w="108" w:type="dxa"/>
         <w:tblBorders>
@@ -1757,6 +1757,7 @@
     <w:p/>
     <w:tbl>
       <w:tblPr>
+        <w:tblStyle w:val="10"/>
         <w:tblW w:w="8306" w:type="dxa"/>
         <w:tblInd w:w="107" w:type="dxa"/>
         <w:tblBorders>
@@ -1839,7 +1840,6 @@
                 <w:kern w:val="0"/>
                 <w:sz w:val="30"/>
                 <w:szCs w:val="30"/>
-                <w:bdr w:val="none" w:color="auto" w:sz="0" w:space="0"/>
                 <w:lang w:val="en-US" w:eastAsia="zh-CN" w:bidi="ar"/>
               </w:rPr>
               <w:t>字段</w:t>
@@ -1899,7 +1899,6 @@
                 <w:kern w:val="0"/>
                 <w:sz w:val="30"/>
                 <w:szCs w:val="30"/>
-                <w:bdr w:val="none" w:color="auto" w:sz="0" w:space="0"/>
                 <w:lang w:val="en-US" w:eastAsia="zh-CN" w:bidi="ar"/>
               </w:rPr>
               <w:t>类型</w:t>
@@ -1959,7 +1958,6 @@
                 <w:kern w:val="0"/>
                 <w:sz w:val="30"/>
                 <w:szCs w:val="30"/>
-                <w:bdr w:val="none" w:color="auto" w:sz="0" w:space="0"/>
                 <w:lang w:val="en-US" w:eastAsia="zh-CN" w:bidi="ar"/>
               </w:rPr>
               <w:t>说明</w:t>
@@ -2022,7 +2020,6 @@
                 <w:kern w:val="0"/>
                 <w:sz w:val="30"/>
                 <w:szCs w:val="30"/>
-                <w:bdr w:val="none" w:color="auto" w:sz="0" w:space="0"/>
                 <w:lang w:val="en-US" w:eastAsia="zh-CN" w:bidi="ar"/>
               </w:rPr>
               <w:t>id</w:t>
@@ -2080,7 +2077,6 @@
                 <w:kern w:val="0"/>
                 <w:sz w:val="30"/>
                 <w:szCs w:val="30"/>
-                <w:bdr w:val="none" w:color="auto" w:sz="0" w:space="0"/>
                 <w:lang w:val="en-US" w:eastAsia="zh-CN" w:bidi="ar"/>
               </w:rPr>
               <w:t>String (UUID)</w:t>
@@ -2138,7 +2134,6 @@
                 <w:kern w:val="0"/>
                 <w:sz w:val="30"/>
                 <w:szCs w:val="30"/>
-                <w:bdr w:val="none" w:color="auto" w:sz="0" w:space="0"/>
                 <w:lang w:val="en-US" w:eastAsia="zh-CN" w:bidi="ar"/>
               </w:rPr>
               <w:t>主键</w:t>
@@ -2201,7 +2196,6 @@
                 <w:kern w:val="0"/>
                 <w:sz w:val="30"/>
                 <w:szCs w:val="30"/>
-                <w:bdr w:val="none" w:color="auto" w:sz="0" w:space="0"/>
                 <w:lang w:val="en-US" w:eastAsia="zh-CN" w:bidi="ar"/>
               </w:rPr>
               <w:t>user_id</w:t>
@@ -2259,7 +2253,6 @@
                 <w:kern w:val="0"/>
                 <w:sz w:val="30"/>
                 <w:szCs w:val="30"/>
-                <w:bdr w:val="none" w:color="auto" w:sz="0" w:space="0"/>
                 <w:lang w:val="en-US" w:eastAsia="zh-CN" w:bidi="ar"/>
               </w:rPr>
               <w:t>String</w:t>
@@ -2317,7 +2310,6 @@
                 <w:kern w:val="0"/>
                 <w:sz w:val="30"/>
                 <w:szCs w:val="30"/>
-                <w:bdr w:val="none" w:color="auto" w:sz="0" w:space="0"/>
                 <w:lang w:val="en-US" w:eastAsia="zh-CN" w:bidi="ar"/>
               </w:rPr>
               <w:t>用户标识（前端生成）</w:t>
@@ -2380,7 +2372,6 @@
                 <w:kern w:val="0"/>
                 <w:sz w:val="30"/>
                 <w:szCs w:val="30"/>
-                <w:bdr w:val="none" w:color="auto" w:sz="0" w:space="0"/>
                 <w:lang w:val="en-US" w:eastAsia="zh-CN" w:bidi="ar"/>
               </w:rPr>
               <w:t>session_id</w:t>
@@ -2438,7 +2429,6 @@
                 <w:kern w:val="0"/>
                 <w:sz w:val="30"/>
                 <w:szCs w:val="30"/>
-                <w:bdr w:val="none" w:color="auto" w:sz="0" w:space="0"/>
                 <w:lang w:val="en-US" w:eastAsia="zh-CN" w:bidi="ar"/>
               </w:rPr>
               <w:t>String</w:t>
@@ -2496,7 +2486,6 @@
                 <w:kern w:val="0"/>
                 <w:sz w:val="30"/>
                 <w:szCs w:val="30"/>
-                <w:bdr w:val="none" w:color="auto" w:sz="0" w:space="0"/>
                 <w:lang w:val="en-US" w:eastAsia="zh-CN" w:bidi="ar"/>
               </w:rPr>
               <w:t>会话标识（支持多轮）</w:t>
@@ -2559,7 +2548,6 @@
                 <w:kern w:val="0"/>
                 <w:sz w:val="30"/>
                 <w:szCs w:val="30"/>
-                <w:bdr w:val="none" w:color="auto" w:sz="0" w:space="0"/>
                 <w:lang w:val="en-US" w:eastAsia="zh-CN" w:bidi="ar"/>
               </w:rPr>
               <w:t>user_message</w:t>
@@ -2617,7 +2605,6 @@
                 <w:kern w:val="0"/>
                 <w:sz w:val="30"/>
                 <w:szCs w:val="30"/>
-                <w:bdr w:val="none" w:color="auto" w:sz="0" w:space="0"/>
                 <w:lang w:val="en-US" w:eastAsia="zh-CN" w:bidi="ar"/>
               </w:rPr>
               <w:t>Text</w:t>
@@ -2675,7 +2662,6 @@
                 <w:kern w:val="0"/>
                 <w:sz w:val="30"/>
                 <w:szCs w:val="30"/>
-                <w:bdr w:val="none" w:color="auto" w:sz="0" w:space="0"/>
                 <w:lang w:val="en-US" w:eastAsia="zh-CN" w:bidi="ar"/>
               </w:rPr>
               <w:t>用户提问</w:t>
@@ -2738,7 +2724,6 @@
                 <w:kern w:val="0"/>
                 <w:sz w:val="30"/>
                 <w:szCs w:val="30"/>
-                <w:bdr w:val="none" w:color="auto" w:sz="0" w:space="0"/>
                 <w:lang w:val="en-US" w:eastAsia="zh-CN" w:bidi="ar"/>
               </w:rPr>
               <w:t>ai_reply</w:t>
@@ -2796,7 +2781,6 @@
                 <w:kern w:val="0"/>
                 <w:sz w:val="30"/>
                 <w:szCs w:val="30"/>
-                <w:bdr w:val="none" w:color="auto" w:sz="0" w:space="0"/>
                 <w:lang w:val="en-US" w:eastAsia="zh-CN" w:bidi="ar"/>
               </w:rPr>
               <w:t>Text</w:t>
@@ -2854,7 +2838,6 @@
                 <w:kern w:val="0"/>
                 <w:sz w:val="30"/>
                 <w:szCs w:val="30"/>
-                <w:bdr w:val="none" w:color="auto" w:sz="0" w:space="0"/>
                 <w:lang w:val="en-US" w:eastAsia="zh-CN" w:bidi="ar"/>
               </w:rPr>
               <w:t>AI回复</w:t>
@@ -2917,7 +2900,6 @@
                 <w:kern w:val="0"/>
                 <w:sz w:val="30"/>
                 <w:szCs w:val="30"/>
-                <w:bdr w:val="none" w:color="auto" w:sz="0" w:space="0"/>
                 <w:lang w:val="en-US" w:eastAsia="zh-CN" w:bidi="ar"/>
               </w:rPr>
               <w:t>timestamp</w:t>
@@ -2975,7 +2957,6 @@
                 <w:kern w:val="0"/>
                 <w:sz w:val="30"/>
                 <w:szCs w:val="30"/>
-                <w:bdr w:val="none" w:color="auto" w:sz="0" w:space="0"/>
                 <w:lang w:val="en-US" w:eastAsia="zh-CN" w:bidi="ar"/>
               </w:rPr>
               <w:t>DateTime</w:t>
@@ -3033,7 +3014,6 @@
                 <w:kern w:val="0"/>
                 <w:sz w:val="30"/>
                 <w:szCs w:val="30"/>
-                <w:bdr w:val="none" w:color="auto" w:sz="0" w:space="0"/>
                 <w:lang w:val="en-US" w:eastAsia="zh-CN" w:bidi="ar"/>
               </w:rPr>
               <w:t>创建时间（带时区）</w:t>
@@ -3045,6 +3025,7 @@
     <w:p>
       <w:pPr>
         <w:numPr>
+          <w:ilvl w:val="0"/>
           <w:numId w:val="0"/>
         </w:numPr>
         <w:spacing w:after="0"/>
@@ -3080,6 +3061,7 @@
     </w:p>
     <w:tbl>
       <w:tblPr>
+        <w:tblStyle w:val="10"/>
         <w:tblW w:w="8306" w:type="dxa"/>
         <w:tblInd w:w="107" w:type="dxa"/>
         <w:tblBorders>
@@ -3162,7 +3144,6 @@
                 <w:kern w:val="0"/>
                 <w:sz w:val="30"/>
                 <w:szCs w:val="30"/>
-                <w:bdr w:val="none" w:color="auto" w:sz="0" w:space="0"/>
                 <w:lang w:val="en-US" w:eastAsia="zh-CN" w:bidi="ar"/>
               </w:rPr>
               <w:t>字段</w:t>
@@ -3222,7 +3203,6 @@
                 <w:kern w:val="0"/>
                 <w:sz w:val="30"/>
                 <w:szCs w:val="30"/>
-                <w:bdr w:val="none" w:color="auto" w:sz="0" w:space="0"/>
                 <w:lang w:val="en-US" w:eastAsia="zh-CN" w:bidi="ar"/>
               </w:rPr>
               <w:t>类型</w:t>
@@ -3282,7 +3262,6 @@
                 <w:kern w:val="0"/>
                 <w:sz w:val="30"/>
                 <w:szCs w:val="30"/>
-                <w:bdr w:val="none" w:color="auto" w:sz="0" w:space="0"/>
                 <w:lang w:val="en-US" w:eastAsia="zh-CN" w:bidi="ar"/>
               </w:rPr>
               <w:t>说明</w:t>
@@ -3345,7 +3324,6 @@
                 <w:kern w:val="0"/>
                 <w:sz w:val="30"/>
                 <w:szCs w:val="30"/>
-                <w:bdr w:val="none" w:color="auto" w:sz="0" w:space="0"/>
                 <w:lang w:val="en-US" w:eastAsia="zh-CN" w:bidi="ar"/>
               </w:rPr>
               <w:t>question</w:t>
@@ -3403,7 +3381,6 @@
                 <w:kern w:val="0"/>
                 <w:sz w:val="30"/>
                 <w:szCs w:val="30"/>
-                <w:bdr w:val="none" w:color="auto" w:sz="0" w:space="0"/>
                 <w:lang w:val="en-US" w:eastAsia="zh-CN" w:bidi="ar"/>
               </w:rPr>
               <w:t>String</w:t>
@@ -3461,7 +3438,6 @@
                 <w:kern w:val="0"/>
                 <w:sz w:val="30"/>
                 <w:szCs w:val="30"/>
-                <w:bdr w:val="none" w:color="auto" w:sz="0" w:space="0"/>
                 <w:lang w:val="en-US" w:eastAsia="zh-CN" w:bidi="ar"/>
               </w:rPr>
               <w:t>问题（主键）</w:t>
@@ -3524,7 +3500,6 @@
                 <w:kern w:val="0"/>
                 <w:sz w:val="30"/>
                 <w:szCs w:val="30"/>
-                <w:bdr w:val="none" w:color="auto" w:sz="0" w:space="0"/>
                 <w:lang w:val="en-US" w:eastAsia="zh-CN" w:bidi="ar"/>
               </w:rPr>
               <w:t>answer</w:t>
@@ -3582,7 +3557,6 @@
                 <w:kern w:val="0"/>
                 <w:sz w:val="30"/>
                 <w:szCs w:val="30"/>
-                <w:bdr w:val="none" w:color="auto" w:sz="0" w:space="0"/>
                 <w:lang w:val="en-US" w:eastAsia="zh-CN" w:bidi="ar"/>
               </w:rPr>
               <w:t>Text</w:t>
@@ -3640,7 +3614,6 @@
                 <w:kern w:val="0"/>
                 <w:sz w:val="30"/>
                 <w:szCs w:val="30"/>
-                <w:bdr w:val="none" w:color="auto" w:sz="0" w:space="0"/>
                 <w:lang w:val="en-US" w:eastAsia="zh-CN" w:bidi="ar"/>
               </w:rPr>
               <w:t>答案</w:t>
@@ -3664,239 +3637,54 @@
     </w:p>
     <w:p>
       <w:pPr>
-        <w:widowControl w:val="0"/>
-        <w:jc w:val="both"/>
-        <w:rPr>
-          <w:rFonts w:hint="eastAsia" w:asciiTheme="minorHAnsi" w:hAnsiTheme="minorHAnsi" w:eastAsiaTheme="minorEastAsia" w:cstheme="minorBidi"/>
-          <w:kern w:val="2"/>
-          <w:sz w:val="21"/>
-          <w:szCs w:val="24"/>
-          <w:lang w:val="en-US" w:eastAsia="zh-CN" w:bidi="ar-SA"/>
-        </w:rPr>
-      </w:pPr>
-      <w:r>
-        <w:rPr>
-          <w:rFonts w:hint="eastAsia" w:asciiTheme="minorHAnsi" w:hAnsiTheme="minorHAnsi" w:eastAsiaTheme="minorEastAsia" w:cstheme="minorBidi"/>
-          <w:kern w:val="2"/>
-          <w:sz w:val="21"/>
-          <w:szCs w:val="24"/>
-          <w:lang w:val="en-US" w:eastAsia="zh-CN" w:bidi="ar-SA"/>
-        </w:rPr>
-        <w:t>+----------------+       +------------------+</w:t>
-      </w:r>
-    </w:p>
-    <w:p>
-      <w:pPr>
-        <w:widowControl w:val="0"/>
-        <w:ind w:leftChars="0"/>
-        <w:jc w:val="both"/>
-        <w:rPr>
-          <w:rFonts w:hint="eastAsia" w:asciiTheme="minorHAnsi" w:hAnsiTheme="minorHAnsi" w:eastAsiaTheme="minorEastAsia" w:cstheme="minorBidi"/>
-          <w:kern w:val="2"/>
-          <w:sz w:val="21"/>
-          <w:szCs w:val="24"/>
-          <w:lang w:val="en-US" w:eastAsia="zh-CN" w:bidi="ar-SA"/>
-        </w:rPr>
-      </w:pPr>
-      <w:r>
-        <w:rPr>
-          <w:rFonts w:hint="eastAsia" w:asciiTheme="minorHAnsi" w:hAnsiTheme="minorHAnsi" w:eastAsiaTheme="minorEastAsia" w:cstheme="minorBidi"/>
-          <w:kern w:val="2"/>
-          <w:sz w:val="21"/>
-          <w:szCs w:val="24"/>
-          <w:lang w:val="en-US" w:eastAsia="zh-CN" w:bidi="ar-SA"/>
-        </w:rPr>
-        <w:t>|  conversations |       |       faqs       |</w:t>
-      </w:r>
-    </w:p>
-    <w:p>
-      <w:pPr>
-        <w:widowControl w:val="0"/>
-        <w:ind w:leftChars="0"/>
-        <w:jc w:val="both"/>
-        <w:rPr>
-          <w:rFonts w:hint="eastAsia" w:asciiTheme="minorHAnsi" w:hAnsiTheme="minorHAnsi" w:eastAsiaTheme="minorEastAsia" w:cstheme="minorBidi"/>
-          <w:kern w:val="2"/>
-          <w:sz w:val="21"/>
-          <w:szCs w:val="24"/>
-          <w:lang w:val="en-US" w:eastAsia="zh-CN" w:bidi="ar-SA"/>
-        </w:rPr>
-      </w:pPr>
-      <w:r>
-        <w:rPr>
-          <w:rFonts w:hint="eastAsia" w:asciiTheme="minorHAnsi" w:hAnsiTheme="minorHAnsi" w:eastAsiaTheme="minorEastAsia" w:cstheme="minorBidi"/>
-          <w:kern w:val="2"/>
-          <w:sz w:val="21"/>
-          <w:szCs w:val="24"/>
-          <w:lang w:val="en-US" w:eastAsia="zh-CN" w:bidi="ar-SA"/>
-        </w:rPr>
-        <w:t>+----------------+       +------------------+</w:t>
-      </w:r>
-    </w:p>
-    <w:p>
-      <w:pPr>
-        <w:widowControl w:val="0"/>
-        <w:ind w:leftChars="0"/>
-        <w:jc w:val="both"/>
-        <w:rPr>
-          <w:rFonts w:hint="eastAsia" w:asciiTheme="minorHAnsi" w:hAnsiTheme="minorHAnsi" w:eastAsiaTheme="minorEastAsia" w:cstheme="minorBidi"/>
-          <w:kern w:val="2"/>
-          <w:sz w:val="21"/>
-          <w:szCs w:val="24"/>
-          <w:lang w:val="en-US" w:eastAsia="zh-CN" w:bidi="ar-SA"/>
-        </w:rPr>
-      </w:pPr>
-      <w:r>
-        <w:rPr>
-          <w:rFonts w:hint="eastAsia" w:asciiTheme="minorHAnsi" w:hAnsiTheme="minorHAnsi" w:eastAsiaTheme="minorEastAsia" w:cstheme="minorBidi"/>
-          <w:kern w:val="2"/>
-          <w:sz w:val="21"/>
-          <w:szCs w:val="24"/>
-          <w:lang w:val="en-US" w:eastAsia="zh-CN" w:bidi="ar-SA"/>
-        </w:rPr>
-        <w:t>| id (PK)        |       | question (PK)    |</w:t>
-      </w:r>
-    </w:p>
-    <w:p>
-      <w:pPr>
-        <w:ind w:leftChars="0"/>
-        <w:rPr>
-          <w:rFonts w:hint="eastAsia" w:asciiTheme="minorHAnsi" w:hAnsiTheme="minorHAnsi" w:eastAsiaTheme="minorEastAsia" w:cstheme="minorBidi"/>
-          <w:kern w:val="2"/>
-          <w:sz w:val="21"/>
-          <w:szCs w:val="24"/>
-          <w:lang w:val="en-US" w:eastAsia="zh-CN" w:bidi="ar-SA"/>
-        </w:rPr>
-      </w:pPr>
-      <w:r>
-        <w:rPr>
-          <w:rFonts w:hint="eastAsia" w:asciiTheme="minorHAnsi" w:hAnsiTheme="minorHAnsi" w:eastAsiaTheme="minorEastAsia" w:cstheme="minorBidi"/>
-          <w:kern w:val="2"/>
-          <w:sz w:val="21"/>
-          <w:szCs w:val="24"/>
-          <w:lang w:val="en-US" w:eastAsia="zh-CN" w:bidi="ar-SA"/>
-        </w:rPr>
-        <w:t>| user_id        |       | answer           |</w:t>
-      </w:r>
-    </w:p>
-    <w:p>
-      <w:pPr>
-        <w:widowControl w:val="0"/>
-        <w:ind w:leftChars="0"/>
-        <w:jc w:val="both"/>
-        <w:rPr>
-          <w:rFonts w:hint="eastAsia" w:asciiTheme="minorHAnsi" w:hAnsiTheme="minorHAnsi" w:eastAsiaTheme="minorEastAsia" w:cstheme="minorBidi"/>
-          <w:kern w:val="2"/>
-          <w:sz w:val="21"/>
-          <w:szCs w:val="24"/>
-          <w:lang w:val="en-US" w:eastAsia="zh-CN" w:bidi="ar-SA"/>
-        </w:rPr>
-      </w:pPr>
-      <w:r>
-        <w:rPr>
-          <w:rFonts w:hint="eastAsia" w:asciiTheme="minorHAnsi" w:hAnsiTheme="minorHAnsi" w:eastAsiaTheme="minorEastAsia" w:cstheme="minorBidi"/>
-          <w:kern w:val="2"/>
-          <w:sz w:val="21"/>
-          <w:szCs w:val="24"/>
-          <w:lang w:val="en-US" w:eastAsia="zh-CN" w:bidi="ar-SA"/>
-        </w:rPr>
-        <w:t>| session_id     |       +------------------+</w:t>
-      </w:r>
-    </w:p>
-    <w:p>
-      <w:pPr>
-        <w:widowControl w:val="0"/>
-        <w:ind w:leftChars="0"/>
-        <w:jc w:val="both"/>
-        <w:rPr>
-          <w:rFonts w:hint="eastAsia" w:asciiTheme="minorHAnsi" w:hAnsiTheme="minorHAnsi" w:eastAsiaTheme="minorEastAsia" w:cstheme="minorBidi"/>
-          <w:kern w:val="2"/>
-          <w:sz w:val="21"/>
-          <w:szCs w:val="24"/>
-          <w:lang w:val="en-US" w:eastAsia="zh-CN" w:bidi="ar-SA"/>
-        </w:rPr>
-      </w:pPr>
-      <w:r>
-        <w:rPr>
-          <w:rFonts w:hint="eastAsia" w:asciiTheme="minorHAnsi" w:hAnsiTheme="minorHAnsi" w:eastAsiaTheme="minorEastAsia" w:cstheme="minorBidi"/>
-          <w:kern w:val="2"/>
-          <w:sz w:val="21"/>
-          <w:szCs w:val="24"/>
-          <w:lang w:val="en-US" w:eastAsia="zh-CN" w:bidi="ar-SA"/>
-        </w:rPr>
-        <w:t>| user_message   |</w:t>
-      </w:r>
-    </w:p>
-    <w:p>
-      <w:pPr>
-        <w:widowControl w:val="0"/>
-        <w:ind w:leftChars="0"/>
-        <w:jc w:val="both"/>
-        <w:rPr>
-          <w:rFonts w:hint="eastAsia" w:asciiTheme="minorHAnsi" w:hAnsiTheme="minorHAnsi" w:eastAsiaTheme="minorEastAsia" w:cstheme="minorBidi"/>
-          <w:kern w:val="2"/>
-          <w:sz w:val="21"/>
-          <w:szCs w:val="24"/>
-          <w:lang w:val="en-US" w:eastAsia="zh-CN" w:bidi="ar-SA"/>
-        </w:rPr>
-      </w:pPr>
-      <w:r>
-        <w:rPr>
-          <w:rFonts w:hint="eastAsia" w:asciiTheme="minorHAnsi" w:hAnsiTheme="minorHAnsi" w:eastAsiaTheme="minorEastAsia" w:cstheme="minorBidi"/>
-          <w:kern w:val="2"/>
-          <w:sz w:val="21"/>
-          <w:szCs w:val="24"/>
-          <w:lang w:val="en-US" w:eastAsia="zh-CN" w:bidi="ar-SA"/>
-        </w:rPr>
-        <w:t>| ai_reply       |</w:t>
-      </w:r>
-    </w:p>
-    <w:p>
-      <w:pPr>
-        <w:widowControl w:val="0"/>
-        <w:ind w:leftChars="0"/>
-        <w:jc w:val="both"/>
-        <w:rPr>
-          <w:rFonts w:hint="eastAsia" w:asciiTheme="minorHAnsi" w:hAnsiTheme="minorHAnsi" w:eastAsiaTheme="minorEastAsia" w:cstheme="minorBidi"/>
-          <w:kern w:val="2"/>
-          <w:sz w:val="21"/>
-          <w:szCs w:val="24"/>
-          <w:lang w:val="en-US" w:eastAsia="zh-CN" w:bidi="ar-SA"/>
-        </w:rPr>
-      </w:pPr>
-      <w:r>
-        <w:rPr>
-          <w:rFonts w:hint="eastAsia" w:asciiTheme="minorHAnsi" w:hAnsiTheme="minorHAnsi" w:eastAsiaTheme="minorEastAsia" w:cstheme="minorBidi"/>
-          <w:kern w:val="2"/>
-          <w:sz w:val="21"/>
-          <w:szCs w:val="24"/>
-          <w:lang w:val="en-US" w:eastAsia="zh-CN" w:bidi="ar-SA"/>
-        </w:rPr>
-        <w:t>| timestamp      |</w:t>
-      </w:r>
-    </w:p>
-    <w:p>
-      <w:pPr>
-        <w:widowControl w:val="0"/>
-        <w:ind w:leftChars="0"/>
-        <w:jc w:val="both"/>
-        <w:rPr>
-          <w:rFonts w:hint="eastAsia" w:asciiTheme="minorHAnsi" w:hAnsiTheme="minorHAnsi" w:eastAsiaTheme="minorEastAsia" w:cstheme="minorBidi"/>
-          <w:kern w:val="2"/>
-          <w:sz w:val="21"/>
-          <w:szCs w:val="24"/>
-          <w:lang w:val="en-US" w:eastAsia="zh-CN" w:bidi="ar-SA"/>
-        </w:rPr>
-      </w:pPr>
-      <w:r>
-        <w:rPr>
-          <w:rFonts w:hint="eastAsia" w:asciiTheme="minorHAnsi" w:hAnsiTheme="minorHAnsi" w:eastAsiaTheme="minorEastAsia" w:cstheme="minorBidi"/>
-          <w:kern w:val="2"/>
-          <w:sz w:val="21"/>
-          <w:szCs w:val="24"/>
-          <w:lang w:val="en-US" w:eastAsia="zh-CN" w:bidi="ar-SA"/>
-        </w:rPr>
-        <w:t>+----------------+</w:t>
+        <w:rPr>
+          <w:rFonts w:hint="eastAsia" w:eastAsiaTheme="minorEastAsia"/>
+          <w:lang w:eastAsia="zh-CN"/>
+        </w:rPr>
+      </w:pPr>
+      <w:r>
+        <w:rPr>
+          <w:rFonts w:hint="eastAsia" w:eastAsiaTheme="minorEastAsia"/>
+          <w:lang w:eastAsia="zh-CN"/>
+        </w:rPr>
+        <w:drawing>
+          <wp:inline distT="0" distB="0" distL="114300" distR="114300">
+            <wp:extent cx="5240655" cy="3768725"/>
+            <wp:effectExtent l="0" t="0" r="0" b="0"/>
+            <wp:docPr id="1" name="图片 1" descr="image_354669220227836"/>
+            <wp:cNvGraphicFramePr>
+              <a:graphicFrameLocks xmlns:a="http://schemas.openxmlformats.org/drawingml/2006/main" noChangeAspect="1"/>
+            </wp:cNvGraphicFramePr>
+            <a:graphic xmlns:a="http://schemas.openxmlformats.org/drawingml/2006/main">
+              <a:graphicData uri="http://schemas.openxmlformats.org/drawingml/2006/picture">
+                <pic:pic xmlns:pic="http://schemas.openxmlformats.org/drawingml/2006/picture">
+                  <pic:nvPicPr>
+                    <pic:cNvPr id="1" name="图片 1" descr="image_354669220227836"/>
+                    <pic:cNvPicPr>
+                      <a:picLocks noChangeAspect="1"/>
+                    </pic:cNvPicPr>
+                  </pic:nvPicPr>
+                  <pic:blipFill>
+                    <a:blip r:embed="rId4"/>
+                    <a:srcRect r="398" b="14346"/>
+                    <a:stretch>
+                      <a:fillRect/>
+                    </a:stretch>
+                  </pic:blipFill>
+                  <pic:spPr>
+                    <a:xfrm>
+                      <a:off x="0" y="0"/>
+                      <a:ext cx="5240655" cy="3768725"/>
+                    </a:xfrm>
+                    <a:prstGeom prst="rect">
+                      <a:avLst/>
+                    </a:prstGeom>
+                  </pic:spPr>
+                </pic:pic>
+              </a:graphicData>
+            </a:graphic>
+          </wp:inline>
+        </w:drawing>
       </w:r>
     </w:p>
     <w:p>
@@ -5313,22 +5101,7 @@
           <w:shd w:val="clear" w:fill="FFFFFF"/>
           <w:lang w:val="en-US" w:eastAsia="zh-CN"/>
         </w:rPr>
-        <w:t>4</w:t>
-      </w:r>
-      <w:r>
-        <w:rPr>
-          <w:rFonts w:hint="eastAsia" w:ascii="宋体" w:hAnsi="宋体" w:eastAsia="宋体" w:cs="宋体"/>
-          <w:b w:val="0"/>
-          <w:bCs w:val="0"/>
-          <w:caps w:val="0"/>
-          <w:color w:val="0F1115"/>
-          <w:spacing w:val="0"/>
-          <w:sz w:val="24"/>
-          <w:szCs w:val="24"/>
-          <w:shd w:val="clear" w:fill="FFFFFF"/>
-          <w:lang w:val="en-US" w:eastAsia="zh-CN"/>
-        </w:rPr>
-        <w:t>.</w:t>
+        <w:t>4.</w:t>
       </w:r>
       <w:r>
         <w:rPr>
@@ -5524,6 +5297,7 @@
     </w:p>
     <w:tbl>
       <w:tblPr>
+        <w:tblStyle w:val="10"/>
         <w:tblW w:w="8317" w:type="dxa"/>
         <w:jc w:val="center"/>
         <w:tblBorders>
@@ -5558,7 +5332,7 @@
         </w:trPr>
         <w:tc>
           <w:tcPr>
-            <w:tcW w:w="1350" w:type="dxa"/>
+            <w:tcW w:w="1332" w:type="dxa"/>
             <w:tcBorders>
               <w:top w:val="single" w:color="auto" w:sz="12" w:space="0"/>
               <w:left w:val="nil"/>
@@ -5609,7 +5383,6 @@
                 <w:kern w:val="0"/>
                 <w:sz w:val="30"/>
                 <w:szCs w:val="30"/>
-                <w:bdr w:val="none" w:color="auto" w:sz="0" w:space="0"/>
                 <w:lang w:val="en-US" w:eastAsia="zh-CN" w:bidi="ar"/>
               </w:rPr>
               <w:t>测试类型</w:t>
@@ -5618,7 +5391,7 @@
         </w:tc>
         <w:tc>
           <w:tcPr>
-            <w:tcW w:w="2497" w:type="dxa"/>
+            <w:tcW w:w="2473" w:type="dxa"/>
             <w:tcBorders>
               <w:top w:val="single" w:color="auto" w:sz="12" w:space="0"/>
               <w:left w:val="nil"/>
@@ -5669,7 +5442,6 @@
                 <w:kern w:val="0"/>
                 <w:sz w:val="30"/>
                 <w:szCs w:val="30"/>
-                <w:bdr w:val="none" w:color="auto" w:sz="0" w:space="0"/>
                 <w:lang w:val="en-US" w:eastAsia="zh-CN" w:bidi="ar"/>
               </w:rPr>
               <w:t>测试场景</w:t>
@@ -5678,7 +5450,7 @@
         </w:tc>
         <w:tc>
           <w:tcPr>
-            <w:tcW w:w="2250" w:type="dxa"/>
+            <w:tcW w:w="2225" w:type="dxa"/>
             <w:tcBorders>
               <w:top w:val="single" w:color="auto" w:sz="12" w:space="0"/>
               <w:left w:val="nil"/>
@@ -5729,7 +5501,6 @@
                 <w:kern w:val="0"/>
                 <w:sz w:val="30"/>
                 <w:szCs w:val="30"/>
-                <w:bdr w:val="none" w:color="auto" w:sz="0" w:space="0"/>
                 <w:lang w:val="en-US" w:eastAsia="zh-CN" w:bidi="ar"/>
               </w:rPr>
               <w:t>预期结果</w:t>
@@ -5738,7 +5509,7 @@
         </w:tc>
         <w:tc>
           <w:tcPr>
-            <w:tcW w:w="1350" w:type="dxa"/>
+            <w:tcW w:w="1347" w:type="dxa"/>
             <w:tcBorders>
               <w:top w:val="single" w:color="auto" w:sz="12" w:space="0"/>
               <w:left w:val="nil"/>
@@ -5789,7 +5560,6 @@
                 <w:kern w:val="0"/>
                 <w:sz w:val="30"/>
                 <w:szCs w:val="30"/>
-                <w:bdr w:val="none" w:color="auto" w:sz="0" w:space="0"/>
                 <w:lang w:val="en-US" w:eastAsia="zh-CN" w:bidi="ar"/>
               </w:rPr>
               <w:t>实际结果</w:t>
@@ -5798,7 +5568,7 @@
         </w:tc>
         <w:tc>
           <w:tcPr>
-            <w:tcW w:w="870" w:type="dxa"/>
+            <w:tcW w:w="940" w:type="dxa"/>
             <w:tcBorders>
               <w:top w:val="single" w:color="auto" w:sz="12" w:space="0"/>
               <w:left w:val="nil"/>
@@ -5849,7 +5619,6 @@
                 <w:kern w:val="0"/>
                 <w:sz w:val="30"/>
                 <w:szCs w:val="30"/>
-                <w:bdr w:val="none" w:color="auto" w:sz="0" w:space="0"/>
                 <w:lang w:val="en-US" w:eastAsia="zh-CN" w:bidi="ar"/>
               </w:rPr>
               <w:t>结论</w:t>
@@ -5864,7 +5633,7 @@
         </w:trPr>
         <w:tc>
           <w:tcPr>
-            <w:tcW w:w="1350" w:type="dxa"/>
+            <w:tcW w:w="1332" w:type="dxa"/>
             <w:tcBorders>
               <w:top w:val="single" w:color="auto" w:sz="4" w:space="0"/>
               <w:left w:val="nil"/>
@@ -5913,7 +5682,6 @@
                 <w:kern w:val="0"/>
                 <w:sz w:val="30"/>
                 <w:szCs w:val="30"/>
-                <w:bdr w:val="none" w:color="auto" w:sz="0" w:space="0"/>
                 <w:lang w:val="en-US" w:eastAsia="zh-CN" w:bidi="ar"/>
               </w:rPr>
               <w:t>功能测试</w:t>
@@ -5922,7 +5690,7 @@
         </w:tc>
         <w:tc>
           <w:tcPr>
-            <w:tcW w:w="2497" w:type="dxa"/>
+            <w:tcW w:w="2473" w:type="dxa"/>
             <w:tcBorders>
               <w:top w:val="single" w:color="auto" w:sz="4" w:space="0"/>
               <w:left w:val="nil"/>
@@ -5971,7 +5739,6 @@
                 <w:kern w:val="0"/>
                 <w:sz w:val="30"/>
                 <w:szCs w:val="30"/>
-                <w:bdr w:val="none" w:color="auto" w:sz="0" w:space="0"/>
                 <w:lang w:val="en-US" w:eastAsia="zh-CN" w:bidi="ar"/>
               </w:rPr>
               <w:t>用户问“无法开机”</w:t>
@@ -5980,7 +5747,7 @@
         </w:tc>
         <w:tc>
           <w:tcPr>
-            <w:tcW w:w="2250" w:type="dxa"/>
+            <w:tcW w:w="2225" w:type="dxa"/>
             <w:tcBorders>
               <w:top w:val="single" w:color="auto" w:sz="4" w:space="0"/>
               <w:left w:val="nil"/>
@@ -6029,7 +5796,6 @@
                 <w:kern w:val="0"/>
                 <w:sz w:val="30"/>
                 <w:szCs w:val="30"/>
-                <w:bdr w:val="none" w:color="auto" w:sz="0" w:space="0"/>
                 <w:lang w:val="en-US" w:eastAsia="zh-CN" w:bidi="ar"/>
               </w:rPr>
               <w:t>回复检查电池、长按电源键</w:t>
@@ -6038,7 +5804,7 @@
         </w:tc>
         <w:tc>
           <w:tcPr>
-            <w:tcW w:w="1350" w:type="dxa"/>
+            <w:tcW w:w="1347" w:type="dxa"/>
             <w:tcBorders>
               <w:top w:val="single" w:color="auto" w:sz="4" w:space="0"/>
               <w:left w:val="nil"/>
@@ -6087,7 +5853,6 @@
                 <w:kern w:val="0"/>
                 <w:sz w:val="30"/>
                 <w:szCs w:val="30"/>
-                <w:bdr w:val="none" w:color="auto" w:sz="0" w:space="0"/>
                 <w:lang w:val="en-US" w:eastAsia="zh-CN" w:bidi="ar"/>
               </w:rPr>
               <w:t>同预期</w:t>
@@ -6096,7 +5861,7 @@
         </w:tc>
         <w:tc>
           <w:tcPr>
-            <w:tcW w:w="870" w:type="dxa"/>
+            <w:tcW w:w="940" w:type="dxa"/>
             <w:tcBorders>
               <w:top w:val="single" w:color="auto" w:sz="4" w:space="0"/>
               <w:left w:val="nil"/>
@@ -6145,7 +5910,6 @@
                 <w:kern w:val="0"/>
                 <w:sz w:val="30"/>
                 <w:szCs w:val="30"/>
-                <w:bdr w:val="none" w:color="auto" w:sz="0" w:space="0"/>
                 <w:lang w:val="en-US" w:eastAsia="zh-CN" w:bidi="ar"/>
               </w:rPr>
               <w:t>✅通过</w:t>
@@ -6160,7 +5924,7 @@
         </w:trPr>
         <w:tc>
           <w:tcPr>
-            <w:tcW w:w="1350" w:type="dxa"/>
+            <w:tcW w:w="1332" w:type="dxa"/>
             <w:tcBorders>
               <w:top w:val="nil"/>
               <w:left w:val="nil"/>
@@ -6209,7 +5973,6 @@
                 <w:kern w:val="0"/>
                 <w:sz w:val="30"/>
                 <w:szCs w:val="30"/>
-                <w:bdr w:val="none" w:color="auto" w:sz="0" w:space="0"/>
                 <w:lang w:val="en-US" w:eastAsia="zh-CN" w:bidi="ar"/>
               </w:rPr>
               <w:t>功能测试</w:t>
@@ -6218,7 +5981,7 @@
         </w:tc>
         <w:tc>
           <w:tcPr>
-            <w:tcW w:w="2497" w:type="dxa"/>
+            <w:tcW w:w="2473" w:type="dxa"/>
             <w:tcBorders>
               <w:top w:val="nil"/>
               <w:left w:val="nil"/>
@@ -6267,7 +6030,6 @@
                 <w:kern w:val="0"/>
                 <w:sz w:val="30"/>
                 <w:szCs w:val="30"/>
-                <w:bdr w:val="none" w:color="auto" w:sz="0" w:space="0"/>
                 <w:lang w:val="en-US" w:eastAsia="zh-CN" w:bidi="ar"/>
               </w:rPr>
               <w:t>用户问“图传信号弱”</w:t>
@@ -6276,7 +6038,7 @@
         </w:tc>
         <w:tc>
           <w:tcPr>
-            <w:tcW w:w="2250" w:type="dxa"/>
+            <w:tcW w:w="2225" w:type="dxa"/>
             <w:tcBorders>
               <w:top w:val="nil"/>
               <w:left w:val="nil"/>
@@ -6325,7 +6087,6 @@
                 <w:kern w:val="0"/>
                 <w:sz w:val="30"/>
                 <w:szCs w:val="30"/>
-                <w:bdr w:val="none" w:color="auto" w:sz="0" w:space="0"/>
                 <w:lang w:val="en-US" w:eastAsia="zh-CN" w:bidi="ar"/>
               </w:rPr>
               <w:t>回复检查天线、切换频段</w:t>
@@ -6334,7 +6095,7 @@
         </w:tc>
         <w:tc>
           <w:tcPr>
-            <w:tcW w:w="1350" w:type="dxa"/>
+            <w:tcW w:w="1347" w:type="dxa"/>
             <w:tcBorders>
               <w:top w:val="nil"/>
               <w:left w:val="nil"/>
@@ -6383,7 +6144,6 @@
                 <w:kern w:val="0"/>
                 <w:sz w:val="30"/>
                 <w:szCs w:val="30"/>
-                <w:bdr w:val="none" w:color="auto" w:sz="0" w:space="0"/>
                 <w:lang w:val="en-US" w:eastAsia="zh-CN" w:bidi="ar"/>
               </w:rPr>
               <w:t>同预期</w:t>
@@ -6392,7 +6152,7 @@
         </w:tc>
         <w:tc>
           <w:tcPr>
-            <w:tcW w:w="870" w:type="dxa"/>
+            <w:tcW w:w="940" w:type="dxa"/>
             <w:tcBorders>
               <w:top w:val="nil"/>
               <w:left w:val="nil"/>
@@ -6441,7 +6201,6 @@
                 <w:kern w:val="0"/>
                 <w:sz w:val="30"/>
                 <w:szCs w:val="30"/>
-                <w:bdr w:val="none" w:color="auto" w:sz="0" w:space="0"/>
                 <w:lang w:val="en-US" w:eastAsia="zh-CN" w:bidi="ar"/>
               </w:rPr>
               <w:t>✅通过</w:t>
@@ -6456,7 +6215,7 @@
         </w:trPr>
         <w:tc>
           <w:tcPr>
-            <w:tcW w:w="1350" w:type="dxa"/>
+            <w:tcW w:w="1332" w:type="dxa"/>
             <w:tcBorders>
               <w:top w:val="nil"/>
               <w:left w:val="nil"/>
@@ -6505,7 +6264,6 @@
                 <w:kern w:val="0"/>
                 <w:sz w:val="30"/>
                 <w:szCs w:val="30"/>
-                <w:bdr w:val="none" w:color="auto" w:sz="0" w:space="0"/>
                 <w:lang w:val="en-US" w:eastAsia="zh-CN" w:bidi="ar"/>
               </w:rPr>
               <w:t>功能测试</w:t>
@@ -6514,7 +6272,7 @@
         </w:tc>
         <w:tc>
           <w:tcPr>
-            <w:tcW w:w="2497" w:type="dxa"/>
+            <w:tcW w:w="2473" w:type="dxa"/>
             <w:tcBorders>
               <w:top w:val="nil"/>
               <w:left w:val="nil"/>
@@ -6563,7 +6321,6 @@
                 <w:kern w:val="0"/>
                 <w:sz w:val="30"/>
                 <w:szCs w:val="30"/>
-                <w:bdr w:val="none" w:color="auto" w:sz="0" w:space="0"/>
                 <w:lang w:val="en-US" w:eastAsia="zh-CN" w:bidi="ar"/>
               </w:rPr>
               <w:t>用户问“保修多久”</w:t>
@@ -6572,7 +6329,7 @@
         </w:tc>
         <w:tc>
           <w:tcPr>
-            <w:tcW w:w="2250" w:type="dxa"/>
+            <w:tcW w:w="2225" w:type="dxa"/>
             <w:tcBorders>
               <w:top w:val="nil"/>
               <w:left w:val="nil"/>
@@ -6621,7 +6378,6 @@
                 <w:kern w:val="0"/>
                 <w:sz w:val="30"/>
                 <w:szCs w:val="30"/>
-                <w:bdr w:val="none" w:color="auto" w:sz="0" w:space="0"/>
                 <w:lang w:val="en-US" w:eastAsia="zh-CN" w:bidi="ar"/>
               </w:rPr>
               <w:t>回复整机1年，电池6个月</w:t>
@@ -6630,7 +6386,7 @@
         </w:tc>
         <w:tc>
           <w:tcPr>
-            <w:tcW w:w="1350" w:type="dxa"/>
+            <w:tcW w:w="1347" w:type="dxa"/>
             <w:tcBorders>
               <w:top w:val="nil"/>
               <w:left w:val="nil"/>
@@ -6679,7 +6435,6 @@
                 <w:kern w:val="0"/>
                 <w:sz w:val="30"/>
                 <w:szCs w:val="30"/>
-                <w:bdr w:val="none" w:color="auto" w:sz="0" w:space="0"/>
                 <w:lang w:val="en-US" w:eastAsia="zh-CN" w:bidi="ar"/>
               </w:rPr>
               <w:t>同预期</w:t>
@@ -6688,7 +6443,7 @@
         </w:tc>
         <w:tc>
           <w:tcPr>
-            <w:tcW w:w="870" w:type="dxa"/>
+            <w:tcW w:w="940" w:type="dxa"/>
             <w:tcBorders>
               <w:top w:val="nil"/>
               <w:left w:val="nil"/>
@@ -6737,7 +6492,6 @@
                 <w:kern w:val="0"/>
                 <w:sz w:val="30"/>
                 <w:szCs w:val="30"/>
-                <w:bdr w:val="none" w:color="auto" w:sz="0" w:space="0"/>
                 <w:lang w:val="en-US" w:eastAsia="zh-CN" w:bidi="ar"/>
               </w:rPr>
               <w:t>✅通过</w:t>
@@ -6752,7 +6506,7 @@
         </w:trPr>
         <w:tc>
           <w:tcPr>
-            <w:tcW w:w="1350" w:type="dxa"/>
+            <w:tcW w:w="1332" w:type="dxa"/>
             <w:tcBorders>
               <w:top w:val="nil"/>
               <w:left w:val="nil"/>
@@ -6801,7 +6555,6 @@
                 <w:kern w:val="0"/>
                 <w:sz w:val="30"/>
                 <w:szCs w:val="30"/>
-                <w:bdr w:val="none" w:color="auto" w:sz="0" w:space="0"/>
                 <w:lang w:val="en-US" w:eastAsia="zh-CN" w:bidi="ar"/>
               </w:rPr>
               <w:t>功能测试</w:t>
@@ -6810,7 +6563,7 @@
         </w:tc>
         <w:tc>
           <w:tcPr>
-            <w:tcW w:w="2497" w:type="dxa"/>
+            <w:tcW w:w="2473" w:type="dxa"/>
             <w:tcBorders>
               <w:top w:val="nil"/>
               <w:left w:val="nil"/>
@@ -6859,7 +6612,6 @@
                 <w:kern w:val="0"/>
                 <w:sz w:val="30"/>
                 <w:szCs w:val="30"/>
-                <w:bdr w:val="none" w:color="auto" w:sz="0" w:space="0"/>
                 <w:lang w:val="en-US" w:eastAsia="zh-CN" w:bidi="ar"/>
               </w:rPr>
               <w:t>用户问“天气怎么样”（知识库外）</w:t>
@@ -6868,7 +6620,7 @@
         </w:tc>
         <w:tc>
           <w:tcPr>
-            <w:tcW w:w="2250" w:type="dxa"/>
+            <w:tcW w:w="2225" w:type="dxa"/>
             <w:tcBorders>
               <w:top w:val="nil"/>
               <w:left w:val="nil"/>
@@ -6917,7 +6669,6 @@
                 <w:kern w:val="0"/>
                 <w:sz w:val="30"/>
                 <w:szCs w:val="30"/>
-                <w:bdr w:val="none" w:color="auto" w:sz="0" w:space="0"/>
                 <w:lang w:val="en-US" w:eastAsia="zh-CN" w:bidi="ar"/>
               </w:rPr>
               <w:t>礼貌告知无法回答</w:t>
@@ -6926,7 +6677,7 @@
         </w:tc>
         <w:tc>
           <w:tcPr>
-            <w:tcW w:w="1350" w:type="dxa"/>
+            <w:tcW w:w="1347" w:type="dxa"/>
             <w:tcBorders>
               <w:top w:val="nil"/>
               <w:left w:val="nil"/>
@@ -6975,7 +6726,6 @@
                 <w:kern w:val="0"/>
                 <w:sz w:val="30"/>
                 <w:szCs w:val="30"/>
-                <w:bdr w:val="none" w:color="auto" w:sz="0" w:space="0"/>
                 <w:lang w:val="en-US" w:eastAsia="zh-CN" w:bidi="ar"/>
               </w:rPr>
               <w:t>回复“我是售后助手，无法查询天气”</w:t>
@@ -6984,7 +6734,7 @@
         </w:tc>
         <w:tc>
           <w:tcPr>
-            <w:tcW w:w="870" w:type="dxa"/>
+            <w:tcW w:w="940" w:type="dxa"/>
             <w:tcBorders>
               <w:top w:val="nil"/>
               <w:left w:val="nil"/>
@@ -7033,7 +6783,6 @@
                 <w:kern w:val="0"/>
                 <w:sz w:val="30"/>
                 <w:szCs w:val="30"/>
-                <w:bdr w:val="none" w:color="auto" w:sz="0" w:space="0"/>
                 <w:lang w:val="en-US" w:eastAsia="zh-CN" w:bidi="ar"/>
               </w:rPr>
               <w:t>✅通过</w:t>
@@ -7048,7 +6797,7 @@
         </w:trPr>
         <w:tc>
           <w:tcPr>
-            <w:tcW w:w="1350" w:type="dxa"/>
+            <w:tcW w:w="1332" w:type="dxa"/>
             <w:tcBorders>
               <w:top w:val="nil"/>
               <w:left w:val="nil"/>
@@ -7097,16 +6846,15 @@
                 <w:kern w:val="0"/>
                 <w:sz w:val="30"/>
                 <w:szCs w:val="30"/>
-                <w:bdr w:val="none" w:color="auto" w:sz="0" w:space="0"/>
                 <w:lang w:val="en-US" w:eastAsia="zh-CN" w:bidi="ar"/>
               </w:rPr>
-              <w:t>多轮对话测试</w:t>
-            </w:r>
-          </w:p>
-        </w:tc>
-        <w:tc>
-          <w:tcPr>
-            <w:tcW w:w="2497" w:type="dxa"/>
+              <w:t>边界测试</w:t>
+            </w:r>
+          </w:p>
+        </w:tc>
+        <w:tc>
+          <w:tcPr>
+            <w:tcW w:w="2473" w:type="dxa"/>
             <w:tcBorders>
               <w:top w:val="nil"/>
               <w:left w:val="nil"/>
@@ -7155,16 +6903,15 @@
                 <w:kern w:val="0"/>
                 <w:sz w:val="30"/>
                 <w:szCs w:val="30"/>
-                <w:bdr w:val="none" w:color="auto" w:sz="0" w:space="0"/>
                 <w:lang w:val="en-US" w:eastAsia="zh-CN" w:bidi="ar"/>
               </w:rPr>
-              <w:t>第一轮“无法开机”，第二轮“我检查了电池还是不行”</w:t>
-            </w:r>
-          </w:p>
-        </w:tc>
-        <w:tc>
-          <w:tcPr>
-            <w:tcW w:w="2250" w:type="dxa"/>
+              <w:t>用户输入“哈哈”（无意义）</w:t>
+            </w:r>
+          </w:p>
+        </w:tc>
+        <w:tc>
+          <w:tcPr>
+            <w:tcW w:w="2225" w:type="dxa"/>
             <w:tcBorders>
               <w:top w:val="nil"/>
               <w:left w:val="nil"/>
@@ -7213,16 +6960,15 @@
                 <w:kern w:val="0"/>
                 <w:sz w:val="30"/>
                 <w:szCs w:val="30"/>
-                <w:bdr w:val="none" w:color="auto" w:sz="0" w:space="0"/>
                 <w:lang w:val="en-US" w:eastAsia="zh-CN" w:bidi="ar"/>
               </w:rPr>
-              <w:t>AI结合历史给出进一步建议</w:t>
-            </w:r>
-          </w:p>
-        </w:tc>
-        <w:tc>
-          <w:tcPr>
-            <w:tcW w:w="1350" w:type="dxa"/>
+              <w:t>通用回复或引导</w:t>
+            </w:r>
+          </w:p>
+        </w:tc>
+        <w:tc>
+          <w:tcPr>
+            <w:tcW w:w="1347" w:type="dxa"/>
             <w:tcBorders>
               <w:top w:val="nil"/>
               <w:left w:val="nil"/>
@@ -7271,16 +7017,15 @@
                 <w:kern w:val="0"/>
                 <w:sz w:val="30"/>
                 <w:szCs w:val="30"/>
-                <w:bdr w:val="none" w:color="auto" w:sz="0" w:space="0"/>
                 <w:lang w:val="en-US" w:eastAsia="zh-CN" w:bidi="ar"/>
               </w:rPr>
-              <w:t>AI回复“如果长按电源键仍无效，请联系售后”</w:t>
-            </w:r>
-          </w:p>
-        </w:tc>
-        <w:tc>
-          <w:tcPr>
-            <w:tcW w:w="870" w:type="dxa"/>
+              <w:t>回复通用模板“我会尽力为您解答”</w:t>
+            </w:r>
+          </w:p>
+        </w:tc>
+        <w:tc>
+          <w:tcPr>
+            <w:tcW w:w="940" w:type="dxa"/>
             <w:tcBorders>
               <w:top w:val="nil"/>
               <w:left w:val="nil"/>
@@ -7329,7 +7074,6 @@
                 <w:kern w:val="0"/>
                 <w:sz w:val="30"/>
                 <w:szCs w:val="30"/>
-                <w:bdr w:val="none" w:color="auto" w:sz="0" w:space="0"/>
                 <w:lang w:val="en-US" w:eastAsia="zh-CN" w:bidi="ar"/>
               </w:rPr>
               <w:t>✅通过</w:t>
@@ -7344,7 +7088,7 @@
         </w:trPr>
         <w:tc>
           <w:tcPr>
-            <w:tcW w:w="1350" w:type="dxa"/>
+            <w:tcW w:w="1332" w:type="dxa"/>
             <w:tcBorders>
               <w:top w:val="nil"/>
               <w:left w:val="nil"/>
@@ -7393,16 +7137,15 @@
                 <w:kern w:val="0"/>
                 <w:sz w:val="30"/>
                 <w:szCs w:val="30"/>
-                <w:bdr w:val="none" w:color="auto" w:sz="0" w:space="0"/>
                 <w:lang w:val="en-US" w:eastAsia="zh-CN" w:bidi="ar"/>
               </w:rPr>
-              <w:t>边界测试</w:t>
-            </w:r>
-          </w:p>
-        </w:tc>
-        <w:tc>
-          <w:tcPr>
-            <w:tcW w:w="2497" w:type="dxa"/>
+              <w:t>后台测试</w:t>
+            </w:r>
+          </w:p>
+        </w:tc>
+        <w:tc>
+          <w:tcPr>
+            <w:tcW w:w="2473" w:type="dxa"/>
             <w:tcBorders>
               <w:top w:val="nil"/>
               <w:left w:val="nil"/>
@@ -7451,16 +7194,32 @@
                 <w:kern w:val="0"/>
                 <w:sz w:val="30"/>
                 <w:szCs w:val="30"/>
-                <w:bdr w:val="none" w:color="auto" w:sz="0" w:space="0"/>
                 <w:lang w:val="en-US" w:eastAsia="zh-CN" w:bidi="ar"/>
               </w:rPr>
-              <w:t>用户输入“哈哈”（无意义）</w:t>
-            </w:r>
-          </w:p>
-        </w:tc>
-        <w:tc>
-          <w:tcPr>
-            <w:tcW w:w="2250" w:type="dxa"/>
+              <w:t>查看对话记</w:t>
+            </w:r>
+            <w:bookmarkStart w:id="0" w:name="_GoBack"/>
+            <w:bookmarkEnd w:id="0"/>
+            <w:r>
+              <w:rPr>
+                <w:rFonts w:hint="default" w:ascii="Helvetica Neue" w:hAnsi="Helvetica Neue" w:eastAsia="Helvetica Neue" w:cs="Helvetica Neue"/>
+                <w:i w:val="0"/>
+                <w:iCs w:val="0"/>
+                <w:caps w:val="0"/>
+                <w:color w:val="0F1115"/>
+                <w:spacing w:val="0"/>
+                <w:kern w:val="0"/>
+                <w:sz w:val="30"/>
+                <w:szCs w:val="30"/>
+                <w:lang w:val="en-US" w:eastAsia="zh-CN" w:bidi="ar"/>
+              </w:rPr>
+              <w:t>录表格</w:t>
+            </w:r>
+          </w:p>
+        </w:tc>
+        <w:tc>
+          <w:tcPr>
+            <w:tcW w:w="2225" w:type="dxa"/>
             <w:tcBorders>
               <w:top w:val="nil"/>
               <w:left w:val="nil"/>
@@ -7509,16 +7268,15 @@
                 <w:kern w:val="0"/>
                 <w:sz w:val="30"/>
                 <w:szCs w:val="30"/>
-                <w:bdr w:val="none" w:color="auto" w:sz="0" w:space="0"/>
                 <w:lang w:val="en-US" w:eastAsia="zh-CN" w:bidi="ar"/>
               </w:rPr>
-              <w:t>通用回复或引导</w:t>
-            </w:r>
-          </w:p>
-        </w:tc>
-        <w:tc>
-          <w:tcPr>
-            <w:tcW w:w="1350" w:type="dxa"/>
+              <w:t>显示所有对话</w:t>
+            </w:r>
+          </w:p>
+        </w:tc>
+        <w:tc>
+          <w:tcPr>
+            <w:tcW w:w="1347" w:type="dxa"/>
             <w:tcBorders>
               <w:top w:val="nil"/>
               <w:left w:val="nil"/>
@@ -7567,16 +7325,15 @@
                 <w:kern w:val="0"/>
                 <w:sz w:val="30"/>
                 <w:szCs w:val="30"/>
-                <w:bdr w:val="none" w:color="auto" w:sz="0" w:space="0"/>
                 <w:lang w:val="en-US" w:eastAsia="zh-CN" w:bidi="ar"/>
               </w:rPr>
-              <w:t>回复通用模板“我会尽力为您解答”</w:t>
-            </w:r>
-          </w:p>
-        </w:tc>
-        <w:tc>
-          <w:tcPr>
-            <w:tcW w:w="870" w:type="dxa"/>
+              <w:t>表格正常显示，含会话ID</w:t>
+            </w:r>
+          </w:p>
+        </w:tc>
+        <w:tc>
+          <w:tcPr>
+            <w:tcW w:w="940" w:type="dxa"/>
             <w:tcBorders>
               <w:top w:val="nil"/>
               <w:left w:val="nil"/>
@@ -7625,7 +7382,6 @@
                 <w:kern w:val="0"/>
                 <w:sz w:val="30"/>
                 <w:szCs w:val="30"/>
-                <w:bdr w:val="none" w:color="auto" w:sz="0" w:space="0"/>
                 <w:lang w:val="en-US" w:eastAsia="zh-CN" w:bidi="ar"/>
               </w:rPr>
               <w:t>✅通过</w:t>
@@ -7640,303 +7396,7 @@
         </w:trPr>
         <w:tc>
           <w:tcPr>
-            <w:tcW w:w="1350" w:type="dxa"/>
-            <w:tcBorders>
-              <w:top w:val="nil"/>
-              <w:left w:val="nil"/>
-              <w:bottom w:val="nil"/>
-              <w:right w:val="nil"/>
-            </w:tcBorders>
-            <w:shd w:val="clear" w:color="auto" w:fill="FFFFFF"/>
-            <w:noWrap w:val="0"/>
-            <w:tcMar>
-              <w:top w:w="200" w:type="dxa"/>
-              <w:left w:w="-1" w:type="dxa"/>
-              <w:bottom w:w="200" w:type="dxa"/>
-              <w:right w:w="320" w:type="dxa"/>
-            </w:tcMar>
-            <w:vAlign w:val="center"/>
-          </w:tcPr>
-          <w:p>
-            <w:pPr>
-              <w:keepNext/>
-              <w:keepLines w:val="0"/>
-              <w:widowControl/>
-              <w:suppressLineNumbers w:val="0"/>
-              <w:snapToGrid w:val="0"/>
-              <w:spacing w:line="240" w:lineRule="auto"/>
-              <w:ind w:left="0" w:leftChars="0" w:right="0" w:rightChars="0" w:firstLine="0" w:firstLineChars="0"/>
-              <w:jc w:val="center"/>
-              <w:rPr>
-                <w:rFonts w:hint="default" w:ascii="Helvetica Neue" w:hAnsi="Helvetica Neue" w:eastAsia="Helvetica Neue" w:cs="Helvetica Neue"/>
-                <w:i w:val="0"/>
-                <w:iCs w:val="0"/>
-                <w:caps w:val="0"/>
-                <w:color w:val="0F1115"/>
-                <w:spacing w:val="0"/>
-                <w:sz w:val="30"/>
-                <w:szCs w:val="30"/>
-              </w:rPr>
-            </w:pPr>
-            <w:r>
-              <w:rPr>
-                <w:rFonts w:hint="default" w:ascii="Helvetica Neue" w:hAnsi="Helvetica Neue" w:eastAsia="Helvetica Neue" w:cs="Helvetica Neue"/>
-                <w:i w:val="0"/>
-                <w:iCs w:val="0"/>
-                <w:caps w:val="0"/>
-                <w:color w:val="0F1115"/>
-                <w:spacing w:val="0"/>
-                <w:kern w:val="0"/>
-                <w:sz w:val="30"/>
-                <w:szCs w:val="30"/>
-                <w:bdr w:val="none" w:color="auto" w:sz="0" w:space="0"/>
-                <w:lang w:val="en-US" w:eastAsia="zh-CN" w:bidi="ar"/>
-              </w:rPr>
-              <w:t>后台测试</w:t>
-            </w:r>
-          </w:p>
-        </w:tc>
-        <w:tc>
-          <w:tcPr>
-            <w:tcW w:w="2497" w:type="dxa"/>
-            <w:tcBorders>
-              <w:top w:val="nil"/>
-              <w:left w:val="nil"/>
-              <w:bottom w:val="nil"/>
-              <w:right w:val="nil"/>
-            </w:tcBorders>
-            <w:shd w:val="clear" w:color="auto" w:fill="FFFFFF"/>
-            <w:noWrap w:val="0"/>
-            <w:tcMar>
-              <w:top w:w="200" w:type="dxa"/>
-              <w:left w:w="320" w:type="dxa"/>
-              <w:bottom w:w="200" w:type="dxa"/>
-              <w:right w:w="320" w:type="dxa"/>
-            </w:tcMar>
-            <w:vAlign w:val="center"/>
-          </w:tcPr>
-          <w:p>
-            <w:pPr>
-              <w:keepNext/>
-              <w:keepLines w:val="0"/>
-              <w:widowControl/>
-              <w:suppressLineNumbers w:val="0"/>
-              <w:snapToGrid w:val="0"/>
-              <w:spacing w:line="240" w:lineRule="auto"/>
-              <w:ind w:left="0" w:leftChars="0" w:right="0" w:rightChars="0" w:firstLine="0" w:firstLineChars="0"/>
-              <w:jc w:val="left"/>
-              <w:rPr>
-                <w:rFonts w:hint="default" w:ascii="Helvetica Neue" w:hAnsi="Helvetica Neue" w:eastAsia="Helvetica Neue" w:cs="Helvetica Neue"/>
-                <w:i w:val="0"/>
-                <w:iCs w:val="0"/>
-                <w:caps w:val="0"/>
-                <w:color w:val="0F1115"/>
-                <w:spacing w:val="0"/>
-                <w:sz w:val="30"/>
-                <w:szCs w:val="30"/>
-              </w:rPr>
-            </w:pPr>
-            <w:r>
-              <w:rPr>
-                <w:rFonts w:hint="default" w:ascii="Helvetica Neue" w:hAnsi="Helvetica Neue" w:eastAsia="Helvetica Neue" w:cs="Helvetica Neue"/>
-                <w:i w:val="0"/>
-                <w:iCs w:val="0"/>
-                <w:caps w:val="0"/>
-                <w:color w:val="0F1115"/>
-                <w:spacing w:val="0"/>
-                <w:kern w:val="0"/>
-                <w:sz w:val="30"/>
-                <w:szCs w:val="30"/>
-                <w:bdr w:val="none" w:color="auto" w:sz="0" w:space="0"/>
-                <w:lang w:val="en-US" w:eastAsia="zh-CN" w:bidi="ar"/>
-              </w:rPr>
-              <w:t>查看对话记录表格</w:t>
-            </w:r>
-          </w:p>
-        </w:tc>
-        <w:tc>
-          <w:tcPr>
-            <w:tcW w:w="2250" w:type="dxa"/>
-            <w:tcBorders>
-              <w:top w:val="nil"/>
-              <w:left w:val="nil"/>
-              <w:bottom w:val="nil"/>
-              <w:right w:val="nil"/>
-            </w:tcBorders>
-            <w:shd w:val="clear" w:color="auto" w:fill="FFFFFF"/>
-            <w:noWrap w:val="0"/>
-            <w:tcMar>
-              <w:top w:w="200" w:type="dxa"/>
-              <w:left w:w="320" w:type="dxa"/>
-              <w:bottom w:w="200" w:type="dxa"/>
-              <w:right w:w="320" w:type="dxa"/>
-            </w:tcMar>
-            <w:vAlign w:val="center"/>
-          </w:tcPr>
-          <w:p>
-            <w:pPr>
-              <w:keepNext/>
-              <w:keepLines w:val="0"/>
-              <w:widowControl/>
-              <w:suppressLineNumbers w:val="0"/>
-              <w:snapToGrid w:val="0"/>
-              <w:spacing w:line="240" w:lineRule="auto"/>
-              <w:ind w:left="0" w:leftChars="0" w:right="0" w:rightChars="0" w:firstLine="0" w:firstLineChars="0"/>
-              <w:jc w:val="left"/>
-              <w:rPr>
-                <w:rFonts w:hint="default" w:ascii="Helvetica Neue" w:hAnsi="Helvetica Neue" w:eastAsia="Helvetica Neue" w:cs="Helvetica Neue"/>
-                <w:i w:val="0"/>
-                <w:iCs w:val="0"/>
-                <w:caps w:val="0"/>
-                <w:color w:val="0F1115"/>
-                <w:spacing w:val="0"/>
-                <w:sz w:val="30"/>
-                <w:szCs w:val="30"/>
-              </w:rPr>
-            </w:pPr>
-            <w:r>
-              <w:rPr>
-                <w:rFonts w:hint="default" w:ascii="Helvetica Neue" w:hAnsi="Helvetica Neue" w:eastAsia="Helvetica Neue" w:cs="Helvetica Neue"/>
-                <w:i w:val="0"/>
-                <w:iCs w:val="0"/>
-                <w:caps w:val="0"/>
-                <w:color w:val="0F1115"/>
-                <w:spacing w:val="0"/>
-                <w:kern w:val="0"/>
-                <w:sz w:val="30"/>
-                <w:szCs w:val="30"/>
-                <w:bdr w:val="none" w:color="auto" w:sz="0" w:space="0"/>
-                <w:lang w:val="en-US" w:eastAsia="zh-CN" w:bidi="ar"/>
-              </w:rPr>
-              <w:t>显示所有对话</w:t>
-            </w:r>
-          </w:p>
-        </w:tc>
-        <w:tc>
-          <w:tcPr>
-            <w:tcW w:w="1350" w:type="dxa"/>
-            <w:tcBorders>
-              <w:top w:val="nil"/>
-              <w:left w:val="nil"/>
-              <w:bottom w:val="nil"/>
-              <w:right w:val="nil"/>
-            </w:tcBorders>
-            <w:shd w:val="clear" w:color="auto" w:fill="FFFFFF"/>
-            <w:noWrap w:val="0"/>
-            <w:tcMar>
-              <w:top w:w="200" w:type="dxa"/>
-              <w:left w:w="320" w:type="dxa"/>
-              <w:bottom w:w="200" w:type="dxa"/>
-              <w:right w:w="320" w:type="dxa"/>
-            </w:tcMar>
-            <w:vAlign w:val="center"/>
-          </w:tcPr>
-          <w:p>
-            <w:pPr>
-              <w:keepNext/>
-              <w:keepLines w:val="0"/>
-              <w:widowControl/>
-              <w:suppressLineNumbers w:val="0"/>
-              <w:snapToGrid w:val="0"/>
-              <w:spacing w:line="240" w:lineRule="auto"/>
-              <w:ind w:left="0" w:leftChars="0" w:right="0" w:rightChars="0" w:firstLine="0" w:firstLineChars="0"/>
-              <w:jc w:val="left"/>
-              <w:rPr>
-                <w:rFonts w:hint="default" w:ascii="Helvetica Neue" w:hAnsi="Helvetica Neue" w:eastAsia="Helvetica Neue" w:cs="Helvetica Neue"/>
-                <w:i w:val="0"/>
-                <w:iCs w:val="0"/>
-                <w:caps w:val="0"/>
-                <w:color w:val="0F1115"/>
-                <w:spacing w:val="0"/>
-                <w:sz w:val="30"/>
-                <w:szCs w:val="30"/>
-              </w:rPr>
-            </w:pPr>
-            <w:r>
-              <w:rPr>
-                <w:rFonts w:hint="default" w:ascii="Helvetica Neue" w:hAnsi="Helvetica Neue" w:eastAsia="Helvetica Neue" w:cs="Helvetica Neue"/>
-                <w:i w:val="0"/>
-                <w:iCs w:val="0"/>
-                <w:caps w:val="0"/>
-                <w:color w:val="0F1115"/>
-                <w:spacing w:val="0"/>
-                <w:kern w:val="0"/>
-                <w:sz w:val="30"/>
-                <w:szCs w:val="30"/>
-                <w:bdr w:val="none" w:color="auto" w:sz="0" w:space="0"/>
-                <w:lang w:val="en-US" w:eastAsia="zh-CN" w:bidi="ar"/>
-              </w:rPr>
-              <w:t>表格正常显示，含会话ID</w:t>
-            </w:r>
-          </w:p>
-        </w:tc>
-        <w:tc>
-          <w:tcPr>
-            <w:tcW w:w="870" w:type="dxa"/>
-            <w:tcBorders>
-              <w:top w:val="nil"/>
-              <w:left w:val="nil"/>
-              <w:bottom w:val="nil"/>
-              <w:right w:val="nil"/>
-            </w:tcBorders>
-            <w:shd w:val="clear" w:color="auto" w:fill="FFFFFF"/>
-            <w:noWrap w:val="0"/>
-            <w:tcMar>
-              <w:top w:w="200" w:type="dxa"/>
-              <w:left w:w="320" w:type="dxa"/>
-              <w:bottom w:w="200" w:type="dxa"/>
-              <w:right w:w="-1" w:type="dxa"/>
-            </w:tcMar>
-            <w:vAlign w:val="center"/>
-          </w:tcPr>
-          <w:p>
-            <w:pPr>
-              <w:keepNext/>
-              <w:keepLines w:val="0"/>
-              <w:widowControl/>
-              <w:suppressLineNumbers w:val="0"/>
-              <w:snapToGrid w:val="0"/>
-              <w:spacing w:line="240" w:lineRule="auto"/>
-              <w:ind w:left="0" w:leftChars="0" w:right="0" w:rightChars="0" w:firstLine="0" w:firstLineChars="0"/>
-              <w:jc w:val="left"/>
-              <w:rPr>
-                <w:rFonts w:hint="default" w:ascii="Helvetica Neue" w:hAnsi="Helvetica Neue" w:eastAsia="Helvetica Neue" w:cs="Helvetica Neue"/>
-                <w:i w:val="0"/>
-                <w:iCs w:val="0"/>
-                <w:caps w:val="0"/>
-                <w:color w:val="0F1115"/>
-                <w:spacing w:val="0"/>
-                <w:sz w:val="30"/>
-                <w:szCs w:val="30"/>
-              </w:rPr>
-            </w:pPr>
-            <w:r>
-              <w:rPr>
-                <w:rFonts w:hint="default" w:ascii="Helvetica Neue" w:hAnsi="Helvetica Neue" w:eastAsia="Helvetica Neue" w:cs="Helvetica Neue"/>
-                <w:i w:val="0"/>
-                <w:iCs w:val="0"/>
-                <w:caps w:val="0"/>
-                <w:color w:val="0F1115"/>
-                <w:spacing w:val="0"/>
-                <w:kern w:val="0"/>
-                <w:sz w:val="30"/>
-                <w:szCs w:val="30"/>
-                <w:bdr w:val="none" w:color="auto" w:sz="0" w:space="0"/>
-                <w:lang w:val="en-US" w:eastAsia="zh-CN" w:bidi="ar"/>
-              </w:rPr>
-              <w:t>✅通过</w:t>
-            </w:r>
-          </w:p>
-        </w:tc>
-      </w:tr>
-      <w:tr>
-        <w:trPr>
-          <w:trHeight w:val="0" w:hRule="atLeast"/>
-          <w:jc w:val="center"/>
-        </w:trPr>
-        <w:tc>
-          <w:tcPr>
-            <w:tcW w:w="1350" w:type="dxa"/>
+            <w:tcW w:w="1332" w:type="dxa"/>
             <w:tcBorders>
               <w:top w:val="nil"/>
               <w:left w:val="nil"/>
@@ -7985,7 +7445,6 @@
                 <w:kern w:val="0"/>
                 <w:sz w:val="30"/>
                 <w:szCs w:val="30"/>
-                <w:bdr w:val="none" w:color="auto" w:sz="0" w:space="0"/>
                 <w:lang w:val="en-US" w:eastAsia="zh-CN" w:bidi="ar"/>
               </w:rPr>
               <w:t>后台测试</w:t>
@@ -7994,7 +7453,7 @@
         </w:tc>
         <w:tc>
           <w:tcPr>
-            <w:tcW w:w="2497" w:type="dxa"/>
+            <w:tcW w:w="2473" w:type="dxa"/>
             <w:tcBorders>
               <w:top w:val="nil"/>
               <w:left w:val="nil"/>
@@ -8043,7 +7502,6 @@
                 <w:kern w:val="0"/>
                 <w:sz w:val="30"/>
                 <w:szCs w:val="30"/>
-                <w:bdr w:val="none" w:color="auto" w:sz="0" w:space="0"/>
                 <w:lang w:val="en-US" w:eastAsia="zh-CN" w:bidi="ar"/>
               </w:rPr>
               <w:t>添加新FAQ，删除FAQ</w:t>
@@ -8052,7 +7510,7 @@
         </w:tc>
         <w:tc>
           <w:tcPr>
-            <w:tcW w:w="2250" w:type="dxa"/>
+            <w:tcW w:w="2225" w:type="dxa"/>
             <w:tcBorders>
               <w:top w:val="nil"/>
               <w:left w:val="nil"/>
@@ -8101,7 +7559,6 @@
                 <w:kern w:val="0"/>
                 <w:sz w:val="30"/>
                 <w:szCs w:val="30"/>
-                <w:bdr w:val="none" w:color="auto" w:sz="0" w:space="0"/>
                 <w:lang w:val="en-US" w:eastAsia="zh-CN" w:bidi="ar"/>
               </w:rPr>
               <w:t>表格即时更新</w:t>
@@ -8110,7 +7567,7 @@
         </w:tc>
         <w:tc>
           <w:tcPr>
-            <w:tcW w:w="1350" w:type="dxa"/>
+            <w:tcW w:w="1347" w:type="dxa"/>
             <w:tcBorders>
               <w:top w:val="nil"/>
               <w:left w:val="nil"/>
@@ -8159,7 +7616,6 @@
                 <w:kern w:val="0"/>
                 <w:sz w:val="30"/>
                 <w:szCs w:val="30"/>
-                <w:bdr w:val="none" w:color="auto" w:sz="0" w:space="0"/>
                 <w:lang w:val="en-US" w:eastAsia="zh-CN" w:bidi="ar"/>
               </w:rPr>
               <w:t>正常添加删除</w:t>
@@ -8168,7 +7624,7 @@
         </w:tc>
         <w:tc>
           <w:tcPr>
-            <w:tcW w:w="870" w:type="dxa"/>
+            <w:tcW w:w="940" w:type="dxa"/>
             <w:tcBorders>
               <w:top w:val="nil"/>
               <w:left w:val="nil"/>
@@ -8217,7 +7673,6 @@
                 <w:kern w:val="0"/>
                 <w:sz w:val="30"/>
                 <w:szCs w:val="30"/>
-                <w:bdr w:val="none" w:color="auto" w:sz="0" w:space="0"/>
                 <w:lang w:val="en-US" w:eastAsia="zh-CN" w:bidi="ar"/>
               </w:rPr>
               <w:t>✅通过</w:t>
@@ -8362,8 +7817,6 @@
         </w:rPr>
         <w:t>构建优化：添加 nixpacks.toml 预装系统依赖，解决 psycopg2-binary 编译问题。</w:t>
       </w:r>
-      <w:bookmarkStart w:id="0" w:name="_GoBack"/>
-      <w:bookmarkEnd w:id="0"/>
     </w:p>
     <w:p>
       <w:pPr>
@@ -9232,12 +8685,12 @@
       <w:lang w:val="en-US" w:eastAsia="zh-CN" w:bidi="ar"/>
     </w:rPr>
   </w:style>
-  <w:style w:type="character" w:default="1" w:styleId="9">
+  <w:style w:type="character" w:default="1" w:styleId="11">
     <w:name w:val="Default Paragraph Font"/>
     <w:semiHidden/>
     <w:uiPriority w:val="0"/>
   </w:style>
-  <w:style w:type="table" w:default="1" w:styleId="8">
+  <w:style w:type="table" w:default="1" w:styleId="10">
     <w:name w:val="Normal Table"/>
     <w:semiHidden/>
     <w:uiPriority w:val="0"/>
@@ -9251,6 +8704,46 @@
     </w:tblPr>
   </w:style>
   <w:style w:type="paragraph" w:styleId="6">
+    <w:name w:val="footer"/>
+    <w:basedOn w:val="1"/>
+    <w:uiPriority w:val="0"/>
+    <w:pPr>
+      <w:tabs>
+        <w:tab w:val="center" w:pos="4153"/>
+        <w:tab w:val="right" w:pos="8306"/>
+      </w:tabs>
+      <w:snapToGrid w:val="0"/>
+      <w:jc w:val="left"/>
+    </w:pPr>
+    <w:rPr>
+      <w:sz w:val="18"/>
+    </w:rPr>
+  </w:style>
+  <w:style w:type="paragraph" w:styleId="7">
+    <w:name w:val="header"/>
+    <w:basedOn w:val="1"/>
+    <w:uiPriority w:val="0"/>
+    <w:pPr>
+      <w:pBdr>
+        <w:top w:val="none" w:color="auto" w:sz="0" w:space="1"/>
+        <w:left w:val="none" w:color="auto" w:sz="0" w:space="4"/>
+        <w:bottom w:val="none" w:color="auto" w:sz="0" w:space="1"/>
+        <w:right w:val="none" w:color="auto" w:sz="0" w:space="4"/>
+      </w:pBdr>
+      <w:tabs>
+        <w:tab w:val="center" w:pos="4153"/>
+        <w:tab w:val="right" w:pos="8306"/>
+      </w:tabs>
+      <w:snapToGrid w:val="0"/>
+      <w:spacing w:line="240" w:lineRule="auto"/>
+      <w:jc w:val="both"/>
+      <w:outlineLvl w:val="9"/>
+    </w:pPr>
+    <w:rPr>
+      <w:sz w:val="18"/>
+    </w:rPr>
+  </w:style>
+  <w:style w:type="paragraph" w:styleId="8">
     <w:name w:val="HTML Preformatted"/>
     <w:basedOn w:val="1"/>
     <w:uiPriority w:val="0"/>
@@ -9283,7 +8776,7 @@
       <w:lang w:val="en-US" w:eastAsia="zh-CN" w:bidi="ar"/>
     </w:rPr>
   </w:style>
-  <w:style w:type="paragraph" w:styleId="7">
+  <w:style w:type="paragraph" w:styleId="9">
     <w:name w:val="Normal (Web)"/>
     <w:basedOn w:val="1"/>
     <w:uiPriority w:val="0"/>
@@ -9291,25 +8784,25 @@
       <w:sz w:val="24"/>
     </w:rPr>
   </w:style>
-  <w:style w:type="character" w:styleId="10">
+  <w:style w:type="character" w:styleId="12">
     <w:name w:val="Hyperlink"/>
-    <w:basedOn w:val="9"/>
+    <w:basedOn w:val="11"/>
     <w:uiPriority w:val="0"/>
     <w:rPr>
       <w:color w:val="0000FF"/>
       <w:u w:val="single"/>
     </w:rPr>
   </w:style>
-  <w:style w:type="character" w:styleId="11">
+  <w:style w:type="character" w:styleId="13">
     <w:name w:val="HTML Code"/>
-    <w:basedOn w:val="9"/>
+    <w:basedOn w:val="11"/>
     <w:uiPriority w:val="0"/>
     <w:rPr>
       <w:rFonts w:ascii="Courier New" w:hAnsi="Courier New"/>
       <w:sz w:val="20"/>
     </w:rPr>
   </w:style>
-  <w:style w:type="paragraph" w:customStyle="1" w:styleId="12">
+  <w:style w:type="paragraph" w:customStyle="1" w:styleId="14">
     <w:name w:val="p1"/>
     <w:basedOn w:val="1"/>
     <w:uiPriority w:val="0"/>

--- a/X-Drone无人机售后ai客服.docx
+++ b/X-Drone无人机售后ai客服.docx
@@ -106,14 +106,21 @@
     </w:p>
     <w:p>
       <w:pPr>
+        <w:pStyle w:val="9"/>
         <w:keepNext w:val="0"/>
         <w:keepLines w:val="0"/>
         <w:widowControl/>
         <w:suppressLineNumbers w:val="0"/>
+        <w:spacing w:before="0" w:beforeAutospacing="0" w:after="0" w:afterAutospacing="0"/>
+        <w:ind w:left="0" w:right="0"/>
         <w:jc w:val="left"/>
         <w:rPr>
-          <w:rFonts w:hint="eastAsia" w:eastAsiaTheme="minorEastAsia"/>
-          <w:lang w:eastAsia="zh-CN"/>
+          <w:color w:val="4874CB" w:themeColor="accent1"/>
+          <w14:textFill>
+            <w14:solidFill>
+              <w14:schemeClr w14:val="accent1"/>
+            </w14:solidFill>
+          </w14:textFill>
         </w:rPr>
       </w:pPr>
       <w:r>
@@ -128,22 +135,119 @@
           <w:b/>
           <w:lang w:eastAsia="zh-CN"/>
         </w:rPr>
-        <w:t>： https://x-drone-support-production.up.railway.app</w:t>
-      </w:r>
-    </w:p>
-    <w:p>
-      <w:pPr>
-        <w:pStyle w:val="14"/>
+        <w:t xml:space="preserve">： </w:t>
+      </w:r>
+      <w:r>
+        <w:rPr>
+          <w:rFonts w:ascii="Helvetica Neue" w:hAnsi="Helvetica Neue" w:eastAsia="Helvetica Neue" w:cs="Helvetica Neue"/>
+          <w:color w:val="4874CB" w:themeColor="accent1"/>
+          <w:kern w:val="0"/>
+          <w:sz w:val="26"/>
+          <w:szCs w:val="26"/>
+          <w:u w:val="single"/>
+          <w:lang w:val="en-US" w:eastAsia="zh-CN" w:bidi="ar"/>
+          <w14:textFill>
+            <w14:solidFill>
+              <w14:schemeClr w14:val="accent1"/>
+            </w14:solidFill>
+          </w14:textFill>
+        </w:rPr>
+        <w:fldChar w:fldCharType="begin"/>
+      </w:r>
+      <w:r>
+        <w:rPr>
+          <w:rFonts w:ascii="Helvetica Neue" w:hAnsi="Helvetica Neue" w:eastAsia="Helvetica Neue" w:cs="Helvetica Neue"/>
+          <w:color w:val="4874CB" w:themeColor="accent1"/>
+          <w:kern w:val="0"/>
+          <w:sz w:val="26"/>
+          <w:szCs w:val="26"/>
+          <w:u w:val="single"/>
+          <w:lang w:val="en-US" w:eastAsia="zh-CN" w:bidi="ar"/>
+          <w14:textFill>
+            <w14:solidFill>
+              <w14:schemeClr w14:val="accent1"/>
+            </w14:solidFill>
+          </w14:textFill>
+        </w:rPr>
+        <w:instrText xml:space="preserve"> HYPERLINK "https://x-drone-support-production-60e7.up.railway.app/" </w:instrText>
+      </w:r>
+      <w:r>
+        <w:rPr>
+          <w:rFonts w:ascii="Helvetica Neue" w:hAnsi="Helvetica Neue" w:eastAsia="Helvetica Neue" w:cs="Helvetica Neue"/>
+          <w:color w:val="4874CB" w:themeColor="accent1"/>
+          <w:kern w:val="0"/>
+          <w:sz w:val="26"/>
+          <w:szCs w:val="26"/>
+          <w:u w:val="single"/>
+          <w:lang w:val="en-US" w:eastAsia="zh-CN" w:bidi="ar"/>
+          <w14:textFill>
+            <w14:solidFill>
+              <w14:schemeClr w14:val="accent1"/>
+            </w14:solidFill>
+          </w14:textFill>
+        </w:rPr>
+        <w:fldChar w:fldCharType="separate"/>
+      </w:r>
+      <w:r>
+        <w:rPr>
+          <w:rStyle w:val="13"/>
+          <w:b/>
+          <w:bCs/>
+          <w:color w:val="4874CB" w:themeColor="accent1"/>
+          <w14:textFill>
+            <w14:solidFill>
+              <w14:schemeClr w14:val="accent1"/>
+            </w14:solidFill>
+          </w14:textFill>
+        </w:rPr>
+        <w:t>https://x-drone-support-production-60e7.up.railway.app</w:t>
+      </w:r>
+      <w:r>
+        <w:rPr>
+          <w:rFonts w:ascii="Helvetica Neue" w:hAnsi="Helvetica Neue" w:eastAsia="Helvetica Neue" w:cs="Helvetica Neue"/>
+          <w:color w:val="4874CB" w:themeColor="accent1"/>
+          <w:kern w:val="0"/>
+          <w:sz w:val="26"/>
+          <w:szCs w:val="26"/>
+          <w:u w:val="single"/>
+          <w:lang w:val="en-US" w:eastAsia="zh-CN" w:bidi="ar"/>
+          <w14:textFill>
+            <w14:solidFill>
+              <w14:schemeClr w14:val="accent1"/>
+            </w14:solidFill>
+          </w14:textFill>
+        </w:rPr>
+        <w:fldChar w:fldCharType="end"/>
+      </w:r>
+    </w:p>
+    <w:p>
+      <w:pPr>
+        <w:pStyle w:val="9"/>
         <w:keepNext w:val="0"/>
         <w:keepLines w:val="0"/>
         <w:widowControl/>
         <w:suppressLineNumbers w:val="0"/>
-      </w:pPr>
-    </w:p>
-    <w:p>
-      <w:r>
-        <w:rPr>
+        <w:shd w:val="clear" w:fill="FFFFFF"/>
+        <w:spacing w:before="320" w:beforeAutospacing="0" w:after="320" w:afterAutospacing="0"/>
+        <w:ind w:left="0" w:right="0" w:firstLine="0"/>
+        <w:rPr>
+          <w:rFonts w:hint="eastAsia" w:asciiTheme="minorHAnsi" w:hAnsiTheme="minorHAnsi" w:eastAsiaTheme="minorEastAsia" w:cstheme="minorBidi"/>
           <w:b/>
+          <w:color w:val="4874CB" w:themeColor="accent1"/>
+          <w:kern w:val="2"/>
+          <w:sz w:val="24"/>
+          <w:szCs w:val="24"/>
+          <w:lang w:val="en-US" w:eastAsia="zh-CN" w:bidi="ar-SA"/>
+          <w14:textFill>
+            <w14:solidFill>
+              <w14:schemeClr w14:val="accent1"/>
+            </w14:solidFill>
+          </w14:textFill>
+        </w:rPr>
+      </w:pPr>
+      <w:r>
+        <w:rPr>
+          <w:b/>
         </w:rPr>
         <w:t>代码仓库：</w:t>
       </w:r>
@@ -152,9 +256,106 @@
           <w:rFonts w:hint="eastAsia"/>
           <w:b/>
         </w:rPr>
-        <w:t xml:space="preserve"> https://github.com/3361903124/x-drone-support</w:t>
-      </w:r>
-    </w:p>
+        <w:t xml:space="preserve"> </w:t>
+      </w:r>
+      <w:r>
+        <w:rPr>
+          <w:rFonts w:hint="default" w:asciiTheme="minorHAnsi" w:hAnsiTheme="minorHAnsi" w:eastAsiaTheme="minorEastAsia" w:cstheme="minorBidi"/>
+          <w:b/>
+          <w:kern w:val="2"/>
+          <w:sz w:val="24"/>
+          <w:szCs w:val="24"/>
+          <w:lang w:val="en-US" w:eastAsia="zh-CN" w:bidi="ar-SA"/>
+        </w:rPr>
+        <w:t> </w:t>
+      </w:r>
+      <w:r>
+        <w:rPr>
+          <w:rFonts w:hint="default" w:asciiTheme="minorHAnsi" w:hAnsiTheme="minorHAnsi" w:eastAsiaTheme="minorEastAsia" w:cstheme="minorBidi"/>
+          <w:b/>
+          <w:color w:val="4874CB" w:themeColor="accent1"/>
+          <w:kern w:val="2"/>
+          <w:sz w:val="24"/>
+          <w:szCs w:val="24"/>
+          <w:lang w:val="en-US" w:eastAsia="zh-CN" w:bidi="ar-SA"/>
+          <w14:textFill>
+            <w14:solidFill>
+              <w14:schemeClr w14:val="accent1"/>
+            </w14:solidFill>
+          </w14:textFill>
+        </w:rPr>
+        <w:fldChar w:fldCharType="begin"/>
+      </w:r>
+      <w:r>
+        <w:rPr>
+          <w:rFonts w:hint="default" w:asciiTheme="minorHAnsi" w:hAnsiTheme="minorHAnsi" w:eastAsiaTheme="minorEastAsia" w:cstheme="minorBidi"/>
+          <w:b/>
+          <w:color w:val="4874CB" w:themeColor="accent1"/>
+          <w:kern w:val="2"/>
+          <w:sz w:val="24"/>
+          <w:szCs w:val="24"/>
+          <w:lang w:val="en-US" w:eastAsia="zh-CN" w:bidi="ar-SA"/>
+          <w14:textFill>
+            <w14:solidFill>
+              <w14:schemeClr w14:val="accent1"/>
+            </w14:solidFill>
+          </w14:textFill>
+        </w:rPr>
+        <w:instrText xml:space="preserve"> HYPERLINK "https://github.com/2108372009/x-drone-support" \t "/Users/ruanzhinan/Documents\\x/_blank" </w:instrText>
+      </w:r>
+      <w:r>
+        <w:rPr>
+          <w:rFonts w:hint="default" w:asciiTheme="minorHAnsi" w:hAnsiTheme="minorHAnsi" w:eastAsiaTheme="minorEastAsia" w:cstheme="minorBidi"/>
+          <w:b/>
+          <w:color w:val="4874CB" w:themeColor="accent1"/>
+          <w:kern w:val="2"/>
+          <w:sz w:val="24"/>
+          <w:szCs w:val="24"/>
+          <w:lang w:val="en-US" w:eastAsia="zh-CN" w:bidi="ar-SA"/>
+          <w14:textFill>
+            <w14:solidFill>
+              <w14:schemeClr w14:val="accent1"/>
+            </w14:solidFill>
+          </w14:textFill>
+        </w:rPr>
+        <w:fldChar w:fldCharType="separate"/>
+      </w:r>
+      <w:r>
+        <w:rPr>
+          <w:rFonts w:hint="default" w:asciiTheme="minorHAnsi" w:hAnsiTheme="minorHAnsi" w:eastAsiaTheme="minorEastAsia" w:cstheme="minorBidi"/>
+          <w:b/>
+          <w:color w:val="4874CB" w:themeColor="accent1"/>
+          <w:kern w:val="2"/>
+          <w:sz w:val="24"/>
+          <w:szCs w:val="24"/>
+          <w:lang w:val="en-US" w:eastAsia="zh-CN" w:bidi="ar-SA"/>
+          <w14:textFill>
+            <w14:solidFill>
+              <w14:schemeClr w14:val="accent1"/>
+            </w14:solidFill>
+          </w14:textFill>
+        </w:rPr>
+        <w:t>https://github.com/2108372009/x-drone-support</w:t>
+      </w:r>
+      <w:r>
+        <w:rPr>
+          <w:rFonts w:hint="default" w:asciiTheme="minorHAnsi" w:hAnsiTheme="minorHAnsi" w:eastAsiaTheme="minorEastAsia" w:cstheme="minorBidi"/>
+          <w:b/>
+          <w:color w:val="4874CB" w:themeColor="accent1"/>
+          <w:kern w:val="2"/>
+          <w:sz w:val="24"/>
+          <w:szCs w:val="24"/>
+          <w:lang w:val="en-US" w:eastAsia="zh-CN" w:bidi="ar-SA"/>
+          <w14:textFill>
+            <w14:solidFill>
+              <w14:schemeClr w14:val="accent1"/>
+            </w14:solidFill>
+          </w14:textFill>
+        </w:rPr>
+        <w:fldChar w:fldCharType="end"/>
+      </w:r>
+    </w:p>
+    <w:p/>
     <w:p>
       <w:pPr>
         <w:pStyle w:val="3"/>
@@ -530,45 +731,89 @@
     </w:p>
     <w:tbl>
       <w:tblPr>
-        <w:tblStyle w:val="10"/>
-        <w:tblW w:w="0" w:type="auto"/>
-        <w:tblInd w:w="108" w:type="dxa"/>
+        <w:tblW w:w="8304" w:type="dxa"/>
+        <w:tblInd w:w="107" w:type="dxa"/>
         <w:tblBorders>
-          <w:top w:val="single" w:color="auto" w:sz="4" w:space="0"/>
-          <w:left w:val="single" w:color="auto" w:sz="4" w:space="0"/>
-          <w:bottom w:val="single" w:color="auto" w:sz="4" w:space="0"/>
-          <w:right w:val="single" w:color="auto" w:sz="4" w:space="0"/>
-          <w:insideH w:val="single" w:color="auto" w:sz="4" w:space="0"/>
-          <w:insideV w:val="single" w:color="auto" w:sz="4" w:space="0"/>
+          <w:top w:val="none" w:color="auto" w:sz="0" w:space="0"/>
+          <w:left w:val="none" w:color="auto" w:sz="0" w:space="0"/>
+          <w:bottom w:val="none" w:color="auto" w:sz="0" w:space="0"/>
+          <w:right w:val="none" w:color="auto" w:sz="0" w:space="0"/>
+          <w:insideH w:val="none" w:color="auto" w:sz="0" w:space="0"/>
+          <w:insideV w:val="none" w:color="auto" w:sz="0" w:space="0"/>
         </w:tblBorders>
-        <w:tblLayout w:type="fixed"/>
+        <w:shd w:val="clear" w:color="auto" w:fill="FFFFFF"/>
+        <w:tblLayout w:type="autofit"/>
         <w:tblCellMar>
-          <w:top w:w="0" w:type="dxa"/>
-          <w:left w:w="108" w:type="dxa"/>
-          <w:bottom w:w="0" w:type="dxa"/>
-          <w:right w:w="108" w:type="dxa"/>
+          <w:top w:w="15" w:type="dxa"/>
+          <w:left w:w="15" w:type="dxa"/>
+          <w:bottom w:w="15" w:type="dxa"/>
+          <w:right w:w="15" w:type="dxa"/>
         </w:tblCellMar>
       </w:tblPr>
       <w:tblGrid>
-        <w:gridCol w:w="4153"/>
-        <w:gridCol w:w="4153"/>
+        <w:gridCol w:w="1725"/>
+        <w:gridCol w:w="6579"/>
       </w:tblGrid>
       <w:tr>
-        <w:tc>
-          <w:tcPr>
-            <w:tcW w:w="0" w:type="auto"/>
-            <w:vAlign w:val="center"/>
-          </w:tcPr>
-          <w:p>
-            <w:pPr>
+        <w:trPr>
+          <w:trHeight w:val="0" w:hRule="atLeast"/>
+          <w:tblHeader/>
+        </w:trPr>
+        <w:tc>
+          <w:tcPr>
+            <w:tcW w:w="1725" w:type="dxa"/>
+            <w:tcBorders>
+              <w:top w:val="single" w:color="auto" w:sz="12" w:space="0"/>
+              <w:left w:val="nil"/>
+              <w:bottom w:val="nil"/>
+              <w:right w:val="nil"/>
+            </w:tcBorders>
+            <w:shd w:val="clear" w:color="auto" w:fill="FFFFFF"/>
+            <w:noWrap w:val="0"/>
+            <w:tcMar>
+              <w:top w:w="200" w:type="dxa"/>
+              <w:left w:w="-1" w:type="dxa"/>
+              <w:bottom w:w="200" w:type="dxa"/>
+              <w:right w:w="320" w:type="dxa"/>
+            </w:tcMar>
+            <w:vAlign w:val="center"/>
+          </w:tcPr>
+          <w:p>
+            <w:pPr>
+              <w:keepNext/>
+              <w:keepLines w:val="0"/>
+              <w:widowControl/>
+              <w:suppressLineNumbers w:val="0"/>
+              <w:snapToGrid w:val="0"/>
+              <w:spacing w:line="240" w:lineRule="auto"/>
+              <w:ind w:left="0" w:leftChars="0" w:right="0" w:rightChars="0" w:firstLine="0" w:firstLineChars="0"/>
               <w:jc w:val="center"/>
               <w:rPr>
+                <w:rFonts w:ascii="Helvetica Neue" w:hAnsi="Helvetica Neue" w:eastAsia="Helvetica Neue" w:cs="Helvetica Neue"/>
                 <w:b/>
-              </w:rPr>
-            </w:pPr>
-            <w:r>
-              <w:rPr>
+                <w:i w:val="0"/>
+                <w:iCs w:val="0"/>
+                <w:caps w:val="0"/>
+                <w:color w:val="0F1115"/>
+                <w:spacing w:val="0"/>
+                <w:sz w:val="30"/>
+                <w:szCs w:val="30"/>
+              </w:rPr>
+            </w:pPr>
+            <w:r>
+              <w:rPr>
+                <w:rFonts w:hint="default" w:ascii="Helvetica Neue" w:hAnsi="Helvetica Neue" w:eastAsia="Helvetica Neue" w:cs="Helvetica Neue"/>
                 <w:b/>
+                <w:i w:val="0"/>
+                <w:iCs w:val="0"/>
+                <w:caps w:val="0"/>
+                <w:color w:val="0F1115"/>
+                <w:spacing w:val="0"/>
+                <w:kern w:val="0"/>
+                <w:sz w:val="30"/>
+                <w:szCs w:val="30"/>
+                <w:bdr w:val="none" w:color="auto" w:sz="0" w:space="0"/>
+                <w:lang w:val="en-US" w:eastAsia="zh-CN" w:bidi="ar"/>
               </w:rPr>
               <w:t>功能模块</w:t>
             </w:r>
@@ -576,167 +821,739 @@
         </w:tc>
         <w:tc>
           <w:tcPr>
-            <w:tcW w:w="0" w:type="auto"/>
-            <w:vAlign w:val="center"/>
-          </w:tcPr>
-          <w:p>
-            <w:pPr>
+            <w:tcW w:w="6579" w:type="dxa"/>
+            <w:tcBorders>
+              <w:top w:val="single" w:color="auto" w:sz="12" w:space="0"/>
+              <w:left w:val="nil"/>
+              <w:bottom w:val="nil"/>
+              <w:right w:val="nil"/>
+            </w:tcBorders>
+            <w:shd w:val="clear" w:color="auto" w:fill="FFFFFF"/>
+            <w:noWrap w:val="0"/>
+            <w:tcMar>
+              <w:top w:w="200" w:type="dxa"/>
+              <w:left w:w="320" w:type="dxa"/>
+              <w:bottom w:w="200" w:type="dxa"/>
+              <w:right w:w="320" w:type="dxa"/>
+            </w:tcMar>
+            <w:vAlign w:val="center"/>
+          </w:tcPr>
+          <w:p>
+            <w:pPr>
+              <w:keepNext/>
+              <w:keepLines w:val="0"/>
+              <w:widowControl/>
+              <w:suppressLineNumbers w:val="0"/>
+              <w:snapToGrid w:val="0"/>
+              <w:spacing w:line="240" w:lineRule="auto"/>
+              <w:ind w:left="0" w:leftChars="0" w:right="0" w:rightChars="0" w:firstLine="0" w:firstLineChars="0"/>
               <w:jc w:val="center"/>
               <w:rPr>
+                <w:rFonts w:hint="default" w:ascii="Helvetica Neue" w:hAnsi="Helvetica Neue" w:eastAsia="Helvetica Neue" w:cs="Helvetica Neue"/>
                 <w:b/>
-              </w:rPr>
-            </w:pPr>
-            <w:r>
-              <w:rPr>
+                <w:i w:val="0"/>
+                <w:iCs w:val="0"/>
+                <w:caps w:val="0"/>
+                <w:color w:val="0F1115"/>
+                <w:spacing w:val="0"/>
+                <w:sz w:val="30"/>
+                <w:szCs w:val="30"/>
+              </w:rPr>
+            </w:pPr>
+            <w:r>
+              <w:rPr>
+                <w:rFonts w:hint="default" w:ascii="Helvetica Neue" w:hAnsi="Helvetica Neue" w:eastAsia="Helvetica Neue" w:cs="Helvetica Neue"/>
                 <w:b/>
+                <w:i w:val="0"/>
+                <w:iCs w:val="0"/>
+                <w:caps w:val="0"/>
+                <w:color w:val="0F1115"/>
+                <w:spacing w:val="0"/>
+                <w:kern w:val="0"/>
+                <w:sz w:val="30"/>
+                <w:szCs w:val="30"/>
+                <w:bdr w:val="none" w:color="auto" w:sz="0" w:space="0"/>
+                <w:lang w:val="en-US" w:eastAsia="zh-CN" w:bidi="ar"/>
               </w:rPr>
               <w:t>详细功能说明</w:t>
-            </w:r>
-          </w:p>
-        </w:tc>
-      </w:tr>
-      <w:tr>
-        <w:tc>
-          <w:tcPr>
-            <w:tcW w:w="0" w:type="auto"/>
-            <w:vAlign w:val="center"/>
-          </w:tcPr>
-          <w:p>
-            <w:r>
-              <w:rPr>
-                <w:b/>
-              </w:rPr>
-              <w:t>产品咨询</w:t>
-            </w:r>
-          </w:p>
-        </w:tc>
-        <w:tc>
-          <w:tcPr>
-            <w:tcW w:w="0" w:type="auto"/>
-            <w:vAlign w:val="center"/>
-          </w:tcPr>
-          <w:p>
-            <w:r>
-              <w:rPr>
-                <w:rFonts w:hint="eastAsia"/>
-              </w:rPr>
-              <w:t>提供无人机及配件的参数、兼容性查询及购买建议</w:t>
-            </w:r>
-          </w:p>
-        </w:tc>
-      </w:tr>
-      <w:tr>
-        <w:tc>
-          <w:tcPr>
-            <w:tcW w:w="0" w:type="auto"/>
-            <w:vAlign w:val="center"/>
-          </w:tcPr>
-          <w:p>
-            <w:r>
-              <w:rPr>
-                <w:b/>
-              </w:rPr>
-              <w:t>故障排查</w:t>
-            </w:r>
-          </w:p>
-        </w:tc>
-        <w:tc>
-          <w:tcPr>
-            <w:tcW w:w="0" w:type="auto"/>
-            <w:vAlign w:val="center"/>
-          </w:tcPr>
-          <w:p>
-            <w:r>
-              <w:rPr>
-                <w:rFonts w:hint="eastAsia"/>
-              </w:rPr>
-              <w:t>交互式故障诊断树，通过问答引导用户自检</w:t>
             </w:r>
           </w:p>
         </w:tc>
       </w:tr>
       <w:tr>
         <w:trPr>
-          <w:trHeight w:val="1206" w:hRule="atLeast"/>
+          <w:trHeight w:val="0" w:hRule="atLeast"/>
         </w:trPr>
         <w:tc>
           <w:tcPr>
-            <w:tcW w:w="0" w:type="auto"/>
-            <w:vAlign w:val="center"/>
-          </w:tcPr>
-          <w:p>
-            <w:r>
-              <w:rPr>
+            <w:tcW w:w="1725" w:type="dxa"/>
+            <w:tcBorders>
+              <w:top w:val="single" w:color="auto" w:sz="4" w:space="0"/>
+              <w:left w:val="nil"/>
+              <w:bottom w:val="nil"/>
+              <w:right w:val="nil"/>
+            </w:tcBorders>
+            <w:shd w:val="clear" w:color="auto" w:fill="FFFFFF"/>
+            <w:noWrap w:val="0"/>
+            <w:tcMar>
+              <w:top w:w="200" w:type="dxa"/>
+              <w:left w:w="-1" w:type="dxa"/>
+              <w:bottom w:w="200" w:type="dxa"/>
+              <w:right w:w="320" w:type="dxa"/>
+            </w:tcMar>
+            <w:vAlign w:val="center"/>
+          </w:tcPr>
+          <w:p>
+            <w:pPr>
+              <w:keepNext/>
+              <w:keepLines w:val="0"/>
+              <w:widowControl/>
+              <w:suppressLineNumbers w:val="0"/>
+              <w:snapToGrid w:val="0"/>
+              <w:spacing w:line="240" w:lineRule="auto"/>
+              <w:ind w:left="0" w:leftChars="0" w:right="0" w:rightChars="0" w:firstLine="0" w:firstLineChars="0"/>
+              <w:jc w:val="center"/>
+              <w:rPr>
+                <w:rFonts w:hint="default" w:ascii="Helvetica Neue" w:hAnsi="Helvetica Neue" w:eastAsia="Helvetica Neue" w:cs="Helvetica Neue"/>
+                <w:i w:val="0"/>
+                <w:iCs w:val="0"/>
+                <w:caps w:val="0"/>
+                <w:color w:val="0F1115"/>
+                <w:spacing w:val="0"/>
+                <w:sz w:val="30"/>
+                <w:szCs w:val="30"/>
+              </w:rPr>
+            </w:pPr>
+            <w:r>
+              <w:rPr>
+                <w:rFonts w:hint="default" w:ascii="Helvetica Neue" w:hAnsi="Helvetica Neue" w:eastAsia="Helvetica Neue" w:cs="Helvetica Neue"/>
                 <w:b/>
-              </w:rPr>
-              <w:t>退换修政策</w:t>
-            </w:r>
-          </w:p>
-        </w:tc>
-        <w:tc>
-          <w:tcPr>
-            <w:tcW w:w="0" w:type="auto"/>
-            <w:vAlign w:val="center"/>
-          </w:tcPr>
-          <w:p>
-            <w:r>
-              <w:rPr>
-                <w:rFonts w:hint="eastAsia"/>
-              </w:rPr>
-              <w:t>准确解读保修条款，提供寄修流程指引</w:t>
+                <w:bCs/>
+                <w:i w:val="0"/>
+                <w:iCs w:val="0"/>
+                <w:caps w:val="0"/>
+                <w:color w:val="0F1115"/>
+                <w:spacing w:val="0"/>
+                <w:kern w:val="0"/>
+                <w:sz w:val="30"/>
+                <w:szCs w:val="30"/>
+                <w:bdr w:val="none" w:color="auto" w:sz="0" w:space="0"/>
+                <w:lang w:val="en-US" w:eastAsia="zh-CN" w:bidi="ar"/>
+              </w:rPr>
+              <w:t>产品咨询</w:t>
+            </w:r>
+          </w:p>
+        </w:tc>
+        <w:tc>
+          <w:tcPr>
+            <w:tcW w:w="6579" w:type="dxa"/>
+            <w:tcBorders>
+              <w:top w:val="single" w:color="auto" w:sz="4" w:space="0"/>
+              <w:left w:val="nil"/>
+              <w:bottom w:val="nil"/>
+              <w:right w:val="nil"/>
+            </w:tcBorders>
+            <w:shd w:val="clear" w:color="auto" w:fill="FFFFFF"/>
+            <w:noWrap w:val="0"/>
+            <w:tcMar>
+              <w:top w:w="200" w:type="dxa"/>
+              <w:left w:w="320" w:type="dxa"/>
+              <w:bottom w:w="200" w:type="dxa"/>
+              <w:right w:w="-1" w:type="dxa"/>
+            </w:tcMar>
+            <w:vAlign w:val="center"/>
+          </w:tcPr>
+          <w:p>
+            <w:pPr>
+              <w:keepNext/>
+              <w:keepLines w:val="0"/>
+              <w:widowControl/>
+              <w:suppressLineNumbers w:val="0"/>
+              <w:snapToGrid w:val="0"/>
+              <w:spacing w:line="240" w:lineRule="auto"/>
+              <w:ind w:left="0" w:leftChars="0" w:right="0" w:rightChars="0" w:firstLine="0" w:firstLineChars="0"/>
+              <w:jc w:val="left"/>
+              <w:rPr>
+                <w:rFonts w:hint="default" w:ascii="Helvetica Neue" w:hAnsi="Helvetica Neue" w:eastAsia="Helvetica Neue" w:cs="Helvetica Neue"/>
+                <w:i w:val="0"/>
+                <w:iCs w:val="0"/>
+                <w:caps w:val="0"/>
+                <w:color w:val="0F1115"/>
+                <w:spacing w:val="0"/>
+                <w:sz w:val="30"/>
+                <w:szCs w:val="30"/>
+              </w:rPr>
+            </w:pPr>
+            <w:r>
+              <w:rPr>
+                <w:rFonts w:hint="default" w:ascii="Helvetica Neue" w:hAnsi="Helvetica Neue" w:eastAsia="Helvetica Neue" w:cs="Helvetica Neue"/>
+                <w:i w:val="0"/>
+                <w:iCs w:val="0"/>
+                <w:caps w:val="0"/>
+                <w:color w:val="0F1115"/>
+                <w:spacing w:val="0"/>
+                <w:kern w:val="0"/>
+                <w:sz w:val="30"/>
+                <w:szCs w:val="30"/>
+                <w:bdr w:val="none" w:color="auto" w:sz="0" w:space="0"/>
+                <w:lang w:val="en-US" w:eastAsia="zh-CN" w:bidi="ar"/>
+              </w:rPr>
+              <w:t>提供无人机及配件的参数、兼容性查询及购买建议</w:t>
             </w:r>
           </w:p>
         </w:tc>
       </w:tr>
       <w:tr>
-        <w:tc>
-          <w:tcPr>
-            <w:tcW w:w="0" w:type="auto"/>
-            <w:vAlign w:val="center"/>
-          </w:tcPr>
-          <w:p>
-            <w:r>
-              <w:rPr>
+        <w:trPr>
+          <w:trHeight w:val="0" w:hRule="atLeast"/>
+        </w:trPr>
+        <w:tc>
+          <w:tcPr>
+            <w:tcW w:w="1725" w:type="dxa"/>
+            <w:tcBorders>
+              <w:top w:val="nil"/>
+              <w:left w:val="nil"/>
+              <w:bottom w:val="nil"/>
+              <w:right w:val="nil"/>
+            </w:tcBorders>
+            <w:shd w:val="clear" w:color="auto" w:fill="FFFFFF"/>
+            <w:noWrap w:val="0"/>
+            <w:tcMar>
+              <w:top w:w="200" w:type="dxa"/>
+              <w:left w:w="-1" w:type="dxa"/>
+              <w:bottom w:w="200" w:type="dxa"/>
+              <w:right w:w="320" w:type="dxa"/>
+            </w:tcMar>
+            <w:vAlign w:val="center"/>
+          </w:tcPr>
+          <w:p>
+            <w:pPr>
+              <w:keepNext/>
+              <w:keepLines w:val="0"/>
+              <w:widowControl/>
+              <w:suppressLineNumbers w:val="0"/>
+              <w:snapToGrid w:val="0"/>
+              <w:spacing w:line="240" w:lineRule="auto"/>
+              <w:ind w:left="0" w:leftChars="0" w:right="0" w:rightChars="0" w:firstLine="0" w:firstLineChars="0"/>
+              <w:jc w:val="center"/>
+              <w:rPr>
+                <w:rFonts w:hint="default" w:ascii="Helvetica Neue" w:hAnsi="Helvetica Neue" w:eastAsia="Helvetica Neue" w:cs="Helvetica Neue"/>
+                <w:i w:val="0"/>
+                <w:iCs w:val="0"/>
+                <w:caps w:val="0"/>
+                <w:color w:val="0F1115"/>
+                <w:spacing w:val="0"/>
+                <w:sz w:val="30"/>
+                <w:szCs w:val="30"/>
+              </w:rPr>
+            </w:pPr>
+            <w:r>
+              <w:rPr>
+                <w:rFonts w:hint="default" w:ascii="Helvetica Neue" w:hAnsi="Helvetica Neue" w:eastAsia="Helvetica Neue" w:cs="Helvetica Neue"/>
                 <w:b/>
-              </w:rPr>
-              <w:t>情绪安抚</w:t>
-            </w:r>
-          </w:p>
-        </w:tc>
-        <w:tc>
-          <w:tcPr>
-            <w:tcW w:w="0" w:type="auto"/>
-            <w:vAlign w:val="center"/>
-          </w:tcPr>
-          <w:p>
-            <w:r>
-              <w:rPr>
-                <w:rFonts w:hint="eastAsia"/>
-              </w:rPr>
-              <w:t>系统提示词要求先共情再解答，识别负面情绪时自动安抚</w:t>
+                <w:bCs/>
+                <w:i w:val="0"/>
+                <w:iCs w:val="0"/>
+                <w:caps w:val="0"/>
+                <w:color w:val="0F1115"/>
+                <w:spacing w:val="0"/>
+                <w:kern w:val="0"/>
+                <w:sz w:val="30"/>
+                <w:szCs w:val="30"/>
+                <w:bdr w:val="none" w:color="auto" w:sz="0" w:space="0"/>
+                <w:lang w:val="en-US" w:eastAsia="zh-CN" w:bidi="ar"/>
+              </w:rPr>
+              <w:t>故障排查</w:t>
+            </w:r>
+          </w:p>
+        </w:tc>
+        <w:tc>
+          <w:tcPr>
+            <w:tcW w:w="6579" w:type="dxa"/>
+            <w:tcBorders>
+              <w:top w:val="nil"/>
+              <w:left w:val="nil"/>
+              <w:bottom w:val="nil"/>
+              <w:right w:val="nil"/>
+            </w:tcBorders>
+            <w:shd w:val="clear" w:color="auto" w:fill="FFFFFF"/>
+            <w:noWrap w:val="0"/>
+            <w:tcMar>
+              <w:top w:w="200" w:type="dxa"/>
+              <w:left w:w="320" w:type="dxa"/>
+              <w:bottom w:w="200" w:type="dxa"/>
+              <w:right w:w="-1" w:type="dxa"/>
+            </w:tcMar>
+            <w:vAlign w:val="center"/>
+          </w:tcPr>
+          <w:p>
+            <w:pPr>
+              <w:keepNext/>
+              <w:keepLines w:val="0"/>
+              <w:widowControl/>
+              <w:suppressLineNumbers w:val="0"/>
+              <w:snapToGrid w:val="0"/>
+              <w:spacing w:line="240" w:lineRule="auto"/>
+              <w:ind w:left="0" w:leftChars="0" w:right="0" w:rightChars="0" w:firstLine="0" w:firstLineChars="0"/>
+              <w:jc w:val="left"/>
+              <w:rPr>
+                <w:rFonts w:hint="default" w:ascii="Helvetica Neue" w:hAnsi="Helvetica Neue" w:eastAsia="Helvetica Neue" w:cs="Helvetica Neue"/>
+                <w:i w:val="0"/>
+                <w:iCs w:val="0"/>
+                <w:caps w:val="0"/>
+                <w:color w:val="0F1115"/>
+                <w:spacing w:val="0"/>
+                <w:sz w:val="30"/>
+                <w:szCs w:val="30"/>
+              </w:rPr>
+            </w:pPr>
+            <w:r>
+              <w:rPr>
+                <w:rFonts w:hint="default" w:ascii="Helvetica Neue" w:hAnsi="Helvetica Neue" w:eastAsia="Helvetica Neue" w:cs="Helvetica Neue"/>
+                <w:i w:val="0"/>
+                <w:iCs w:val="0"/>
+                <w:caps w:val="0"/>
+                <w:color w:val="0F1115"/>
+                <w:spacing w:val="0"/>
+                <w:kern w:val="0"/>
+                <w:sz w:val="30"/>
+                <w:szCs w:val="30"/>
+                <w:bdr w:val="none" w:color="auto" w:sz="0" w:space="0"/>
+                <w:lang w:val="en-US" w:eastAsia="zh-CN" w:bidi="ar"/>
+              </w:rPr>
+              <w:t>交互式故障诊断树，通过问答引导用户自检</w:t>
             </w:r>
           </w:p>
         </w:tc>
       </w:tr>
       <w:tr>
-        <w:tc>
-          <w:tcPr>
-            <w:tcW w:w="0" w:type="auto"/>
-            <w:vAlign w:val="center"/>
-          </w:tcPr>
-          <w:p>
-            <w:pPr>
-              <w:rPr>
-                <w:rFonts w:hint="default" w:eastAsiaTheme="minorEastAsia"/>
-                <w:lang w:val="en-US" w:eastAsia="zh-CN"/>
-              </w:rPr>
-            </w:pPr>
-            <w:r>
-              <w:rPr>
-                <w:rFonts w:hint="eastAsia" w:ascii="宋体" w:hAnsi="宋体" w:eastAsia="宋体" w:cs="宋体"/>
+        <w:trPr>
+          <w:trHeight w:val="0" w:hRule="atLeast"/>
+        </w:trPr>
+        <w:tc>
+          <w:tcPr>
+            <w:tcW w:w="1725" w:type="dxa"/>
+            <w:tcBorders>
+              <w:top w:val="nil"/>
+              <w:left w:val="nil"/>
+              <w:bottom w:val="nil"/>
+              <w:right w:val="nil"/>
+            </w:tcBorders>
+            <w:shd w:val="clear" w:color="auto" w:fill="FFFFFF"/>
+            <w:noWrap w:val="0"/>
+            <w:tcMar>
+              <w:top w:w="200" w:type="dxa"/>
+              <w:left w:w="-1" w:type="dxa"/>
+              <w:bottom w:w="200" w:type="dxa"/>
+              <w:right w:w="320" w:type="dxa"/>
+            </w:tcMar>
+            <w:vAlign w:val="center"/>
+          </w:tcPr>
+          <w:p>
+            <w:pPr>
+              <w:keepNext/>
+              <w:keepLines w:val="0"/>
+              <w:widowControl/>
+              <w:suppressLineNumbers w:val="0"/>
+              <w:snapToGrid w:val="0"/>
+              <w:spacing w:line="240" w:lineRule="auto"/>
+              <w:ind w:left="0" w:leftChars="0" w:right="0" w:rightChars="0" w:firstLine="0" w:firstLineChars="0"/>
+              <w:jc w:val="center"/>
+              <w:rPr>
+                <w:rFonts w:hint="default" w:ascii="Helvetica Neue" w:hAnsi="Helvetica Neue" w:eastAsia="Helvetica Neue" w:cs="Helvetica Neue"/>
+                <w:i w:val="0"/>
+                <w:iCs w:val="0"/>
+                <w:caps w:val="0"/>
+                <w:color w:val="0F1115"/>
+                <w:spacing w:val="0"/>
+                <w:sz w:val="30"/>
+                <w:szCs w:val="30"/>
+              </w:rPr>
+            </w:pPr>
+            <w:r>
+              <w:rPr>
+                <w:rFonts w:hint="default" w:ascii="Helvetica Neue" w:hAnsi="Helvetica Neue" w:eastAsia="Helvetica Neue" w:cs="Helvetica Neue"/>
                 <w:b/>
                 <w:bCs/>
-                <w:lang w:val="en-US" w:eastAsia="zh-CN"/>
+                <w:i w:val="0"/>
+                <w:iCs w:val="0"/>
+                <w:caps w:val="0"/>
+                <w:color w:val="0F1115"/>
+                <w:spacing w:val="0"/>
+                <w:kern w:val="0"/>
+                <w:sz w:val="30"/>
+                <w:szCs w:val="30"/>
+                <w:bdr w:val="none" w:color="auto" w:sz="0" w:space="0"/>
+                <w:lang w:val="en-US" w:eastAsia="zh-CN" w:bidi="ar"/>
+              </w:rPr>
+              <w:t>退换修政策</w:t>
+            </w:r>
+          </w:p>
+        </w:tc>
+        <w:tc>
+          <w:tcPr>
+            <w:tcW w:w="6579" w:type="dxa"/>
+            <w:tcBorders>
+              <w:top w:val="nil"/>
+              <w:left w:val="nil"/>
+              <w:bottom w:val="nil"/>
+              <w:right w:val="nil"/>
+            </w:tcBorders>
+            <w:shd w:val="clear" w:color="auto" w:fill="FFFFFF"/>
+            <w:noWrap w:val="0"/>
+            <w:tcMar>
+              <w:top w:w="200" w:type="dxa"/>
+              <w:left w:w="320" w:type="dxa"/>
+              <w:bottom w:w="200" w:type="dxa"/>
+              <w:right w:w="-1" w:type="dxa"/>
+            </w:tcMar>
+            <w:vAlign w:val="center"/>
+          </w:tcPr>
+          <w:p>
+            <w:pPr>
+              <w:keepNext/>
+              <w:keepLines w:val="0"/>
+              <w:widowControl/>
+              <w:suppressLineNumbers w:val="0"/>
+              <w:snapToGrid w:val="0"/>
+              <w:spacing w:line="240" w:lineRule="auto"/>
+              <w:ind w:left="0" w:leftChars="0" w:right="0" w:rightChars="0" w:firstLine="0" w:firstLineChars="0"/>
+              <w:jc w:val="left"/>
+              <w:rPr>
+                <w:rFonts w:hint="default" w:ascii="Helvetica Neue" w:hAnsi="Helvetica Neue" w:eastAsia="Helvetica Neue" w:cs="Helvetica Neue"/>
+                <w:i w:val="0"/>
+                <w:iCs w:val="0"/>
+                <w:caps w:val="0"/>
+                <w:color w:val="0F1115"/>
+                <w:spacing w:val="0"/>
+                <w:sz w:val="30"/>
+                <w:szCs w:val="30"/>
+              </w:rPr>
+            </w:pPr>
+            <w:r>
+              <w:rPr>
+                <w:rFonts w:hint="default" w:ascii="Helvetica Neue" w:hAnsi="Helvetica Neue" w:eastAsia="Helvetica Neue" w:cs="Helvetica Neue"/>
+                <w:i w:val="0"/>
+                <w:iCs w:val="0"/>
+                <w:caps w:val="0"/>
+                <w:color w:val="0F1115"/>
+                <w:spacing w:val="0"/>
+                <w:kern w:val="0"/>
+                <w:sz w:val="30"/>
+                <w:szCs w:val="30"/>
+                <w:bdr w:val="none" w:color="auto" w:sz="0" w:space="0"/>
+                <w:lang w:val="en-US" w:eastAsia="zh-CN" w:bidi="ar"/>
+              </w:rPr>
+              <w:t>准确解读保修条款，提供寄修流程指引</w:t>
+            </w:r>
+          </w:p>
+        </w:tc>
+      </w:tr>
+      <w:tr>
+        <w:trPr>
+          <w:trHeight w:val="0" w:hRule="atLeast"/>
+        </w:trPr>
+        <w:tc>
+          <w:tcPr>
+            <w:tcW w:w="1725" w:type="dxa"/>
+            <w:tcBorders>
+              <w:top w:val="nil"/>
+              <w:left w:val="nil"/>
+              <w:bottom w:val="nil"/>
+              <w:right w:val="nil"/>
+            </w:tcBorders>
+            <w:shd w:val="clear" w:color="auto" w:fill="FFFFFF"/>
+            <w:noWrap w:val="0"/>
+            <w:tcMar>
+              <w:top w:w="200" w:type="dxa"/>
+              <w:left w:w="-1" w:type="dxa"/>
+              <w:bottom w:w="200" w:type="dxa"/>
+              <w:right w:w="320" w:type="dxa"/>
+            </w:tcMar>
+            <w:vAlign w:val="center"/>
+          </w:tcPr>
+          <w:p>
+            <w:pPr>
+              <w:keepNext/>
+              <w:keepLines w:val="0"/>
+              <w:widowControl/>
+              <w:suppressLineNumbers w:val="0"/>
+              <w:snapToGrid w:val="0"/>
+              <w:spacing w:line="240" w:lineRule="auto"/>
+              <w:ind w:left="0" w:leftChars="0" w:right="0" w:rightChars="0" w:firstLine="0" w:firstLineChars="0"/>
+              <w:jc w:val="center"/>
+              <w:rPr>
+                <w:rFonts w:hint="default" w:ascii="Helvetica Neue" w:hAnsi="Helvetica Neue" w:eastAsia="Helvetica Neue" w:cs="Helvetica Neue"/>
+                <w:i w:val="0"/>
+                <w:iCs w:val="0"/>
+                <w:caps w:val="0"/>
+                <w:color w:val="0F1115"/>
+                <w:spacing w:val="0"/>
+                <w:sz w:val="30"/>
+                <w:szCs w:val="30"/>
+              </w:rPr>
+            </w:pPr>
+            <w:r>
+              <w:rPr>
+                <w:rFonts w:hint="default" w:ascii="Helvetica Neue" w:hAnsi="Helvetica Neue" w:eastAsia="Helvetica Neue" w:cs="Helvetica Neue"/>
+                <w:b/>
+                <w:bCs/>
+                <w:i w:val="0"/>
+                <w:iCs w:val="0"/>
+                <w:caps w:val="0"/>
+                <w:color w:val="0F1115"/>
+                <w:spacing w:val="0"/>
+                <w:kern w:val="0"/>
+                <w:sz w:val="30"/>
+                <w:szCs w:val="30"/>
+                <w:bdr w:val="none" w:color="auto" w:sz="0" w:space="0"/>
+                <w:lang w:val="en-US" w:eastAsia="zh-CN" w:bidi="ar"/>
+              </w:rPr>
+              <w:t>情绪安抚</w:t>
+            </w:r>
+          </w:p>
+        </w:tc>
+        <w:tc>
+          <w:tcPr>
+            <w:tcW w:w="6579" w:type="dxa"/>
+            <w:tcBorders>
+              <w:top w:val="nil"/>
+              <w:left w:val="nil"/>
+              <w:bottom w:val="nil"/>
+              <w:right w:val="nil"/>
+            </w:tcBorders>
+            <w:shd w:val="clear" w:color="auto" w:fill="FFFFFF"/>
+            <w:noWrap w:val="0"/>
+            <w:tcMar>
+              <w:top w:w="200" w:type="dxa"/>
+              <w:left w:w="320" w:type="dxa"/>
+              <w:bottom w:w="200" w:type="dxa"/>
+              <w:right w:w="-1" w:type="dxa"/>
+            </w:tcMar>
+            <w:vAlign w:val="center"/>
+          </w:tcPr>
+          <w:p>
+            <w:pPr>
+              <w:keepNext/>
+              <w:keepLines w:val="0"/>
+              <w:widowControl/>
+              <w:suppressLineNumbers w:val="0"/>
+              <w:snapToGrid w:val="0"/>
+              <w:spacing w:line="240" w:lineRule="auto"/>
+              <w:ind w:left="0" w:leftChars="0" w:right="0" w:rightChars="0" w:firstLine="0" w:firstLineChars="0"/>
+              <w:jc w:val="left"/>
+              <w:rPr>
+                <w:rFonts w:hint="default" w:ascii="Helvetica Neue" w:hAnsi="Helvetica Neue" w:eastAsia="Helvetica Neue" w:cs="Helvetica Neue"/>
+                <w:i w:val="0"/>
+                <w:iCs w:val="0"/>
+                <w:caps w:val="0"/>
+                <w:color w:val="0F1115"/>
+                <w:spacing w:val="0"/>
+                <w:sz w:val="30"/>
+                <w:szCs w:val="30"/>
+              </w:rPr>
+            </w:pPr>
+            <w:r>
+              <w:rPr>
+                <w:rFonts w:hint="default" w:ascii="Helvetica Neue" w:hAnsi="Helvetica Neue" w:eastAsia="Helvetica Neue" w:cs="Helvetica Neue"/>
+                <w:i w:val="0"/>
+                <w:iCs w:val="0"/>
+                <w:caps w:val="0"/>
+                <w:color w:val="0F1115"/>
+                <w:spacing w:val="0"/>
+                <w:kern w:val="0"/>
+                <w:sz w:val="30"/>
+                <w:szCs w:val="30"/>
+                <w:bdr w:val="none" w:color="auto" w:sz="0" w:space="0"/>
+                <w:lang w:val="en-US" w:eastAsia="zh-CN" w:bidi="ar"/>
+              </w:rPr>
+              <w:t>系统提示词要求先共情再解答，识别负面情绪时自动安抚</w:t>
+            </w:r>
+          </w:p>
+        </w:tc>
+      </w:tr>
+      <w:tr>
+        <w:trPr>
+          <w:trHeight w:val="0" w:hRule="atLeast"/>
+        </w:trPr>
+        <w:tc>
+          <w:tcPr>
+            <w:tcW w:w="1725" w:type="dxa"/>
+            <w:tcBorders>
+              <w:top w:val="nil"/>
+              <w:left w:val="nil"/>
+              <w:bottom w:val="nil"/>
+              <w:right w:val="nil"/>
+            </w:tcBorders>
+            <w:shd w:val="clear" w:color="auto" w:fill="FFFFFF"/>
+            <w:noWrap w:val="0"/>
+            <w:tcMar>
+              <w:top w:w="200" w:type="dxa"/>
+              <w:left w:w="-1" w:type="dxa"/>
+              <w:bottom w:w="200" w:type="dxa"/>
+              <w:right w:w="320" w:type="dxa"/>
+            </w:tcMar>
+            <w:vAlign w:val="center"/>
+          </w:tcPr>
+          <w:p>
+            <w:pPr>
+              <w:keepNext/>
+              <w:keepLines w:val="0"/>
+              <w:widowControl/>
+              <w:suppressLineNumbers w:val="0"/>
+              <w:snapToGrid w:val="0"/>
+              <w:spacing w:line="240" w:lineRule="auto"/>
+              <w:ind w:left="0" w:leftChars="0" w:right="0" w:rightChars="0" w:firstLine="0" w:firstLineChars="0"/>
+              <w:jc w:val="center"/>
+              <w:rPr>
+                <w:rFonts w:hint="default" w:ascii="Helvetica Neue" w:hAnsi="Helvetica Neue" w:eastAsia="Helvetica Neue" w:cs="Helvetica Neue"/>
+                <w:i w:val="0"/>
+                <w:iCs w:val="0"/>
+                <w:caps w:val="0"/>
+                <w:color w:val="0F1115"/>
+                <w:spacing w:val="0"/>
+                <w:sz w:val="30"/>
+                <w:szCs w:val="30"/>
+              </w:rPr>
+            </w:pPr>
+            <w:r>
+              <w:rPr>
+                <w:rFonts w:hint="default" w:ascii="Helvetica Neue" w:hAnsi="Helvetica Neue" w:eastAsia="Helvetica Neue" w:cs="Helvetica Neue"/>
+                <w:b/>
+                <w:bCs/>
+                <w:i w:val="0"/>
+                <w:iCs w:val="0"/>
+                <w:caps w:val="0"/>
+                <w:color w:val="0F1115"/>
+                <w:spacing w:val="0"/>
+                <w:kern w:val="0"/>
+                <w:sz w:val="30"/>
+                <w:szCs w:val="30"/>
+                <w:bdr w:val="none" w:color="auto" w:sz="0" w:space="0"/>
+                <w:lang w:val="en-US" w:eastAsia="zh-CN" w:bidi="ar"/>
+              </w:rPr>
+              <w:t>用户与订单管理</w:t>
+            </w:r>
+          </w:p>
+        </w:tc>
+        <w:tc>
+          <w:tcPr>
+            <w:tcW w:w="6579" w:type="dxa"/>
+            <w:tcBorders>
+              <w:top w:val="nil"/>
+              <w:left w:val="nil"/>
+              <w:bottom w:val="nil"/>
+              <w:right w:val="nil"/>
+            </w:tcBorders>
+            <w:shd w:val="clear" w:color="auto" w:fill="FFFFFF"/>
+            <w:noWrap w:val="0"/>
+            <w:tcMar>
+              <w:top w:w="200" w:type="dxa"/>
+              <w:left w:w="320" w:type="dxa"/>
+              <w:bottom w:w="200" w:type="dxa"/>
+              <w:right w:w="-1" w:type="dxa"/>
+            </w:tcMar>
+            <w:vAlign w:val="center"/>
+          </w:tcPr>
+          <w:p>
+            <w:pPr>
+              <w:keepNext/>
+              <w:keepLines w:val="0"/>
+              <w:widowControl/>
+              <w:suppressLineNumbers w:val="0"/>
+              <w:snapToGrid w:val="0"/>
+              <w:spacing w:line="240" w:lineRule="auto"/>
+              <w:ind w:left="0" w:leftChars="0" w:right="0" w:rightChars="0" w:firstLine="0" w:firstLineChars="0"/>
+              <w:jc w:val="left"/>
+              <w:rPr>
+                <w:rFonts w:hint="default" w:ascii="Helvetica Neue" w:hAnsi="Helvetica Neue" w:eastAsia="Helvetica Neue" w:cs="Helvetica Neue"/>
+                <w:i w:val="0"/>
+                <w:iCs w:val="0"/>
+                <w:caps w:val="0"/>
+                <w:color w:val="0F1115"/>
+                <w:spacing w:val="0"/>
+                <w:sz w:val="30"/>
+                <w:szCs w:val="30"/>
+              </w:rPr>
+            </w:pPr>
+            <w:r>
+              <w:rPr>
+                <w:rFonts w:hint="default" w:ascii="Helvetica Neue" w:hAnsi="Helvetica Neue" w:eastAsia="Helvetica Neue" w:cs="Helvetica Neue"/>
+                <w:i w:val="0"/>
+                <w:iCs w:val="0"/>
+                <w:caps w:val="0"/>
+                <w:color w:val="0F1115"/>
+                <w:spacing w:val="0"/>
+                <w:kern w:val="0"/>
+                <w:sz w:val="30"/>
+                <w:szCs w:val="30"/>
+                <w:bdr w:val="none" w:color="auto" w:sz="0" w:space="0"/>
+                <w:lang w:val="en-US" w:eastAsia="zh-CN" w:bidi="ar"/>
+              </w:rPr>
+              <w:t>用户注册/登录（含密码强度校验）、游客体验、商品浏览、实时库存、下单购买、订单取消（自动恢复库存）</w:t>
+            </w:r>
+          </w:p>
+        </w:tc>
+      </w:tr>
+      <w:tr>
+        <w:trPr>
+          <w:trHeight w:val="0" w:hRule="atLeast"/>
+        </w:trPr>
+        <w:tc>
+          <w:tcPr>
+            <w:tcW w:w="1725" w:type="dxa"/>
+            <w:tcBorders>
+              <w:top w:val="nil"/>
+              <w:left w:val="nil"/>
+              <w:bottom w:val="single" w:color="auto" w:sz="12" w:space="0"/>
+              <w:right w:val="nil"/>
+            </w:tcBorders>
+            <w:shd w:val="clear" w:color="auto" w:fill="FFFFFF"/>
+            <w:noWrap w:val="0"/>
+            <w:tcMar>
+              <w:top w:w="200" w:type="dxa"/>
+              <w:left w:w="-1" w:type="dxa"/>
+              <w:bottom w:w="200" w:type="dxa"/>
+              <w:right w:w="320" w:type="dxa"/>
+            </w:tcMar>
+            <w:vAlign w:val="center"/>
+          </w:tcPr>
+          <w:p>
+            <w:pPr>
+              <w:keepNext/>
+              <w:keepLines w:val="0"/>
+              <w:widowControl/>
+              <w:suppressLineNumbers w:val="0"/>
+              <w:snapToGrid w:val="0"/>
+              <w:spacing w:line="240" w:lineRule="auto"/>
+              <w:ind w:left="0" w:leftChars="0" w:right="0" w:rightChars="0" w:firstLine="0" w:firstLineChars="0"/>
+              <w:jc w:val="center"/>
+              <w:rPr>
+                <w:rFonts w:hint="default" w:ascii="Helvetica Neue" w:hAnsi="Helvetica Neue" w:eastAsia="Helvetica Neue" w:cs="Helvetica Neue"/>
+                <w:i w:val="0"/>
+                <w:iCs w:val="0"/>
+                <w:caps w:val="0"/>
+                <w:color w:val="0F1115"/>
+                <w:spacing w:val="0"/>
+                <w:sz w:val="30"/>
+                <w:szCs w:val="30"/>
+              </w:rPr>
+            </w:pPr>
+            <w:r>
+              <w:rPr>
+                <w:rFonts w:hint="default" w:ascii="Helvetica Neue" w:hAnsi="Helvetica Neue" w:eastAsia="Helvetica Neue" w:cs="Helvetica Neue"/>
+                <w:b/>
+                <w:bCs/>
+                <w:i w:val="0"/>
+                <w:iCs w:val="0"/>
+                <w:caps w:val="0"/>
+                <w:color w:val="0F1115"/>
+                <w:spacing w:val="0"/>
+                <w:kern w:val="0"/>
+                <w:sz w:val="30"/>
+                <w:szCs w:val="30"/>
+                <w:bdr w:val="none" w:color="auto" w:sz="0" w:space="0"/>
+                <w:lang w:val="en-US" w:eastAsia="zh-CN" w:bidi="ar"/>
               </w:rPr>
               <w:t>后台管理</w:t>
             </w:r>
@@ -744,15 +1561,59 @@
         </w:tc>
         <w:tc>
           <w:tcPr>
-            <w:tcW w:w="0" w:type="auto"/>
-            <w:vAlign w:val="center"/>
-          </w:tcPr>
-          <w:p>
-            <w:r>
-              <w:rPr>
-                <w:rFonts w:hint="eastAsia"/>
-              </w:rPr>
-              <w:t>查看对话记录、管理FAQ知识库（管理员界面）</w:t>
+            <w:tcW w:w="6579" w:type="dxa"/>
+            <w:tcBorders>
+              <w:top w:val="nil"/>
+              <w:left w:val="nil"/>
+              <w:bottom w:val="single" w:color="auto" w:sz="12" w:space="0"/>
+              <w:right w:val="nil"/>
+            </w:tcBorders>
+            <w:shd w:val="clear" w:color="auto" w:fill="FFFFFF"/>
+            <w:noWrap w:val="0"/>
+            <w:tcMar>
+              <w:top w:w="200" w:type="dxa"/>
+              <w:left w:w="320" w:type="dxa"/>
+              <w:bottom w:w="200" w:type="dxa"/>
+              <w:right w:w="-1" w:type="dxa"/>
+            </w:tcMar>
+            <w:vAlign w:val="center"/>
+          </w:tcPr>
+          <w:p>
+            <w:pPr>
+              <w:keepNext/>
+              <w:keepLines w:val="0"/>
+              <w:widowControl/>
+              <w:suppressLineNumbers w:val="0"/>
+              <w:snapToGrid w:val="0"/>
+              <w:spacing w:line="240" w:lineRule="auto"/>
+              <w:ind w:left="0" w:leftChars="0" w:right="0" w:rightChars="0" w:firstLine="0" w:firstLineChars="0"/>
+              <w:jc w:val="left"/>
+              <w:rPr>
+                <w:rFonts w:hint="default" w:ascii="Helvetica Neue" w:hAnsi="Helvetica Neue" w:eastAsia="Helvetica Neue" w:cs="Helvetica Neue"/>
+                <w:i w:val="0"/>
+                <w:iCs w:val="0"/>
+                <w:caps w:val="0"/>
+                <w:color w:val="0F1115"/>
+                <w:spacing w:val="0"/>
+                <w:sz w:val="30"/>
+                <w:szCs w:val="30"/>
+              </w:rPr>
+            </w:pPr>
+            <w:r>
+              <w:rPr>
+                <w:rFonts w:hint="default" w:ascii="Helvetica Neue" w:hAnsi="Helvetica Neue" w:eastAsia="Helvetica Neue" w:cs="Helvetica Neue"/>
+                <w:i w:val="0"/>
+                <w:iCs w:val="0"/>
+                <w:caps w:val="0"/>
+                <w:color w:val="0F1115"/>
+                <w:spacing w:val="0"/>
+                <w:kern w:val="0"/>
+                <w:sz w:val="30"/>
+                <w:szCs w:val="30"/>
+                <w:bdr w:val="none" w:color="auto" w:sz="0" w:space="0"/>
+                <w:lang w:val="en-US" w:eastAsia="zh-CN" w:bidi="ar"/>
+              </w:rPr>
+              <w:t>查看对话记录（显示用户名而非ID）、管理FAQ知识库、查看订单数据（后续可扩展）</w:t>
             </w:r>
           </w:p>
         </w:tc>
@@ -760,6 +1621,17 @@
     </w:tbl>
     <w:p>
       <w:pPr>
+        <w:keepNext w:val="0"/>
+        <w:keepLines w:val="0"/>
+        <w:widowControl w:val="0"/>
+        <w:suppressLineNumbers w:val="0"/>
+        <w:spacing w:before="0" w:beforeAutospacing="0" w:after="0" w:afterAutospacing="0"/>
+        <w:ind w:left="0" w:right="0"/>
+        <w:jc w:val="both"/>
+      </w:pPr>
+    </w:p>
+    <w:p>
+      <w:pPr>
         <w:pStyle w:val="3"/>
       </w:pPr>
       <w:r>
@@ -776,172 +1648,769 @@
     </w:p>
     <w:p>
       <w:pPr>
-        <w:rPr>
-          <w:rFonts w:hint="eastAsia"/>
-        </w:rPr>
-      </w:pPr>
-      <w:r>
-        <w:rPr>
-          <w:rFonts w:hint="eastAsia"/>
-        </w:rPr>
-        <w:t>[用户终端层]</w:t>
-      </w:r>
-    </w:p>
-    <w:p>
-      <w:pPr>
-        <w:rPr>
-          <w:rFonts w:hint="eastAsia"/>
-        </w:rPr>
-      </w:pPr>
-      <w:r>
-        <w:rPr>
-          <w:rFonts w:hint="eastAsia"/>
-        </w:rPr>
-        <w:t xml:space="preserve">   PC浏览器 / 移动端H5</w:t>
-      </w:r>
-    </w:p>
-    <w:p>
-      <w:pPr>
-        <w:rPr>
-          <w:rFonts w:hint="eastAsia"/>
-        </w:rPr>
-      </w:pPr>
-      <w:r>
-        <w:rPr>
-          <w:rFonts w:hint="eastAsia"/>
-        </w:rPr>
-        <w:t xml:space="preserve">        ↓ HTTPS</w:t>
-      </w:r>
-    </w:p>
-    <w:p>
-      <w:pPr>
-        <w:rPr>
-          <w:rFonts w:hint="eastAsia"/>
-        </w:rPr>
-      </w:pPr>
-      <w:r>
-        <w:rPr>
-          <w:rFonts w:hint="eastAsia"/>
-        </w:rPr>
-        <w:t>[前端应用层] 原生HTML/CSS/JS</w:t>
-      </w:r>
-    </w:p>
-    <w:p>
-      <w:pPr>
-        <w:rPr>
-          <w:rFonts w:hint="eastAsia"/>
-        </w:rPr>
-      </w:pPr>
-      <w:r>
-        <w:rPr>
-          <w:rFonts w:hint="eastAsia"/>
-        </w:rPr>
-        <w:t xml:space="preserve">   聊天界面 + 后台管理（Tab切换）</w:t>
-      </w:r>
-    </w:p>
-    <w:p>
-      <w:pPr>
-        <w:rPr>
-          <w:rFonts w:hint="eastAsia"/>
-        </w:rPr>
-      </w:pPr>
-      <w:r>
-        <w:rPr>
-          <w:rFonts w:hint="eastAsia"/>
-        </w:rPr>
-        <w:t xml:space="preserve">        ↓ RESTful API</w:t>
-      </w:r>
-    </w:p>
-    <w:p>
-      <w:pPr>
-        <w:rPr>
-          <w:rFonts w:hint="eastAsia"/>
-        </w:rPr>
-      </w:pPr>
-      <w:r>
-        <w:rPr>
-          <w:rFonts w:hint="eastAsia"/>
-        </w:rPr>
-        <w:t>[后端服务层] FastAPI (Python)</w:t>
-      </w:r>
-    </w:p>
-    <w:p>
-      <w:pPr>
-        <w:rPr>
-          <w:rFonts w:hint="eastAsia"/>
-        </w:rPr>
-      </w:pPr>
-      <w:r>
-        <w:rPr>
-          <w:rFonts w:hint="eastAsia"/>
-        </w:rPr>
-        <w:t xml:space="preserve">   /api/chat   /api/admin/conversations   /api/admin/faqs</w:t>
-      </w:r>
-    </w:p>
-    <w:p>
-      <w:pPr>
-        <w:rPr>
-          <w:rFonts w:hint="eastAsia"/>
-        </w:rPr>
-      </w:pPr>
-      <w:r>
-        <w:rPr>
-          <w:rFonts w:hint="eastAsia"/>
-        </w:rPr>
-        <w:t xml:space="preserve">        ↓                    ↓</w:t>
-      </w:r>
-    </w:p>
-    <w:p>
-      <w:pPr>
-        <w:rPr>
-          <w:rFonts w:hint="eastAsia"/>
-        </w:rPr>
-      </w:pPr>
-      <w:r>
-        <w:rPr>
-          <w:rFonts w:hint="eastAsia"/>
-        </w:rPr>
-        <w:t>[AI能力层]           [数据存储层]</w:t>
-      </w:r>
-    </w:p>
-    <w:p>
-      <w:pPr>
-        <w:rPr>
-          <w:rFonts w:hint="eastAsia"/>
-        </w:rPr>
-      </w:pPr>
-      <w:r>
-        <w:rPr>
-          <w:rFonts w:hint="eastAsia"/>
+        <w:keepNext w:val="0"/>
+        <w:keepLines w:val="0"/>
+        <w:widowControl w:val="0"/>
+        <w:suppressLineNumbers w:val="0"/>
+        <w:spacing w:before="0" w:beforeAutospacing="0" w:after="0" w:afterAutospacing="0"/>
+        <w:ind w:left="0" w:right="0"/>
+        <w:jc w:val="both"/>
+        <w:rPr>
+          <w:rFonts w:hint="eastAsia" w:ascii="Calibri" w:hAnsi="Calibri" w:eastAsia="宋体" w:cs="Times New Roman"/>
+          <w:kern w:val="2"/>
+          <w:sz w:val="21"/>
+          <w:szCs w:val="21"/>
+        </w:rPr>
+      </w:pPr>
+      <w:r>
+        <w:rPr>
+          <w:rFonts w:hint="default" w:ascii="Calibri" w:hAnsi="Calibri" w:eastAsia="宋体" w:cs="Calibri"/>
+          <w:kern w:val="2"/>
+          <w:sz w:val="21"/>
+          <w:szCs w:val="21"/>
+          <w:lang w:val="en-US" w:eastAsia="zh-CN" w:bidi="ar"/>
+        </w:rPr>
+        <w:t>[</w:t>
+      </w:r>
+      <w:r>
+        <w:rPr>
+          <w:rFonts w:hint="eastAsia" w:ascii="宋体" w:hAnsi="宋体" w:eastAsia="宋体" w:cs="宋体"/>
+          <w:kern w:val="2"/>
+          <w:sz w:val="21"/>
+          <w:szCs w:val="21"/>
+          <w:lang w:val="en-US" w:eastAsia="zh-CN" w:bidi="ar"/>
+        </w:rPr>
+        <w:t>用户终端层</w:t>
+      </w:r>
+      <w:r>
+        <w:rPr>
+          <w:rFonts w:hint="default" w:ascii="Calibri" w:hAnsi="Calibri" w:eastAsia="宋体" w:cs="Calibri"/>
+          <w:kern w:val="2"/>
+          <w:sz w:val="21"/>
+          <w:szCs w:val="21"/>
+          <w:lang w:val="en-US" w:eastAsia="zh-CN" w:bidi="ar"/>
+        </w:rPr>
+        <w:t>]</w:t>
+      </w:r>
+    </w:p>
+    <w:p>
+      <w:pPr>
+        <w:keepNext w:val="0"/>
+        <w:keepLines w:val="0"/>
+        <w:widowControl w:val="0"/>
+        <w:suppressLineNumbers w:val="0"/>
+        <w:spacing w:before="0" w:beforeAutospacing="0" w:after="0" w:afterAutospacing="0"/>
+        <w:ind w:left="0" w:right="0"/>
+        <w:jc w:val="both"/>
+        <w:rPr>
+          <w:rFonts w:hint="eastAsia" w:ascii="Calibri" w:hAnsi="Calibri" w:eastAsia="宋体" w:cs="Times New Roman"/>
+          <w:kern w:val="2"/>
+          <w:sz w:val="21"/>
+          <w:szCs w:val="21"/>
+        </w:rPr>
+      </w:pPr>
+      <w:r>
+        <w:rPr>
+          <w:rFonts w:hint="eastAsia" w:ascii="Calibri" w:hAnsi="Calibri" w:eastAsia="宋体" w:cs="Times New Roman"/>
+          <w:kern w:val="2"/>
+          <w:sz w:val="21"/>
+          <w:szCs w:val="21"/>
+          <w:lang w:val="en-US" w:eastAsia="zh-CN" w:bidi="ar"/>
+        </w:rPr>
+        <w:t xml:space="preserve">   </w:t>
+      </w:r>
+      <w:r>
+        <w:rPr>
+          <w:rFonts w:hint="default" w:ascii="Calibri" w:hAnsi="Calibri" w:eastAsia="宋体" w:cs="Calibri"/>
+          <w:kern w:val="2"/>
+          <w:sz w:val="21"/>
+          <w:szCs w:val="21"/>
+          <w:lang w:val="en-US" w:eastAsia="zh-CN" w:bidi="ar"/>
+        </w:rPr>
+        <w:t>PC</w:t>
+      </w:r>
+      <w:r>
+        <w:rPr>
+          <w:rFonts w:hint="eastAsia" w:ascii="宋体" w:hAnsi="宋体" w:eastAsia="宋体" w:cs="宋体"/>
+          <w:kern w:val="2"/>
+          <w:sz w:val="21"/>
+          <w:szCs w:val="21"/>
+          <w:lang w:val="en-US" w:eastAsia="zh-CN" w:bidi="ar"/>
+        </w:rPr>
+        <w:t xml:space="preserve">浏览器 </w:t>
+      </w:r>
+      <w:r>
+        <w:rPr>
+          <w:rFonts w:hint="default" w:ascii="Calibri" w:hAnsi="Calibri" w:eastAsia="宋体" w:cs="Calibri"/>
+          <w:kern w:val="2"/>
+          <w:sz w:val="21"/>
+          <w:szCs w:val="21"/>
+          <w:lang w:val="en-US" w:eastAsia="zh-CN" w:bidi="ar"/>
+        </w:rPr>
+        <w:t xml:space="preserve">/ </w:t>
+      </w:r>
+      <w:r>
+        <w:rPr>
+          <w:rFonts w:hint="eastAsia" w:ascii="宋体" w:hAnsi="宋体" w:eastAsia="宋体" w:cs="宋体"/>
+          <w:kern w:val="2"/>
+          <w:sz w:val="21"/>
+          <w:szCs w:val="21"/>
+          <w:lang w:val="en-US" w:eastAsia="zh-CN" w:bidi="ar"/>
+        </w:rPr>
+        <w:t>移动端</w:t>
+      </w:r>
+      <w:r>
+        <w:rPr>
+          <w:rFonts w:hint="default" w:ascii="Calibri" w:hAnsi="Calibri" w:eastAsia="宋体" w:cs="Calibri"/>
+          <w:kern w:val="2"/>
+          <w:sz w:val="21"/>
+          <w:szCs w:val="21"/>
+          <w:lang w:val="en-US" w:eastAsia="zh-CN" w:bidi="ar"/>
+        </w:rPr>
+        <w:t>H5</w:t>
+      </w:r>
+    </w:p>
+    <w:p>
+      <w:pPr>
+        <w:keepNext w:val="0"/>
+        <w:keepLines w:val="0"/>
+        <w:widowControl w:val="0"/>
+        <w:suppressLineNumbers w:val="0"/>
+        <w:spacing w:before="0" w:beforeAutospacing="0" w:after="0" w:afterAutospacing="0"/>
+        <w:ind w:left="0" w:right="0"/>
+        <w:jc w:val="both"/>
+        <w:rPr>
+          <w:rFonts w:hint="eastAsia" w:ascii="Calibri" w:hAnsi="Calibri" w:eastAsia="宋体" w:cs="Times New Roman"/>
+          <w:kern w:val="2"/>
+          <w:sz w:val="21"/>
+          <w:szCs w:val="21"/>
+        </w:rPr>
+      </w:pPr>
+      <w:r>
+        <w:rPr>
+          <w:rFonts w:hint="eastAsia" w:ascii="Calibri" w:hAnsi="Calibri" w:eastAsia="宋体" w:cs="Times New Roman"/>
+          <w:kern w:val="2"/>
+          <w:sz w:val="21"/>
+          <w:szCs w:val="21"/>
+          <w:lang w:val="en-US" w:eastAsia="zh-CN" w:bidi="ar"/>
+        </w:rPr>
+        <w:t xml:space="preserve">        </w:t>
+      </w:r>
+      <w:r>
+        <w:rPr>
+          <w:rFonts w:hint="eastAsia" w:ascii="宋体" w:hAnsi="宋体" w:eastAsia="宋体" w:cs="宋体"/>
+          <w:kern w:val="2"/>
+          <w:sz w:val="21"/>
+          <w:szCs w:val="21"/>
+          <w:lang w:val="en-US" w:eastAsia="zh-CN" w:bidi="ar"/>
+        </w:rPr>
+        <w:t xml:space="preserve">↓ </w:t>
+      </w:r>
+      <w:r>
+        <w:rPr>
+          <w:rFonts w:hint="default" w:ascii="Calibri" w:hAnsi="Calibri" w:eastAsia="宋体" w:cs="Calibri"/>
+          <w:kern w:val="2"/>
+          <w:sz w:val="21"/>
+          <w:szCs w:val="21"/>
+          <w:lang w:val="en-US" w:eastAsia="zh-CN" w:bidi="ar"/>
+        </w:rPr>
+        <w:t>HTTPS</w:t>
+      </w:r>
+    </w:p>
+    <w:p>
+      <w:pPr>
+        <w:keepNext w:val="0"/>
+        <w:keepLines w:val="0"/>
+        <w:widowControl w:val="0"/>
+        <w:suppressLineNumbers w:val="0"/>
+        <w:spacing w:before="0" w:beforeAutospacing="0" w:after="0" w:afterAutospacing="0"/>
+        <w:ind w:left="0" w:right="0"/>
+        <w:jc w:val="both"/>
+        <w:rPr>
+          <w:rFonts w:hint="eastAsia" w:ascii="Calibri" w:hAnsi="Calibri" w:eastAsia="宋体" w:cs="Times New Roman"/>
+          <w:kern w:val="2"/>
+          <w:sz w:val="21"/>
+          <w:szCs w:val="21"/>
+        </w:rPr>
+      </w:pPr>
+      <w:r>
+        <w:rPr>
+          <w:rFonts w:hint="default" w:ascii="Calibri" w:hAnsi="Calibri" w:eastAsia="宋体" w:cs="Calibri"/>
+          <w:kern w:val="2"/>
+          <w:sz w:val="21"/>
+          <w:szCs w:val="21"/>
+          <w:lang w:val="en-US" w:eastAsia="zh-CN" w:bidi="ar"/>
+        </w:rPr>
+        <w:t>[</w:t>
+      </w:r>
+      <w:r>
+        <w:rPr>
+          <w:rFonts w:hint="eastAsia" w:ascii="宋体" w:hAnsi="宋体" w:eastAsia="宋体" w:cs="宋体"/>
+          <w:kern w:val="2"/>
+          <w:sz w:val="21"/>
+          <w:szCs w:val="21"/>
+          <w:lang w:val="en-US" w:eastAsia="zh-CN" w:bidi="ar"/>
+        </w:rPr>
+        <w:t>前端应用层</w:t>
+      </w:r>
+      <w:r>
+        <w:rPr>
+          <w:rFonts w:hint="default" w:ascii="Calibri" w:hAnsi="Calibri" w:eastAsia="宋体" w:cs="Calibri"/>
+          <w:kern w:val="2"/>
+          <w:sz w:val="21"/>
+          <w:szCs w:val="21"/>
+          <w:lang w:val="en-US" w:eastAsia="zh-CN" w:bidi="ar"/>
+        </w:rPr>
+        <w:t xml:space="preserve">] </w:t>
+      </w:r>
+      <w:r>
+        <w:rPr>
+          <w:rFonts w:hint="eastAsia" w:ascii="宋体" w:hAnsi="宋体" w:eastAsia="宋体" w:cs="宋体"/>
+          <w:kern w:val="2"/>
+          <w:sz w:val="21"/>
+          <w:szCs w:val="21"/>
+          <w:lang w:val="en-US" w:eastAsia="zh-CN" w:bidi="ar"/>
+        </w:rPr>
+        <w:t>原生</w:t>
+      </w:r>
+      <w:r>
+        <w:rPr>
+          <w:rFonts w:hint="default" w:ascii="Calibri" w:hAnsi="Calibri" w:eastAsia="宋体" w:cs="Calibri"/>
+          <w:kern w:val="2"/>
+          <w:sz w:val="21"/>
+          <w:szCs w:val="21"/>
+          <w:lang w:val="en-US" w:eastAsia="zh-CN" w:bidi="ar"/>
+        </w:rPr>
+        <w:t>HTML/CSS/JS</w:t>
+      </w:r>
+    </w:p>
+    <w:p>
+      <w:pPr>
+        <w:keepNext w:val="0"/>
+        <w:keepLines w:val="0"/>
+        <w:widowControl w:val="0"/>
+        <w:suppressLineNumbers w:val="0"/>
+        <w:spacing w:before="0" w:beforeAutospacing="0" w:after="0" w:afterAutospacing="0"/>
+        <w:ind w:left="0" w:right="0"/>
+        <w:jc w:val="both"/>
+        <w:rPr>
+          <w:rFonts w:hint="eastAsia" w:ascii="Calibri" w:hAnsi="Calibri" w:eastAsia="宋体" w:cs="Times New Roman"/>
+          <w:kern w:val="2"/>
+          <w:sz w:val="21"/>
+          <w:szCs w:val="21"/>
+        </w:rPr>
+      </w:pPr>
+      <w:r>
+        <w:rPr>
+          <w:rFonts w:hint="eastAsia" w:ascii="Calibri" w:hAnsi="Calibri" w:eastAsia="宋体" w:cs="Times New Roman"/>
+          <w:kern w:val="2"/>
+          <w:sz w:val="21"/>
+          <w:szCs w:val="21"/>
+          <w:lang w:val="en-US" w:eastAsia="zh-CN" w:bidi="ar"/>
+        </w:rPr>
+        <w:t xml:space="preserve">   </w:t>
+      </w:r>
+      <w:r>
+        <w:rPr>
+          <w:rFonts w:hint="eastAsia" w:ascii="宋体" w:hAnsi="宋体" w:eastAsia="宋体" w:cs="宋体"/>
+          <w:kern w:val="2"/>
+          <w:sz w:val="21"/>
+          <w:szCs w:val="21"/>
+          <w:lang w:val="en-US" w:eastAsia="zh-CN" w:bidi="ar"/>
+        </w:rPr>
+        <w:t>聊天界面</w:t>
+      </w:r>
+      <w:r>
+        <w:rPr>
+          <w:rFonts w:hint="eastAsia" w:ascii="Calibri" w:hAnsi="Calibri" w:eastAsia="宋体" w:cs="Times New Roman"/>
+          <w:kern w:val="2"/>
+          <w:sz w:val="21"/>
+          <w:szCs w:val="21"/>
+          <w:lang w:val="en-US" w:eastAsia="zh-CN" w:bidi="ar"/>
+        </w:rPr>
+        <w:t xml:space="preserve"> </w:t>
+      </w:r>
+      <w:r>
+        <w:rPr>
+          <w:rFonts w:hint="default" w:ascii="Calibri" w:hAnsi="Calibri" w:eastAsia="宋体" w:cs="Calibri"/>
+          <w:kern w:val="2"/>
+          <w:sz w:val="21"/>
+          <w:szCs w:val="21"/>
+          <w:lang w:val="en-US" w:eastAsia="zh-CN" w:bidi="ar"/>
+        </w:rPr>
+        <w:t xml:space="preserve">+ </w:t>
+      </w:r>
+      <w:r>
+        <w:rPr>
+          <w:rFonts w:hint="eastAsia" w:ascii="宋体" w:hAnsi="宋体" w:eastAsia="宋体" w:cs="宋体"/>
+          <w:kern w:val="2"/>
+          <w:sz w:val="21"/>
+          <w:szCs w:val="21"/>
+          <w:lang w:val="en-US" w:eastAsia="zh-CN" w:bidi="ar"/>
+        </w:rPr>
+        <w:t>后台管理（</w:t>
+      </w:r>
+      <w:r>
+        <w:rPr>
+          <w:rFonts w:hint="default" w:ascii="Calibri" w:hAnsi="Calibri" w:eastAsia="宋体" w:cs="Calibri"/>
+          <w:kern w:val="2"/>
+          <w:sz w:val="21"/>
+          <w:szCs w:val="21"/>
+          <w:lang w:val="en-US" w:eastAsia="zh-CN" w:bidi="ar"/>
+        </w:rPr>
+        <w:t>Tab</w:t>
+      </w:r>
+      <w:r>
+        <w:rPr>
+          <w:rFonts w:hint="eastAsia" w:ascii="宋体" w:hAnsi="宋体" w:eastAsia="宋体" w:cs="宋体"/>
+          <w:kern w:val="2"/>
+          <w:sz w:val="21"/>
+          <w:szCs w:val="21"/>
+          <w:lang w:val="en-US" w:eastAsia="zh-CN" w:bidi="ar"/>
+        </w:rPr>
+        <w:t>切换）</w:t>
+      </w:r>
+    </w:p>
+    <w:p>
+      <w:pPr>
+        <w:keepNext w:val="0"/>
+        <w:keepLines w:val="0"/>
+        <w:widowControl w:val="0"/>
+        <w:suppressLineNumbers w:val="0"/>
+        <w:spacing w:before="0" w:beforeAutospacing="0" w:after="0" w:afterAutospacing="0"/>
+        <w:ind w:left="0" w:right="0"/>
+        <w:jc w:val="both"/>
+        <w:rPr>
+          <w:rFonts w:hint="eastAsia" w:ascii="Calibri" w:hAnsi="Calibri" w:eastAsia="宋体" w:cs="Times New Roman"/>
+          <w:kern w:val="2"/>
+          <w:sz w:val="21"/>
+          <w:szCs w:val="21"/>
+        </w:rPr>
+      </w:pPr>
+      <w:r>
+        <w:rPr>
+          <w:rFonts w:hint="eastAsia" w:ascii="Calibri" w:hAnsi="Calibri" w:eastAsia="宋体" w:cs="Times New Roman"/>
+          <w:kern w:val="2"/>
+          <w:sz w:val="21"/>
+          <w:szCs w:val="21"/>
+          <w:lang w:val="en-US" w:eastAsia="zh-CN" w:bidi="ar"/>
+        </w:rPr>
+        <w:t xml:space="preserve">        </w:t>
+      </w:r>
+      <w:r>
+        <w:rPr>
+          <w:rFonts w:hint="eastAsia" w:ascii="宋体" w:hAnsi="宋体" w:eastAsia="宋体" w:cs="宋体"/>
+          <w:kern w:val="2"/>
+          <w:sz w:val="21"/>
+          <w:szCs w:val="21"/>
+          <w:lang w:val="en-US" w:eastAsia="zh-CN" w:bidi="ar"/>
+        </w:rPr>
+        <w:t xml:space="preserve">↓ </w:t>
+      </w:r>
+      <w:r>
+        <w:rPr>
+          <w:rFonts w:hint="default" w:ascii="Calibri" w:hAnsi="Calibri" w:eastAsia="宋体" w:cs="Calibri"/>
+          <w:kern w:val="2"/>
+          <w:sz w:val="21"/>
+          <w:szCs w:val="21"/>
+          <w:lang w:val="en-US" w:eastAsia="zh-CN" w:bidi="ar"/>
+        </w:rPr>
+        <w:t>RESTful API</w:t>
+      </w:r>
+    </w:p>
+    <w:p>
+      <w:pPr>
+        <w:keepNext w:val="0"/>
+        <w:keepLines w:val="0"/>
+        <w:widowControl w:val="0"/>
+        <w:suppressLineNumbers w:val="0"/>
+        <w:spacing w:before="0" w:beforeAutospacing="0" w:after="0" w:afterAutospacing="0"/>
+        <w:ind w:left="0" w:right="0"/>
+        <w:jc w:val="both"/>
+        <w:rPr>
+          <w:rFonts w:hint="eastAsia" w:ascii="Calibri" w:hAnsi="Calibri" w:eastAsia="宋体" w:cs="Times New Roman"/>
+          <w:kern w:val="2"/>
+          <w:sz w:val="21"/>
+          <w:szCs w:val="21"/>
+        </w:rPr>
+      </w:pPr>
+      <w:r>
+        <w:rPr>
+          <w:rFonts w:hint="default" w:ascii="Calibri" w:hAnsi="Calibri" w:eastAsia="宋体" w:cs="Calibri"/>
+          <w:kern w:val="2"/>
+          <w:sz w:val="21"/>
+          <w:szCs w:val="21"/>
+          <w:lang w:val="en-US" w:eastAsia="zh-CN" w:bidi="ar"/>
+        </w:rPr>
+        <w:t>[</w:t>
+      </w:r>
+      <w:r>
+        <w:rPr>
+          <w:rFonts w:hint="eastAsia" w:ascii="宋体" w:hAnsi="宋体" w:eastAsia="宋体" w:cs="宋体"/>
+          <w:kern w:val="2"/>
+          <w:sz w:val="21"/>
+          <w:szCs w:val="21"/>
+          <w:lang w:val="en-US" w:eastAsia="zh-CN" w:bidi="ar"/>
+        </w:rPr>
+        <w:t>后端服务层</w:t>
+      </w:r>
+      <w:r>
+        <w:rPr>
+          <w:rFonts w:hint="default" w:ascii="Calibri" w:hAnsi="Calibri" w:eastAsia="宋体" w:cs="Calibri"/>
+          <w:kern w:val="2"/>
+          <w:sz w:val="21"/>
+          <w:szCs w:val="21"/>
+          <w:lang w:val="en-US" w:eastAsia="zh-CN" w:bidi="ar"/>
+        </w:rPr>
+        <w:t>] FastAPI (Python)</w:t>
+      </w:r>
+    </w:p>
+    <w:p>
+      <w:pPr>
+        <w:keepNext w:val="0"/>
+        <w:keepLines w:val="0"/>
+        <w:widowControl w:val="0"/>
+        <w:suppressLineNumbers w:val="0"/>
+        <w:spacing w:before="0" w:beforeAutospacing="0" w:after="0" w:afterAutospacing="0"/>
+        <w:ind w:left="0" w:right="0"/>
+        <w:jc w:val="both"/>
+        <w:rPr>
+          <w:rFonts w:hint="eastAsia" w:ascii="Calibri" w:hAnsi="Calibri" w:eastAsia="宋体" w:cs="Times New Roman"/>
+          <w:kern w:val="2"/>
+          <w:sz w:val="21"/>
+          <w:szCs w:val="21"/>
+        </w:rPr>
+      </w:pPr>
+      <w:r>
+        <w:rPr>
+          <w:rFonts w:hint="eastAsia" w:ascii="Calibri" w:hAnsi="Calibri" w:eastAsia="宋体" w:cs="Times New Roman"/>
+          <w:kern w:val="2"/>
+          <w:sz w:val="21"/>
+          <w:szCs w:val="21"/>
+          <w:lang w:val="en-US" w:eastAsia="zh-CN" w:bidi="ar"/>
+        </w:rPr>
+        <w:t xml:space="preserve">   </w:t>
+      </w:r>
+      <w:r>
+        <w:rPr>
+          <w:rFonts w:hint="default" w:ascii="Calibri" w:hAnsi="Calibri" w:eastAsia="宋体" w:cs="Calibri"/>
+          <w:kern w:val="2"/>
+          <w:sz w:val="21"/>
+          <w:szCs w:val="21"/>
+          <w:lang w:val="en-US" w:eastAsia="zh-CN" w:bidi="ar"/>
+        </w:rPr>
+        <w:t>/api/chat   /api/admin/conversations   /api/admin/faqs</w:t>
+      </w:r>
+    </w:p>
+    <w:p>
+      <w:pPr>
+        <w:keepNext w:val="0"/>
+        <w:keepLines w:val="0"/>
+        <w:widowControl w:val="0"/>
+        <w:suppressLineNumbers w:val="0"/>
+        <w:spacing w:before="0" w:beforeAutospacing="0" w:after="0" w:afterAutospacing="0"/>
+        <w:ind w:left="0" w:right="0"/>
+        <w:jc w:val="both"/>
+        <w:rPr>
+          <w:rFonts w:hint="eastAsia" w:ascii="Calibri" w:hAnsi="Calibri" w:eastAsia="宋体" w:cs="Times New Roman"/>
+          <w:kern w:val="2"/>
+          <w:sz w:val="21"/>
+          <w:szCs w:val="21"/>
+        </w:rPr>
+      </w:pPr>
+      <w:r>
+        <w:rPr>
+          <w:rFonts w:hint="eastAsia" w:ascii="Calibri" w:hAnsi="Calibri" w:eastAsia="宋体" w:cs="Times New Roman"/>
+          <w:kern w:val="2"/>
+          <w:sz w:val="21"/>
+          <w:szCs w:val="21"/>
+          <w:lang w:val="en-US" w:eastAsia="zh-CN" w:bidi="ar"/>
+        </w:rPr>
+        <w:t xml:space="preserve">        </w:t>
+      </w:r>
+      <w:r>
+        <w:rPr>
+          <w:rFonts w:hint="eastAsia" w:ascii="宋体" w:hAnsi="宋体" w:eastAsia="宋体" w:cs="宋体"/>
+          <w:kern w:val="2"/>
+          <w:sz w:val="21"/>
+          <w:szCs w:val="21"/>
+          <w:lang w:val="en-US" w:eastAsia="zh-CN" w:bidi="ar"/>
+        </w:rPr>
+        <w:t>↓                    ↓</w:t>
+      </w:r>
+    </w:p>
+    <w:p>
+      <w:pPr>
+        <w:keepNext w:val="0"/>
+        <w:keepLines w:val="0"/>
+        <w:widowControl w:val="0"/>
+        <w:suppressLineNumbers w:val="0"/>
+        <w:spacing w:before="0" w:beforeAutospacing="0" w:after="0" w:afterAutospacing="0"/>
+        <w:ind w:left="0" w:right="0"/>
+        <w:jc w:val="both"/>
+        <w:rPr>
+          <w:rFonts w:hint="eastAsia" w:ascii="Calibri" w:hAnsi="Calibri" w:eastAsia="宋体" w:cs="Times New Roman"/>
+          <w:kern w:val="2"/>
+          <w:sz w:val="21"/>
+          <w:szCs w:val="21"/>
+        </w:rPr>
+      </w:pPr>
+      <w:r>
+        <w:rPr>
+          <w:rFonts w:hint="default" w:ascii="Calibri" w:hAnsi="Calibri" w:eastAsia="宋体" w:cs="Calibri"/>
+          <w:kern w:val="2"/>
+          <w:sz w:val="21"/>
+          <w:szCs w:val="21"/>
+          <w:lang w:val="en-US" w:eastAsia="zh-CN" w:bidi="ar"/>
+        </w:rPr>
+        <w:t>[AI</w:t>
+      </w:r>
+      <w:r>
+        <w:rPr>
+          <w:rFonts w:hint="eastAsia" w:ascii="宋体" w:hAnsi="宋体" w:eastAsia="宋体" w:cs="宋体"/>
+          <w:kern w:val="2"/>
+          <w:sz w:val="21"/>
+          <w:szCs w:val="21"/>
+          <w:lang w:val="en-US" w:eastAsia="zh-CN" w:bidi="ar"/>
+        </w:rPr>
+        <w:t>能力层</w:t>
+      </w:r>
+      <w:r>
+        <w:rPr>
+          <w:rFonts w:hint="default" w:ascii="Calibri" w:hAnsi="Calibri" w:eastAsia="宋体" w:cs="Calibri"/>
+          <w:kern w:val="2"/>
+          <w:sz w:val="21"/>
+          <w:szCs w:val="21"/>
+          <w:lang w:val="en-US" w:eastAsia="zh-CN" w:bidi="ar"/>
+        </w:rPr>
+        <w:t>]           [</w:t>
+      </w:r>
+      <w:r>
+        <w:rPr>
+          <w:rFonts w:hint="eastAsia" w:ascii="宋体" w:hAnsi="宋体" w:eastAsia="宋体" w:cs="宋体"/>
+          <w:kern w:val="2"/>
+          <w:sz w:val="21"/>
+          <w:szCs w:val="21"/>
+          <w:lang w:val="en-US" w:eastAsia="zh-CN" w:bidi="ar"/>
+        </w:rPr>
+        <w:t>数据存储层</w:t>
+      </w:r>
+      <w:r>
+        <w:rPr>
+          <w:rFonts w:hint="default" w:ascii="Calibri" w:hAnsi="Calibri" w:eastAsia="宋体" w:cs="Calibri"/>
+          <w:kern w:val="2"/>
+          <w:sz w:val="21"/>
+          <w:szCs w:val="21"/>
+          <w:lang w:val="en-US" w:eastAsia="zh-CN" w:bidi="ar"/>
+        </w:rPr>
+        <w:t>]</w:t>
+      </w:r>
+    </w:p>
+    <w:p>
+      <w:pPr>
+        <w:keepNext w:val="0"/>
+        <w:keepLines w:val="0"/>
+        <w:widowControl w:val="0"/>
+        <w:suppressLineNumbers w:val="0"/>
+        <w:spacing w:before="0" w:beforeAutospacing="0" w:after="0" w:afterAutospacing="0"/>
+        <w:ind w:left="0" w:right="0"/>
+        <w:jc w:val="both"/>
+        <w:rPr>
+          <w:rFonts w:hint="eastAsia" w:ascii="Calibri" w:hAnsi="Calibri" w:eastAsia="宋体" w:cs="Times New Roman"/>
+          <w:kern w:val="2"/>
+          <w:sz w:val="21"/>
+          <w:szCs w:val="21"/>
+        </w:rPr>
+      </w:pPr>
+      <w:r>
+        <w:rPr>
+          <w:rFonts w:hint="default" w:ascii="Calibri" w:hAnsi="Calibri" w:eastAsia="宋体" w:cs="Calibri"/>
+          <w:kern w:val="2"/>
+          <w:sz w:val="21"/>
+          <w:szCs w:val="21"/>
+          <w:lang w:val="en-US" w:eastAsia="zh-CN" w:bidi="ar"/>
         </w:rPr>
         <w:t>DeepSeek API         Supabase PostgreSQL</w:t>
       </w:r>
     </w:p>
     <w:p>
       <w:pPr>
-        <w:rPr>
-          <w:rFonts w:hint="eastAsia"/>
-        </w:rPr>
-      </w:pPr>
-      <w:r>
-        <w:rPr>
-          <w:rFonts w:hint="eastAsia"/>
-        </w:rPr>
-        <w:t xml:space="preserve">                        (conversations, faqs)</w:t>
-      </w:r>
-    </w:p>
-    <w:p>
-      <w:pPr>
-        <w:rPr>
-          <w:rFonts w:hint="eastAsia"/>
-        </w:rPr>
-      </w:pPr>
-      <w:r>
-        <w:rPr>
-          <w:rFonts w:hint="eastAsia"/>
-        </w:rPr>
-        <w:t>用户在前端输入消息，请求发送至FastAPI后端；后端查询历史对话（上下文），拼接系统提示词和用户消息，调用DeepSeek API生成回答；回答存入数据库并返回前端展示。</w:t>
-      </w:r>
+        <w:keepNext w:val="0"/>
+        <w:keepLines w:val="0"/>
+        <w:widowControl w:val="0"/>
+        <w:suppressLineNumbers w:val="0"/>
+        <w:spacing w:before="0" w:beforeAutospacing="0" w:after="0" w:afterAutospacing="0"/>
+        <w:ind w:left="0" w:right="0"/>
+        <w:jc w:val="both"/>
+        <w:rPr>
+          <w:rFonts w:hint="eastAsia" w:ascii="Calibri" w:hAnsi="Calibri" w:eastAsia="宋体" w:cs="Times New Roman"/>
+          <w:kern w:val="2"/>
+          <w:sz w:val="21"/>
+          <w:szCs w:val="21"/>
+        </w:rPr>
+      </w:pPr>
+      <w:r>
+        <w:rPr>
+          <w:rFonts w:hint="eastAsia" w:ascii="Calibri" w:hAnsi="Calibri" w:eastAsia="宋体" w:cs="Times New Roman"/>
+          <w:kern w:val="2"/>
+          <w:sz w:val="21"/>
+          <w:szCs w:val="21"/>
+          <w:lang w:val="en-US" w:eastAsia="zh-CN" w:bidi="ar"/>
+        </w:rPr>
+        <w:t xml:space="preserve">                        </w:t>
+      </w:r>
+      <w:r>
+        <w:rPr>
+          <w:rFonts w:hint="default" w:ascii="Calibri" w:hAnsi="Calibri" w:eastAsia="宋体" w:cs="Calibri"/>
+          <w:kern w:val="2"/>
+          <w:sz w:val="21"/>
+          <w:szCs w:val="21"/>
+          <w:lang w:val="en-US" w:eastAsia="zh-CN" w:bidi="ar"/>
+        </w:rPr>
+        <w:t>(conversations, faqs)</w:t>
+      </w:r>
+    </w:p>
+    <w:p>
+      <w:pPr>
+        <w:keepNext w:val="0"/>
+        <w:keepLines w:val="0"/>
+        <w:widowControl w:val="0"/>
+        <w:suppressLineNumbers w:val="0"/>
+        <w:spacing w:before="0" w:beforeAutospacing="0" w:after="0" w:afterAutospacing="0"/>
+        <w:ind w:left="0" w:right="0"/>
+        <w:jc w:val="both"/>
+        <w:rPr>
+          <w:rFonts w:hint="eastAsia" w:ascii="宋体" w:hAnsi="宋体" w:eastAsia="宋体" w:cs="宋体"/>
+          <w:kern w:val="2"/>
+          <w:sz w:val="21"/>
+          <w:szCs w:val="21"/>
+          <w:lang w:val="en-US" w:eastAsia="zh-CN" w:bidi="ar"/>
+        </w:rPr>
+      </w:pPr>
+      <w:r>
+        <w:rPr>
+          <w:rFonts w:hint="eastAsia" w:ascii="宋体" w:hAnsi="宋体" w:eastAsia="宋体" w:cs="宋体"/>
+          <w:kern w:val="2"/>
+          <w:sz w:val="21"/>
+          <w:szCs w:val="21"/>
+          <w:lang w:val="en-US" w:eastAsia="zh-CN" w:bidi="ar"/>
+        </w:rPr>
+        <w:t>用户在前端输入消息，请求发送至</w:t>
+      </w:r>
+      <w:r>
+        <w:rPr>
+          <w:rFonts w:hint="default" w:ascii="Calibri" w:hAnsi="Calibri" w:eastAsia="宋体" w:cs="Calibri"/>
+          <w:kern w:val="2"/>
+          <w:sz w:val="21"/>
+          <w:szCs w:val="21"/>
+          <w:lang w:val="en-US" w:eastAsia="zh-CN" w:bidi="ar"/>
+        </w:rPr>
+        <w:t>FastAPI</w:t>
+      </w:r>
+      <w:r>
+        <w:rPr>
+          <w:rFonts w:hint="eastAsia" w:ascii="宋体" w:hAnsi="宋体" w:eastAsia="宋体" w:cs="宋体"/>
+          <w:kern w:val="2"/>
+          <w:sz w:val="21"/>
+          <w:szCs w:val="21"/>
+          <w:lang w:val="en-US" w:eastAsia="zh-CN" w:bidi="ar"/>
+        </w:rPr>
+        <w:t>后端；后端查询历史对话（上下文），拼接系统提示词和用户消息，调用</w:t>
+      </w:r>
+      <w:r>
+        <w:rPr>
+          <w:rFonts w:hint="default" w:ascii="Calibri" w:hAnsi="Calibri" w:eastAsia="宋体" w:cs="Calibri"/>
+          <w:kern w:val="2"/>
+          <w:sz w:val="21"/>
+          <w:szCs w:val="21"/>
+          <w:lang w:val="en-US" w:eastAsia="zh-CN" w:bidi="ar"/>
+        </w:rPr>
+        <w:t>DeepSeek API</w:t>
+      </w:r>
+      <w:r>
+        <w:rPr>
+          <w:rFonts w:hint="eastAsia" w:ascii="宋体" w:hAnsi="宋体" w:eastAsia="宋体" w:cs="宋体"/>
+          <w:kern w:val="2"/>
+          <w:sz w:val="21"/>
+          <w:szCs w:val="21"/>
+          <w:lang w:val="en-US" w:eastAsia="zh-CN" w:bidi="ar"/>
+        </w:rPr>
+        <w:t>生成回答；回答存入数据库并返回前端展示。</w:t>
+      </w:r>
+    </w:p>
+    <w:p>
+      <w:pPr>
+        <w:keepNext w:val="0"/>
+        <w:keepLines w:val="0"/>
+        <w:widowControl w:val="0"/>
+        <w:suppressLineNumbers w:val="0"/>
+        <w:spacing w:before="0" w:beforeAutospacing="0" w:after="0" w:afterAutospacing="0"/>
+        <w:ind w:left="0" w:leftChars="0" w:right="0" w:rightChars="0"/>
+        <w:jc w:val="both"/>
+        <w:rPr>
+          <w:rFonts w:hint="eastAsia" w:ascii="宋体" w:hAnsi="宋体" w:eastAsia="宋体" w:cs="宋体"/>
+          <w:kern w:val="2"/>
+          <w:sz w:val="21"/>
+          <w:szCs w:val="21"/>
+          <w:lang w:val="en-US" w:eastAsia="zh-CN" w:bidi="ar"/>
+        </w:rPr>
+      </w:pPr>
+      <w:r>
+        <w:rPr>
+          <w:rFonts w:hint="eastAsia" w:ascii="宋体" w:hAnsi="宋体" w:eastAsia="宋体" w:cs="宋体"/>
+          <w:kern w:val="2"/>
+          <w:sz w:val="21"/>
+          <w:szCs w:val="21"/>
+          <w:lang w:val="en-US" w:eastAsia="zh-CN" w:bidi="ar"/>
+        </w:rPr>
+        <w:t>数据流说明：</w:t>
+      </w:r>
+    </w:p>
+    <w:p>
+      <w:pPr>
+        <w:keepNext w:val="0"/>
+        <w:keepLines w:val="0"/>
+        <w:widowControl w:val="0"/>
+        <w:suppressLineNumbers w:val="0"/>
+        <w:spacing w:before="0" w:beforeAutospacing="0" w:after="0" w:afterAutospacing="0"/>
+        <w:ind w:left="0" w:leftChars="0" w:right="0" w:rightChars="0"/>
+        <w:jc w:val="both"/>
+        <w:rPr>
+          <w:rFonts w:hint="eastAsia" w:ascii="宋体" w:hAnsi="宋体" w:eastAsia="宋体" w:cs="宋体"/>
+          <w:kern w:val="2"/>
+          <w:sz w:val="21"/>
+          <w:szCs w:val="21"/>
+          <w:lang w:val="en-US" w:eastAsia="zh-CN" w:bidi="ar"/>
+        </w:rPr>
+      </w:pPr>
+      <w:r>
+        <w:rPr>
+          <w:rFonts w:hint="default" w:ascii="宋体" w:hAnsi="宋体" w:eastAsia="宋体" w:cs="宋体"/>
+          <w:kern w:val="2"/>
+          <w:sz w:val="21"/>
+          <w:szCs w:val="21"/>
+          <w:lang w:val="en-US" w:eastAsia="zh-CN" w:bidi="ar"/>
+        </w:rPr>
+        <w:t>用户在前端可进行登录/注册、浏览商品、下单、与AI对话等操作。FastAPI后端处理各类请求：调用DeepSeek API生成回复、验证JWT令牌、读写数据库。所有用户数据、商品库存、订单记录均持久化到Supabase PostgreSQL。</w:t>
+      </w:r>
+    </w:p>
+    <w:p>
+      <w:pPr>
+        <w:keepNext w:val="0"/>
+        <w:keepLines w:val="0"/>
+        <w:widowControl w:val="0"/>
+        <w:suppressLineNumbers w:val="0"/>
+        <w:spacing w:before="0" w:beforeAutospacing="0" w:after="0" w:afterAutospacing="0"/>
+        <w:ind w:left="0" w:right="0"/>
+        <w:jc w:val="both"/>
+        <w:rPr>
+          <w:rFonts w:hint="eastAsia" w:ascii="宋体" w:hAnsi="宋体" w:eastAsia="宋体" w:cs="宋体"/>
+          <w:kern w:val="2"/>
+          <w:sz w:val="21"/>
+          <w:szCs w:val="21"/>
+          <w:lang w:val="en-US" w:eastAsia="zh-CN" w:bidi="ar"/>
+        </w:rPr>
+      </w:pPr>
     </w:p>
     <w:p>
       <w:pPr>
@@ -1346,6 +2815,134 @@
           </w:p>
         </w:tc>
       </w:tr>
+      <w:tr>
+        <w:tc>
+          <w:tcPr>
+            <w:tcW w:w="0" w:type="auto"/>
+            <w:vAlign w:val="center"/>
+          </w:tcPr>
+          <w:p>
+            <w:pPr>
+              <w:rPr>
+                <w:b/>
+              </w:rPr>
+            </w:pPr>
+            <w:r>
+              <w:rPr>
+                <w:rFonts w:hint="eastAsia"/>
+                <w:b/>
+              </w:rPr>
+              <w:t>认证与安全</w:t>
+            </w:r>
+          </w:p>
+        </w:tc>
+        <w:tc>
+          <w:tcPr>
+            <w:tcW w:w="0" w:type="auto"/>
+            <w:vAlign w:val="center"/>
+          </w:tcPr>
+          <w:p>
+            <w:pPr>
+              <w:rPr>
+                <w:rFonts w:hint="eastAsia" w:eastAsiaTheme="minorEastAsia"/>
+                <w:lang w:val="en-US" w:eastAsia="zh-CN"/>
+              </w:rPr>
+            </w:pPr>
+            <w:r>
+              <w:rPr>
+                <w:rFonts w:hint="eastAsia" w:eastAsiaTheme="minorEastAsia"/>
+                <w:lang w:val="en-US" w:eastAsia="zh-CN"/>
+              </w:rPr>
+              <w:t>JWT + bcrypt(sha256)</w:t>
+            </w:r>
+          </w:p>
+        </w:tc>
+        <w:tc>
+          <w:tcPr>
+            <w:tcW w:w="0" w:type="auto"/>
+            <w:vAlign w:val="center"/>
+          </w:tcPr>
+          <w:p>
+            <w:pPr>
+              <w:rPr>
+                <w:rFonts w:hint="eastAsia"/>
+                <w:lang w:val="en-US" w:eastAsia="zh-CN"/>
+              </w:rPr>
+            </w:pPr>
+            <w:r>
+              <w:rPr>
+                <w:rFonts w:hint="eastAsia"/>
+                <w:lang w:val="en-US" w:eastAsia="zh-CN"/>
+              </w:rPr>
+              <w:t>轻量级用户令牌，支持跨域认证；游客模式自动创建账号</w:t>
+            </w:r>
+          </w:p>
+        </w:tc>
+      </w:tr>
+      <w:tr>
+        <w:tc>
+          <w:tcPr>
+            <w:tcW w:w="0" w:type="auto"/>
+            <w:vAlign w:val="center"/>
+          </w:tcPr>
+          <w:p>
+            <w:pPr>
+              <w:rPr>
+                <w:b/>
+              </w:rPr>
+            </w:pPr>
+            <w:r>
+              <w:rPr>
+                <w:rFonts w:hint="eastAsia"/>
+                <w:b/>
+              </w:rPr>
+              <w:t>商城模块</w:t>
+            </w:r>
+          </w:p>
+        </w:tc>
+        <w:tc>
+          <w:tcPr>
+            <w:tcW w:w="0" w:type="auto"/>
+            <w:vAlign w:val="center"/>
+          </w:tcPr>
+          <w:p>
+            <w:pPr>
+              <w:rPr>
+                <w:rFonts w:hint="eastAsia" w:eastAsiaTheme="minorEastAsia"/>
+                <w:lang w:val="en-US" w:eastAsia="zh-CN"/>
+              </w:rPr>
+            </w:pPr>
+            <w:r>
+              <w:rPr>
+                <w:rFonts w:hint="eastAsia" w:eastAsiaTheme="minorEastAsia"/>
+                <w:lang w:val="en-US" w:eastAsia="zh-CN"/>
+              </w:rPr>
+              <w:t>原生 JS + 后端库存扣减</w:t>
+            </w:r>
+          </w:p>
+        </w:tc>
+        <w:tc>
+          <w:tcPr>
+            <w:tcW w:w="0" w:type="auto"/>
+            <w:vAlign w:val="center"/>
+          </w:tcPr>
+          <w:p>
+            <w:pPr>
+              <w:rPr>
+                <w:rFonts w:hint="eastAsia"/>
+                <w:lang w:val="en-US" w:eastAsia="zh-CN"/>
+              </w:rPr>
+            </w:pPr>
+            <w:r>
+              <w:rPr>
+                <w:rFonts w:hint="eastAsia"/>
+                <w:lang w:val="en-US" w:eastAsia="zh-CN"/>
+              </w:rPr>
+              <w:t>无支付依赖，模拟购买流程；取消订单自动恢复库存</w:t>
+            </w:r>
+          </w:p>
+        </w:tc>
+      </w:tr>
     </w:tbl>
     <w:p>
       <w:pPr>
@@ -1357,16 +2954,255 @@
     </w:p>
     <w:p>
       <w:r>
-        <w:t>系统后端逻辑划分为五大核心模块，各模块职责明确，协同工作：</w:t>
+        <w:t>系统后端逻辑划分为五大核心模块，各模块职责明确，协同工作</w:t>
       </w:r>
     </w:p>
     <w:p>
       <w:pPr>
         <w:pStyle w:val="4"/>
-      </w:pPr>
-      <w:r>
-        <w:t>3.1 用户对话管理模块</w:t>
-      </w:r>
+        <w:rPr>
+          <w:rFonts w:hint="eastAsia"/>
+          <w:lang w:val="en-US" w:eastAsia="zh-CN"/>
+        </w:rPr>
+      </w:pPr>
+      <w:r>
+        <w:t>3.</w:t>
+      </w:r>
+      <w:r>
+        <w:rPr>
+          <w:rFonts w:hint="eastAsia"/>
+          <w:lang w:val="en-US" w:eastAsia="zh-CN"/>
+        </w:rPr>
+        <w:t>1</w:t>
+      </w:r>
+      <w:r>
+        <w:t xml:space="preserve"> 用户</w:t>
+      </w:r>
+      <w:r>
+        <w:rPr>
+          <w:rFonts w:hint="eastAsia"/>
+          <w:lang w:val="en-US" w:eastAsia="zh-CN"/>
+        </w:rPr>
+        <w:t>认证与授权</w:t>
+      </w:r>
+    </w:p>
+    <w:p>
+      <w:pPr>
+        <w:rPr>
+          <w:rFonts w:hint="default"/>
+          <w:lang w:val="en-US" w:eastAsia="zh-CN"/>
+        </w:rPr>
+      </w:pPr>
+      <w:r>
+        <w:rPr>
+          <w:rFonts w:hint="default"/>
+          <w:lang w:val="en-US" w:eastAsia="zh-CN"/>
+        </w:rPr>
+        <w:t>支持用户名+密码注册（密码需同时包含字母和数字，长度≥6），登录、游客自动创建账号。</w:t>
+      </w:r>
+    </w:p>
+    <w:p>
+      <w:pPr>
+        <w:rPr>
+          <w:rFonts w:hint="default"/>
+          <w:lang w:val="en-US" w:eastAsia="zh-CN"/>
+        </w:rPr>
+      </w:pPr>
+    </w:p>
+    <w:p>
+      <w:pPr>
+        <w:rPr>
+          <w:rFonts w:hint="default"/>
+          <w:lang w:val="en-US" w:eastAsia="zh-CN"/>
+        </w:rPr>
+      </w:pPr>
+      <w:r>
+        <w:rPr>
+          <w:rFonts w:hint="default"/>
+          <w:lang w:val="en-US" w:eastAsia="zh-CN"/>
+        </w:rPr>
+        <w:t>使用 JWT 签发令牌，有效期默认无过期（可配置），前端存储于 localStorage。</w:t>
+      </w:r>
+    </w:p>
+    <w:p>
+      <w:pPr>
+        <w:rPr>
+          <w:rFonts w:hint="default"/>
+          <w:lang w:val="en-US" w:eastAsia="zh-CN"/>
+        </w:rPr>
+      </w:pPr>
+    </w:p>
+    <w:p>
+      <w:pPr>
+        <w:rPr>
+          <w:rFonts w:hint="default"/>
+          <w:lang w:val="en-US" w:eastAsia="zh-CN"/>
+        </w:rPr>
+      </w:pPr>
+      <w:r>
+        <w:rPr>
+          <w:rFonts w:hint="default"/>
+          <w:lang w:val="en-US" w:eastAsia="zh-CN"/>
+        </w:rPr>
+        <w:t>需要认证的接口（购买、查看订单）通过 Authorization: Bearer &lt;token&gt; 验证用户身份。</w:t>
+      </w:r>
+    </w:p>
+    <w:p>
+      <w:pPr>
+        <w:rPr>
+          <w:rFonts w:hint="default"/>
+          <w:lang w:val="en-US" w:eastAsia="zh-CN"/>
+        </w:rPr>
+      </w:pPr>
+    </w:p>
+    <w:p>
+      <w:pPr>
+        <w:rPr>
+          <w:rFonts w:hint="default"/>
+          <w:lang w:val="en-US" w:eastAsia="zh-CN"/>
+        </w:rPr>
+      </w:pPr>
+      <w:r>
+        <w:rPr>
+          <w:rFonts w:hint="default"/>
+          <w:lang w:val="en-US" w:eastAsia="zh-CN"/>
+        </w:rPr>
+        <w:t>后台管理页面独立使用 ADMIN_SECRET 环境变量进行密码验证（默认1234），密码错误时拒绝访问并停留在聊天界面。</w:t>
+      </w:r>
+    </w:p>
+    <w:p>
+      <w:r>
+        <w:t>：</w:t>
+      </w:r>
+    </w:p>
+    <w:p>
+      <w:pPr>
+        <w:pStyle w:val="4"/>
+      </w:pPr>
+      <w:r>
+        <w:t>3.</w:t>
+      </w:r>
+      <w:r>
+        <w:rPr>
+          <w:rFonts w:hint="eastAsia"/>
+          <w:lang w:val="en-US" w:eastAsia="zh-CN"/>
+        </w:rPr>
+        <w:t>2商品与订单管</w:t>
+      </w:r>
+      <w:r>
+        <w:t>理模块</w:t>
+      </w:r>
+    </w:p>
+    <w:p>
+      <w:pPr>
+        <w:rPr>
+          <w:rFonts w:hint="eastAsia"/>
+        </w:rPr>
+      </w:pPr>
+      <w:r>
+        <w:rPr>
+          <w:rFonts w:hint="eastAsia"/>
+        </w:rPr>
+        <w:t>商品表（products） 预置5款商品：X-Drone Pro、X-Drone Mini、两块智能电池、ND滤镜套装。</w:t>
+      </w:r>
+    </w:p>
+    <w:p>
+      <w:pPr>
+        <w:rPr>
+          <w:rFonts w:hint="eastAsia"/>
+        </w:rPr>
+      </w:pPr>
+    </w:p>
+    <w:p>
+      <w:pPr>
+        <w:rPr>
+          <w:rFonts w:hint="eastAsia"/>
+        </w:rPr>
+      </w:pPr>
+      <w:r>
+        <w:rPr>
+          <w:rFonts w:hint="eastAsia"/>
+        </w:rPr>
+        <w:t>库存实时展示：商品卡片显示当前库存数量，库存为0时禁用购买按钮。</w:t>
+      </w:r>
+    </w:p>
+    <w:p>
+      <w:pPr>
+        <w:rPr>
+          <w:rFonts w:hint="eastAsia"/>
+        </w:rPr>
+      </w:pPr>
+    </w:p>
+    <w:p>
+      <w:pPr>
+        <w:rPr>
+          <w:rFonts w:hint="eastAsia"/>
+        </w:rPr>
+      </w:pPr>
+      <w:r>
+        <w:rPr>
+          <w:rFonts w:hint="eastAsia"/>
+        </w:rPr>
+        <w:t>下单流程：用户选择数量 → 后端检查库存 → 扣减库存 → 生成订单（状态active）→ 返回成功。</w:t>
+      </w:r>
+    </w:p>
+    <w:p>
+      <w:pPr>
+        <w:rPr>
+          <w:rFonts w:hint="eastAsia"/>
+        </w:rPr>
+      </w:pPr>
+    </w:p>
+    <w:p>
+      <w:pPr>
+        <w:rPr>
+          <w:rFonts w:hint="eastAsia"/>
+        </w:rPr>
+      </w:pPr>
+      <w:r>
+        <w:rPr>
+          <w:rFonts w:hint="eastAsia"/>
+        </w:rPr>
+        <w:t>取消订单：用户点击“删除订单”，库存自动恢复，订单状态变为cancelled</w:t>
+      </w:r>
+    </w:p>
+    <w:p>
+      <w:pPr>
+        <w:pStyle w:val="4"/>
+        <w:rPr>
+          <w:rFonts w:hint="eastAsia"/>
+        </w:rPr>
+      </w:pPr>
+      <w:r>
+        <w:t>3.</w:t>
+      </w:r>
+      <w:r>
+        <w:rPr>
+          <w:rFonts w:hint="eastAsia"/>
+          <w:lang w:val="en-US" w:eastAsia="zh-CN"/>
+        </w:rPr>
+        <w:t>3</w:t>
+      </w:r>
+      <w:r>
+        <w:t xml:space="preserve"> </w:t>
+      </w:r>
+      <w:r>
+        <w:rPr>
+          <w:rFonts w:hint="eastAsia"/>
+          <w:lang w:val="en-US" w:eastAsia="zh-CN"/>
+        </w:rPr>
+        <w:t>用户对话管理模</w:t>
+      </w:r>
+      <w:r>
+        <w:t>块</w:t>
+      </w:r>
+    </w:p>
+    <w:p>
+      <w:pPr>
+        <w:rPr>
+          <w:rFonts w:hint="eastAsia"/>
+        </w:rPr>
+      </w:pPr>
     </w:p>
     <w:p>
       <w:pPr>
@@ -1409,6 +3245,11 @@
       </w:pPr>
     </w:p>
     <w:p>
+      <w:pPr>
+        <w:rPr>
+          <w:rFonts w:hint="eastAsia"/>
+        </w:rPr>
+      </w:pPr>
       <w:r>
         <w:rPr>
           <w:rFonts w:hint="eastAsia"/>
@@ -1421,13 +3262,17 @@
         <w:pStyle w:val="4"/>
       </w:pPr>
       <w:r>
-        <w:rPr>
-          <w:rFonts w:hint="eastAsia"/>
-        </w:rPr>
-        <w:t>表</w:t>
-      </w:r>
-      <w:r>
-        <w:t>3.2 知识库管理模块</w:t>
+        <w:t>3.</w:t>
+      </w:r>
+      <w:r>
+        <w:rPr>
+          <w:rFonts w:hint="eastAsia"/>
+          <w:lang w:val="en-US" w:eastAsia="zh-CN"/>
+        </w:rPr>
+        <w:t>4</w:t>
+      </w:r>
+      <w:r>
+        <w:t xml:space="preserve"> 知识库管理模块</w:t>
       </w:r>
     </w:p>
     <w:p>
@@ -1483,7 +3328,17 @@
         <w:pStyle w:val="4"/>
       </w:pPr>
       <w:r>
-        <w:t>3.3 意图识别模块</w:t>
+        <w:t>3.</w:t>
+      </w:r>
+      <w:r>
+        <w:rPr>
+          <w:rFonts w:hint="eastAsia"/>
+          <w:lang w:val="en-US" w:eastAsia="zh-CN"/>
+        </w:rPr>
+        <w:t>5</w:t>
+      </w:r>
+      <w:r>
+        <w:t xml:space="preserve"> 意图识别模块</w:t>
       </w:r>
     </w:p>
     <w:p>
@@ -1579,7 +3434,17 @@
         <w:pStyle w:val="4"/>
       </w:pPr>
       <w:r>
-        <w:t>3.4 AI响应模块</w:t>
+        <w:t>3.</w:t>
+      </w:r>
+      <w:r>
+        <w:rPr>
+          <w:rFonts w:hint="eastAsia"/>
+          <w:lang w:val="en-US" w:eastAsia="zh-CN"/>
+        </w:rPr>
+        <w:t>6</w:t>
+      </w:r>
+      <w:r>
+        <w:t xml:space="preserve"> AI响应模块</w:t>
       </w:r>
     </w:p>
     <w:p>
@@ -1655,7 +3520,17 @@
         <w:pStyle w:val="4"/>
       </w:pPr>
       <w:r>
-        <w:t>3.5 管理员后台</w:t>
+        <w:t>3.</w:t>
+      </w:r>
+      <w:r>
+        <w:rPr>
+          <w:rFonts w:hint="eastAsia"/>
+          <w:lang w:val="en-US" w:eastAsia="zh-CN"/>
+        </w:rPr>
+        <w:t>7</w:t>
+      </w:r>
+      <w:r>
+        <w:t xml:space="preserve"> 管理员后台</w:t>
       </w:r>
     </w:p>
     <w:p>
@@ -1699,6 +3574,11 @@
       </w:pPr>
     </w:p>
     <w:p>
+      <w:pPr>
+        <w:rPr>
+          <w:rFonts w:hint="eastAsia"/>
+        </w:rPr>
+      </w:pPr>
       <w:r>
         <w:rPr>
           <w:rFonts w:hint="eastAsia"/>
@@ -1708,6 +3588,26 @@
     </w:p>
     <w:p>
       <w:pPr>
+        <w:rPr>
+          <w:rFonts w:hint="eastAsia"/>
+        </w:rPr>
+      </w:pPr>
+    </w:p>
+    <w:p>
+      <w:pPr>
+        <w:rPr>
+          <w:rFonts w:hint="eastAsia"/>
+        </w:rPr>
+      </w:pPr>
+      <w:r>
+        <w:rPr>
+          <w:rFonts w:hint="eastAsia"/>
+        </w:rPr>
+        <w:t>后台访问需密码验证（ADMIN_SECRET），密码错误拒绝加载数据</w:t>
+      </w:r>
+    </w:p>
+    <w:p>
+      <w:pPr>
         <w:pStyle w:val="3"/>
       </w:pPr>
       <w:r>
@@ -1727,6 +3627,4150 @@
         <w:t>4.1 表结构设计</w:t>
       </w:r>
     </w:p>
+    <w:p>
+      <w:pPr>
+        <w:keepNext w:val="0"/>
+        <w:keepLines w:val="0"/>
+        <w:widowControl/>
+        <w:suppressLineNumbers w:val="0"/>
+        <w:jc w:val="left"/>
+      </w:pPr>
+      <w:r>
+        <w:rPr>
+          <w:rFonts w:ascii="Helvetica Neue" w:hAnsi="Helvetica Neue" w:eastAsia="Helvetica Neue" w:cs="Helvetica Neue"/>
+          <w:b/>
+          <w:bCs/>
+          <w:i w:val="0"/>
+          <w:iCs w:val="0"/>
+          <w:caps w:val="0"/>
+          <w:color w:val="0F1115"/>
+          <w:spacing w:val="0"/>
+          <w:kern w:val="0"/>
+          <w:sz w:val="32"/>
+          <w:szCs w:val="32"/>
+          <w:shd w:val="clear" w:fill="FFFFFF"/>
+          <w:lang w:val="en-US" w:eastAsia="zh-CN" w:bidi="ar"/>
+        </w:rPr>
+        <w:t>users（用户表）</w:t>
+      </w:r>
+    </w:p>
+    <w:tbl>
+      <w:tblPr>
+        <w:tblW w:w="8304" w:type="dxa"/>
+        <w:tblInd w:w="106" w:type="dxa"/>
+        <w:tblBorders>
+          <w:top w:val="none" w:color="auto" w:sz="0" w:space="0"/>
+          <w:left w:val="none" w:color="auto" w:sz="0" w:space="0"/>
+          <w:bottom w:val="none" w:color="auto" w:sz="0" w:space="0"/>
+          <w:right w:val="none" w:color="auto" w:sz="0" w:space="0"/>
+          <w:insideH w:val="none" w:color="auto" w:sz="0" w:space="0"/>
+          <w:insideV w:val="none" w:color="auto" w:sz="0" w:space="0"/>
+        </w:tblBorders>
+        <w:shd w:val="clear" w:color="auto" w:fill="FFFFFF"/>
+        <w:tblLayout w:type="autofit"/>
+        <w:tblCellMar>
+          <w:top w:w="15" w:type="dxa"/>
+          <w:left w:w="15" w:type="dxa"/>
+          <w:bottom w:w="15" w:type="dxa"/>
+          <w:right w:w="15" w:type="dxa"/>
+        </w:tblCellMar>
+      </w:tblPr>
+      <w:tblGrid>
+        <w:gridCol w:w="2447"/>
+        <w:gridCol w:w="2066"/>
+        <w:gridCol w:w="3791"/>
+      </w:tblGrid>
+      <w:tr>
+        <w:trPr>
+          <w:trHeight w:val="0" w:hRule="atLeast"/>
+          <w:tblHeader/>
+        </w:trPr>
+        <w:tc>
+          <w:tcPr>
+            <w:tcW w:w="2401" w:type="dxa"/>
+            <w:tcBorders>
+              <w:top w:val="single" w:color="auto" w:sz="12" w:space="0"/>
+              <w:left w:val="nil"/>
+              <w:bottom w:val="nil"/>
+              <w:right w:val="nil"/>
+            </w:tcBorders>
+            <w:shd w:val="clear" w:color="auto" w:fill="FFFFFF"/>
+            <w:noWrap w:val="0"/>
+            <w:tcMar>
+              <w:top w:w="200" w:type="dxa"/>
+              <w:left w:w="-1" w:type="dxa"/>
+              <w:bottom w:w="200" w:type="dxa"/>
+              <w:right w:w="320" w:type="dxa"/>
+            </w:tcMar>
+            <w:vAlign w:val="center"/>
+          </w:tcPr>
+          <w:p>
+            <w:pPr>
+              <w:keepNext w:val="0"/>
+              <w:keepLines w:val="0"/>
+              <w:widowControl/>
+              <w:suppressLineNumbers w:val="0"/>
+              <w:snapToGrid w:val="0"/>
+              <w:spacing w:line="240" w:lineRule="auto"/>
+              <w:ind w:left="0" w:leftChars="0" w:right="0" w:rightChars="0" w:firstLine="0" w:firstLineChars="0"/>
+              <w:jc w:val="center"/>
+              <w:rPr>
+                <w:rFonts w:ascii="Helvetica Neue" w:hAnsi="Helvetica Neue" w:eastAsia="Helvetica Neue" w:cs="Helvetica Neue"/>
+                <w:b/>
+                <w:i w:val="0"/>
+                <w:iCs w:val="0"/>
+                <w:caps w:val="0"/>
+                <w:color w:val="0F1115"/>
+                <w:spacing w:val="0"/>
+                <w:sz w:val="30"/>
+                <w:szCs w:val="30"/>
+              </w:rPr>
+            </w:pPr>
+            <w:r>
+              <w:rPr>
+                <w:rFonts w:hint="default" w:ascii="Helvetica Neue" w:hAnsi="Helvetica Neue" w:eastAsia="Helvetica Neue" w:cs="Helvetica Neue"/>
+                <w:b/>
+                <w:i w:val="0"/>
+                <w:iCs w:val="0"/>
+                <w:caps w:val="0"/>
+                <w:color w:val="0F1115"/>
+                <w:spacing w:val="0"/>
+                <w:kern w:val="0"/>
+                <w:sz w:val="30"/>
+                <w:szCs w:val="30"/>
+                <w:bdr w:val="none" w:color="auto" w:sz="0" w:space="0"/>
+                <w:lang w:val="en-US" w:eastAsia="zh-CN" w:bidi="ar"/>
+              </w:rPr>
+              <w:t>字段</w:t>
+            </w:r>
+          </w:p>
+        </w:tc>
+        <w:tc>
+          <w:tcPr>
+            <w:tcW w:w="2074" w:type="dxa"/>
+            <w:tcBorders>
+              <w:top w:val="single" w:color="auto" w:sz="12" w:space="0"/>
+              <w:left w:val="nil"/>
+              <w:bottom w:val="nil"/>
+              <w:right w:val="nil"/>
+            </w:tcBorders>
+            <w:shd w:val="clear" w:color="auto" w:fill="FFFFFF"/>
+            <w:noWrap w:val="0"/>
+            <w:tcMar>
+              <w:top w:w="200" w:type="dxa"/>
+              <w:left w:w="320" w:type="dxa"/>
+              <w:bottom w:w="200" w:type="dxa"/>
+              <w:right w:w="320" w:type="dxa"/>
+            </w:tcMar>
+            <w:vAlign w:val="center"/>
+          </w:tcPr>
+          <w:p>
+            <w:pPr>
+              <w:keepNext w:val="0"/>
+              <w:keepLines w:val="0"/>
+              <w:widowControl/>
+              <w:suppressLineNumbers w:val="0"/>
+              <w:snapToGrid w:val="0"/>
+              <w:spacing w:line="240" w:lineRule="auto"/>
+              <w:ind w:left="0" w:leftChars="0" w:right="0" w:rightChars="0" w:firstLine="0" w:firstLineChars="0"/>
+              <w:jc w:val="center"/>
+              <w:rPr>
+                <w:rFonts w:hint="default" w:ascii="Helvetica Neue" w:hAnsi="Helvetica Neue" w:eastAsia="Helvetica Neue" w:cs="Helvetica Neue"/>
+                <w:b/>
+                <w:i w:val="0"/>
+                <w:iCs w:val="0"/>
+                <w:caps w:val="0"/>
+                <w:color w:val="0F1115"/>
+                <w:spacing w:val="0"/>
+                <w:sz w:val="30"/>
+                <w:szCs w:val="30"/>
+              </w:rPr>
+            </w:pPr>
+            <w:r>
+              <w:rPr>
+                <w:rFonts w:hint="default" w:ascii="Helvetica Neue" w:hAnsi="Helvetica Neue" w:eastAsia="Helvetica Neue" w:cs="Helvetica Neue"/>
+                <w:b/>
+                <w:i w:val="0"/>
+                <w:iCs w:val="0"/>
+                <w:caps w:val="0"/>
+                <w:color w:val="0F1115"/>
+                <w:spacing w:val="0"/>
+                <w:kern w:val="0"/>
+                <w:sz w:val="30"/>
+                <w:szCs w:val="30"/>
+                <w:bdr w:val="none" w:color="auto" w:sz="0" w:space="0"/>
+                <w:lang w:val="en-US" w:eastAsia="zh-CN" w:bidi="ar"/>
+              </w:rPr>
+              <w:t>类型</w:t>
+            </w:r>
+          </w:p>
+        </w:tc>
+        <w:tc>
+          <w:tcPr>
+            <w:tcW w:w="3830" w:type="dxa"/>
+            <w:tcBorders>
+              <w:top w:val="single" w:color="auto" w:sz="12" w:space="0"/>
+              <w:left w:val="nil"/>
+              <w:bottom w:val="nil"/>
+              <w:right w:val="nil"/>
+            </w:tcBorders>
+            <w:shd w:val="clear" w:color="auto" w:fill="FFFFFF"/>
+            <w:noWrap w:val="0"/>
+            <w:tcMar>
+              <w:top w:w="200" w:type="dxa"/>
+              <w:left w:w="320" w:type="dxa"/>
+              <w:bottom w:w="200" w:type="dxa"/>
+              <w:right w:w="320" w:type="dxa"/>
+            </w:tcMar>
+            <w:vAlign w:val="center"/>
+          </w:tcPr>
+          <w:p>
+            <w:pPr>
+              <w:keepNext w:val="0"/>
+              <w:keepLines w:val="0"/>
+              <w:widowControl/>
+              <w:suppressLineNumbers w:val="0"/>
+              <w:snapToGrid w:val="0"/>
+              <w:spacing w:line="240" w:lineRule="auto"/>
+              <w:ind w:left="0" w:leftChars="0" w:right="0" w:rightChars="0" w:firstLine="0" w:firstLineChars="0"/>
+              <w:jc w:val="center"/>
+              <w:rPr>
+                <w:rFonts w:hint="default" w:ascii="Helvetica Neue" w:hAnsi="Helvetica Neue" w:eastAsia="Helvetica Neue" w:cs="Helvetica Neue"/>
+                <w:b/>
+                <w:i w:val="0"/>
+                <w:iCs w:val="0"/>
+                <w:caps w:val="0"/>
+                <w:color w:val="0F1115"/>
+                <w:spacing w:val="0"/>
+                <w:sz w:val="30"/>
+                <w:szCs w:val="30"/>
+              </w:rPr>
+            </w:pPr>
+            <w:r>
+              <w:rPr>
+                <w:rFonts w:hint="default" w:ascii="Helvetica Neue" w:hAnsi="Helvetica Neue" w:eastAsia="Helvetica Neue" w:cs="Helvetica Neue"/>
+                <w:b/>
+                <w:i w:val="0"/>
+                <w:iCs w:val="0"/>
+                <w:caps w:val="0"/>
+                <w:color w:val="0F1115"/>
+                <w:spacing w:val="0"/>
+                <w:kern w:val="0"/>
+                <w:sz w:val="30"/>
+                <w:szCs w:val="30"/>
+                <w:bdr w:val="none" w:color="auto" w:sz="0" w:space="0"/>
+                <w:lang w:val="en-US" w:eastAsia="zh-CN" w:bidi="ar"/>
+              </w:rPr>
+              <w:t>说明</w:t>
+            </w:r>
+          </w:p>
+        </w:tc>
+      </w:tr>
+      <w:tr>
+        <w:trPr>
+          <w:trHeight w:val="0" w:hRule="atLeast"/>
+        </w:trPr>
+        <w:tc>
+          <w:tcPr>
+            <w:tcW w:w="2401" w:type="dxa"/>
+            <w:tcBorders>
+              <w:top w:val="single" w:color="auto" w:sz="4" w:space="0"/>
+              <w:left w:val="nil"/>
+              <w:bottom w:val="nil"/>
+              <w:right w:val="nil"/>
+            </w:tcBorders>
+            <w:shd w:val="clear" w:color="auto" w:fill="FFFFFF"/>
+            <w:noWrap w:val="0"/>
+            <w:tcMar>
+              <w:top w:w="200" w:type="dxa"/>
+              <w:left w:w="-1" w:type="dxa"/>
+              <w:bottom w:w="200" w:type="dxa"/>
+              <w:right w:w="320" w:type="dxa"/>
+            </w:tcMar>
+            <w:vAlign w:val="center"/>
+          </w:tcPr>
+          <w:p>
+            <w:pPr>
+              <w:keepNext w:val="0"/>
+              <w:keepLines w:val="0"/>
+              <w:widowControl/>
+              <w:suppressLineNumbers w:val="0"/>
+              <w:snapToGrid w:val="0"/>
+              <w:spacing w:line="240" w:lineRule="auto"/>
+              <w:ind w:left="0" w:leftChars="0" w:right="0" w:rightChars="0" w:firstLine="0" w:firstLineChars="0"/>
+              <w:jc w:val="center"/>
+              <w:rPr>
+                <w:rFonts w:hint="default" w:ascii="Helvetica Neue" w:hAnsi="Helvetica Neue" w:eastAsia="Helvetica Neue" w:cs="Helvetica Neue"/>
+                <w:i w:val="0"/>
+                <w:iCs w:val="0"/>
+                <w:caps w:val="0"/>
+                <w:color w:val="0F1115"/>
+                <w:spacing w:val="0"/>
+                <w:sz w:val="30"/>
+                <w:szCs w:val="30"/>
+              </w:rPr>
+            </w:pPr>
+            <w:r>
+              <w:rPr>
+                <w:rFonts w:hint="default" w:ascii="Helvetica Neue" w:hAnsi="Helvetica Neue" w:eastAsia="Helvetica Neue" w:cs="Helvetica Neue"/>
+                <w:i w:val="0"/>
+                <w:iCs w:val="0"/>
+                <w:caps w:val="0"/>
+                <w:color w:val="0F1115"/>
+                <w:spacing w:val="0"/>
+                <w:kern w:val="0"/>
+                <w:sz w:val="30"/>
+                <w:szCs w:val="30"/>
+                <w:bdr w:val="none" w:color="auto" w:sz="0" w:space="0"/>
+                <w:lang w:val="en-US" w:eastAsia="zh-CN" w:bidi="ar"/>
+              </w:rPr>
+              <w:t>id</w:t>
+            </w:r>
+          </w:p>
+        </w:tc>
+        <w:tc>
+          <w:tcPr>
+            <w:tcW w:w="2074" w:type="dxa"/>
+            <w:tcBorders>
+              <w:top w:val="single" w:color="auto" w:sz="4" w:space="0"/>
+              <w:left w:val="nil"/>
+              <w:bottom w:val="nil"/>
+              <w:right w:val="nil"/>
+            </w:tcBorders>
+            <w:shd w:val="clear" w:color="auto" w:fill="FFFFFF"/>
+            <w:noWrap w:val="0"/>
+            <w:tcMar>
+              <w:top w:w="200" w:type="dxa"/>
+              <w:left w:w="320" w:type="dxa"/>
+              <w:bottom w:w="200" w:type="dxa"/>
+              <w:right w:w="320" w:type="dxa"/>
+            </w:tcMar>
+            <w:vAlign w:val="center"/>
+          </w:tcPr>
+          <w:p>
+            <w:pPr>
+              <w:keepNext w:val="0"/>
+              <w:keepLines w:val="0"/>
+              <w:widowControl/>
+              <w:suppressLineNumbers w:val="0"/>
+              <w:snapToGrid w:val="0"/>
+              <w:spacing w:line="240" w:lineRule="auto"/>
+              <w:ind w:left="0" w:leftChars="0" w:right="0" w:rightChars="0" w:firstLine="0" w:firstLineChars="0"/>
+              <w:jc w:val="left"/>
+              <w:rPr>
+                <w:rFonts w:hint="default" w:ascii="Helvetica Neue" w:hAnsi="Helvetica Neue" w:eastAsia="Helvetica Neue" w:cs="Helvetica Neue"/>
+                <w:i w:val="0"/>
+                <w:iCs w:val="0"/>
+                <w:caps w:val="0"/>
+                <w:color w:val="0F1115"/>
+                <w:spacing w:val="0"/>
+                <w:sz w:val="30"/>
+                <w:szCs w:val="30"/>
+              </w:rPr>
+            </w:pPr>
+            <w:r>
+              <w:rPr>
+                <w:rFonts w:hint="default" w:ascii="Helvetica Neue" w:hAnsi="Helvetica Neue" w:eastAsia="Helvetica Neue" w:cs="Helvetica Neue"/>
+                <w:i w:val="0"/>
+                <w:iCs w:val="0"/>
+                <w:caps w:val="0"/>
+                <w:color w:val="0F1115"/>
+                <w:spacing w:val="0"/>
+                <w:kern w:val="0"/>
+                <w:sz w:val="30"/>
+                <w:szCs w:val="30"/>
+                <w:bdr w:val="none" w:color="auto" w:sz="0" w:space="0"/>
+                <w:lang w:val="en-US" w:eastAsia="zh-CN" w:bidi="ar"/>
+              </w:rPr>
+              <w:t>String (PK)</w:t>
+            </w:r>
+          </w:p>
+        </w:tc>
+        <w:tc>
+          <w:tcPr>
+            <w:tcW w:w="3830" w:type="dxa"/>
+            <w:tcBorders>
+              <w:top w:val="single" w:color="auto" w:sz="4" w:space="0"/>
+              <w:left w:val="nil"/>
+              <w:bottom w:val="nil"/>
+              <w:right w:val="nil"/>
+            </w:tcBorders>
+            <w:shd w:val="clear" w:color="auto" w:fill="FFFFFF"/>
+            <w:noWrap w:val="0"/>
+            <w:tcMar>
+              <w:top w:w="200" w:type="dxa"/>
+              <w:left w:w="320" w:type="dxa"/>
+              <w:bottom w:w="200" w:type="dxa"/>
+              <w:right w:w="-1" w:type="dxa"/>
+            </w:tcMar>
+            <w:vAlign w:val="center"/>
+          </w:tcPr>
+          <w:p>
+            <w:pPr>
+              <w:keepNext w:val="0"/>
+              <w:keepLines w:val="0"/>
+              <w:widowControl/>
+              <w:suppressLineNumbers w:val="0"/>
+              <w:snapToGrid w:val="0"/>
+              <w:spacing w:line="240" w:lineRule="auto"/>
+              <w:ind w:left="0" w:leftChars="0" w:right="0" w:rightChars="0" w:firstLine="0" w:firstLineChars="0"/>
+              <w:jc w:val="left"/>
+              <w:rPr>
+                <w:rFonts w:hint="default" w:ascii="Helvetica Neue" w:hAnsi="Helvetica Neue" w:eastAsia="Helvetica Neue" w:cs="Helvetica Neue"/>
+                <w:i w:val="0"/>
+                <w:iCs w:val="0"/>
+                <w:caps w:val="0"/>
+                <w:color w:val="0F1115"/>
+                <w:spacing w:val="0"/>
+                <w:sz w:val="30"/>
+                <w:szCs w:val="30"/>
+              </w:rPr>
+            </w:pPr>
+            <w:r>
+              <w:rPr>
+                <w:rFonts w:hint="default" w:ascii="Helvetica Neue" w:hAnsi="Helvetica Neue" w:eastAsia="Helvetica Neue" w:cs="Helvetica Neue"/>
+                <w:i w:val="0"/>
+                <w:iCs w:val="0"/>
+                <w:caps w:val="0"/>
+                <w:color w:val="0F1115"/>
+                <w:spacing w:val="0"/>
+                <w:kern w:val="0"/>
+                <w:sz w:val="30"/>
+                <w:szCs w:val="30"/>
+                <w:bdr w:val="none" w:color="auto" w:sz="0" w:space="0"/>
+                <w:lang w:val="en-US" w:eastAsia="zh-CN" w:bidi="ar"/>
+              </w:rPr>
+              <w:t>用户唯一ID，格式 </w:t>
+            </w:r>
+            <w:r>
+              <w:rPr>
+                <w:rStyle w:val="14"/>
+                <w:rFonts w:ascii="Helvetica Neue" w:hAnsi="menlo" w:eastAsia="Helvetica Neue" w:cs="menlo"/>
+                <w:i w:val="0"/>
+                <w:iCs w:val="0"/>
+                <w:caps w:val="0"/>
+                <w:color w:val="0F1115"/>
+                <w:spacing w:val="0"/>
+                <w:kern w:val="0"/>
+                <w:sz w:val="30"/>
+                <w:szCs w:val="26"/>
+                <w:bdr w:val="none" w:color="auto" w:sz="0" w:space="0"/>
+                <w:shd w:val="clear" w:fill="EBEEF2"/>
+                <w:lang w:val="en-US" w:eastAsia="zh-CN" w:bidi="ar"/>
+              </w:rPr>
+              <w:t>usr_xxxxxxxxxxxx</w:t>
+            </w:r>
+          </w:p>
+        </w:tc>
+      </w:tr>
+      <w:tr>
+        <w:trPr>
+          <w:trHeight w:val="0" w:hRule="atLeast"/>
+        </w:trPr>
+        <w:tc>
+          <w:tcPr>
+            <w:tcW w:w="2401" w:type="dxa"/>
+            <w:tcBorders>
+              <w:top w:val="nil"/>
+              <w:left w:val="nil"/>
+              <w:bottom w:val="nil"/>
+              <w:right w:val="nil"/>
+            </w:tcBorders>
+            <w:shd w:val="clear" w:color="auto" w:fill="FFFFFF"/>
+            <w:noWrap w:val="0"/>
+            <w:tcMar>
+              <w:top w:w="200" w:type="dxa"/>
+              <w:left w:w="-1" w:type="dxa"/>
+              <w:bottom w:w="200" w:type="dxa"/>
+              <w:right w:w="320" w:type="dxa"/>
+            </w:tcMar>
+            <w:vAlign w:val="center"/>
+          </w:tcPr>
+          <w:p>
+            <w:pPr>
+              <w:keepNext w:val="0"/>
+              <w:keepLines w:val="0"/>
+              <w:widowControl/>
+              <w:suppressLineNumbers w:val="0"/>
+              <w:snapToGrid w:val="0"/>
+              <w:spacing w:line="240" w:lineRule="auto"/>
+              <w:ind w:left="0" w:leftChars="0" w:right="0" w:rightChars="0" w:firstLine="0" w:firstLineChars="0"/>
+              <w:jc w:val="center"/>
+              <w:rPr>
+                <w:rFonts w:hint="default" w:ascii="Helvetica Neue" w:hAnsi="Helvetica Neue" w:eastAsia="Helvetica Neue" w:cs="Helvetica Neue"/>
+                <w:i w:val="0"/>
+                <w:iCs w:val="0"/>
+                <w:caps w:val="0"/>
+                <w:color w:val="0F1115"/>
+                <w:spacing w:val="0"/>
+                <w:sz w:val="30"/>
+                <w:szCs w:val="30"/>
+              </w:rPr>
+            </w:pPr>
+            <w:r>
+              <w:rPr>
+                <w:rFonts w:hint="default" w:ascii="Helvetica Neue" w:hAnsi="Helvetica Neue" w:eastAsia="Helvetica Neue" w:cs="Helvetica Neue"/>
+                <w:i w:val="0"/>
+                <w:iCs w:val="0"/>
+                <w:caps w:val="0"/>
+                <w:color w:val="0F1115"/>
+                <w:spacing w:val="0"/>
+                <w:kern w:val="0"/>
+                <w:sz w:val="30"/>
+                <w:szCs w:val="30"/>
+                <w:bdr w:val="none" w:color="auto" w:sz="0" w:space="0"/>
+                <w:lang w:val="en-US" w:eastAsia="zh-CN" w:bidi="ar"/>
+              </w:rPr>
+              <w:t>username</w:t>
+            </w:r>
+          </w:p>
+        </w:tc>
+        <w:tc>
+          <w:tcPr>
+            <w:tcW w:w="2074" w:type="dxa"/>
+            <w:tcBorders>
+              <w:top w:val="nil"/>
+              <w:left w:val="nil"/>
+              <w:bottom w:val="nil"/>
+              <w:right w:val="nil"/>
+            </w:tcBorders>
+            <w:shd w:val="clear" w:color="auto" w:fill="FFFFFF"/>
+            <w:noWrap w:val="0"/>
+            <w:tcMar>
+              <w:top w:w="200" w:type="dxa"/>
+              <w:left w:w="320" w:type="dxa"/>
+              <w:bottom w:w="200" w:type="dxa"/>
+              <w:right w:w="320" w:type="dxa"/>
+            </w:tcMar>
+            <w:vAlign w:val="center"/>
+          </w:tcPr>
+          <w:p>
+            <w:pPr>
+              <w:keepNext w:val="0"/>
+              <w:keepLines w:val="0"/>
+              <w:widowControl/>
+              <w:suppressLineNumbers w:val="0"/>
+              <w:snapToGrid w:val="0"/>
+              <w:spacing w:line="240" w:lineRule="auto"/>
+              <w:ind w:left="0" w:leftChars="0" w:right="0" w:rightChars="0" w:firstLine="0" w:firstLineChars="0"/>
+              <w:jc w:val="left"/>
+              <w:rPr>
+                <w:rFonts w:hint="default" w:ascii="Helvetica Neue" w:hAnsi="Helvetica Neue" w:eastAsia="Helvetica Neue" w:cs="Helvetica Neue"/>
+                <w:i w:val="0"/>
+                <w:iCs w:val="0"/>
+                <w:caps w:val="0"/>
+                <w:color w:val="0F1115"/>
+                <w:spacing w:val="0"/>
+                <w:sz w:val="30"/>
+                <w:szCs w:val="30"/>
+              </w:rPr>
+            </w:pPr>
+            <w:r>
+              <w:rPr>
+                <w:rFonts w:hint="default" w:ascii="Helvetica Neue" w:hAnsi="Helvetica Neue" w:eastAsia="Helvetica Neue" w:cs="Helvetica Neue"/>
+                <w:i w:val="0"/>
+                <w:iCs w:val="0"/>
+                <w:caps w:val="0"/>
+                <w:color w:val="0F1115"/>
+                <w:spacing w:val="0"/>
+                <w:kern w:val="0"/>
+                <w:sz w:val="30"/>
+                <w:szCs w:val="30"/>
+                <w:bdr w:val="none" w:color="auto" w:sz="0" w:space="0"/>
+                <w:lang w:val="en-US" w:eastAsia="zh-CN" w:bidi="ar"/>
+              </w:rPr>
+              <w:t>String (Unique)</w:t>
+            </w:r>
+          </w:p>
+        </w:tc>
+        <w:tc>
+          <w:tcPr>
+            <w:tcW w:w="3830" w:type="dxa"/>
+            <w:tcBorders>
+              <w:top w:val="nil"/>
+              <w:left w:val="nil"/>
+              <w:bottom w:val="nil"/>
+              <w:right w:val="nil"/>
+            </w:tcBorders>
+            <w:shd w:val="clear" w:color="auto" w:fill="FFFFFF"/>
+            <w:noWrap w:val="0"/>
+            <w:tcMar>
+              <w:top w:w="200" w:type="dxa"/>
+              <w:left w:w="320" w:type="dxa"/>
+              <w:bottom w:w="200" w:type="dxa"/>
+              <w:right w:w="-1" w:type="dxa"/>
+            </w:tcMar>
+            <w:vAlign w:val="center"/>
+          </w:tcPr>
+          <w:p>
+            <w:pPr>
+              <w:keepNext w:val="0"/>
+              <w:keepLines w:val="0"/>
+              <w:widowControl/>
+              <w:suppressLineNumbers w:val="0"/>
+              <w:snapToGrid w:val="0"/>
+              <w:spacing w:line="240" w:lineRule="auto"/>
+              <w:ind w:left="0" w:leftChars="0" w:right="0" w:rightChars="0" w:firstLine="0" w:firstLineChars="0"/>
+              <w:jc w:val="left"/>
+              <w:rPr>
+                <w:rFonts w:hint="default" w:ascii="Helvetica Neue" w:hAnsi="Helvetica Neue" w:eastAsia="Helvetica Neue" w:cs="Helvetica Neue"/>
+                <w:i w:val="0"/>
+                <w:iCs w:val="0"/>
+                <w:caps w:val="0"/>
+                <w:color w:val="0F1115"/>
+                <w:spacing w:val="0"/>
+                <w:sz w:val="30"/>
+                <w:szCs w:val="30"/>
+              </w:rPr>
+            </w:pPr>
+            <w:r>
+              <w:rPr>
+                <w:rFonts w:hint="default" w:ascii="Helvetica Neue" w:hAnsi="Helvetica Neue" w:eastAsia="Helvetica Neue" w:cs="Helvetica Neue"/>
+                <w:i w:val="0"/>
+                <w:iCs w:val="0"/>
+                <w:caps w:val="0"/>
+                <w:color w:val="0F1115"/>
+                <w:spacing w:val="0"/>
+                <w:kern w:val="0"/>
+                <w:sz w:val="30"/>
+                <w:szCs w:val="30"/>
+                <w:bdr w:val="none" w:color="auto" w:sz="0" w:space="0"/>
+                <w:lang w:val="en-US" w:eastAsia="zh-CN" w:bidi="ar"/>
+              </w:rPr>
+              <w:t>用户名（注册时填写）</w:t>
+            </w:r>
+          </w:p>
+        </w:tc>
+      </w:tr>
+      <w:tr>
+        <w:trPr>
+          <w:trHeight w:val="0" w:hRule="atLeast"/>
+        </w:trPr>
+        <w:tc>
+          <w:tcPr>
+            <w:tcW w:w="2401" w:type="dxa"/>
+            <w:tcBorders>
+              <w:top w:val="nil"/>
+              <w:left w:val="nil"/>
+              <w:bottom w:val="nil"/>
+              <w:right w:val="nil"/>
+            </w:tcBorders>
+            <w:shd w:val="clear" w:color="auto" w:fill="FFFFFF"/>
+            <w:noWrap w:val="0"/>
+            <w:tcMar>
+              <w:top w:w="200" w:type="dxa"/>
+              <w:left w:w="-1" w:type="dxa"/>
+              <w:bottom w:w="200" w:type="dxa"/>
+              <w:right w:w="320" w:type="dxa"/>
+            </w:tcMar>
+            <w:vAlign w:val="center"/>
+          </w:tcPr>
+          <w:p>
+            <w:pPr>
+              <w:keepNext w:val="0"/>
+              <w:keepLines w:val="0"/>
+              <w:widowControl/>
+              <w:suppressLineNumbers w:val="0"/>
+              <w:snapToGrid w:val="0"/>
+              <w:spacing w:line="240" w:lineRule="auto"/>
+              <w:ind w:left="0" w:leftChars="0" w:right="0" w:rightChars="0" w:firstLine="0" w:firstLineChars="0"/>
+              <w:jc w:val="center"/>
+              <w:rPr>
+                <w:rFonts w:hint="default" w:ascii="Helvetica Neue" w:hAnsi="Helvetica Neue" w:eastAsia="Helvetica Neue" w:cs="Helvetica Neue"/>
+                <w:i w:val="0"/>
+                <w:iCs w:val="0"/>
+                <w:caps w:val="0"/>
+                <w:color w:val="0F1115"/>
+                <w:spacing w:val="0"/>
+                <w:sz w:val="30"/>
+                <w:szCs w:val="30"/>
+              </w:rPr>
+            </w:pPr>
+            <w:r>
+              <w:rPr>
+                <w:rFonts w:hint="default" w:ascii="Helvetica Neue" w:hAnsi="Helvetica Neue" w:eastAsia="Helvetica Neue" w:cs="Helvetica Neue"/>
+                <w:i w:val="0"/>
+                <w:iCs w:val="0"/>
+                <w:caps w:val="0"/>
+                <w:color w:val="0F1115"/>
+                <w:spacing w:val="0"/>
+                <w:kern w:val="0"/>
+                <w:sz w:val="30"/>
+                <w:szCs w:val="30"/>
+                <w:bdr w:val="none" w:color="auto" w:sz="0" w:space="0"/>
+                <w:lang w:val="en-US" w:eastAsia="zh-CN" w:bidi="ar"/>
+              </w:rPr>
+              <w:t>password_hash</w:t>
+            </w:r>
+          </w:p>
+        </w:tc>
+        <w:tc>
+          <w:tcPr>
+            <w:tcW w:w="2074" w:type="dxa"/>
+            <w:tcBorders>
+              <w:top w:val="nil"/>
+              <w:left w:val="nil"/>
+              <w:bottom w:val="nil"/>
+              <w:right w:val="nil"/>
+            </w:tcBorders>
+            <w:shd w:val="clear" w:color="auto" w:fill="FFFFFF"/>
+            <w:noWrap w:val="0"/>
+            <w:tcMar>
+              <w:top w:w="200" w:type="dxa"/>
+              <w:left w:w="320" w:type="dxa"/>
+              <w:bottom w:w="200" w:type="dxa"/>
+              <w:right w:w="320" w:type="dxa"/>
+            </w:tcMar>
+            <w:vAlign w:val="center"/>
+          </w:tcPr>
+          <w:p>
+            <w:pPr>
+              <w:keepNext w:val="0"/>
+              <w:keepLines w:val="0"/>
+              <w:widowControl/>
+              <w:suppressLineNumbers w:val="0"/>
+              <w:snapToGrid w:val="0"/>
+              <w:spacing w:line="240" w:lineRule="auto"/>
+              <w:ind w:left="0" w:leftChars="0" w:right="0" w:rightChars="0" w:firstLine="0" w:firstLineChars="0"/>
+              <w:jc w:val="left"/>
+              <w:rPr>
+                <w:rFonts w:hint="default" w:ascii="Helvetica Neue" w:hAnsi="Helvetica Neue" w:eastAsia="Helvetica Neue" w:cs="Helvetica Neue"/>
+                <w:i w:val="0"/>
+                <w:iCs w:val="0"/>
+                <w:caps w:val="0"/>
+                <w:color w:val="0F1115"/>
+                <w:spacing w:val="0"/>
+                <w:sz w:val="30"/>
+                <w:szCs w:val="30"/>
+              </w:rPr>
+            </w:pPr>
+            <w:r>
+              <w:rPr>
+                <w:rFonts w:hint="default" w:ascii="Helvetica Neue" w:hAnsi="Helvetica Neue" w:eastAsia="Helvetica Neue" w:cs="Helvetica Neue"/>
+                <w:i w:val="0"/>
+                <w:iCs w:val="0"/>
+                <w:caps w:val="0"/>
+                <w:color w:val="0F1115"/>
+                <w:spacing w:val="0"/>
+                <w:kern w:val="0"/>
+                <w:sz w:val="30"/>
+                <w:szCs w:val="30"/>
+                <w:bdr w:val="none" w:color="auto" w:sz="0" w:space="0"/>
+                <w:lang w:val="en-US" w:eastAsia="zh-CN" w:bidi="ar"/>
+              </w:rPr>
+              <w:t>String</w:t>
+            </w:r>
+          </w:p>
+        </w:tc>
+        <w:tc>
+          <w:tcPr>
+            <w:tcW w:w="3830" w:type="dxa"/>
+            <w:tcBorders>
+              <w:top w:val="nil"/>
+              <w:left w:val="nil"/>
+              <w:bottom w:val="nil"/>
+              <w:right w:val="nil"/>
+            </w:tcBorders>
+            <w:shd w:val="clear" w:color="auto" w:fill="FFFFFF"/>
+            <w:noWrap w:val="0"/>
+            <w:tcMar>
+              <w:top w:w="200" w:type="dxa"/>
+              <w:left w:w="320" w:type="dxa"/>
+              <w:bottom w:w="200" w:type="dxa"/>
+              <w:right w:w="-1" w:type="dxa"/>
+            </w:tcMar>
+            <w:vAlign w:val="center"/>
+          </w:tcPr>
+          <w:p>
+            <w:pPr>
+              <w:keepNext w:val="0"/>
+              <w:keepLines w:val="0"/>
+              <w:widowControl/>
+              <w:suppressLineNumbers w:val="0"/>
+              <w:snapToGrid w:val="0"/>
+              <w:spacing w:line="240" w:lineRule="auto"/>
+              <w:ind w:left="0" w:leftChars="0" w:right="0" w:rightChars="0" w:firstLine="0" w:firstLineChars="0"/>
+              <w:jc w:val="left"/>
+              <w:rPr>
+                <w:rFonts w:hint="default" w:ascii="Helvetica Neue" w:hAnsi="Helvetica Neue" w:eastAsia="Helvetica Neue" w:cs="Helvetica Neue"/>
+                <w:i w:val="0"/>
+                <w:iCs w:val="0"/>
+                <w:caps w:val="0"/>
+                <w:color w:val="0F1115"/>
+                <w:spacing w:val="0"/>
+                <w:sz w:val="30"/>
+                <w:szCs w:val="30"/>
+              </w:rPr>
+            </w:pPr>
+            <w:r>
+              <w:rPr>
+                <w:rFonts w:hint="default" w:ascii="Helvetica Neue" w:hAnsi="Helvetica Neue" w:eastAsia="Helvetica Neue" w:cs="Helvetica Neue"/>
+                <w:i w:val="0"/>
+                <w:iCs w:val="0"/>
+                <w:caps w:val="0"/>
+                <w:color w:val="0F1115"/>
+                <w:spacing w:val="0"/>
+                <w:kern w:val="0"/>
+                <w:sz w:val="30"/>
+                <w:szCs w:val="30"/>
+                <w:bdr w:val="none" w:color="auto" w:sz="0" w:space="0"/>
+                <w:lang w:val="en-US" w:eastAsia="zh-CN" w:bidi="ar"/>
+              </w:rPr>
+              <w:t>sha256哈希（游客为空）</w:t>
+            </w:r>
+          </w:p>
+        </w:tc>
+      </w:tr>
+      <w:tr>
+        <w:trPr>
+          <w:trHeight w:val="0" w:hRule="atLeast"/>
+        </w:trPr>
+        <w:tc>
+          <w:tcPr>
+            <w:tcW w:w="2401" w:type="dxa"/>
+            <w:tcBorders>
+              <w:top w:val="nil"/>
+              <w:left w:val="nil"/>
+              <w:bottom w:val="nil"/>
+              <w:right w:val="nil"/>
+            </w:tcBorders>
+            <w:shd w:val="clear" w:color="auto" w:fill="FFFFFF"/>
+            <w:noWrap w:val="0"/>
+            <w:tcMar>
+              <w:top w:w="200" w:type="dxa"/>
+              <w:left w:w="-1" w:type="dxa"/>
+              <w:bottom w:w="200" w:type="dxa"/>
+              <w:right w:w="320" w:type="dxa"/>
+            </w:tcMar>
+            <w:vAlign w:val="center"/>
+          </w:tcPr>
+          <w:p>
+            <w:pPr>
+              <w:keepNext w:val="0"/>
+              <w:keepLines w:val="0"/>
+              <w:widowControl/>
+              <w:suppressLineNumbers w:val="0"/>
+              <w:snapToGrid w:val="0"/>
+              <w:spacing w:line="240" w:lineRule="auto"/>
+              <w:ind w:left="0" w:leftChars="0" w:right="0" w:rightChars="0" w:firstLine="0" w:firstLineChars="0"/>
+              <w:jc w:val="center"/>
+              <w:rPr>
+                <w:rFonts w:hint="default" w:ascii="Helvetica Neue" w:hAnsi="Helvetica Neue" w:eastAsia="Helvetica Neue" w:cs="Helvetica Neue"/>
+                <w:i w:val="0"/>
+                <w:iCs w:val="0"/>
+                <w:caps w:val="0"/>
+                <w:color w:val="0F1115"/>
+                <w:spacing w:val="0"/>
+                <w:sz w:val="30"/>
+                <w:szCs w:val="30"/>
+              </w:rPr>
+            </w:pPr>
+            <w:r>
+              <w:rPr>
+                <w:rFonts w:hint="default" w:ascii="Helvetica Neue" w:hAnsi="Helvetica Neue" w:eastAsia="Helvetica Neue" w:cs="Helvetica Neue"/>
+                <w:i w:val="0"/>
+                <w:iCs w:val="0"/>
+                <w:caps w:val="0"/>
+                <w:color w:val="0F1115"/>
+                <w:spacing w:val="0"/>
+                <w:kern w:val="0"/>
+                <w:sz w:val="30"/>
+                <w:szCs w:val="30"/>
+                <w:bdr w:val="none" w:color="auto" w:sz="0" w:space="0"/>
+                <w:lang w:val="en-US" w:eastAsia="zh-CN" w:bidi="ar"/>
+              </w:rPr>
+              <w:t>is_guest</w:t>
+            </w:r>
+          </w:p>
+        </w:tc>
+        <w:tc>
+          <w:tcPr>
+            <w:tcW w:w="2074" w:type="dxa"/>
+            <w:tcBorders>
+              <w:top w:val="nil"/>
+              <w:left w:val="nil"/>
+              <w:bottom w:val="nil"/>
+              <w:right w:val="nil"/>
+            </w:tcBorders>
+            <w:shd w:val="clear" w:color="auto" w:fill="FFFFFF"/>
+            <w:noWrap w:val="0"/>
+            <w:tcMar>
+              <w:top w:w="200" w:type="dxa"/>
+              <w:left w:w="320" w:type="dxa"/>
+              <w:bottom w:w="200" w:type="dxa"/>
+              <w:right w:w="320" w:type="dxa"/>
+            </w:tcMar>
+            <w:vAlign w:val="center"/>
+          </w:tcPr>
+          <w:p>
+            <w:pPr>
+              <w:keepNext w:val="0"/>
+              <w:keepLines w:val="0"/>
+              <w:widowControl/>
+              <w:suppressLineNumbers w:val="0"/>
+              <w:snapToGrid w:val="0"/>
+              <w:spacing w:line="240" w:lineRule="auto"/>
+              <w:ind w:left="0" w:leftChars="0" w:right="0" w:rightChars="0" w:firstLine="0" w:firstLineChars="0"/>
+              <w:jc w:val="left"/>
+              <w:rPr>
+                <w:rFonts w:hint="default" w:ascii="Helvetica Neue" w:hAnsi="Helvetica Neue" w:eastAsia="Helvetica Neue" w:cs="Helvetica Neue"/>
+                <w:i w:val="0"/>
+                <w:iCs w:val="0"/>
+                <w:caps w:val="0"/>
+                <w:color w:val="0F1115"/>
+                <w:spacing w:val="0"/>
+                <w:sz w:val="30"/>
+                <w:szCs w:val="30"/>
+              </w:rPr>
+            </w:pPr>
+            <w:r>
+              <w:rPr>
+                <w:rFonts w:hint="default" w:ascii="Helvetica Neue" w:hAnsi="Helvetica Neue" w:eastAsia="Helvetica Neue" w:cs="Helvetica Neue"/>
+                <w:i w:val="0"/>
+                <w:iCs w:val="0"/>
+                <w:caps w:val="0"/>
+                <w:color w:val="0F1115"/>
+                <w:spacing w:val="0"/>
+                <w:kern w:val="0"/>
+                <w:sz w:val="30"/>
+                <w:szCs w:val="30"/>
+                <w:bdr w:val="none" w:color="auto" w:sz="0" w:space="0"/>
+                <w:lang w:val="en-US" w:eastAsia="zh-CN" w:bidi="ar"/>
+              </w:rPr>
+              <w:t>String</w:t>
+            </w:r>
+          </w:p>
+        </w:tc>
+        <w:tc>
+          <w:tcPr>
+            <w:tcW w:w="3830" w:type="dxa"/>
+            <w:tcBorders>
+              <w:top w:val="nil"/>
+              <w:left w:val="nil"/>
+              <w:bottom w:val="nil"/>
+              <w:right w:val="nil"/>
+            </w:tcBorders>
+            <w:shd w:val="clear" w:color="auto" w:fill="FFFFFF"/>
+            <w:noWrap w:val="0"/>
+            <w:tcMar>
+              <w:top w:w="200" w:type="dxa"/>
+              <w:left w:w="320" w:type="dxa"/>
+              <w:bottom w:w="200" w:type="dxa"/>
+              <w:right w:w="-1" w:type="dxa"/>
+            </w:tcMar>
+            <w:vAlign w:val="center"/>
+          </w:tcPr>
+          <w:p>
+            <w:pPr>
+              <w:keepNext w:val="0"/>
+              <w:keepLines w:val="0"/>
+              <w:widowControl/>
+              <w:suppressLineNumbers w:val="0"/>
+              <w:snapToGrid w:val="0"/>
+              <w:spacing w:line="240" w:lineRule="auto"/>
+              <w:ind w:left="0" w:leftChars="0" w:right="0" w:rightChars="0" w:firstLine="0" w:firstLineChars="0"/>
+              <w:jc w:val="left"/>
+              <w:rPr>
+                <w:rFonts w:hint="default" w:ascii="Helvetica Neue" w:hAnsi="Helvetica Neue" w:eastAsia="Helvetica Neue" w:cs="Helvetica Neue"/>
+                <w:i w:val="0"/>
+                <w:iCs w:val="0"/>
+                <w:caps w:val="0"/>
+                <w:color w:val="0F1115"/>
+                <w:spacing w:val="0"/>
+                <w:sz w:val="30"/>
+                <w:szCs w:val="30"/>
+              </w:rPr>
+            </w:pPr>
+            <w:r>
+              <w:rPr>
+                <w:rFonts w:hint="default" w:ascii="Helvetica Neue" w:hAnsi="Helvetica Neue" w:eastAsia="Helvetica Neue" w:cs="Helvetica Neue"/>
+                <w:i w:val="0"/>
+                <w:iCs w:val="0"/>
+                <w:caps w:val="0"/>
+                <w:color w:val="0F1115"/>
+                <w:spacing w:val="0"/>
+                <w:kern w:val="0"/>
+                <w:sz w:val="30"/>
+                <w:szCs w:val="30"/>
+                <w:bdr w:val="none" w:color="auto" w:sz="0" w:space="0"/>
+                <w:lang w:val="en-US" w:eastAsia="zh-CN" w:bidi="ar"/>
+              </w:rPr>
+              <w:t>"0" 正式用户，"1" 游客</w:t>
+            </w:r>
+          </w:p>
+        </w:tc>
+      </w:tr>
+      <w:tr>
+        <w:trPr>
+          <w:trHeight w:val="0" w:hRule="atLeast"/>
+        </w:trPr>
+        <w:tc>
+          <w:tcPr>
+            <w:tcW w:w="2401" w:type="dxa"/>
+            <w:tcBorders>
+              <w:top w:val="nil"/>
+              <w:left w:val="nil"/>
+              <w:bottom w:val="single" w:color="auto" w:sz="12" w:space="0"/>
+              <w:right w:val="nil"/>
+            </w:tcBorders>
+            <w:shd w:val="clear" w:color="auto" w:fill="FFFFFF"/>
+            <w:noWrap w:val="0"/>
+            <w:tcMar>
+              <w:top w:w="200" w:type="dxa"/>
+              <w:left w:w="-1" w:type="dxa"/>
+              <w:bottom w:w="200" w:type="dxa"/>
+              <w:right w:w="320" w:type="dxa"/>
+            </w:tcMar>
+            <w:vAlign w:val="center"/>
+          </w:tcPr>
+          <w:p>
+            <w:pPr>
+              <w:keepNext w:val="0"/>
+              <w:keepLines w:val="0"/>
+              <w:widowControl/>
+              <w:suppressLineNumbers w:val="0"/>
+              <w:snapToGrid w:val="0"/>
+              <w:spacing w:line="240" w:lineRule="auto"/>
+              <w:ind w:left="0" w:leftChars="0" w:right="0" w:rightChars="0" w:firstLine="0" w:firstLineChars="0"/>
+              <w:jc w:val="center"/>
+              <w:rPr>
+                <w:rFonts w:hint="default" w:ascii="Helvetica Neue" w:hAnsi="Helvetica Neue" w:eastAsia="Helvetica Neue" w:cs="Helvetica Neue"/>
+                <w:i w:val="0"/>
+                <w:iCs w:val="0"/>
+                <w:caps w:val="0"/>
+                <w:color w:val="0F1115"/>
+                <w:spacing w:val="0"/>
+                <w:sz w:val="30"/>
+                <w:szCs w:val="30"/>
+              </w:rPr>
+            </w:pPr>
+            <w:r>
+              <w:rPr>
+                <w:rFonts w:hint="default" w:ascii="Helvetica Neue" w:hAnsi="Helvetica Neue" w:eastAsia="Helvetica Neue" w:cs="Helvetica Neue"/>
+                <w:i w:val="0"/>
+                <w:iCs w:val="0"/>
+                <w:caps w:val="0"/>
+                <w:color w:val="0F1115"/>
+                <w:spacing w:val="0"/>
+                <w:kern w:val="0"/>
+                <w:sz w:val="30"/>
+                <w:szCs w:val="30"/>
+                <w:bdr w:val="none" w:color="auto" w:sz="0" w:space="0"/>
+                <w:lang w:val="en-US" w:eastAsia="zh-CN" w:bidi="ar"/>
+              </w:rPr>
+              <w:t>created_at</w:t>
+            </w:r>
+          </w:p>
+        </w:tc>
+        <w:tc>
+          <w:tcPr>
+            <w:tcW w:w="2074" w:type="dxa"/>
+            <w:tcBorders>
+              <w:top w:val="nil"/>
+              <w:left w:val="nil"/>
+              <w:bottom w:val="single" w:color="auto" w:sz="12" w:space="0"/>
+              <w:right w:val="nil"/>
+            </w:tcBorders>
+            <w:shd w:val="clear" w:color="auto" w:fill="FFFFFF"/>
+            <w:noWrap w:val="0"/>
+            <w:tcMar>
+              <w:top w:w="200" w:type="dxa"/>
+              <w:left w:w="320" w:type="dxa"/>
+              <w:bottom w:w="200" w:type="dxa"/>
+              <w:right w:w="320" w:type="dxa"/>
+            </w:tcMar>
+            <w:vAlign w:val="center"/>
+          </w:tcPr>
+          <w:p>
+            <w:pPr>
+              <w:keepNext w:val="0"/>
+              <w:keepLines w:val="0"/>
+              <w:widowControl/>
+              <w:suppressLineNumbers w:val="0"/>
+              <w:snapToGrid w:val="0"/>
+              <w:spacing w:line="240" w:lineRule="auto"/>
+              <w:ind w:left="0" w:leftChars="0" w:right="0" w:rightChars="0" w:firstLine="0" w:firstLineChars="0"/>
+              <w:jc w:val="left"/>
+              <w:rPr>
+                <w:rFonts w:hint="default" w:ascii="Helvetica Neue" w:hAnsi="Helvetica Neue" w:eastAsia="Helvetica Neue" w:cs="Helvetica Neue"/>
+                <w:i w:val="0"/>
+                <w:iCs w:val="0"/>
+                <w:caps w:val="0"/>
+                <w:color w:val="0F1115"/>
+                <w:spacing w:val="0"/>
+                <w:sz w:val="30"/>
+                <w:szCs w:val="30"/>
+              </w:rPr>
+            </w:pPr>
+            <w:r>
+              <w:rPr>
+                <w:rFonts w:hint="default" w:ascii="Helvetica Neue" w:hAnsi="Helvetica Neue" w:eastAsia="Helvetica Neue" w:cs="Helvetica Neue"/>
+                <w:i w:val="0"/>
+                <w:iCs w:val="0"/>
+                <w:caps w:val="0"/>
+                <w:color w:val="0F1115"/>
+                <w:spacing w:val="0"/>
+                <w:kern w:val="0"/>
+                <w:sz w:val="30"/>
+                <w:szCs w:val="30"/>
+                <w:bdr w:val="none" w:color="auto" w:sz="0" w:space="0"/>
+                <w:lang w:val="en-US" w:eastAsia="zh-CN" w:bidi="ar"/>
+              </w:rPr>
+              <w:t>DateTime</w:t>
+            </w:r>
+          </w:p>
+        </w:tc>
+        <w:tc>
+          <w:tcPr>
+            <w:tcW w:w="3830" w:type="dxa"/>
+            <w:tcBorders>
+              <w:top w:val="nil"/>
+              <w:left w:val="nil"/>
+              <w:bottom w:val="single" w:color="auto" w:sz="12" w:space="0"/>
+              <w:right w:val="nil"/>
+            </w:tcBorders>
+            <w:shd w:val="clear" w:color="auto" w:fill="FFFFFF"/>
+            <w:noWrap w:val="0"/>
+            <w:tcMar>
+              <w:top w:w="200" w:type="dxa"/>
+              <w:left w:w="320" w:type="dxa"/>
+              <w:bottom w:w="200" w:type="dxa"/>
+              <w:right w:w="-1" w:type="dxa"/>
+            </w:tcMar>
+            <w:vAlign w:val="center"/>
+          </w:tcPr>
+          <w:p>
+            <w:pPr>
+              <w:keepNext w:val="0"/>
+              <w:keepLines w:val="0"/>
+              <w:widowControl/>
+              <w:suppressLineNumbers w:val="0"/>
+              <w:snapToGrid w:val="0"/>
+              <w:spacing w:line="240" w:lineRule="auto"/>
+              <w:ind w:left="0" w:leftChars="0" w:right="0" w:rightChars="0" w:firstLine="0" w:firstLineChars="0"/>
+              <w:jc w:val="left"/>
+              <w:rPr>
+                <w:rFonts w:hint="default" w:ascii="Helvetica Neue" w:hAnsi="Helvetica Neue" w:eastAsia="Helvetica Neue" w:cs="Helvetica Neue"/>
+                <w:i w:val="0"/>
+                <w:iCs w:val="0"/>
+                <w:caps w:val="0"/>
+                <w:color w:val="0F1115"/>
+                <w:spacing w:val="0"/>
+                <w:sz w:val="30"/>
+                <w:szCs w:val="30"/>
+              </w:rPr>
+            </w:pPr>
+            <w:r>
+              <w:rPr>
+                <w:rFonts w:hint="default" w:ascii="Helvetica Neue" w:hAnsi="Helvetica Neue" w:eastAsia="Helvetica Neue" w:cs="Helvetica Neue"/>
+                <w:i w:val="0"/>
+                <w:iCs w:val="0"/>
+                <w:caps w:val="0"/>
+                <w:color w:val="0F1115"/>
+                <w:spacing w:val="0"/>
+                <w:kern w:val="0"/>
+                <w:sz w:val="30"/>
+                <w:szCs w:val="30"/>
+                <w:bdr w:val="none" w:color="auto" w:sz="0" w:space="0"/>
+                <w:lang w:val="en-US" w:eastAsia="zh-CN" w:bidi="ar"/>
+              </w:rPr>
+              <w:t>注册时间</w:t>
+            </w:r>
+          </w:p>
+        </w:tc>
+      </w:tr>
+    </w:tbl>
+    <w:p/>
+    <w:p>
+      <w:pPr>
+        <w:keepNext w:val="0"/>
+        <w:keepLines w:val="0"/>
+        <w:widowControl/>
+        <w:suppressLineNumbers w:val="0"/>
+        <w:jc w:val="left"/>
+      </w:pPr>
+      <w:r>
+        <w:rPr>
+          <w:rFonts w:ascii="Helvetica Neue" w:hAnsi="Helvetica Neue" w:eastAsia="Helvetica Neue" w:cs="Helvetica Neue"/>
+          <w:b/>
+          <w:bCs/>
+          <w:i w:val="0"/>
+          <w:iCs w:val="0"/>
+          <w:caps w:val="0"/>
+          <w:color w:val="0F1115"/>
+          <w:spacing w:val="0"/>
+          <w:kern w:val="0"/>
+          <w:sz w:val="32"/>
+          <w:szCs w:val="32"/>
+          <w:shd w:val="clear" w:fill="FFFFFF"/>
+          <w:lang w:val="en-US" w:eastAsia="zh-CN" w:bidi="ar"/>
+        </w:rPr>
+        <w:t>products（商品表）</w:t>
+      </w:r>
+    </w:p>
+    <w:tbl>
+      <w:tblPr>
+        <w:tblW w:w="8304" w:type="dxa"/>
+        <w:tblInd w:w="106" w:type="dxa"/>
+        <w:tblBorders>
+          <w:top w:val="none" w:color="auto" w:sz="0" w:space="0"/>
+          <w:left w:val="none" w:color="auto" w:sz="0" w:space="0"/>
+          <w:bottom w:val="none" w:color="auto" w:sz="0" w:space="0"/>
+          <w:right w:val="none" w:color="auto" w:sz="0" w:space="0"/>
+          <w:insideH w:val="none" w:color="auto" w:sz="0" w:space="0"/>
+          <w:insideV w:val="none" w:color="auto" w:sz="0" w:space="0"/>
+        </w:tblBorders>
+        <w:shd w:val="clear" w:color="auto" w:fill="FFFFFF"/>
+        <w:tblLayout w:type="autofit"/>
+        <w:tblCellMar>
+          <w:top w:w="15" w:type="dxa"/>
+          <w:left w:w="15" w:type="dxa"/>
+          <w:bottom w:w="15" w:type="dxa"/>
+          <w:right w:w="15" w:type="dxa"/>
+        </w:tblCellMar>
+      </w:tblPr>
+      <w:tblGrid>
+        <w:gridCol w:w="1980"/>
+        <w:gridCol w:w="2182"/>
+        <w:gridCol w:w="4142"/>
+      </w:tblGrid>
+      <w:tr>
+        <w:trPr>
+          <w:trHeight w:val="0" w:hRule="atLeast"/>
+          <w:tblHeader/>
+        </w:trPr>
+        <w:tc>
+          <w:tcPr>
+            <w:tcW w:w="1980" w:type="dxa"/>
+            <w:tcBorders>
+              <w:top w:val="single" w:color="auto" w:sz="12" w:space="0"/>
+              <w:left w:val="nil"/>
+              <w:bottom w:val="nil"/>
+              <w:right w:val="nil"/>
+            </w:tcBorders>
+            <w:shd w:val="clear" w:color="auto" w:fill="FFFFFF"/>
+            <w:noWrap w:val="0"/>
+            <w:tcMar>
+              <w:top w:w="200" w:type="dxa"/>
+              <w:left w:w="-1" w:type="dxa"/>
+              <w:bottom w:w="200" w:type="dxa"/>
+              <w:right w:w="320" w:type="dxa"/>
+            </w:tcMar>
+            <w:vAlign w:val="center"/>
+          </w:tcPr>
+          <w:p>
+            <w:pPr>
+              <w:keepNext w:val="0"/>
+              <w:keepLines w:val="0"/>
+              <w:widowControl/>
+              <w:suppressLineNumbers w:val="0"/>
+              <w:snapToGrid w:val="0"/>
+              <w:spacing w:line="240" w:lineRule="auto"/>
+              <w:ind w:left="0" w:leftChars="0" w:right="0" w:rightChars="0" w:firstLine="0" w:firstLineChars="0"/>
+              <w:jc w:val="center"/>
+              <w:rPr>
+                <w:rFonts w:ascii="Helvetica Neue" w:hAnsi="Helvetica Neue" w:eastAsia="Helvetica Neue" w:cs="Helvetica Neue"/>
+                <w:b/>
+                <w:i w:val="0"/>
+                <w:iCs w:val="0"/>
+                <w:caps w:val="0"/>
+                <w:color w:val="0F1115"/>
+                <w:spacing w:val="0"/>
+                <w:sz w:val="30"/>
+                <w:szCs w:val="30"/>
+              </w:rPr>
+            </w:pPr>
+            <w:r>
+              <w:rPr>
+                <w:rFonts w:hint="default" w:ascii="Helvetica Neue" w:hAnsi="Helvetica Neue" w:eastAsia="Helvetica Neue" w:cs="Helvetica Neue"/>
+                <w:b/>
+                <w:i w:val="0"/>
+                <w:iCs w:val="0"/>
+                <w:caps w:val="0"/>
+                <w:color w:val="0F1115"/>
+                <w:spacing w:val="0"/>
+                <w:kern w:val="0"/>
+                <w:sz w:val="30"/>
+                <w:szCs w:val="30"/>
+                <w:bdr w:val="none" w:color="auto" w:sz="0" w:space="0"/>
+                <w:lang w:val="en-US" w:eastAsia="zh-CN" w:bidi="ar"/>
+              </w:rPr>
+              <w:t>字段</w:t>
+            </w:r>
+          </w:p>
+        </w:tc>
+        <w:tc>
+          <w:tcPr>
+            <w:tcW w:w="2182" w:type="dxa"/>
+            <w:tcBorders>
+              <w:top w:val="single" w:color="auto" w:sz="12" w:space="0"/>
+              <w:left w:val="nil"/>
+              <w:bottom w:val="nil"/>
+              <w:right w:val="nil"/>
+            </w:tcBorders>
+            <w:shd w:val="clear" w:color="auto" w:fill="FFFFFF"/>
+            <w:noWrap w:val="0"/>
+            <w:tcMar>
+              <w:top w:w="200" w:type="dxa"/>
+              <w:left w:w="320" w:type="dxa"/>
+              <w:bottom w:w="200" w:type="dxa"/>
+              <w:right w:w="320" w:type="dxa"/>
+            </w:tcMar>
+            <w:vAlign w:val="center"/>
+          </w:tcPr>
+          <w:p>
+            <w:pPr>
+              <w:keepNext w:val="0"/>
+              <w:keepLines w:val="0"/>
+              <w:widowControl/>
+              <w:suppressLineNumbers w:val="0"/>
+              <w:snapToGrid w:val="0"/>
+              <w:spacing w:line="240" w:lineRule="auto"/>
+              <w:ind w:left="0" w:leftChars="0" w:right="0" w:rightChars="0" w:firstLine="0" w:firstLineChars="0"/>
+              <w:jc w:val="center"/>
+              <w:rPr>
+                <w:rFonts w:hint="default" w:ascii="Helvetica Neue" w:hAnsi="Helvetica Neue" w:eastAsia="Helvetica Neue" w:cs="Helvetica Neue"/>
+                <w:b/>
+                <w:i w:val="0"/>
+                <w:iCs w:val="0"/>
+                <w:caps w:val="0"/>
+                <w:color w:val="0F1115"/>
+                <w:spacing w:val="0"/>
+                <w:sz w:val="30"/>
+                <w:szCs w:val="30"/>
+              </w:rPr>
+            </w:pPr>
+            <w:r>
+              <w:rPr>
+                <w:rFonts w:hint="default" w:ascii="Helvetica Neue" w:hAnsi="Helvetica Neue" w:eastAsia="Helvetica Neue" w:cs="Helvetica Neue"/>
+                <w:b/>
+                <w:i w:val="0"/>
+                <w:iCs w:val="0"/>
+                <w:caps w:val="0"/>
+                <w:color w:val="0F1115"/>
+                <w:spacing w:val="0"/>
+                <w:kern w:val="0"/>
+                <w:sz w:val="30"/>
+                <w:szCs w:val="30"/>
+                <w:bdr w:val="none" w:color="auto" w:sz="0" w:space="0"/>
+                <w:lang w:val="en-US" w:eastAsia="zh-CN" w:bidi="ar"/>
+              </w:rPr>
+              <w:t>类型</w:t>
+            </w:r>
+          </w:p>
+        </w:tc>
+        <w:tc>
+          <w:tcPr>
+            <w:tcW w:w="4142" w:type="dxa"/>
+            <w:tcBorders>
+              <w:top w:val="single" w:color="auto" w:sz="12" w:space="0"/>
+              <w:left w:val="nil"/>
+              <w:bottom w:val="nil"/>
+              <w:right w:val="nil"/>
+            </w:tcBorders>
+            <w:shd w:val="clear" w:color="auto" w:fill="FFFFFF"/>
+            <w:noWrap w:val="0"/>
+            <w:tcMar>
+              <w:top w:w="200" w:type="dxa"/>
+              <w:left w:w="320" w:type="dxa"/>
+              <w:bottom w:w="200" w:type="dxa"/>
+              <w:right w:w="320" w:type="dxa"/>
+            </w:tcMar>
+            <w:vAlign w:val="center"/>
+          </w:tcPr>
+          <w:p>
+            <w:pPr>
+              <w:keepNext w:val="0"/>
+              <w:keepLines w:val="0"/>
+              <w:widowControl/>
+              <w:suppressLineNumbers w:val="0"/>
+              <w:snapToGrid w:val="0"/>
+              <w:spacing w:line="240" w:lineRule="auto"/>
+              <w:ind w:left="0" w:leftChars="0" w:right="0" w:rightChars="0" w:firstLine="0" w:firstLineChars="0"/>
+              <w:jc w:val="center"/>
+              <w:rPr>
+                <w:rFonts w:hint="default" w:ascii="Helvetica Neue" w:hAnsi="Helvetica Neue" w:eastAsia="Helvetica Neue" w:cs="Helvetica Neue"/>
+                <w:b/>
+                <w:i w:val="0"/>
+                <w:iCs w:val="0"/>
+                <w:caps w:val="0"/>
+                <w:color w:val="0F1115"/>
+                <w:spacing w:val="0"/>
+                <w:sz w:val="30"/>
+                <w:szCs w:val="30"/>
+              </w:rPr>
+            </w:pPr>
+            <w:r>
+              <w:rPr>
+                <w:rFonts w:hint="default" w:ascii="Helvetica Neue" w:hAnsi="Helvetica Neue" w:eastAsia="Helvetica Neue" w:cs="Helvetica Neue"/>
+                <w:b/>
+                <w:i w:val="0"/>
+                <w:iCs w:val="0"/>
+                <w:caps w:val="0"/>
+                <w:color w:val="0F1115"/>
+                <w:spacing w:val="0"/>
+                <w:kern w:val="0"/>
+                <w:sz w:val="30"/>
+                <w:szCs w:val="30"/>
+                <w:bdr w:val="none" w:color="auto" w:sz="0" w:space="0"/>
+                <w:lang w:val="en-US" w:eastAsia="zh-CN" w:bidi="ar"/>
+              </w:rPr>
+              <w:t>说明</w:t>
+            </w:r>
+          </w:p>
+        </w:tc>
+      </w:tr>
+      <w:tr>
+        <w:trPr>
+          <w:trHeight w:val="0" w:hRule="atLeast"/>
+        </w:trPr>
+        <w:tc>
+          <w:tcPr>
+            <w:tcW w:w="1980" w:type="dxa"/>
+            <w:tcBorders>
+              <w:top w:val="single" w:color="auto" w:sz="4" w:space="0"/>
+              <w:left w:val="nil"/>
+              <w:bottom w:val="nil"/>
+              <w:right w:val="nil"/>
+            </w:tcBorders>
+            <w:shd w:val="clear" w:color="auto" w:fill="FFFFFF"/>
+            <w:noWrap w:val="0"/>
+            <w:tcMar>
+              <w:top w:w="200" w:type="dxa"/>
+              <w:left w:w="-1" w:type="dxa"/>
+              <w:bottom w:w="200" w:type="dxa"/>
+              <w:right w:w="320" w:type="dxa"/>
+            </w:tcMar>
+            <w:vAlign w:val="center"/>
+          </w:tcPr>
+          <w:p>
+            <w:pPr>
+              <w:keepNext w:val="0"/>
+              <w:keepLines w:val="0"/>
+              <w:widowControl/>
+              <w:suppressLineNumbers w:val="0"/>
+              <w:snapToGrid w:val="0"/>
+              <w:spacing w:line="240" w:lineRule="auto"/>
+              <w:ind w:left="0" w:leftChars="0" w:right="0" w:rightChars="0" w:firstLine="0" w:firstLineChars="0"/>
+              <w:jc w:val="center"/>
+              <w:rPr>
+                <w:rFonts w:hint="default" w:ascii="Helvetica Neue" w:hAnsi="Helvetica Neue" w:eastAsia="Helvetica Neue" w:cs="Helvetica Neue"/>
+                <w:i w:val="0"/>
+                <w:iCs w:val="0"/>
+                <w:caps w:val="0"/>
+                <w:color w:val="0F1115"/>
+                <w:spacing w:val="0"/>
+                <w:sz w:val="30"/>
+                <w:szCs w:val="30"/>
+              </w:rPr>
+            </w:pPr>
+            <w:r>
+              <w:rPr>
+                <w:rFonts w:hint="default" w:ascii="Helvetica Neue" w:hAnsi="Helvetica Neue" w:eastAsia="Helvetica Neue" w:cs="Helvetica Neue"/>
+                <w:i w:val="0"/>
+                <w:iCs w:val="0"/>
+                <w:caps w:val="0"/>
+                <w:color w:val="0F1115"/>
+                <w:spacing w:val="0"/>
+                <w:kern w:val="0"/>
+                <w:sz w:val="30"/>
+                <w:szCs w:val="30"/>
+                <w:bdr w:val="none" w:color="auto" w:sz="0" w:space="0"/>
+                <w:lang w:val="en-US" w:eastAsia="zh-CN" w:bidi="ar"/>
+              </w:rPr>
+              <w:t>id</w:t>
+            </w:r>
+          </w:p>
+        </w:tc>
+        <w:tc>
+          <w:tcPr>
+            <w:tcW w:w="2182" w:type="dxa"/>
+            <w:tcBorders>
+              <w:top w:val="single" w:color="auto" w:sz="4" w:space="0"/>
+              <w:left w:val="nil"/>
+              <w:bottom w:val="nil"/>
+              <w:right w:val="nil"/>
+            </w:tcBorders>
+            <w:shd w:val="clear" w:color="auto" w:fill="FFFFFF"/>
+            <w:noWrap w:val="0"/>
+            <w:tcMar>
+              <w:top w:w="200" w:type="dxa"/>
+              <w:left w:w="320" w:type="dxa"/>
+              <w:bottom w:w="200" w:type="dxa"/>
+              <w:right w:w="320" w:type="dxa"/>
+            </w:tcMar>
+            <w:vAlign w:val="center"/>
+          </w:tcPr>
+          <w:p>
+            <w:pPr>
+              <w:keepNext w:val="0"/>
+              <w:keepLines w:val="0"/>
+              <w:widowControl/>
+              <w:suppressLineNumbers w:val="0"/>
+              <w:snapToGrid w:val="0"/>
+              <w:spacing w:line="240" w:lineRule="auto"/>
+              <w:ind w:left="0" w:leftChars="0" w:right="0" w:rightChars="0" w:firstLine="0" w:firstLineChars="0"/>
+              <w:jc w:val="left"/>
+              <w:rPr>
+                <w:rFonts w:hint="default" w:ascii="Helvetica Neue" w:hAnsi="Helvetica Neue" w:eastAsia="Helvetica Neue" w:cs="Helvetica Neue"/>
+                <w:i w:val="0"/>
+                <w:iCs w:val="0"/>
+                <w:caps w:val="0"/>
+                <w:color w:val="0F1115"/>
+                <w:spacing w:val="0"/>
+                <w:sz w:val="30"/>
+                <w:szCs w:val="30"/>
+              </w:rPr>
+            </w:pPr>
+            <w:r>
+              <w:rPr>
+                <w:rFonts w:hint="default" w:ascii="Helvetica Neue" w:hAnsi="Helvetica Neue" w:eastAsia="Helvetica Neue" w:cs="Helvetica Neue"/>
+                <w:i w:val="0"/>
+                <w:iCs w:val="0"/>
+                <w:caps w:val="0"/>
+                <w:color w:val="0F1115"/>
+                <w:spacing w:val="0"/>
+                <w:kern w:val="0"/>
+                <w:sz w:val="30"/>
+                <w:szCs w:val="30"/>
+                <w:bdr w:val="none" w:color="auto" w:sz="0" w:space="0"/>
+                <w:lang w:val="en-US" w:eastAsia="zh-CN" w:bidi="ar"/>
+              </w:rPr>
+              <w:t>String (PK)</w:t>
+            </w:r>
+          </w:p>
+        </w:tc>
+        <w:tc>
+          <w:tcPr>
+            <w:tcW w:w="4142" w:type="dxa"/>
+            <w:tcBorders>
+              <w:top w:val="single" w:color="auto" w:sz="4" w:space="0"/>
+              <w:left w:val="nil"/>
+              <w:bottom w:val="nil"/>
+              <w:right w:val="nil"/>
+            </w:tcBorders>
+            <w:shd w:val="clear" w:color="auto" w:fill="FFFFFF"/>
+            <w:noWrap w:val="0"/>
+            <w:tcMar>
+              <w:top w:w="200" w:type="dxa"/>
+              <w:left w:w="320" w:type="dxa"/>
+              <w:bottom w:w="200" w:type="dxa"/>
+              <w:right w:w="-1" w:type="dxa"/>
+            </w:tcMar>
+            <w:vAlign w:val="center"/>
+          </w:tcPr>
+          <w:p>
+            <w:pPr>
+              <w:keepNext w:val="0"/>
+              <w:keepLines w:val="0"/>
+              <w:widowControl/>
+              <w:suppressLineNumbers w:val="0"/>
+              <w:snapToGrid w:val="0"/>
+              <w:spacing w:line="240" w:lineRule="auto"/>
+              <w:ind w:left="0" w:leftChars="0" w:right="0" w:rightChars="0" w:firstLine="0" w:firstLineChars="0"/>
+              <w:jc w:val="left"/>
+              <w:rPr>
+                <w:rFonts w:hint="default" w:ascii="Helvetica Neue" w:hAnsi="Helvetica Neue" w:eastAsia="Helvetica Neue" w:cs="Helvetica Neue"/>
+                <w:i w:val="0"/>
+                <w:iCs w:val="0"/>
+                <w:caps w:val="0"/>
+                <w:color w:val="0F1115"/>
+                <w:spacing w:val="0"/>
+                <w:sz w:val="30"/>
+                <w:szCs w:val="30"/>
+              </w:rPr>
+            </w:pPr>
+            <w:r>
+              <w:rPr>
+                <w:rFonts w:hint="default" w:ascii="Helvetica Neue" w:hAnsi="Helvetica Neue" w:eastAsia="Helvetica Neue" w:cs="Helvetica Neue"/>
+                <w:i w:val="0"/>
+                <w:iCs w:val="0"/>
+                <w:caps w:val="0"/>
+                <w:color w:val="0F1115"/>
+                <w:spacing w:val="0"/>
+                <w:kern w:val="0"/>
+                <w:sz w:val="30"/>
+                <w:szCs w:val="30"/>
+                <w:bdr w:val="none" w:color="auto" w:sz="0" w:space="0"/>
+                <w:lang w:val="en-US" w:eastAsia="zh-CN" w:bidi="ar"/>
+              </w:rPr>
+              <w:t>商品ID（如 </w:t>
+            </w:r>
+            <w:r>
+              <w:rPr>
+                <w:rStyle w:val="14"/>
+                <w:rFonts w:ascii="Helvetica Neue" w:hAnsi="menlo" w:eastAsia="Helvetica Neue" w:cs="menlo"/>
+                <w:i w:val="0"/>
+                <w:iCs w:val="0"/>
+                <w:caps w:val="0"/>
+                <w:color w:val="0F1115"/>
+                <w:spacing w:val="0"/>
+                <w:kern w:val="0"/>
+                <w:sz w:val="30"/>
+                <w:szCs w:val="26"/>
+                <w:bdr w:val="none" w:color="auto" w:sz="0" w:space="0"/>
+                <w:shd w:val="clear" w:fill="EBEEF2"/>
+                <w:lang w:val="en-US" w:eastAsia="zh-CN" w:bidi="ar"/>
+              </w:rPr>
+              <w:t>prod_pro</w:t>
+            </w:r>
+            <w:r>
+              <w:rPr>
+                <w:rFonts w:hint="default" w:ascii="Helvetica Neue" w:hAnsi="Helvetica Neue" w:eastAsia="Helvetica Neue" w:cs="Helvetica Neue"/>
+                <w:i w:val="0"/>
+                <w:iCs w:val="0"/>
+                <w:caps w:val="0"/>
+                <w:color w:val="0F1115"/>
+                <w:spacing w:val="0"/>
+                <w:kern w:val="0"/>
+                <w:sz w:val="30"/>
+                <w:szCs w:val="30"/>
+                <w:bdr w:val="none" w:color="auto" w:sz="0" w:space="0"/>
+                <w:lang w:val="en-US" w:eastAsia="zh-CN" w:bidi="ar"/>
+              </w:rPr>
+              <w:t>）</w:t>
+            </w:r>
+          </w:p>
+        </w:tc>
+      </w:tr>
+      <w:tr>
+        <w:trPr>
+          <w:trHeight w:val="0" w:hRule="atLeast"/>
+        </w:trPr>
+        <w:tc>
+          <w:tcPr>
+            <w:tcW w:w="1980" w:type="dxa"/>
+            <w:tcBorders>
+              <w:top w:val="nil"/>
+              <w:left w:val="nil"/>
+              <w:bottom w:val="nil"/>
+              <w:right w:val="nil"/>
+            </w:tcBorders>
+            <w:shd w:val="clear" w:color="auto" w:fill="FFFFFF"/>
+            <w:noWrap w:val="0"/>
+            <w:tcMar>
+              <w:top w:w="200" w:type="dxa"/>
+              <w:left w:w="-1" w:type="dxa"/>
+              <w:bottom w:w="200" w:type="dxa"/>
+              <w:right w:w="320" w:type="dxa"/>
+            </w:tcMar>
+            <w:vAlign w:val="center"/>
+          </w:tcPr>
+          <w:p>
+            <w:pPr>
+              <w:keepNext w:val="0"/>
+              <w:keepLines w:val="0"/>
+              <w:widowControl/>
+              <w:suppressLineNumbers w:val="0"/>
+              <w:snapToGrid w:val="0"/>
+              <w:spacing w:line="240" w:lineRule="auto"/>
+              <w:ind w:left="0" w:leftChars="0" w:right="0" w:rightChars="0" w:firstLine="0" w:firstLineChars="0"/>
+              <w:jc w:val="center"/>
+              <w:rPr>
+                <w:rFonts w:hint="default" w:ascii="Helvetica Neue" w:hAnsi="Helvetica Neue" w:eastAsia="Helvetica Neue" w:cs="Helvetica Neue"/>
+                <w:i w:val="0"/>
+                <w:iCs w:val="0"/>
+                <w:caps w:val="0"/>
+                <w:color w:val="0F1115"/>
+                <w:spacing w:val="0"/>
+                <w:sz w:val="30"/>
+                <w:szCs w:val="30"/>
+              </w:rPr>
+            </w:pPr>
+            <w:r>
+              <w:rPr>
+                <w:rFonts w:hint="default" w:ascii="Helvetica Neue" w:hAnsi="Helvetica Neue" w:eastAsia="Helvetica Neue" w:cs="Helvetica Neue"/>
+                <w:i w:val="0"/>
+                <w:iCs w:val="0"/>
+                <w:caps w:val="0"/>
+                <w:color w:val="0F1115"/>
+                <w:spacing w:val="0"/>
+                <w:kern w:val="0"/>
+                <w:sz w:val="30"/>
+                <w:szCs w:val="30"/>
+                <w:bdr w:val="none" w:color="auto" w:sz="0" w:space="0"/>
+                <w:lang w:val="en-US" w:eastAsia="zh-CN" w:bidi="ar"/>
+              </w:rPr>
+              <w:t>name</w:t>
+            </w:r>
+          </w:p>
+        </w:tc>
+        <w:tc>
+          <w:tcPr>
+            <w:tcW w:w="2182" w:type="dxa"/>
+            <w:tcBorders>
+              <w:top w:val="nil"/>
+              <w:left w:val="nil"/>
+              <w:bottom w:val="nil"/>
+              <w:right w:val="nil"/>
+            </w:tcBorders>
+            <w:shd w:val="clear" w:color="auto" w:fill="FFFFFF"/>
+            <w:noWrap w:val="0"/>
+            <w:tcMar>
+              <w:top w:w="200" w:type="dxa"/>
+              <w:left w:w="320" w:type="dxa"/>
+              <w:bottom w:w="200" w:type="dxa"/>
+              <w:right w:w="320" w:type="dxa"/>
+            </w:tcMar>
+            <w:vAlign w:val="center"/>
+          </w:tcPr>
+          <w:p>
+            <w:pPr>
+              <w:keepNext w:val="0"/>
+              <w:keepLines w:val="0"/>
+              <w:widowControl/>
+              <w:suppressLineNumbers w:val="0"/>
+              <w:snapToGrid w:val="0"/>
+              <w:spacing w:line="240" w:lineRule="auto"/>
+              <w:ind w:left="0" w:leftChars="0" w:right="0" w:rightChars="0" w:firstLine="0" w:firstLineChars="0"/>
+              <w:jc w:val="left"/>
+              <w:rPr>
+                <w:rFonts w:hint="default" w:ascii="Helvetica Neue" w:hAnsi="Helvetica Neue" w:eastAsia="Helvetica Neue" w:cs="Helvetica Neue"/>
+                <w:i w:val="0"/>
+                <w:iCs w:val="0"/>
+                <w:caps w:val="0"/>
+                <w:color w:val="0F1115"/>
+                <w:spacing w:val="0"/>
+                <w:sz w:val="30"/>
+                <w:szCs w:val="30"/>
+              </w:rPr>
+            </w:pPr>
+            <w:r>
+              <w:rPr>
+                <w:rFonts w:hint="default" w:ascii="Helvetica Neue" w:hAnsi="Helvetica Neue" w:eastAsia="Helvetica Neue" w:cs="Helvetica Neue"/>
+                <w:i w:val="0"/>
+                <w:iCs w:val="0"/>
+                <w:caps w:val="0"/>
+                <w:color w:val="0F1115"/>
+                <w:spacing w:val="0"/>
+                <w:kern w:val="0"/>
+                <w:sz w:val="30"/>
+                <w:szCs w:val="30"/>
+                <w:bdr w:val="none" w:color="auto" w:sz="0" w:space="0"/>
+                <w:lang w:val="en-US" w:eastAsia="zh-CN" w:bidi="ar"/>
+              </w:rPr>
+              <w:t>String</w:t>
+            </w:r>
+          </w:p>
+        </w:tc>
+        <w:tc>
+          <w:tcPr>
+            <w:tcW w:w="4142" w:type="dxa"/>
+            <w:tcBorders>
+              <w:top w:val="nil"/>
+              <w:left w:val="nil"/>
+              <w:bottom w:val="nil"/>
+              <w:right w:val="nil"/>
+            </w:tcBorders>
+            <w:shd w:val="clear" w:color="auto" w:fill="FFFFFF"/>
+            <w:noWrap w:val="0"/>
+            <w:tcMar>
+              <w:top w:w="200" w:type="dxa"/>
+              <w:left w:w="320" w:type="dxa"/>
+              <w:bottom w:w="200" w:type="dxa"/>
+              <w:right w:w="-1" w:type="dxa"/>
+            </w:tcMar>
+            <w:vAlign w:val="center"/>
+          </w:tcPr>
+          <w:p>
+            <w:pPr>
+              <w:keepNext w:val="0"/>
+              <w:keepLines w:val="0"/>
+              <w:widowControl/>
+              <w:suppressLineNumbers w:val="0"/>
+              <w:snapToGrid w:val="0"/>
+              <w:spacing w:line="240" w:lineRule="auto"/>
+              <w:ind w:left="0" w:leftChars="0" w:right="0" w:rightChars="0" w:firstLine="0" w:firstLineChars="0"/>
+              <w:jc w:val="left"/>
+              <w:rPr>
+                <w:rFonts w:hint="default" w:ascii="Helvetica Neue" w:hAnsi="Helvetica Neue" w:eastAsia="Helvetica Neue" w:cs="Helvetica Neue"/>
+                <w:i w:val="0"/>
+                <w:iCs w:val="0"/>
+                <w:caps w:val="0"/>
+                <w:color w:val="0F1115"/>
+                <w:spacing w:val="0"/>
+                <w:sz w:val="30"/>
+                <w:szCs w:val="30"/>
+              </w:rPr>
+            </w:pPr>
+            <w:r>
+              <w:rPr>
+                <w:rFonts w:hint="default" w:ascii="Helvetica Neue" w:hAnsi="Helvetica Neue" w:eastAsia="Helvetica Neue" w:cs="Helvetica Neue"/>
+                <w:i w:val="0"/>
+                <w:iCs w:val="0"/>
+                <w:caps w:val="0"/>
+                <w:color w:val="0F1115"/>
+                <w:spacing w:val="0"/>
+                <w:kern w:val="0"/>
+                <w:sz w:val="30"/>
+                <w:szCs w:val="30"/>
+                <w:bdr w:val="none" w:color="auto" w:sz="0" w:space="0"/>
+                <w:lang w:val="en-US" w:eastAsia="zh-CN" w:bidi="ar"/>
+              </w:rPr>
+              <w:t>商品名称</w:t>
+            </w:r>
+          </w:p>
+        </w:tc>
+      </w:tr>
+      <w:tr>
+        <w:trPr>
+          <w:trHeight w:val="0" w:hRule="atLeast"/>
+        </w:trPr>
+        <w:tc>
+          <w:tcPr>
+            <w:tcW w:w="1980" w:type="dxa"/>
+            <w:tcBorders>
+              <w:top w:val="nil"/>
+              <w:left w:val="nil"/>
+              <w:bottom w:val="nil"/>
+              <w:right w:val="nil"/>
+            </w:tcBorders>
+            <w:shd w:val="clear" w:color="auto" w:fill="FFFFFF"/>
+            <w:noWrap w:val="0"/>
+            <w:tcMar>
+              <w:top w:w="200" w:type="dxa"/>
+              <w:left w:w="-1" w:type="dxa"/>
+              <w:bottom w:w="200" w:type="dxa"/>
+              <w:right w:w="320" w:type="dxa"/>
+            </w:tcMar>
+            <w:vAlign w:val="center"/>
+          </w:tcPr>
+          <w:p>
+            <w:pPr>
+              <w:keepNext w:val="0"/>
+              <w:keepLines w:val="0"/>
+              <w:widowControl/>
+              <w:suppressLineNumbers w:val="0"/>
+              <w:snapToGrid w:val="0"/>
+              <w:spacing w:line="240" w:lineRule="auto"/>
+              <w:ind w:left="0" w:leftChars="0" w:right="0" w:rightChars="0" w:firstLine="0" w:firstLineChars="0"/>
+              <w:jc w:val="center"/>
+              <w:rPr>
+                <w:rFonts w:hint="default" w:ascii="Helvetica Neue" w:hAnsi="Helvetica Neue" w:eastAsia="Helvetica Neue" w:cs="Helvetica Neue"/>
+                <w:i w:val="0"/>
+                <w:iCs w:val="0"/>
+                <w:caps w:val="0"/>
+                <w:color w:val="0F1115"/>
+                <w:spacing w:val="0"/>
+                <w:sz w:val="30"/>
+                <w:szCs w:val="30"/>
+              </w:rPr>
+            </w:pPr>
+            <w:r>
+              <w:rPr>
+                <w:rFonts w:hint="default" w:ascii="Helvetica Neue" w:hAnsi="Helvetica Neue" w:eastAsia="Helvetica Neue" w:cs="Helvetica Neue"/>
+                <w:i w:val="0"/>
+                <w:iCs w:val="0"/>
+                <w:caps w:val="0"/>
+                <w:color w:val="0F1115"/>
+                <w:spacing w:val="0"/>
+                <w:kern w:val="0"/>
+                <w:sz w:val="30"/>
+                <w:szCs w:val="30"/>
+                <w:bdr w:val="none" w:color="auto" w:sz="0" w:space="0"/>
+                <w:lang w:val="en-US" w:eastAsia="zh-CN" w:bidi="ar"/>
+              </w:rPr>
+              <w:t>description</w:t>
+            </w:r>
+          </w:p>
+        </w:tc>
+        <w:tc>
+          <w:tcPr>
+            <w:tcW w:w="2182" w:type="dxa"/>
+            <w:tcBorders>
+              <w:top w:val="nil"/>
+              <w:left w:val="nil"/>
+              <w:bottom w:val="nil"/>
+              <w:right w:val="nil"/>
+            </w:tcBorders>
+            <w:shd w:val="clear" w:color="auto" w:fill="FFFFFF"/>
+            <w:noWrap w:val="0"/>
+            <w:tcMar>
+              <w:top w:w="200" w:type="dxa"/>
+              <w:left w:w="320" w:type="dxa"/>
+              <w:bottom w:w="200" w:type="dxa"/>
+              <w:right w:w="320" w:type="dxa"/>
+            </w:tcMar>
+            <w:vAlign w:val="center"/>
+          </w:tcPr>
+          <w:p>
+            <w:pPr>
+              <w:keepNext w:val="0"/>
+              <w:keepLines w:val="0"/>
+              <w:widowControl/>
+              <w:suppressLineNumbers w:val="0"/>
+              <w:snapToGrid w:val="0"/>
+              <w:spacing w:line="240" w:lineRule="auto"/>
+              <w:ind w:left="0" w:leftChars="0" w:right="0" w:rightChars="0" w:firstLine="0" w:firstLineChars="0"/>
+              <w:jc w:val="left"/>
+              <w:rPr>
+                <w:rFonts w:hint="default" w:ascii="Helvetica Neue" w:hAnsi="Helvetica Neue" w:eastAsia="Helvetica Neue" w:cs="Helvetica Neue"/>
+                <w:i w:val="0"/>
+                <w:iCs w:val="0"/>
+                <w:caps w:val="0"/>
+                <w:color w:val="0F1115"/>
+                <w:spacing w:val="0"/>
+                <w:sz w:val="30"/>
+                <w:szCs w:val="30"/>
+              </w:rPr>
+            </w:pPr>
+            <w:r>
+              <w:rPr>
+                <w:rFonts w:hint="default" w:ascii="Helvetica Neue" w:hAnsi="Helvetica Neue" w:eastAsia="Helvetica Neue" w:cs="Helvetica Neue"/>
+                <w:i w:val="0"/>
+                <w:iCs w:val="0"/>
+                <w:caps w:val="0"/>
+                <w:color w:val="0F1115"/>
+                <w:spacing w:val="0"/>
+                <w:kern w:val="0"/>
+                <w:sz w:val="30"/>
+                <w:szCs w:val="30"/>
+                <w:bdr w:val="none" w:color="auto" w:sz="0" w:space="0"/>
+                <w:lang w:val="en-US" w:eastAsia="zh-CN" w:bidi="ar"/>
+              </w:rPr>
+              <w:t>Text</w:t>
+            </w:r>
+          </w:p>
+        </w:tc>
+        <w:tc>
+          <w:tcPr>
+            <w:tcW w:w="4142" w:type="dxa"/>
+            <w:tcBorders>
+              <w:top w:val="nil"/>
+              <w:left w:val="nil"/>
+              <w:bottom w:val="nil"/>
+              <w:right w:val="nil"/>
+            </w:tcBorders>
+            <w:shd w:val="clear" w:color="auto" w:fill="FFFFFF"/>
+            <w:noWrap w:val="0"/>
+            <w:tcMar>
+              <w:top w:w="200" w:type="dxa"/>
+              <w:left w:w="320" w:type="dxa"/>
+              <w:bottom w:w="200" w:type="dxa"/>
+              <w:right w:w="-1" w:type="dxa"/>
+            </w:tcMar>
+            <w:vAlign w:val="center"/>
+          </w:tcPr>
+          <w:p>
+            <w:pPr>
+              <w:keepNext w:val="0"/>
+              <w:keepLines w:val="0"/>
+              <w:widowControl/>
+              <w:suppressLineNumbers w:val="0"/>
+              <w:snapToGrid w:val="0"/>
+              <w:spacing w:line="240" w:lineRule="auto"/>
+              <w:ind w:left="0" w:leftChars="0" w:right="0" w:rightChars="0" w:firstLine="0" w:firstLineChars="0"/>
+              <w:jc w:val="left"/>
+              <w:rPr>
+                <w:rFonts w:hint="default" w:ascii="Helvetica Neue" w:hAnsi="Helvetica Neue" w:eastAsia="Helvetica Neue" w:cs="Helvetica Neue"/>
+                <w:i w:val="0"/>
+                <w:iCs w:val="0"/>
+                <w:caps w:val="0"/>
+                <w:color w:val="0F1115"/>
+                <w:spacing w:val="0"/>
+                <w:sz w:val="30"/>
+                <w:szCs w:val="30"/>
+              </w:rPr>
+            </w:pPr>
+            <w:r>
+              <w:rPr>
+                <w:rFonts w:hint="default" w:ascii="Helvetica Neue" w:hAnsi="Helvetica Neue" w:eastAsia="Helvetica Neue" w:cs="Helvetica Neue"/>
+                <w:i w:val="0"/>
+                <w:iCs w:val="0"/>
+                <w:caps w:val="0"/>
+                <w:color w:val="0F1115"/>
+                <w:spacing w:val="0"/>
+                <w:kern w:val="0"/>
+                <w:sz w:val="30"/>
+                <w:szCs w:val="30"/>
+                <w:bdr w:val="none" w:color="auto" w:sz="0" w:space="0"/>
+                <w:lang w:val="en-US" w:eastAsia="zh-CN" w:bidi="ar"/>
+              </w:rPr>
+              <w:t>简要描述</w:t>
+            </w:r>
+          </w:p>
+        </w:tc>
+      </w:tr>
+      <w:tr>
+        <w:trPr>
+          <w:trHeight w:val="0" w:hRule="atLeast"/>
+        </w:trPr>
+        <w:tc>
+          <w:tcPr>
+            <w:tcW w:w="1980" w:type="dxa"/>
+            <w:tcBorders>
+              <w:top w:val="nil"/>
+              <w:left w:val="nil"/>
+              <w:bottom w:val="nil"/>
+              <w:right w:val="nil"/>
+            </w:tcBorders>
+            <w:shd w:val="clear" w:color="auto" w:fill="FFFFFF"/>
+            <w:noWrap w:val="0"/>
+            <w:tcMar>
+              <w:top w:w="200" w:type="dxa"/>
+              <w:left w:w="-1" w:type="dxa"/>
+              <w:bottom w:w="200" w:type="dxa"/>
+              <w:right w:w="320" w:type="dxa"/>
+            </w:tcMar>
+            <w:vAlign w:val="center"/>
+          </w:tcPr>
+          <w:p>
+            <w:pPr>
+              <w:keepNext w:val="0"/>
+              <w:keepLines w:val="0"/>
+              <w:widowControl/>
+              <w:suppressLineNumbers w:val="0"/>
+              <w:snapToGrid w:val="0"/>
+              <w:spacing w:line="240" w:lineRule="auto"/>
+              <w:ind w:left="0" w:leftChars="0" w:right="0" w:rightChars="0" w:firstLine="0" w:firstLineChars="0"/>
+              <w:jc w:val="center"/>
+              <w:rPr>
+                <w:rFonts w:hint="default" w:ascii="Helvetica Neue" w:hAnsi="Helvetica Neue" w:eastAsia="Helvetica Neue" w:cs="Helvetica Neue"/>
+                <w:i w:val="0"/>
+                <w:iCs w:val="0"/>
+                <w:caps w:val="0"/>
+                <w:color w:val="0F1115"/>
+                <w:spacing w:val="0"/>
+                <w:sz w:val="30"/>
+                <w:szCs w:val="30"/>
+              </w:rPr>
+            </w:pPr>
+            <w:r>
+              <w:rPr>
+                <w:rFonts w:hint="default" w:ascii="Helvetica Neue" w:hAnsi="Helvetica Neue" w:eastAsia="Helvetica Neue" w:cs="Helvetica Neue"/>
+                <w:i w:val="0"/>
+                <w:iCs w:val="0"/>
+                <w:caps w:val="0"/>
+                <w:color w:val="0F1115"/>
+                <w:spacing w:val="0"/>
+                <w:kern w:val="0"/>
+                <w:sz w:val="30"/>
+                <w:szCs w:val="30"/>
+                <w:bdr w:val="none" w:color="auto" w:sz="0" w:space="0"/>
+                <w:lang w:val="en-US" w:eastAsia="zh-CN" w:bidi="ar"/>
+              </w:rPr>
+              <w:t>price</w:t>
+            </w:r>
+          </w:p>
+        </w:tc>
+        <w:tc>
+          <w:tcPr>
+            <w:tcW w:w="2182" w:type="dxa"/>
+            <w:tcBorders>
+              <w:top w:val="nil"/>
+              <w:left w:val="nil"/>
+              <w:bottom w:val="nil"/>
+              <w:right w:val="nil"/>
+            </w:tcBorders>
+            <w:shd w:val="clear" w:color="auto" w:fill="FFFFFF"/>
+            <w:noWrap w:val="0"/>
+            <w:tcMar>
+              <w:top w:w="200" w:type="dxa"/>
+              <w:left w:w="320" w:type="dxa"/>
+              <w:bottom w:w="200" w:type="dxa"/>
+              <w:right w:w="320" w:type="dxa"/>
+            </w:tcMar>
+            <w:vAlign w:val="center"/>
+          </w:tcPr>
+          <w:p>
+            <w:pPr>
+              <w:keepNext w:val="0"/>
+              <w:keepLines w:val="0"/>
+              <w:widowControl/>
+              <w:suppressLineNumbers w:val="0"/>
+              <w:snapToGrid w:val="0"/>
+              <w:spacing w:line="240" w:lineRule="auto"/>
+              <w:ind w:left="0" w:leftChars="0" w:right="0" w:rightChars="0" w:firstLine="0" w:firstLineChars="0"/>
+              <w:jc w:val="left"/>
+              <w:rPr>
+                <w:rFonts w:hint="default" w:ascii="Helvetica Neue" w:hAnsi="Helvetica Neue" w:eastAsia="Helvetica Neue" w:cs="Helvetica Neue"/>
+                <w:i w:val="0"/>
+                <w:iCs w:val="0"/>
+                <w:caps w:val="0"/>
+                <w:color w:val="0F1115"/>
+                <w:spacing w:val="0"/>
+                <w:sz w:val="30"/>
+                <w:szCs w:val="30"/>
+              </w:rPr>
+            </w:pPr>
+            <w:r>
+              <w:rPr>
+                <w:rFonts w:hint="default" w:ascii="Helvetica Neue" w:hAnsi="Helvetica Neue" w:eastAsia="Helvetica Neue" w:cs="Helvetica Neue"/>
+                <w:i w:val="0"/>
+                <w:iCs w:val="0"/>
+                <w:caps w:val="0"/>
+                <w:color w:val="0F1115"/>
+                <w:spacing w:val="0"/>
+                <w:kern w:val="0"/>
+                <w:sz w:val="30"/>
+                <w:szCs w:val="30"/>
+                <w:bdr w:val="none" w:color="auto" w:sz="0" w:space="0"/>
+                <w:lang w:val="en-US" w:eastAsia="zh-CN" w:bidi="ar"/>
+              </w:rPr>
+              <w:t>String</w:t>
+            </w:r>
+          </w:p>
+        </w:tc>
+        <w:tc>
+          <w:tcPr>
+            <w:tcW w:w="4142" w:type="dxa"/>
+            <w:tcBorders>
+              <w:top w:val="nil"/>
+              <w:left w:val="nil"/>
+              <w:bottom w:val="nil"/>
+              <w:right w:val="nil"/>
+            </w:tcBorders>
+            <w:shd w:val="clear" w:color="auto" w:fill="FFFFFF"/>
+            <w:noWrap w:val="0"/>
+            <w:tcMar>
+              <w:top w:w="200" w:type="dxa"/>
+              <w:left w:w="320" w:type="dxa"/>
+              <w:bottom w:w="200" w:type="dxa"/>
+              <w:right w:w="-1" w:type="dxa"/>
+            </w:tcMar>
+            <w:vAlign w:val="center"/>
+          </w:tcPr>
+          <w:p>
+            <w:pPr>
+              <w:keepNext w:val="0"/>
+              <w:keepLines w:val="0"/>
+              <w:widowControl/>
+              <w:suppressLineNumbers w:val="0"/>
+              <w:snapToGrid w:val="0"/>
+              <w:spacing w:line="240" w:lineRule="auto"/>
+              <w:ind w:left="0" w:leftChars="0" w:right="0" w:rightChars="0" w:firstLine="0" w:firstLineChars="0"/>
+              <w:jc w:val="left"/>
+              <w:rPr>
+                <w:rFonts w:hint="default" w:ascii="Helvetica Neue" w:hAnsi="Helvetica Neue" w:eastAsia="Helvetica Neue" w:cs="Helvetica Neue"/>
+                <w:i w:val="0"/>
+                <w:iCs w:val="0"/>
+                <w:caps w:val="0"/>
+                <w:color w:val="0F1115"/>
+                <w:spacing w:val="0"/>
+                <w:sz w:val="30"/>
+                <w:szCs w:val="30"/>
+              </w:rPr>
+            </w:pPr>
+            <w:r>
+              <w:rPr>
+                <w:rFonts w:hint="default" w:ascii="Helvetica Neue" w:hAnsi="Helvetica Neue" w:eastAsia="Helvetica Neue" w:cs="Helvetica Neue"/>
+                <w:i w:val="0"/>
+                <w:iCs w:val="0"/>
+                <w:caps w:val="0"/>
+                <w:color w:val="0F1115"/>
+                <w:spacing w:val="0"/>
+                <w:kern w:val="0"/>
+                <w:sz w:val="30"/>
+                <w:szCs w:val="30"/>
+                <w:bdr w:val="none" w:color="auto" w:sz="0" w:space="0"/>
+                <w:lang w:val="en-US" w:eastAsia="zh-CN" w:bidi="ar"/>
+              </w:rPr>
+              <w:t>显示价格（如 ¥8,999）</w:t>
+            </w:r>
+          </w:p>
+        </w:tc>
+      </w:tr>
+      <w:tr>
+        <w:trPr>
+          <w:trHeight w:val="0" w:hRule="atLeast"/>
+        </w:trPr>
+        <w:tc>
+          <w:tcPr>
+            <w:tcW w:w="1980" w:type="dxa"/>
+            <w:tcBorders>
+              <w:top w:val="nil"/>
+              <w:left w:val="nil"/>
+              <w:bottom w:val="nil"/>
+              <w:right w:val="nil"/>
+            </w:tcBorders>
+            <w:shd w:val="clear" w:color="auto" w:fill="FFFFFF"/>
+            <w:noWrap w:val="0"/>
+            <w:tcMar>
+              <w:top w:w="200" w:type="dxa"/>
+              <w:left w:w="-1" w:type="dxa"/>
+              <w:bottom w:w="200" w:type="dxa"/>
+              <w:right w:w="320" w:type="dxa"/>
+            </w:tcMar>
+            <w:vAlign w:val="center"/>
+          </w:tcPr>
+          <w:p>
+            <w:pPr>
+              <w:keepNext w:val="0"/>
+              <w:keepLines w:val="0"/>
+              <w:widowControl/>
+              <w:suppressLineNumbers w:val="0"/>
+              <w:snapToGrid w:val="0"/>
+              <w:spacing w:line="240" w:lineRule="auto"/>
+              <w:ind w:left="0" w:leftChars="0" w:right="0" w:rightChars="0" w:firstLine="0" w:firstLineChars="0"/>
+              <w:jc w:val="center"/>
+              <w:rPr>
+                <w:rFonts w:hint="default" w:ascii="Helvetica Neue" w:hAnsi="Helvetica Neue" w:eastAsia="Helvetica Neue" w:cs="Helvetica Neue"/>
+                <w:i w:val="0"/>
+                <w:iCs w:val="0"/>
+                <w:caps w:val="0"/>
+                <w:color w:val="0F1115"/>
+                <w:spacing w:val="0"/>
+                <w:sz w:val="30"/>
+                <w:szCs w:val="30"/>
+              </w:rPr>
+            </w:pPr>
+            <w:r>
+              <w:rPr>
+                <w:rFonts w:hint="default" w:ascii="Helvetica Neue" w:hAnsi="Helvetica Neue" w:eastAsia="Helvetica Neue" w:cs="Helvetica Neue"/>
+                <w:i w:val="0"/>
+                <w:iCs w:val="0"/>
+                <w:caps w:val="0"/>
+                <w:color w:val="0F1115"/>
+                <w:spacing w:val="0"/>
+                <w:kern w:val="0"/>
+                <w:sz w:val="30"/>
+                <w:szCs w:val="30"/>
+                <w:bdr w:val="none" w:color="auto" w:sz="0" w:space="0"/>
+                <w:lang w:val="en-US" w:eastAsia="zh-CN" w:bidi="ar"/>
+              </w:rPr>
+              <w:t>price_value</w:t>
+            </w:r>
+          </w:p>
+        </w:tc>
+        <w:tc>
+          <w:tcPr>
+            <w:tcW w:w="2182" w:type="dxa"/>
+            <w:tcBorders>
+              <w:top w:val="nil"/>
+              <w:left w:val="nil"/>
+              <w:bottom w:val="nil"/>
+              <w:right w:val="nil"/>
+            </w:tcBorders>
+            <w:shd w:val="clear" w:color="auto" w:fill="FFFFFF"/>
+            <w:noWrap w:val="0"/>
+            <w:tcMar>
+              <w:top w:w="200" w:type="dxa"/>
+              <w:left w:w="320" w:type="dxa"/>
+              <w:bottom w:w="200" w:type="dxa"/>
+              <w:right w:w="320" w:type="dxa"/>
+            </w:tcMar>
+            <w:vAlign w:val="center"/>
+          </w:tcPr>
+          <w:p>
+            <w:pPr>
+              <w:keepNext w:val="0"/>
+              <w:keepLines w:val="0"/>
+              <w:widowControl/>
+              <w:suppressLineNumbers w:val="0"/>
+              <w:snapToGrid w:val="0"/>
+              <w:spacing w:line="240" w:lineRule="auto"/>
+              <w:ind w:left="0" w:leftChars="0" w:right="0" w:rightChars="0" w:firstLine="0" w:firstLineChars="0"/>
+              <w:jc w:val="left"/>
+              <w:rPr>
+                <w:rFonts w:hint="default" w:ascii="Helvetica Neue" w:hAnsi="Helvetica Neue" w:eastAsia="Helvetica Neue" w:cs="Helvetica Neue"/>
+                <w:i w:val="0"/>
+                <w:iCs w:val="0"/>
+                <w:caps w:val="0"/>
+                <w:color w:val="0F1115"/>
+                <w:spacing w:val="0"/>
+                <w:sz w:val="30"/>
+                <w:szCs w:val="30"/>
+              </w:rPr>
+            </w:pPr>
+            <w:r>
+              <w:rPr>
+                <w:rFonts w:hint="default" w:ascii="Helvetica Neue" w:hAnsi="Helvetica Neue" w:eastAsia="Helvetica Neue" w:cs="Helvetica Neue"/>
+                <w:i w:val="0"/>
+                <w:iCs w:val="0"/>
+                <w:caps w:val="0"/>
+                <w:color w:val="0F1115"/>
+                <w:spacing w:val="0"/>
+                <w:kern w:val="0"/>
+                <w:sz w:val="30"/>
+                <w:szCs w:val="30"/>
+                <w:bdr w:val="none" w:color="auto" w:sz="0" w:space="0"/>
+                <w:lang w:val="en-US" w:eastAsia="zh-CN" w:bidi="ar"/>
+              </w:rPr>
+              <w:t>Integer</w:t>
+            </w:r>
+          </w:p>
+        </w:tc>
+        <w:tc>
+          <w:tcPr>
+            <w:tcW w:w="4142" w:type="dxa"/>
+            <w:tcBorders>
+              <w:top w:val="nil"/>
+              <w:left w:val="nil"/>
+              <w:bottom w:val="nil"/>
+              <w:right w:val="nil"/>
+            </w:tcBorders>
+            <w:shd w:val="clear" w:color="auto" w:fill="FFFFFF"/>
+            <w:noWrap w:val="0"/>
+            <w:tcMar>
+              <w:top w:w="200" w:type="dxa"/>
+              <w:left w:w="320" w:type="dxa"/>
+              <w:bottom w:w="200" w:type="dxa"/>
+              <w:right w:w="-1" w:type="dxa"/>
+            </w:tcMar>
+            <w:vAlign w:val="center"/>
+          </w:tcPr>
+          <w:p>
+            <w:pPr>
+              <w:keepNext w:val="0"/>
+              <w:keepLines w:val="0"/>
+              <w:widowControl/>
+              <w:suppressLineNumbers w:val="0"/>
+              <w:snapToGrid w:val="0"/>
+              <w:spacing w:line="240" w:lineRule="auto"/>
+              <w:ind w:left="0" w:leftChars="0" w:right="0" w:rightChars="0" w:firstLine="0" w:firstLineChars="0"/>
+              <w:jc w:val="left"/>
+              <w:rPr>
+                <w:rFonts w:hint="default" w:ascii="Helvetica Neue" w:hAnsi="Helvetica Neue" w:eastAsia="Helvetica Neue" w:cs="Helvetica Neue"/>
+                <w:i w:val="0"/>
+                <w:iCs w:val="0"/>
+                <w:caps w:val="0"/>
+                <w:color w:val="0F1115"/>
+                <w:spacing w:val="0"/>
+                <w:sz w:val="30"/>
+                <w:szCs w:val="30"/>
+              </w:rPr>
+            </w:pPr>
+            <w:r>
+              <w:rPr>
+                <w:rFonts w:hint="default" w:ascii="Helvetica Neue" w:hAnsi="Helvetica Neue" w:eastAsia="Helvetica Neue" w:cs="Helvetica Neue"/>
+                <w:i w:val="0"/>
+                <w:iCs w:val="0"/>
+                <w:caps w:val="0"/>
+                <w:color w:val="0F1115"/>
+                <w:spacing w:val="0"/>
+                <w:kern w:val="0"/>
+                <w:sz w:val="30"/>
+                <w:szCs w:val="30"/>
+                <w:bdr w:val="none" w:color="auto" w:sz="0" w:space="0"/>
+                <w:lang w:val="en-US" w:eastAsia="zh-CN" w:bidi="ar"/>
+              </w:rPr>
+              <w:t>价格（分），用于计算</w:t>
+            </w:r>
+          </w:p>
+        </w:tc>
+      </w:tr>
+      <w:tr>
+        <w:trPr>
+          <w:trHeight w:val="0" w:hRule="atLeast"/>
+        </w:trPr>
+        <w:tc>
+          <w:tcPr>
+            <w:tcW w:w="1980" w:type="dxa"/>
+            <w:tcBorders>
+              <w:top w:val="nil"/>
+              <w:left w:val="nil"/>
+              <w:bottom w:val="nil"/>
+              <w:right w:val="nil"/>
+            </w:tcBorders>
+            <w:shd w:val="clear" w:color="auto" w:fill="FFFFFF"/>
+            <w:noWrap w:val="0"/>
+            <w:tcMar>
+              <w:top w:w="200" w:type="dxa"/>
+              <w:left w:w="-1" w:type="dxa"/>
+              <w:bottom w:w="200" w:type="dxa"/>
+              <w:right w:w="320" w:type="dxa"/>
+            </w:tcMar>
+            <w:vAlign w:val="center"/>
+          </w:tcPr>
+          <w:p>
+            <w:pPr>
+              <w:keepNext w:val="0"/>
+              <w:keepLines w:val="0"/>
+              <w:widowControl/>
+              <w:suppressLineNumbers w:val="0"/>
+              <w:snapToGrid w:val="0"/>
+              <w:spacing w:line="240" w:lineRule="auto"/>
+              <w:ind w:left="0" w:leftChars="0" w:right="0" w:rightChars="0" w:firstLine="0" w:firstLineChars="0"/>
+              <w:jc w:val="center"/>
+              <w:rPr>
+                <w:rFonts w:hint="default" w:ascii="Helvetica Neue" w:hAnsi="Helvetica Neue" w:eastAsia="Helvetica Neue" w:cs="Helvetica Neue"/>
+                <w:i w:val="0"/>
+                <w:iCs w:val="0"/>
+                <w:caps w:val="0"/>
+                <w:color w:val="0F1115"/>
+                <w:spacing w:val="0"/>
+                <w:sz w:val="30"/>
+                <w:szCs w:val="30"/>
+              </w:rPr>
+            </w:pPr>
+            <w:r>
+              <w:rPr>
+                <w:rFonts w:hint="default" w:ascii="Helvetica Neue" w:hAnsi="Helvetica Neue" w:eastAsia="Helvetica Neue" w:cs="Helvetica Neue"/>
+                <w:i w:val="0"/>
+                <w:iCs w:val="0"/>
+                <w:caps w:val="0"/>
+                <w:color w:val="0F1115"/>
+                <w:spacing w:val="0"/>
+                <w:kern w:val="0"/>
+                <w:sz w:val="30"/>
+                <w:szCs w:val="30"/>
+                <w:bdr w:val="none" w:color="auto" w:sz="0" w:space="0"/>
+                <w:lang w:val="en-US" w:eastAsia="zh-CN" w:bidi="ar"/>
+              </w:rPr>
+              <w:t>stock</w:t>
+            </w:r>
+          </w:p>
+        </w:tc>
+        <w:tc>
+          <w:tcPr>
+            <w:tcW w:w="2182" w:type="dxa"/>
+            <w:tcBorders>
+              <w:top w:val="nil"/>
+              <w:left w:val="nil"/>
+              <w:bottom w:val="nil"/>
+              <w:right w:val="nil"/>
+            </w:tcBorders>
+            <w:shd w:val="clear" w:color="auto" w:fill="FFFFFF"/>
+            <w:noWrap w:val="0"/>
+            <w:tcMar>
+              <w:top w:w="200" w:type="dxa"/>
+              <w:left w:w="320" w:type="dxa"/>
+              <w:bottom w:w="200" w:type="dxa"/>
+              <w:right w:w="320" w:type="dxa"/>
+            </w:tcMar>
+            <w:vAlign w:val="center"/>
+          </w:tcPr>
+          <w:p>
+            <w:pPr>
+              <w:keepNext w:val="0"/>
+              <w:keepLines w:val="0"/>
+              <w:widowControl/>
+              <w:suppressLineNumbers w:val="0"/>
+              <w:snapToGrid w:val="0"/>
+              <w:spacing w:line="240" w:lineRule="auto"/>
+              <w:ind w:left="0" w:leftChars="0" w:right="0" w:rightChars="0" w:firstLine="0" w:firstLineChars="0"/>
+              <w:jc w:val="left"/>
+              <w:rPr>
+                <w:rFonts w:hint="default" w:ascii="Helvetica Neue" w:hAnsi="Helvetica Neue" w:eastAsia="Helvetica Neue" w:cs="Helvetica Neue"/>
+                <w:i w:val="0"/>
+                <w:iCs w:val="0"/>
+                <w:caps w:val="0"/>
+                <w:color w:val="0F1115"/>
+                <w:spacing w:val="0"/>
+                <w:sz w:val="30"/>
+                <w:szCs w:val="30"/>
+              </w:rPr>
+            </w:pPr>
+            <w:r>
+              <w:rPr>
+                <w:rFonts w:hint="default" w:ascii="Helvetica Neue" w:hAnsi="Helvetica Neue" w:eastAsia="Helvetica Neue" w:cs="Helvetica Neue"/>
+                <w:i w:val="0"/>
+                <w:iCs w:val="0"/>
+                <w:caps w:val="0"/>
+                <w:color w:val="0F1115"/>
+                <w:spacing w:val="0"/>
+                <w:kern w:val="0"/>
+                <w:sz w:val="30"/>
+                <w:szCs w:val="30"/>
+                <w:bdr w:val="none" w:color="auto" w:sz="0" w:space="0"/>
+                <w:lang w:val="en-US" w:eastAsia="zh-CN" w:bidi="ar"/>
+              </w:rPr>
+              <w:t>Integer</w:t>
+            </w:r>
+          </w:p>
+        </w:tc>
+        <w:tc>
+          <w:tcPr>
+            <w:tcW w:w="4142" w:type="dxa"/>
+            <w:tcBorders>
+              <w:top w:val="nil"/>
+              <w:left w:val="nil"/>
+              <w:bottom w:val="nil"/>
+              <w:right w:val="nil"/>
+            </w:tcBorders>
+            <w:shd w:val="clear" w:color="auto" w:fill="FFFFFF"/>
+            <w:noWrap w:val="0"/>
+            <w:tcMar>
+              <w:top w:w="200" w:type="dxa"/>
+              <w:left w:w="320" w:type="dxa"/>
+              <w:bottom w:w="200" w:type="dxa"/>
+              <w:right w:w="-1" w:type="dxa"/>
+            </w:tcMar>
+            <w:vAlign w:val="center"/>
+          </w:tcPr>
+          <w:p>
+            <w:pPr>
+              <w:keepNext w:val="0"/>
+              <w:keepLines w:val="0"/>
+              <w:widowControl/>
+              <w:suppressLineNumbers w:val="0"/>
+              <w:snapToGrid w:val="0"/>
+              <w:spacing w:line="240" w:lineRule="auto"/>
+              <w:ind w:left="0" w:leftChars="0" w:right="0" w:rightChars="0" w:firstLine="0" w:firstLineChars="0"/>
+              <w:jc w:val="left"/>
+              <w:rPr>
+                <w:rFonts w:hint="default" w:ascii="Helvetica Neue" w:hAnsi="Helvetica Neue" w:eastAsia="Helvetica Neue" w:cs="Helvetica Neue"/>
+                <w:i w:val="0"/>
+                <w:iCs w:val="0"/>
+                <w:caps w:val="0"/>
+                <w:color w:val="0F1115"/>
+                <w:spacing w:val="0"/>
+                <w:sz w:val="30"/>
+                <w:szCs w:val="30"/>
+              </w:rPr>
+            </w:pPr>
+            <w:r>
+              <w:rPr>
+                <w:rFonts w:hint="default" w:ascii="Helvetica Neue" w:hAnsi="Helvetica Neue" w:eastAsia="Helvetica Neue" w:cs="Helvetica Neue"/>
+                <w:i w:val="0"/>
+                <w:iCs w:val="0"/>
+                <w:caps w:val="0"/>
+                <w:color w:val="0F1115"/>
+                <w:spacing w:val="0"/>
+                <w:kern w:val="0"/>
+                <w:sz w:val="30"/>
+                <w:szCs w:val="30"/>
+                <w:bdr w:val="none" w:color="auto" w:sz="0" w:space="0"/>
+                <w:lang w:val="en-US" w:eastAsia="zh-CN" w:bidi="ar"/>
+              </w:rPr>
+              <w:t>当前库存数量</w:t>
+            </w:r>
+          </w:p>
+        </w:tc>
+      </w:tr>
+      <w:tr>
+        <w:trPr>
+          <w:trHeight w:val="0" w:hRule="atLeast"/>
+        </w:trPr>
+        <w:tc>
+          <w:tcPr>
+            <w:tcW w:w="1980" w:type="dxa"/>
+            <w:tcBorders>
+              <w:top w:val="nil"/>
+              <w:left w:val="nil"/>
+              <w:bottom w:val="nil"/>
+              <w:right w:val="nil"/>
+            </w:tcBorders>
+            <w:shd w:val="clear" w:color="auto" w:fill="FFFFFF"/>
+            <w:noWrap w:val="0"/>
+            <w:tcMar>
+              <w:top w:w="200" w:type="dxa"/>
+              <w:left w:w="-1" w:type="dxa"/>
+              <w:bottom w:w="200" w:type="dxa"/>
+              <w:right w:w="320" w:type="dxa"/>
+            </w:tcMar>
+            <w:vAlign w:val="center"/>
+          </w:tcPr>
+          <w:p>
+            <w:pPr>
+              <w:keepNext w:val="0"/>
+              <w:keepLines w:val="0"/>
+              <w:widowControl/>
+              <w:suppressLineNumbers w:val="0"/>
+              <w:snapToGrid w:val="0"/>
+              <w:spacing w:line="240" w:lineRule="auto"/>
+              <w:ind w:left="0" w:leftChars="0" w:right="0" w:rightChars="0" w:firstLine="0" w:firstLineChars="0"/>
+              <w:jc w:val="center"/>
+              <w:rPr>
+                <w:rFonts w:hint="default" w:ascii="Helvetica Neue" w:hAnsi="Helvetica Neue" w:eastAsia="Helvetica Neue" w:cs="Helvetica Neue"/>
+                <w:i w:val="0"/>
+                <w:iCs w:val="0"/>
+                <w:caps w:val="0"/>
+                <w:color w:val="0F1115"/>
+                <w:spacing w:val="0"/>
+                <w:sz w:val="30"/>
+                <w:szCs w:val="30"/>
+              </w:rPr>
+            </w:pPr>
+            <w:r>
+              <w:rPr>
+                <w:rFonts w:hint="default" w:ascii="Helvetica Neue" w:hAnsi="Helvetica Neue" w:eastAsia="Helvetica Neue" w:cs="Helvetica Neue"/>
+                <w:i w:val="0"/>
+                <w:iCs w:val="0"/>
+                <w:caps w:val="0"/>
+                <w:color w:val="0F1115"/>
+                <w:spacing w:val="0"/>
+                <w:kern w:val="0"/>
+                <w:sz w:val="30"/>
+                <w:szCs w:val="30"/>
+                <w:bdr w:val="none" w:color="auto" w:sz="0" w:space="0"/>
+                <w:lang w:val="en-US" w:eastAsia="zh-CN" w:bidi="ar"/>
+              </w:rPr>
+              <w:t>image_url</w:t>
+            </w:r>
+          </w:p>
+        </w:tc>
+        <w:tc>
+          <w:tcPr>
+            <w:tcW w:w="2182" w:type="dxa"/>
+            <w:tcBorders>
+              <w:top w:val="nil"/>
+              <w:left w:val="nil"/>
+              <w:bottom w:val="nil"/>
+              <w:right w:val="nil"/>
+            </w:tcBorders>
+            <w:shd w:val="clear" w:color="auto" w:fill="FFFFFF"/>
+            <w:noWrap w:val="0"/>
+            <w:tcMar>
+              <w:top w:w="200" w:type="dxa"/>
+              <w:left w:w="320" w:type="dxa"/>
+              <w:bottom w:w="200" w:type="dxa"/>
+              <w:right w:w="320" w:type="dxa"/>
+            </w:tcMar>
+            <w:vAlign w:val="center"/>
+          </w:tcPr>
+          <w:p>
+            <w:pPr>
+              <w:keepNext w:val="0"/>
+              <w:keepLines w:val="0"/>
+              <w:widowControl/>
+              <w:suppressLineNumbers w:val="0"/>
+              <w:snapToGrid w:val="0"/>
+              <w:spacing w:line="240" w:lineRule="auto"/>
+              <w:ind w:left="0" w:leftChars="0" w:right="0" w:rightChars="0" w:firstLine="0" w:firstLineChars="0"/>
+              <w:jc w:val="left"/>
+              <w:rPr>
+                <w:rFonts w:hint="default" w:ascii="Helvetica Neue" w:hAnsi="Helvetica Neue" w:eastAsia="Helvetica Neue" w:cs="Helvetica Neue"/>
+                <w:i w:val="0"/>
+                <w:iCs w:val="0"/>
+                <w:caps w:val="0"/>
+                <w:color w:val="0F1115"/>
+                <w:spacing w:val="0"/>
+                <w:sz w:val="30"/>
+                <w:szCs w:val="30"/>
+              </w:rPr>
+            </w:pPr>
+            <w:r>
+              <w:rPr>
+                <w:rFonts w:hint="default" w:ascii="Helvetica Neue" w:hAnsi="Helvetica Neue" w:eastAsia="Helvetica Neue" w:cs="Helvetica Neue"/>
+                <w:i w:val="0"/>
+                <w:iCs w:val="0"/>
+                <w:caps w:val="0"/>
+                <w:color w:val="0F1115"/>
+                <w:spacing w:val="0"/>
+                <w:kern w:val="0"/>
+                <w:sz w:val="30"/>
+                <w:szCs w:val="30"/>
+                <w:bdr w:val="none" w:color="auto" w:sz="0" w:space="0"/>
+                <w:lang w:val="en-US" w:eastAsia="zh-CN" w:bidi="ar"/>
+              </w:rPr>
+              <w:t>String</w:t>
+            </w:r>
+          </w:p>
+        </w:tc>
+        <w:tc>
+          <w:tcPr>
+            <w:tcW w:w="4142" w:type="dxa"/>
+            <w:tcBorders>
+              <w:top w:val="nil"/>
+              <w:left w:val="nil"/>
+              <w:bottom w:val="nil"/>
+              <w:right w:val="nil"/>
+            </w:tcBorders>
+            <w:shd w:val="clear" w:color="auto" w:fill="FFFFFF"/>
+            <w:noWrap w:val="0"/>
+            <w:tcMar>
+              <w:top w:w="200" w:type="dxa"/>
+              <w:left w:w="320" w:type="dxa"/>
+              <w:bottom w:w="200" w:type="dxa"/>
+              <w:right w:w="-1" w:type="dxa"/>
+            </w:tcMar>
+            <w:vAlign w:val="center"/>
+          </w:tcPr>
+          <w:p>
+            <w:pPr>
+              <w:keepNext w:val="0"/>
+              <w:keepLines w:val="0"/>
+              <w:widowControl/>
+              <w:suppressLineNumbers w:val="0"/>
+              <w:snapToGrid w:val="0"/>
+              <w:spacing w:line="240" w:lineRule="auto"/>
+              <w:ind w:left="0" w:leftChars="0" w:right="0" w:rightChars="0" w:firstLine="0" w:firstLineChars="0"/>
+              <w:jc w:val="left"/>
+              <w:rPr>
+                <w:rFonts w:hint="default" w:ascii="Helvetica Neue" w:hAnsi="Helvetica Neue" w:eastAsia="Helvetica Neue" w:cs="Helvetica Neue"/>
+                <w:i w:val="0"/>
+                <w:iCs w:val="0"/>
+                <w:caps w:val="0"/>
+                <w:color w:val="0F1115"/>
+                <w:spacing w:val="0"/>
+                <w:sz w:val="30"/>
+                <w:szCs w:val="30"/>
+              </w:rPr>
+            </w:pPr>
+            <w:r>
+              <w:rPr>
+                <w:rFonts w:hint="default" w:ascii="Helvetica Neue" w:hAnsi="Helvetica Neue" w:eastAsia="Helvetica Neue" w:cs="Helvetica Neue"/>
+                <w:i w:val="0"/>
+                <w:iCs w:val="0"/>
+                <w:caps w:val="0"/>
+                <w:color w:val="0F1115"/>
+                <w:spacing w:val="0"/>
+                <w:kern w:val="0"/>
+                <w:sz w:val="30"/>
+                <w:szCs w:val="30"/>
+                <w:bdr w:val="none" w:color="auto" w:sz="0" w:space="0"/>
+                <w:lang w:val="en-US" w:eastAsia="zh-CN" w:bidi="ar"/>
+              </w:rPr>
+              <w:t>商品图片路径（默认占位）</w:t>
+            </w:r>
+          </w:p>
+        </w:tc>
+      </w:tr>
+    </w:tbl>
+    <w:p/>
+    <w:p>
+      <w:pPr>
+        <w:keepNext w:val="0"/>
+        <w:keepLines w:val="0"/>
+        <w:widowControl/>
+        <w:suppressLineNumbers w:val="0"/>
+        <w:jc w:val="left"/>
+      </w:pPr>
+      <w:r>
+        <w:rPr>
+          <w:rFonts w:ascii="Helvetica Neue" w:hAnsi="Helvetica Neue" w:eastAsia="Helvetica Neue" w:cs="Helvetica Neue"/>
+          <w:b/>
+          <w:bCs/>
+          <w:i w:val="0"/>
+          <w:iCs w:val="0"/>
+          <w:caps w:val="0"/>
+          <w:color w:val="0F1115"/>
+          <w:spacing w:val="0"/>
+          <w:kern w:val="0"/>
+          <w:sz w:val="32"/>
+          <w:szCs w:val="32"/>
+          <w:shd w:val="clear" w:fill="FFFFFF"/>
+          <w:lang w:val="en-US" w:eastAsia="zh-CN" w:bidi="ar"/>
+        </w:rPr>
+        <w:t>orders（订单表）</w:t>
+      </w:r>
+    </w:p>
+    <w:tbl>
+      <w:tblPr>
+        <w:tblW w:w="4999" w:type="pct"/>
+        <w:tblInd w:w="0" w:type="dxa"/>
+        <w:tblBorders>
+          <w:top w:val="none" w:color="auto" w:sz="0" w:space="0"/>
+          <w:left w:val="none" w:color="auto" w:sz="0" w:space="0"/>
+          <w:bottom w:val="none" w:color="auto" w:sz="0" w:space="0"/>
+          <w:right w:val="none" w:color="auto" w:sz="0" w:space="0"/>
+          <w:insideH w:val="none" w:color="auto" w:sz="0" w:space="0"/>
+          <w:insideV w:val="none" w:color="auto" w:sz="0" w:space="0"/>
+        </w:tblBorders>
+        <w:shd w:val="clear" w:color="auto" w:fill="FFFFFF"/>
+        <w:tblLayout w:type="autofit"/>
+        <w:tblCellMar>
+          <w:top w:w="15" w:type="dxa"/>
+          <w:left w:w="15" w:type="dxa"/>
+          <w:bottom w:w="15" w:type="dxa"/>
+          <w:right w:w="15" w:type="dxa"/>
+        </w:tblCellMar>
+      </w:tblPr>
+      <w:tblGrid>
+        <w:gridCol w:w="2266"/>
+        <w:gridCol w:w="2894"/>
+        <w:gridCol w:w="3464"/>
+      </w:tblGrid>
+      <w:tr>
+        <w:trPr>
+          <w:tblHeader/>
+        </w:trPr>
+        <w:tc>
+          <w:tcPr>
+            <w:tcW w:w="1022" w:type="pct"/>
+            <w:tcBorders>
+              <w:top w:val="nil"/>
+            </w:tcBorders>
+            <w:shd w:val="clear" w:color="auto" w:fill="FFFFFF"/>
+            <w:tcMar>
+              <w:top w:w="200" w:type="dxa"/>
+              <w:left w:w="0" w:type="dxa"/>
+              <w:bottom w:w="200" w:type="dxa"/>
+              <w:right w:w="320" w:type="dxa"/>
+            </w:tcMar>
+            <w:vAlign w:val="center"/>
+          </w:tcPr>
+          <w:p>
+            <w:pPr>
+              <w:keepNext w:val="0"/>
+              <w:keepLines w:val="0"/>
+              <w:widowControl/>
+              <w:suppressLineNumbers w:val="0"/>
+              <w:spacing w:line="500" w:lineRule="atLeast"/>
+              <w:jc w:val="left"/>
+              <w:rPr>
+                <w:rFonts w:ascii="Helvetica Neue" w:hAnsi="Helvetica Neue" w:eastAsia="Helvetica Neue" w:cs="Helvetica Neue"/>
+                <w:i w:val="0"/>
+                <w:iCs w:val="0"/>
+                <w:caps w:val="0"/>
+                <w:color w:val="0F1115"/>
+                <w:spacing w:val="0"/>
+                <w:sz w:val="30"/>
+                <w:szCs w:val="30"/>
+              </w:rPr>
+            </w:pPr>
+            <w:r>
+              <w:rPr>
+                <w:rFonts w:hint="default" w:ascii="Helvetica Neue" w:hAnsi="Helvetica Neue" w:eastAsia="Helvetica Neue" w:cs="Helvetica Neue"/>
+                <w:i w:val="0"/>
+                <w:iCs w:val="0"/>
+                <w:caps w:val="0"/>
+                <w:color w:val="0F1115"/>
+                <w:spacing w:val="0"/>
+                <w:kern w:val="0"/>
+                <w:sz w:val="30"/>
+                <w:szCs w:val="30"/>
+                <w:bdr w:val="none" w:color="auto" w:sz="0" w:space="0"/>
+                <w:lang w:val="en-US" w:eastAsia="zh-CN" w:bidi="ar"/>
+              </w:rPr>
+              <w:t>字段</w:t>
+            </w:r>
+          </w:p>
+        </w:tc>
+        <w:tc>
+          <w:tcPr>
+            <w:tcW w:w="1823" w:type="pct"/>
+            <w:tcBorders>
+              <w:top w:val="nil"/>
+            </w:tcBorders>
+            <w:shd w:val="clear" w:color="auto" w:fill="FFFFFF"/>
+            <w:tcMar>
+              <w:top w:w="200" w:type="dxa"/>
+              <w:left w:w="320" w:type="dxa"/>
+              <w:bottom w:w="200" w:type="dxa"/>
+              <w:right w:w="320" w:type="dxa"/>
+            </w:tcMar>
+            <w:vAlign w:val="center"/>
+          </w:tcPr>
+          <w:p>
+            <w:pPr>
+              <w:keepNext w:val="0"/>
+              <w:keepLines w:val="0"/>
+              <w:widowControl/>
+              <w:suppressLineNumbers w:val="0"/>
+              <w:spacing w:line="500" w:lineRule="atLeast"/>
+              <w:jc w:val="left"/>
+              <w:rPr>
+                <w:rFonts w:hint="default" w:ascii="Helvetica Neue" w:hAnsi="Helvetica Neue" w:eastAsia="Helvetica Neue" w:cs="Helvetica Neue"/>
+                <w:i w:val="0"/>
+                <w:iCs w:val="0"/>
+                <w:caps w:val="0"/>
+                <w:color w:val="0F1115"/>
+                <w:spacing w:val="0"/>
+                <w:sz w:val="30"/>
+                <w:szCs w:val="30"/>
+              </w:rPr>
+            </w:pPr>
+            <w:r>
+              <w:rPr>
+                <w:rFonts w:hint="default" w:ascii="Helvetica Neue" w:hAnsi="Helvetica Neue" w:eastAsia="Helvetica Neue" w:cs="Helvetica Neue"/>
+                <w:i w:val="0"/>
+                <w:iCs w:val="0"/>
+                <w:caps w:val="0"/>
+                <w:color w:val="0F1115"/>
+                <w:spacing w:val="0"/>
+                <w:kern w:val="0"/>
+                <w:sz w:val="30"/>
+                <w:szCs w:val="30"/>
+                <w:bdr w:val="none" w:color="auto" w:sz="0" w:space="0"/>
+                <w:lang w:val="en-US" w:eastAsia="zh-CN" w:bidi="ar"/>
+              </w:rPr>
+              <w:t>类型</w:t>
+            </w:r>
+          </w:p>
+        </w:tc>
+        <w:tc>
+          <w:tcPr>
+            <w:tcW w:w="2153" w:type="pct"/>
+            <w:tcBorders>
+              <w:top w:val="nil"/>
+            </w:tcBorders>
+            <w:shd w:val="clear" w:color="auto" w:fill="FFFFFF"/>
+            <w:tcMar>
+              <w:top w:w="200" w:type="dxa"/>
+              <w:left w:w="320" w:type="dxa"/>
+              <w:bottom w:w="200" w:type="dxa"/>
+              <w:right w:w="320" w:type="dxa"/>
+            </w:tcMar>
+            <w:vAlign w:val="center"/>
+          </w:tcPr>
+          <w:p>
+            <w:pPr>
+              <w:keepNext w:val="0"/>
+              <w:keepLines w:val="0"/>
+              <w:widowControl/>
+              <w:suppressLineNumbers w:val="0"/>
+              <w:spacing w:line="500" w:lineRule="atLeast"/>
+              <w:jc w:val="left"/>
+              <w:rPr>
+                <w:rFonts w:hint="default" w:ascii="Helvetica Neue" w:hAnsi="Helvetica Neue" w:eastAsia="Helvetica Neue" w:cs="Helvetica Neue"/>
+                <w:i w:val="0"/>
+                <w:iCs w:val="0"/>
+                <w:caps w:val="0"/>
+                <w:color w:val="0F1115"/>
+                <w:spacing w:val="0"/>
+                <w:sz w:val="30"/>
+                <w:szCs w:val="30"/>
+              </w:rPr>
+            </w:pPr>
+            <w:r>
+              <w:rPr>
+                <w:rFonts w:hint="default" w:ascii="Helvetica Neue" w:hAnsi="Helvetica Neue" w:eastAsia="Helvetica Neue" w:cs="Helvetica Neue"/>
+                <w:i w:val="0"/>
+                <w:iCs w:val="0"/>
+                <w:caps w:val="0"/>
+                <w:color w:val="0F1115"/>
+                <w:spacing w:val="0"/>
+                <w:kern w:val="0"/>
+                <w:sz w:val="30"/>
+                <w:szCs w:val="30"/>
+                <w:bdr w:val="none" w:color="auto" w:sz="0" w:space="0"/>
+                <w:lang w:val="en-US" w:eastAsia="zh-CN" w:bidi="ar"/>
+              </w:rPr>
+              <w:t>说明</w:t>
+            </w:r>
+          </w:p>
+        </w:tc>
+      </w:tr>
+      <w:tr>
+        <w:tc>
+          <w:tcPr>
+            <w:tcW w:w="1022" w:type="pct"/>
+            <w:shd w:val="clear" w:color="auto" w:fill="FFFFFF"/>
+            <w:tcMar>
+              <w:top w:w="200" w:type="dxa"/>
+              <w:left w:w="0" w:type="dxa"/>
+              <w:bottom w:w="200" w:type="dxa"/>
+              <w:right w:w="320" w:type="dxa"/>
+            </w:tcMar>
+            <w:vAlign w:val="center"/>
+          </w:tcPr>
+          <w:p>
+            <w:pPr>
+              <w:keepNext w:val="0"/>
+              <w:keepLines w:val="0"/>
+              <w:widowControl/>
+              <w:suppressLineNumbers w:val="0"/>
+              <w:spacing w:line="500" w:lineRule="atLeast"/>
+              <w:jc w:val="left"/>
+              <w:rPr>
+                <w:rFonts w:hint="default" w:ascii="Helvetica Neue" w:hAnsi="Helvetica Neue" w:eastAsia="Helvetica Neue" w:cs="Helvetica Neue"/>
+                <w:i w:val="0"/>
+                <w:iCs w:val="0"/>
+                <w:caps w:val="0"/>
+                <w:color w:val="0F1115"/>
+                <w:spacing w:val="0"/>
+                <w:sz w:val="30"/>
+                <w:szCs w:val="30"/>
+              </w:rPr>
+            </w:pPr>
+            <w:r>
+              <w:rPr>
+                <w:rFonts w:hint="default" w:ascii="Helvetica Neue" w:hAnsi="Helvetica Neue" w:eastAsia="Helvetica Neue" w:cs="Helvetica Neue"/>
+                <w:i w:val="0"/>
+                <w:iCs w:val="0"/>
+                <w:caps w:val="0"/>
+                <w:color w:val="0F1115"/>
+                <w:spacing w:val="0"/>
+                <w:kern w:val="0"/>
+                <w:sz w:val="30"/>
+                <w:szCs w:val="30"/>
+                <w:bdr w:val="none" w:color="auto" w:sz="0" w:space="0"/>
+                <w:lang w:val="en-US" w:eastAsia="zh-CN" w:bidi="ar"/>
+              </w:rPr>
+              <w:t>id</w:t>
+            </w:r>
+          </w:p>
+        </w:tc>
+        <w:tc>
+          <w:tcPr>
+            <w:tcW w:w="1823" w:type="pct"/>
+            <w:shd w:val="clear" w:color="auto" w:fill="FFFFFF"/>
+            <w:tcMar>
+              <w:top w:w="200" w:type="dxa"/>
+              <w:left w:w="320" w:type="dxa"/>
+              <w:bottom w:w="200" w:type="dxa"/>
+              <w:right w:w="320" w:type="dxa"/>
+            </w:tcMar>
+            <w:vAlign w:val="center"/>
+          </w:tcPr>
+          <w:p>
+            <w:pPr>
+              <w:keepNext w:val="0"/>
+              <w:keepLines w:val="0"/>
+              <w:widowControl/>
+              <w:suppressLineNumbers w:val="0"/>
+              <w:spacing w:line="500" w:lineRule="atLeast"/>
+              <w:jc w:val="left"/>
+              <w:rPr>
+                <w:rFonts w:hint="default" w:ascii="Helvetica Neue" w:hAnsi="Helvetica Neue" w:eastAsia="Helvetica Neue" w:cs="Helvetica Neue"/>
+                <w:i w:val="0"/>
+                <w:iCs w:val="0"/>
+                <w:caps w:val="0"/>
+                <w:color w:val="0F1115"/>
+                <w:spacing w:val="0"/>
+                <w:sz w:val="30"/>
+                <w:szCs w:val="30"/>
+              </w:rPr>
+            </w:pPr>
+            <w:r>
+              <w:rPr>
+                <w:rFonts w:hint="default" w:ascii="Helvetica Neue" w:hAnsi="Helvetica Neue" w:eastAsia="Helvetica Neue" w:cs="Helvetica Neue"/>
+                <w:i w:val="0"/>
+                <w:iCs w:val="0"/>
+                <w:caps w:val="0"/>
+                <w:color w:val="0F1115"/>
+                <w:spacing w:val="0"/>
+                <w:kern w:val="0"/>
+                <w:sz w:val="30"/>
+                <w:szCs w:val="30"/>
+                <w:bdr w:val="none" w:color="auto" w:sz="0" w:space="0"/>
+                <w:lang w:val="en-US" w:eastAsia="zh-CN" w:bidi="ar"/>
+              </w:rPr>
+              <w:t>String (PK)</w:t>
+            </w:r>
+          </w:p>
+        </w:tc>
+        <w:tc>
+          <w:tcPr>
+            <w:tcW w:w="2153" w:type="pct"/>
+            <w:shd w:val="clear" w:color="auto" w:fill="FFFFFF"/>
+            <w:tcMar>
+              <w:top w:w="200" w:type="dxa"/>
+              <w:left w:w="320" w:type="dxa"/>
+              <w:bottom w:w="200" w:type="dxa"/>
+              <w:right w:w="0" w:type="dxa"/>
+            </w:tcMar>
+            <w:vAlign w:val="center"/>
+          </w:tcPr>
+          <w:p>
+            <w:pPr>
+              <w:keepNext w:val="0"/>
+              <w:keepLines w:val="0"/>
+              <w:widowControl/>
+              <w:suppressLineNumbers w:val="0"/>
+              <w:spacing w:line="500" w:lineRule="atLeast"/>
+              <w:jc w:val="left"/>
+              <w:rPr>
+                <w:rFonts w:hint="default" w:ascii="Helvetica Neue" w:hAnsi="Helvetica Neue" w:eastAsia="Helvetica Neue" w:cs="Helvetica Neue"/>
+                <w:i w:val="0"/>
+                <w:iCs w:val="0"/>
+                <w:caps w:val="0"/>
+                <w:color w:val="0F1115"/>
+                <w:spacing w:val="0"/>
+                <w:sz w:val="30"/>
+                <w:szCs w:val="30"/>
+              </w:rPr>
+            </w:pPr>
+            <w:r>
+              <w:rPr>
+                <w:rFonts w:hint="default" w:ascii="Helvetica Neue" w:hAnsi="Helvetica Neue" w:eastAsia="Helvetica Neue" w:cs="Helvetica Neue"/>
+                <w:i w:val="0"/>
+                <w:iCs w:val="0"/>
+                <w:caps w:val="0"/>
+                <w:color w:val="0F1115"/>
+                <w:spacing w:val="0"/>
+                <w:kern w:val="0"/>
+                <w:sz w:val="30"/>
+                <w:szCs w:val="30"/>
+                <w:bdr w:val="none" w:color="auto" w:sz="0" w:space="0"/>
+                <w:lang w:val="en-US" w:eastAsia="zh-CN" w:bidi="ar"/>
+              </w:rPr>
+              <w:t>订单ID，格式 </w:t>
+            </w:r>
+            <w:r>
+              <w:rPr>
+                <w:rStyle w:val="14"/>
+                <w:rFonts w:ascii="menlo" w:hAnsi="menlo" w:eastAsia="menlo" w:cs="menlo"/>
+                <w:i w:val="0"/>
+                <w:iCs w:val="0"/>
+                <w:caps w:val="0"/>
+                <w:color w:val="0F1115"/>
+                <w:spacing w:val="0"/>
+                <w:kern w:val="0"/>
+                <w:sz w:val="26"/>
+                <w:szCs w:val="26"/>
+                <w:bdr w:val="none" w:color="auto" w:sz="0" w:space="0"/>
+                <w:shd w:val="clear" w:fill="EBEEF2"/>
+                <w:lang w:val="en-US" w:eastAsia="zh-CN" w:bidi="ar"/>
+              </w:rPr>
+              <w:t>ord_xxxxxxxxxxxx</w:t>
+            </w:r>
+          </w:p>
+        </w:tc>
+      </w:tr>
+      <w:tr>
+        <w:tc>
+          <w:tcPr>
+            <w:tcW w:w="1022" w:type="pct"/>
+            <w:shd w:val="clear" w:color="auto" w:fill="FFFFFF"/>
+            <w:tcMar>
+              <w:top w:w="200" w:type="dxa"/>
+              <w:left w:w="0" w:type="dxa"/>
+              <w:bottom w:w="200" w:type="dxa"/>
+              <w:right w:w="320" w:type="dxa"/>
+            </w:tcMar>
+            <w:vAlign w:val="center"/>
+          </w:tcPr>
+          <w:p>
+            <w:pPr>
+              <w:keepNext w:val="0"/>
+              <w:keepLines w:val="0"/>
+              <w:widowControl/>
+              <w:suppressLineNumbers w:val="0"/>
+              <w:spacing w:line="500" w:lineRule="atLeast"/>
+              <w:jc w:val="left"/>
+              <w:rPr>
+                <w:rFonts w:hint="default" w:ascii="Helvetica Neue" w:hAnsi="Helvetica Neue" w:eastAsia="Helvetica Neue" w:cs="Helvetica Neue"/>
+                <w:i w:val="0"/>
+                <w:iCs w:val="0"/>
+                <w:caps w:val="0"/>
+                <w:color w:val="0F1115"/>
+                <w:spacing w:val="0"/>
+                <w:sz w:val="30"/>
+                <w:szCs w:val="30"/>
+              </w:rPr>
+            </w:pPr>
+            <w:r>
+              <w:rPr>
+                <w:rFonts w:hint="default" w:ascii="Helvetica Neue" w:hAnsi="Helvetica Neue" w:eastAsia="Helvetica Neue" w:cs="Helvetica Neue"/>
+                <w:i w:val="0"/>
+                <w:iCs w:val="0"/>
+                <w:caps w:val="0"/>
+                <w:color w:val="0F1115"/>
+                <w:spacing w:val="0"/>
+                <w:kern w:val="0"/>
+                <w:sz w:val="30"/>
+                <w:szCs w:val="30"/>
+                <w:bdr w:val="none" w:color="auto" w:sz="0" w:space="0"/>
+                <w:lang w:val="en-US" w:eastAsia="zh-CN" w:bidi="ar"/>
+              </w:rPr>
+              <w:t>user_id</w:t>
+            </w:r>
+          </w:p>
+        </w:tc>
+        <w:tc>
+          <w:tcPr>
+            <w:tcW w:w="1823" w:type="pct"/>
+            <w:shd w:val="clear" w:color="auto" w:fill="FFFFFF"/>
+            <w:tcMar>
+              <w:top w:w="200" w:type="dxa"/>
+              <w:left w:w="320" w:type="dxa"/>
+              <w:bottom w:w="200" w:type="dxa"/>
+              <w:right w:w="320" w:type="dxa"/>
+            </w:tcMar>
+            <w:vAlign w:val="center"/>
+          </w:tcPr>
+          <w:p>
+            <w:pPr>
+              <w:keepNext w:val="0"/>
+              <w:keepLines w:val="0"/>
+              <w:widowControl/>
+              <w:suppressLineNumbers w:val="0"/>
+              <w:spacing w:line="500" w:lineRule="atLeast"/>
+              <w:jc w:val="left"/>
+              <w:rPr>
+                <w:rFonts w:hint="default" w:ascii="Helvetica Neue" w:hAnsi="Helvetica Neue" w:eastAsia="Helvetica Neue" w:cs="Helvetica Neue"/>
+                <w:i w:val="0"/>
+                <w:iCs w:val="0"/>
+                <w:caps w:val="0"/>
+                <w:color w:val="0F1115"/>
+                <w:spacing w:val="0"/>
+                <w:sz w:val="30"/>
+                <w:szCs w:val="30"/>
+              </w:rPr>
+            </w:pPr>
+            <w:r>
+              <w:rPr>
+                <w:rFonts w:hint="default" w:ascii="Helvetica Neue" w:hAnsi="Helvetica Neue" w:eastAsia="Helvetica Neue" w:cs="Helvetica Neue"/>
+                <w:i w:val="0"/>
+                <w:iCs w:val="0"/>
+                <w:caps w:val="0"/>
+                <w:color w:val="0F1115"/>
+                <w:spacing w:val="0"/>
+                <w:kern w:val="0"/>
+                <w:sz w:val="30"/>
+                <w:szCs w:val="30"/>
+                <w:bdr w:val="none" w:color="auto" w:sz="0" w:space="0"/>
+                <w:lang w:val="en-US" w:eastAsia="zh-CN" w:bidi="ar"/>
+              </w:rPr>
+              <w:t>String (FK → users.id)</w:t>
+            </w:r>
+          </w:p>
+        </w:tc>
+        <w:tc>
+          <w:tcPr>
+            <w:tcW w:w="2153" w:type="pct"/>
+            <w:shd w:val="clear" w:color="auto" w:fill="FFFFFF"/>
+            <w:tcMar>
+              <w:top w:w="200" w:type="dxa"/>
+              <w:left w:w="320" w:type="dxa"/>
+              <w:bottom w:w="200" w:type="dxa"/>
+              <w:right w:w="0" w:type="dxa"/>
+            </w:tcMar>
+            <w:vAlign w:val="center"/>
+          </w:tcPr>
+          <w:p>
+            <w:pPr>
+              <w:keepNext w:val="0"/>
+              <w:keepLines w:val="0"/>
+              <w:widowControl/>
+              <w:suppressLineNumbers w:val="0"/>
+              <w:spacing w:line="500" w:lineRule="atLeast"/>
+              <w:jc w:val="left"/>
+              <w:rPr>
+                <w:rFonts w:hint="default" w:ascii="Helvetica Neue" w:hAnsi="Helvetica Neue" w:eastAsia="Helvetica Neue" w:cs="Helvetica Neue"/>
+                <w:i w:val="0"/>
+                <w:iCs w:val="0"/>
+                <w:caps w:val="0"/>
+                <w:color w:val="0F1115"/>
+                <w:spacing w:val="0"/>
+                <w:sz w:val="30"/>
+                <w:szCs w:val="30"/>
+              </w:rPr>
+            </w:pPr>
+            <w:r>
+              <w:rPr>
+                <w:rFonts w:hint="default" w:ascii="Helvetica Neue" w:hAnsi="Helvetica Neue" w:eastAsia="Helvetica Neue" w:cs="Helvetica Neue"/>
+                <w:i w:val="0"/>
+                <w:iCs w:val="0"/>
+                <w:caps w:val="0"/>
+                <w:color w:val="0F1115"/>
+                <w:spacing w:val="0"/>
+                <w:kern w:val="0"/>
+                <w:sz w:val="30"/>
+                <w:szCs w:val="30"/>
+                <w:bdr w:val="none" w:color="auto" w:sz="0" w:space="0"/>
+                <w:lang w:val="en-US" w:eastAsia="zh-CN" w:bidi="ar"/>
+              </w:rPr>
+              <w:t>下单用户ID</w:t>
+            </w:r>
+          </w:p>
+        </w:tc>
+      </w:tr>
+      <w:tr>
+        <w:tc>
+          <w:tcPr>
+            <w:tcW w:w="1022" w:type="pct"/>
+            <w:shd w:val="clear" w:color="auto" w:fill="FFFFFF"/>
+            <w:tcMar>
+              <w:top w:w="200" w:type="dxa"/>
+              <w:left w:w="0" w:type="dxa"/>
+              <w:bottom w:w="200" w:type="dxa"/>
+              <w:right w:w="320" w:type="dxa"/>
+            </w:tcMar>
+            <w:vAlign w:val="center"/>
+          </w:tcPr>
+          <w:p>
+            <w:pPr>
+              <w:keepNext w:val="0"/>
+              <w:keepLines w:val="0"/>
+              <w:widowControl/>
+              <w:suppressLineNumbers w:val="0"/>
+              <w:spacing w:line="500" w:lineRule="atLeast"/>
+              <w:jc w:val="left"/>
+              <w:rPr>
+                <w:rFonts w:hint="default" w:ascii="Helvetica Neue" w:hAnsi="Helvetica Neue" w:eastAsia="Helvetica Neue" w:cs="Helvetica Neue"/>
+                <w:i w:val="0"/>
+                <w:iCs w:val="0"/>
+                <w:caps w:val="0"/>
+                <w:color w:val="0F1115"/>
+                <w:spacing w:val="0"/>
+                <w:sz w:val="30"/>
+                <w:szCs w:val="30"/>
+              </w:rPr>
+            </w:pPr>
+            <w:r>
+              <w:rPr>
+                <w:rFonts w:hint="default" w:ascii="Helvetica Neue" w:hAnsi="Helvetica Neue" w:eastAsia="Helvetica Neue" w:cs="Helvetica Neue"/>
+                <w:i w:val="0"/>
+                <w:iCs w:val="0"/>
+                <w:caps w:val="0"/>
+                <w:color w:val="0F1115"/>
+                <w:spacing w:val="0"/>
+                <w:kern w:val="0"/>
+                <w:sz w:val="30"/>
+                <w:szCs w:val="30"/>
+                <w:bdr w:val="none" w:color="auto" w:sz="0" w:space="0"/>
+                <w:lang w:val="en-US" w:eastAsia="zh-CN" w:bidi="ar"/>
+              </w:rPr>
+              <w:t>product_id</w:t>
+            </w:r>
+          </w:p>
+        </w:tc>
+        <w:tc>
+          <w:tcPr>
+            <w:tcW w:w="1823" w:type="pct"/>
+            <w:shd w:val="clear" w:color="auto" w:fill="FFFFFF"/>
+            <w:tcMar>
+              <w:top w:w="200" w:type="dxa"/>
+              <w:left w:w="320" w:type="dxa"/>
+              <w:bottom w:w="200" w:type="dxa"/>
+              <w:right w:w="320" w:type="dxa"/>
+            </w:tcMar>
+            <w:vAlign w:val="center"/>
+          </w:tcPr>
+          <w:p>
+            <w:pPr>
+              <w:keepNext w:val="0"/>
+              <w:keepLines w:val="0"/>
+              <w:widowControl/>
+              <w:suppressLineNumbers w:val="0"/>
+              <w:spacing w:line="500" w:lineRule="atLeast"/>
+              <w:jc w:val="left"/>
+              <w:rPr>
+                <w:rFonts w:hint="default" w:ascii="Helvetica Neue" w:hAnsi="Helvetica Neue" w:eastAsia="Helvetica Neue" w:cs="Helvetica Neue"/>
+                <w:i w:val="0"/>
+                <w:iCs w:val="0"/>
+                <w:caps w:val="0"/>
+                <w:color w:val="0F1115"/>
+                <w:spacing w:val="0"/>
+                <w:sz w:val="30"/>
+                <w:szCs w:val="30"/>
+              </w:rPr>
+            </w:pPr>
+            <w:r>
+              <w:rPr>
+                <w:rFonts w:hint="default" w:ascii="Helvetica Neue" w:hAnsi="Helvetica Neue" w:eastAsia="Helvetica Neue" w:cs="Helvetica Neue"/>
+                <w:i w:val="0"/>
+                <w:iCs w:val="0"/>
+                <w:caps w:val="0"/>
+                <w:color w:val="0F1115"/>
+                <w:spacing w:val="0"/>
+                <w:kern w:val="0"/>
+                <w:sz w:val="30"/>
+                <w:szCs w:val="30"/>
+                <w:bdr w:val="none" w:color="auto" w:sz="0" w:space="0"/>
+                <w:lang w:val="en-US" w:eastAsia="zh-CN" w:bidi="ar"/>
+              </w:rPr>
+              <w:t>String (FK → products.id)</w:t>
+            </w:r>
+          </w:p>
+        </w:tc>
+        <w:tc>
+          <w:tcPr>
+            <w:tcW w:w="2153" w:type="pct"/>
+            <w:shd w:val="clear" w:color="auto" w:fill="FFFFFF"/>
+            <w:tcMar>
+              <w:top w:w="200" w:type="dxa"/>
+              <w:left w:w="320" w:type="dxa"/>
+              <w:bottom w:w="200" w:type="dxa"/>
+              <w:right w:w="0" w:type="dxa"/>
+            </w:tcMar>
+            <w:vAlign w:val="center"/>
+          </w:tcPr>
+          <w:p>
+            <w:pPr>
+              <w:keepNext w:val="0"/>
+              <w:keepLines w:val="0"/>
+              <w:widowControl/>
+              <w:suppressLineNumbers w:val="0"/>
+              <w:spacing w:line="500" w:lineRule="atLeast"/>
+              <w:jc w:val="left"/>
+              <w:rPr>
+                <w:rFonts w:hint="default" w:ascii="Helvetica Neue" w:hAnsi="Helvetica Neue" w:eastAsia="Helvetica Neue" w:cs="Helvetica Neue"/>
+                <w:i w:val="0"/>
+                <w:iCs w:val="0"/>
+                <w:caps w:val="0"/>
+                <w:color w:val="0F1115"/>
+                <w:spacing w:val="0"/>
+                <w:sz w:val="30"/>
+                <w:szCs w:val="30"/>
+              </w:rPr>
+            </w:pPr>
+            <w:r>
+              <w:rPr>
+                <w:rFonts w:hint="default" w:ascii="Helvetica Neue" w:hAnsi="Helvetica Neue" w:eastAsia="Helvetica Neue" w:cs="Helvetica Neue"/>
+                <w:i w:val="0"/>
+                <w:iCs w:val="0"/>
+                <w:caps w:val="0"/>
+                <w:color w:val="0F1115"/>
+                <w:spacing w:val="0"/>
+                <w:kern w:val="0"/>
+                <w:sz w:val="30"/>
+                <w:szCs w:val="30"/>
+                <w:bdr w:val="none" w:color="auto" w:sz="0" w:space="0"/>
+                <w:lang w:val="en-US" w:eastAsia="zh-CN" w:bidi="ar"/>
+              </w:rPr>
+              <w:t>商品ID</w:t>
+            </w:r>
+          </w:p>
+        </w:tc>
+      </w:tr>
+      <w:tr>
+        <w:tc>
+          <w:tcPr>
+            <w:tcW w:w="1022" w:type="pct"/>
+            <w:shd w:val="clear" w:color="auto" w:fill="FFFFFF"/>
+            <w:tcMar>
+              <w:top w:w="200" w:type="dxa"/>
+              <w:left w:w="0" w:type="dxa"/>
+              <w:bottom w:w="200" w:type="dxa"/>
+              <w:right w:w="320" w:type="dxa"/>
+            </w:tcMar>
+            <w:vAlign w:val="center"/>
+          </w:tcPr>
+          <w:p>
+            <w:pPr>
+              <w:keepNext w:val="0"/>
+              <w:keepLines w:val="0"/>
+              <w:widowControl/>
+              <w:suppressLineNumbers w:val="0"/>
+              <w:spacing w:line="500" w:lineRule="atLeast"/>
+              <w:jc w:val="left"/>
+              <w:rPr>
+                <w:rFonts w:hint="default" w:ascii="Helvetica Neue" w:hAnsi="Helvetica Neue" w:eastAsia="Helvetica Neue" w:cs="Helvetica Neue"/>
+                <w:i w:val="0"/>
+                <w:iCs w:val="0"/>
+                <w:caps w:val="0"/>
+                <w:color w:val="0F1115"/>
+                <w:spacing w:val="0"/>
+                <w:sz w:val="30"/>
+                <w:szCs w:val="30"/>
+              </w:rPr>
+            </w:pPr>
+            <w:r>
+              <w:rPr>
+                <w:rFonts w:hint="default" w:ascii="Helvetica Neue" w:hAnsi="Helvetica Neue" w:eastAsia="Helvetica Neue" w:cs="Helvetica Neue"/>
+                <w:i w:val="0"/>
+                <w:iCs w:val="0"/>
+                <w:caps w:val="0"/>
+                <w:color w:val="0F1115"/>
+                <w:spacing w:val="0"/>
+                <w:kern w:val="0"/>
+                <w:sz w:val="30"/>
+                <w:szCs w:val="30"/>
+                <w:bdr w:val="none" w:color="auto" w:sz="0" w:space="0"/>
+                <w:lang w:val="en-US" w:eastAsia="zh-CN" w:bidi="ar"/>
+              </w:rPr>
+              <w:t>product_name</w:t>
+            </w:r>
+          </w:p>
+        </w:tc>
+        <w:tc>
+          <w:tcPr>
+            <w:tcW w:w="1823" w:type="pct"/>
+            <w:shd w:val="clear" w:color="auto" w:fill="FFFFFF"/>
+            <w:tcMar>
+              <w:top w:w="200" w:type="dxa"/>
+              <w:left w:w="320" w:type="dxa"/>
+              <w:bottom w:w="200" w:type="dxa"/>
+              <w:right w:w="320" w:type="dxa"/>
+            </w:tcMar>
+            <w:vAlign w:val="center"/>
+          </w:tcPr>
+          <w:p>
+            <w:pPr>
+              <w:keepNext w:val="0"/>
+              <w:keepLines w:val="0"/>
+              <w:widowControl/>
+              <w:suppressLineNumbers w:val="0"/>
+              <w:spacing w:line="500" w:lineRule="atLeast"/>
+              <w:jc w:val="left"/>
+              <w:rPr>
+                <w:rFonts w:hint="default" w:ascii="Helvetica Neue" w:hAnsi="Helvetica Neue" w:eastAsia="Helvetica Neue" w:cs="Helvetica Neue"/>
+                <w:i w:val="0"/>
+                <w:iCs w:val="0"/>
+                <w:caps w:val="0"/>
+                <w:color w:val="0F1115"/>
+                <w:spacing w:val="0"/>
+                <w:sz w:val="30"/>
+                <w:szCs w:val="30"/>
+              </w:rPr>
+            </w:pPr>
+            <w:r>
+              <w:rPr>
+                <w:rFonts w:hint="default" w:ascii="Helvetica Neue" w:hAnsi="Helvetica Neue" w:eastAsia="Helvetica Neue" w:cs="Helvetica Neue"/>
+                <w:i w:val="0"/>
+                <w:iCs w:val="0"/>
+                <w:caps w:val="0"/>
+                <w:color w:val="0F1115"/>
+                <w:spacing w:val="0"/>
+                <w:kern w:val="0"/>
+                <w:sz w:val="30"/>
+                <w:szCs w:val="30"/>
+                <w:bdr w:val="none" w:color="auto" w:sz="0" w:space="0"/>
+                <w:lang w:val="en-US" w:eastAsia="zh-CN" w:bidi="ar"/>
+              </w:rPr>
+              <w:t>String</w:t>
+            </w:r>
+          </w:p>
+        </w:tc>
+        <w:tc>
+          <w:tcPr>
+            <w:tcW w:w="2153" w:type="pct"/>
+            <w:shd w:val="clear" w:color="auto" w:fill="FFFFFF"/>
+            <w:tcMar>
+              <w:top w:w="200" w:type="dxa"/>
+              <w:left w:w="320" w:type="dxa"/>
+              <w:bottom w:w="200" w:type="dxa"/>
+              <w:right w:w="0" w:type="dxa"/>
+            </w:tcMar>
+            <w:vAlign w:val="center"/>
+          </w:tcPr>
+          <w:p>
+            <w:pPr>
+              <w:keepNext w:val="0"/>
+              <w:keepLines w:val="0"/>
+              <w:widowControl/>
+              <w:suppressLineNumbers w:val="0"/>
+              <w:spacing w:line="500" w:lineRule="atLeast"/>
+              <w:jc w:val="left"/>
+              <w:rPr>
+                <w:rFonts w:hint="default" w:ascii="Helvetica Neue" w:hAnsi="Helvetica Neue" w:eastAsia="Helvetica Neue" w:cs="Helvetica Neue"/>
+                <w:i w:val="0"/>
+                <w:iCs w:val="0"/>
+                <w:caps w:val="0"/>
+                <w:color w:val="0F1115"/>
+                <w:spacing w:val="0"/>
+                <w:sz w:val="30"/>
+                <w:szCs w:val="30"/>
+              </w:rPr>
+            </w:pPr>
+            <w:r>
+              <w:rPr>
+                <w:rFonts w:hint="default" w:ascii="Helvetica Neue" w:hAnsi="Helvetica Neue" w:eastAsia="Helvetica Neue" w:cs="Helvetica Neue"/>
+                <w:i w:val="0"/>
+                <w:iCs w:val="0"/>
+                <w:caps w:val="0"/>
+                <w:color w:val="0F1115"/>
+                <w:spacing w:val="0"/>
+                <w:kern w:val="0"/>
+                <w:sz w:val="30"/>
+                <w:szCs w:val="30"/>
+                <w:bdr w:val="none" w:color="auto" w:sz="0" w:space="0"/>
+                <w:lang w:val="en-US" w:eastAsia="zh-CN" w:bidi="ar"/>
+              </w:rPr>
+              <w:t>冗余商品名（避免关联）</w:t>
+            </w:r>
+          </w:p>
+        </w:tc>
+      </w:tr>
+      <w:tr>
+        <w:tc>
+          <w:tcPr>
+            <w:tcW w:w="1022" w:type="pct"/>
+            <w:shd w:val="clear" w:color="auto" w:fill="FFFFFF"/>
+            <w:tcMar>
+              <w:top w:w="200" w:type="dxa"/>
+              <w:left w:w="0" w:type="dxa"/>
+              <w:bottom w:w="200" w:type="dxa"/>
+              <w:right w:w="320" w:type="dxa"/>
+            </w:tcMar>
+            <w:vAlign w:val="center"/>
+          </w:tcPr>
+          <w:p>
+            <w:pPr>
+              <w:keepNext w:val="0"/>
+              <w:keepLines w:val="0"/>
+              <w:widowControl/>
+              <w:suppressLineNumbers w:val="0"/>
+              <w:spacing w:line="500" w:lineRule="atLeast"/>
+              <w:jc w:val="left"/>
+              <w:rPr>
+                <w:rFonts w:hint="default" w:ascii="Helvetica Neue" w:hAnsi="Helvetica Neue" w:eastAsia="Helvetica Neue" w:cs="Helvetica Neue"/>
+                <w:i w:val="0"/>
+                <w:iCs w:val="0"/>
+                <w:caps w:val="0"/>
+                <w:color w:val="0F1115"/>
+                <w:spacing w:val="0"/>
+                <w:sz w:val="30"/>
+                <w:szCs w:val="30"/>
+              </w:rPr>
+            </w:pPr>
+            <w:r>
+              <w:rPr>
+                <w:rFonts w:hint="default" w:ascii="Helvetica Neue" w:hAnsi="Helvetica Neue" w:eastAsia="Helvetica Neue" w:cs="Helvetica Neue"/>
+                <w:i w:val="0"/>
+                <w:iCs w:val="0"/>
+                <w:caps w:val="0"/>
+                <w:color w:val="0F1115"/>
+                <w:spacing w:val="0"/>
+                <w:kern w:val="0"/>
+                <w:sz w:val="30"/>
+                <w:szCs w:val="30"/>
+                <w:bdr w:val="none" w:color="auto" w:sz="0" w:space="0"/>
+                <w:lang w:val="en-US" w:eastAsia="zh-CN" w:bidi="ar"/>
+              </w:rPr>
+              <w:t>quantity</w:t>
+            </w:r>
+          </w:p>
+        </w:tc>
+        <w:tc>
+          <w:tcPr>
+            <w:tcW w:w="1823" w:type="pct"/>
+            <w:shd w:val="clear" w:color="auto" w:fill="FFFFFF"/>
+            <w:tcMar>
+              <w:top w:w="200" w:type="dxa"/>
+              <w:left w:w="320" w:type="dxa"/>
+              <w:bottom w:w="200" w:type="dxa"/>
+              <w:right w:w="320" w:type="dxa"/>
+            </w:tcMar>
+            <w:vAlign w:val="center"/>
+          </w:tcPr>
+          <w:p>
+            <w:pPr>
+              <w:keepNext w:val="0"/>
+              <w:keepLines w:val="0"/>
+              <w:widowControl/>
+              <w:suppressLineNumbers w:val="0"/>
+              <w:spacing w:line="500" w:lineRule="atLeast"/>
+              <w:jc w:val="left"/>
+              <w:rPr>
+                <w:rFonts w:hint="default" w:ascii="Helvetica Neue" w:hAnsi="Helvetica Neue" w:eastAsia="Helvetica Neue" w:cs="Helvetica Neue"/>
+                <w:i w:val="0"/>
+                <w:iCs w:val="0"/>
+                <w:caps w:val="0"/>
+                <w:color w:val="0F1115"/>
+                <w:spacing w:val="0"/>
+                <w:sz w:val="30"/>
+                <w:szCs w:val="30"/>
+              </w:rPr>
+            </w:pPr>
+            <w:r>
+              <w:rPr>
+                <w:rFonts w:hint="default" w:ascii="Helvetica Neue" w:hAnsi="Helvetica Neue" w:eastAsia="Helvetica Neue" w:cs="Helvetica Neue"/>
+                <w:i w:val="0"/>
+                <w:iCs w:val="0"/>
+                <w:caps w:val="0"/>
+                <w:color w:val="0F1115"/>
+                <w:spacing w:val="0"/>
+                <w:kern w:val="0"/>
+                <w:sz w:val="30"/>
+                <w:szCs w:val="30"/>
+                <w:bdr w:val="none" w:color="auto" w:sz="0" w:space="0"/>
+                <w:lang w:val="en-US" w:eastAsia="zh-CN" w:bidi="ar"/>
+              </w:rPr>
+              <w:t>Integer</w:t>
+            </w:r>
+          </w:p>
+        </w:tc>
+        <w:tc>
+          <w:tcPr>
+            <w:tcW w:w="2153" w:type="pct"/>
+            <w:shd w:val="clear" w:color="auto" w:fill="FFFFFF"/>
+            <w:tcMar>
+              <w:top w:w="200" w:type="dxa"/>
+              <w:left w:w="320" w:type="dxa"/>
+              <w:bottom w:w="200" w:type="dxa"/>
+              <w:right w:w="0" w:type="dxa"/>
+            </w:tcMar>
+            <w:vAlign w:val="center"/>
+          </w:tcPr>
+          <w:p>
+            <w:pPr>
+              <w:keepNext w:val="0"/>
+              <w:keepLines w:val="0"/>
+              <w:widowControl/>
+              <w:suppressLineNumbers w:val="0"/>
+              <w:spacing w:line="500" w:lineRule="atLeast"/>
+              <w:jc w:val="left"/>
+              <w:rPr>
+                <w:rFonts w:hint="default" w:ascii="Helvetica Neue" w:hAnsi="Helvetica Neue" w:eastAsia="Helvetica Neue" w:cs="Helvetica Neue"/>
+                <w:i w:val="0"/>
+                <w:iCs w:val="0"/>
+                <w:caps w:val="0"/>
+                <w:color w:val="0F1115"/>
+                <w:spacing w:val="0"/>
+                <w:sz w:val="30"/>
+                <w:szCs w:val="30"/>
+              </w:rPr>
+            </w:pPr>
+            <w:r>
+              <w:rPr>
+                <w:rFonts w:hint="default" w:ascii="Helvetica Neue" w:hAnsi="Helvetica Neue" w:eastAsia="Helvetica Neue" w:cs="Helvetica Neue"/>
+                <w:i w:val="0"/>
+                <w:iCs w:val="0"/>
+                <w:caps w:val="0"/>
+                <w:color w:val="0F1115"/>
+                <w:spacing w:val="0"/>
+                <w:kern w:val="0"/>
+                <w:sz w:val="30"/>
+                <w:szCs w:val="30"/>
+                <w:bdr w:val="none" w:color="auto" w:sz="0" w:space="0"/>
+                <w:lang w:val="en-US" w:eastAsia="zh-CN" w:bidi="ar"/>
+              </w:rPr>
+              <w:t>购买数量</w:t>
+            </w:r>
+          </w:p>
+        </w:tc>
+      </w:tr>
+      <w:tr>
+        <w:tc>
+          <w:tcPr>
+            <w:tcW w:w="1022" w:type="pct"/>
+            <w:shd w:val="clear" w:color="auto" w:fill="FFFFFF"/>
+            <w:tcMar>
+              <w:top w:w="200" w:type="dxa"/>
+              <w:left w:w="0" w:type="dxa"/>
+              <w:bottom w:w="200" w:type="dxa"/>
+              <w:right w:w="320" w:type="dxa"/>
+            </w:tcMar>
+            <w:vAlign w:val="center"/>
+          </w:tcPr>
+          <w:p>
+            <w:pPr>
+              <w:keepNext w:val="0"/>
+              <w:keepLines w:val="0"/>
+              <w:widowControl/>
+              <w:suppressLineNumbers w:val="0"/>
+              <w:spacing w:line="500" w:lineRule="atLeast"/>
+              <w:jc w:val="left"/>
+              <w:rPr>
+                <w:rFonts w:hint="default" w:ascii="Helvetica Neue" w:hAnsi="Helvetica Neue" w:eastAsia="Helvetica Neue" w:cs="Helvetica Neue"/>
+                <w:i w:val="0"/>
+                <w:iCs w:val="0"/>
+                <w:caps w:val="0"/>
+                <w:color w:val="0F1115"/>
+                <w:spacing w:val="0"/>
+                <w:sz w:val="30"/>
+                <w:szCs w:val="30"/>
+              </w:rPr>
+            </w:pPr>
+            <w:r>
+              <w:rPr>
+                <w:rFonts w:hint="default" w:ascii="Helvetica Neue" w:hAnsi="Helvetica Neue" w:eastAsia="Helvetica Neue" w:cs="Helvetica Neue"/>
+                <w:i w:val="0"/>
+                <w:iCs w:val="0"/>
+                <w:caps w:val="0"/>
+                <w:color w:val="0F1115"/>
+                <w:spacing w:val="0"/>
+                <w:kern w:val="0"/>
+                <w:sz w:val="30"/>
+                <w:szCs w:val="30"/>
+                <w:bdr w:val="none" w:color="auto" w:sz="0" w:space="0"/>
+                <w:lang w:val="en-US" w:eastAsia="zh-CN" w:bidi="ar"/>
+              </w:rPr>
+              <w:t>total_price</w:t>
+            </w:r>
+          </w:p>
+        </w:tc>
+        <w:tc>
+          <w:tcPr>
+            <w:tcW w:w="1823" w:type="pct"/>
+            <w:shd w:val="clear" w:color="auto" w:fill="FFFFFF"/>
+            <w:tcMar>
+              <w:top w:w="200" w:type="dxa"/>
+              <w:left w:w="320" w:type="dxa"/>
+              <w:bottom w:w="200" w:type="dxa"/>
+              <w:right w:w="320" w:type="dxa"/>
+            </w:tcMar>
+            <w:vAlign w:val="center"/>
+          </w:tcPr>
+          <w:p>
+            <w:pPr>
+              <w:keepNext w:val="0"/>
+              <w:keepLines w:val="0"/>
+              <w:widowControl/>
+              <w:suppressLineNumbers w:val="0"/>
+              <w:spacing w:line="500" w:lineRule="atLeast"/>
+              <w:jc w:val="left"/>
+              <w:rPr>
+                <w:rFonts w:hint="default" w:ascii="Helvetica Neue" w:hAnsi="Helvetica Neue" w:eastAsia="Helvetica Neue" w:cs="Helvetica Neue"/>
+                <w:i w:val="0"/>
+                <w:iCs w:val="0"/>
+                <w:caps w:val="0"/>
+                <w:color w:val="0F1115"/>
+                <w:spacing w:val="0"/>
+                <w:sz w:val="30"/>
+                <w:szCs w:val="30"/>
+              </w:rPr>
+            </w:pPr>
+            <w:r>
+              <w:rPr>
+                <w:rFonts w:hint="default" w:ascii="Helvetica Neue" w:hAnsi="Helvetica Neue" w:eastAsia="Helvetica Neue" w:cs="Helvetica Neue"/>
+                <w:i w:val="0"/>
+                <w:iCs w:val="0"/>
+                <w:caps w:val="0"/>
+                <w:color w:val="0F1115"/>
+                <w:spacing w:val="0"/>
+                <w:kern w:val="0"/>
+                <w:sz w:val="30"/>
+                <w:szCs w:val="30"/>
+                <w:bdr w:val="none" w:color="auto" w:sz="0" w:space="0"/>
+                <w:lang w:val="en-US" w:eastAsia="zh-CN" w:bidi="ar"/>
+              </w:rPr>
+              <w:t>String</w:t>
+            </w:r>
+          </w:p>
+        </w:tc>
+        <w:tc>
+          <w:tcPr>
+            <w:tcW w:w="2153" w:type="pct"/>
+            <w:shd w:val="clear" w:color="auto" w:fill="FFFFFF"/>
+            <w:tcMar>
+              <w:top w:w="200" w:type="dxa"/>
+              <w:left w:w="320" w:type="dxa"/>
+              <w:bottom w:w="200" w:type="dxa"/>
+              <w:right w:w="0" w:type="dxa"/>
+            </w:tcMar>
+            <w:vAlign w:val="center"/>
+          </w:tcPr>
+          <w:p>
+            <w:pPr>
+              <w:keepNext w:val="0"/>
+              <w:keepLines w:val="0"/>
+              <w:widowControl/>
+              <w:suppressLineNumbers w:val="0"/>
+              <w:spacing w:line="500" w:lineRule="atLeast"/>
+              <w:jc w:val="left"/>
+              <w:rPr>
+                <w:rFonts w:hint="default" w:ascii="Helvetica Neue" w:hAnsi="Helvetica Neue" w:eastAsia="Helvetica Neue" w:cs="Helvetica Neue"/>
+                <w:i w:val="0"/>
+                <w:iCs w:val="0"/>
+                <w:caps w:val="0"/>
+                <w:color w:val="0F1115"/>
+                <w:spacing w:val="0"/>
+                <w:sz w:val="30"/>
+                <w:szCs w:val="30"/>
+              </w:rPr>
+            </w:pPr>
+            <w:r>
+              <w:rPr>
+                <w:rFonts w:hint="default" w:ascii="Helvetica Neue" w:hAnsi="Helvetica Neue" w:eastAsia="Helvetica Neue" w:cs="Helvetica Neue"/>
+                <w:i w:val="0"/>
+                <w:iCs w:val="0"/>
+                <w:caps w:val="0"/>
+                <w:color w:val="0F1115"/>
+                <w:spacing w:val="0"/>
+                <w:kern w:val="0"/>
+                <w:sz w:val="30"/>
+                <w:szCs w:val="30"/>
+                <w:bdr w:val="none" w:color="auto" w:sz="0" w:space="0"/>
+                <w:lang w:val="en-US" w:eastAsia="zh-CN" w:bidi="ar"/>
+              </w:rPr>
+              <w:t>显示总价（如 ¥8,999）</w:t>
+            </w:r>
+          </w:p>
+        </w:tc>
+      </w:tr>
+      <w:tr>
+        <w:tc>
+          <w:tcPr>
+            <w:tcW w:w="1022" w:type="pct"/>
+            <w:shd w:val="clear" w:color="auto" w:fill="FFFFFF"/>
+            <w:tcMar>
+              <w:top w:w="200" w:type="dxa"/>
+              <w:left w:w="0" w:type="dxa"/>
+              <w:bottom w:w="200" w:type="dxa"/>
+              <w:right w:w="320" w:type="dxa"/>
+            </w:tcMar>
+            <w:vAlign w:val="center"/>
+          </w:tcPr>
+          <w:p>
+            <w:pPr>
+              <w:keepNext w:val="0"/>
+              <w:keepLines w:val="0"/>
+              <w:widowControl/>
+              <w:suppressLineNumbers w:val="0"/>
+              <w:spacing w:line="500" w:lineRule="atLeast"/>
+              <w:jc w:val="left"/>
+              <w:rPr>
+                <w:rFonts w:hint="default" w:ascii="Helvetica Neue" w:hAnsi="Helvetica Neue" w:eastAsia="Helvetica Neue" w:cs="Helvetica Neue"/>
+                <w:i w:val="0"/>
+                <w:iCs w:val="0"/>
+                <w:caps w:val="0"/>
+                <w:color w:val="0F1115"/>
+                <w:spacing w:val="0"/>
+                <w:sz w:val="30"/>
+                <w:szCs w:val="30"/>
+              </w:rPr>
+            </w:pPr>
+            <w:r>
+              <w:rPr>
+                <w:rFonts w:hint="default" w:ascii="Helvetica Neue" w:hAnsi="Helvetica Neue" w:eastAsia="Helvetica Neue" w:cs="Helvetica Neue"/>
+                <w:i w:val="0"/>
+                <w:iCs w:val="0"/>
+                <w:caps w:val="0"/>
+                <w:color w:val="0F1115"/>
+                <w:spacing w:val="0"/>
+                <w:kern w:val="0"/>
+                <w:sz w:val="30"/>
+                <w:szCs w:val="30"/>
+                <w:bdr w:val="none" w:color="auto" w:sz="0" w:space="0"/>
+                <w:lang w:val="en-US" w:eastAsia="zh-CN" w:bidi="ar"/>
+              </w:rPr>
+              <w:t>total_value</w:t>
+            </w:r>
+          </w:p>
+        </w:tc>
+        <w:tc>
+          <w:tcPr>
+            <w:tcW w:w="1823" w:type="pct"/>
+            <w:shd w:val="clear" w:color="auto" w:fill="FFFFFF"/>
+            <w:tcMar>
+              <w:top w:w="200" w:type="dxa"/>
+              <w:left w:w="320" w:type="dxa"/>
+              <w:bottom w:w="200" w:type="dxa"/>
+              <w:right w:w="320" w:type="dxa"/>
+            </w:tcMar>
+            <w:vAlign w:val="center"/>
+          </w:tcPr>
+          <w:p>
+            <w:pPr>
+              <w:keepNext w:val="0"/>
+              <w:keepLines w:val="0"/>
+              <w:widowControl/>
+              <w:suppressLineNumbers w:val="0"/>
+              <w:spacing w:line="500" w:lineRule="atLeast"/>
+              <w:jc w:val="left"/>
+              <w:rPr>
+                <w:rFonts w:hint="default" w:ascii="Helvetica Neue" w:hAnsi="Helvetica Neue" w:eastAsia="Helvetica Neue" w:cs="Helvetica Neue"/>
+                <w:i w:val="0"/>
+                <w:iCs w:val="0"/>
+                <w:caps w:val="0"/>
+                <w:color w:val="0F1115"/>
+                <w:spacing w:val="0"/>
+                <w:sz w:val="30"/>
+                <w:szCs w:val="30"/>
+              </w:rPr>
+            </w:pPr>
+            <w:r>
+              <w:rPr>
+                <w:rFonts w:hint="default" w:ascii="Helvetica Neue" w:hAnsi="Helvetica Neue" w:eastAsia="Helvetica Neue" w:cs="Helvetica Neue"/>
+                <w:i w:val="0"/>
+                <w:iCs w:val="0"/>
+                <w:caps w:val="0"/>
+                <w:color w:val="0F1115"/>
+                <w:spacing w:val="0"/>
+                <w:kern w:val="0"/>
+                <w:sz w:val="30"/>
+                <w:szCs w:val="30"/>
+                <w:bdr w:val="none" w:color="auto" w:sz="0" w:space="0"/>
+                <w:lang w:val="en-US" w:eastAsia="zh-CN" w:bidi="ar"/>
+              </w:rPr>
+              <w:t>Integer</w:t>
+            </w:r>
+          </w:p>
+        </w:tc>
+        <w:tc>
+          <w:tcPr>
+            <w:tcW w:w="2153" w:type="pct"/>
+            <w:shd w:val="clear" w:color="auto" w:fill="FFFFFF"/>
+            <w:tcMar>
+              <w:top w:w="200" w:type="dxa"/>
+              <w:left w:w="320" w:type="dxa"/>
+              <w:bottom w:w="200" w:type="dxa"/>
+              <w:right w:w="0" w:type="dxa"/>
+            </w:tcMar>
+            <w:vAlign w:val="center"/>
+          </w:tcPr>
+          <w:p>
+            <w:pPr>
+              <w:keepNext w:val="0"/>
+              <w:keepLines w:val="0"/>
+              <w:widowControl/>
+              <w:suppressLineNumbers w:val="0"/>
+              <w:spacing w:line="500" w:lineRule="atLeast"/>
+              <w:jc w:val="left"/>
+              <w:rPr>
+                <w:rFonts w:hint="default" w:ascii="Helvetica Neue" w:hAnsi="Helvetica Neue" w:eastAsia="Helvetica Neue" w:cs="Helvetica Neue"/>
+                <w:i w:val="0"/>
+                <w:iCs w:val="0"/>
+                <w:caps w:val="0"/>
+                <w:color w:val="0F1115"/>
+                <w:spacing w:val="0"/>
+                <w:sz w:val="30"/>
+                <w:szCs w:val="30"/>
+              </w:rPr>
+            </w:pPr>
+            <w:r>
+              <w:rPr>
+                <w:rFonts w:hint="default" w:ascii="Helvetica Neue" w:hAnsi="Helvetica Neue" w:eastAsia="Helvetica Neue" w:cs="Helvetica Neue"/>
+                <w:i w:val="0"/>
+                <w:iCs w:val="0"/>
+                <w:caps w:val="0"/>
+                <w:color w:val="0F1115"/>
+                <w:spacing w:val="0"/>
+                <w:kern w:val="0"/>
+                <w:sz w:val="30"/>
+                <w:szCs w:val="30"/>
+                <w:bdr w:val="none" w:color="auto" w:sz="0" w:space="0"/>
+                <w:lang w:val="en-US" w:eastAsia="zh-CN" w:bidi="ar"/>
+              </w:rPr>
+              <w:t>总价值（分）</w:t>
+            </w:r>
+          </w:p>
+        </w:tc>
+      </w:tr>
+      <w:tr>
+        <w:tc>
+          <w:tcPr>
+            <w:tcW w:w="1022" w:type="pct"/>
+            <w:shd w:val="clear" w:color="auto" w:fill="FFFFFF"/>
+            <w:tcMar>
+              <w:top w:w="200" w:type="dxa"/>
+              <w:left w:w="0" w:type="dxa"/>
+              <w:bottom w:w="200" w:type="dxa"/>
+              <w:right w:w="320" w:type="dxa"/>
+            </w:tcMar>
+            <w:vAlign w:val="center"/>
+          </w:tcPr>
+          <w:p>
+            <w:pPr>
+              <w:keepNext w:val="0"/>
+              <w:keepLines w:val="0"/>
+              <w:widowControl/>
+              <w:suppressLineNumbers w:val="0"/>
+              <w:spacing w:line="500" w:lineRule="atLeast"/>
+              <w:jc w:val="left"/>
+              <w:rPr>
+                <w:rFonts w:hint="default" w:ascii="Helvetica Neue" w:hAnsi="Helvetica Neue" w:eastAsia="Helvetica Neue" w:cs="Helvetica Neue"/>
+                <w:i w:val="0"/>
+                <w:iCs w:val="0"/>
+                <w:caps w:val="0"/>
+                <w:color w:val="0F1115"/>
+                <w:spacing w:val="0"/>
+                <w:sz w:val="30"/>
+                <w:szCs w:val="30"/>
+              </w:rPr>
+            </w:pPr>
+            <w:r>
+              <w:rPr>
+                <w:rFonts w:hint="default" w:ascii="Helvetica Neue" w:hAnsi="Helvetica Neue" w:eastAsia="Helvetica Neue" w:cs="Helvetica Neue"/>
+                <w:i w:val="0"/>
+                <w:iCs w:val="0"/>
+                <w:caps w:val="0"/>
+                <w:color w:val="0F1115"/>
+                <w:spacing w:val="0"/>
+                <w:kern w:val="0"/>
+                <w:sz w:val="30"/>
+                <w:szCs w:val="30"/>
+                <w:bdr w:val="none" w:color="auto" w:sz="0" w:space="0"/>
+                <w:lang w:val="en-US" w:eastAsia="zh-CN" w:bidi="ar"/>
+              </w:rPr>
+              <w:t>status</w:t>
+            </w:r>
+          </w:p>
+        </w:tc>
+        <w:tc>
+          <w:tcPr>
+            <w:tcW w:w="1823" w:type="pct"/>
+            <w:shd w:val="clear" w:color="auto" w:fill="FFFFFF"/>
+            <w:tcMar>
+              <w:top w:w="200" w:type="dxa"/>
+              <w:left w:w="320" w:type="dxa"/>
+              <w:bottom w:w="200" w:type="dxa"/>
+              <w:right w:w="320" w:type="dxa"/>
+            </w:tcMar>
+            <w:vAlign w:val="center"/>
+          </w:tcPr>
+          <w:p>
+            <w:pPr>
+              <w:keepNext w:val="0"/>
+              <w:keepLines w:val="0"/>
+              <w:widowControl/>
+              <w:suppressLineNumbers w:val="0"/>
+              <w:spacing w:line="500" w:lineRule="atLeast"/>
+              <w:jc w:val="left"/>
+              <w:rPr>
+                <w:rFonts w:hint="default" w:ascii="Helvetica Neue" w:hAnsi="Helvetica Neue" w:eastAsia="Helvetica Neue" w:cs="Helvetica Neue"/>
+                <w:i w:val="0"/>
+                <w:iCs w:val="0"/>
+                <w:caps w:val="0"/>
+                <w:color w:val="0F1115"/>
+                <w:spacing w:val="0"/>
+                <w:sz w:val="30"/>
+                <w:szCs w:val="30"/>
+              </w:rPr>
+            </w:pPr>
+            <w:r>
+              <w:rPr>
+                <w:rFonts w:hint="default" w:ascii="Helvetica Neue" w:hAnsi="Helvetica Neue" w:eastAsia="Helvetica Neue" w:cs="Helvetica Neue"/>
+                <w:i w:val="0"/>
+                <w:iCs w:val="0"/>
+                <w:caps w:val="0"/>
+                <w:color w:val="0F1115"/>
+                <w:spacing w:val="0"/>
+                <w:kern w:val="0"/>
+                <w:sz w:val="30"/>
+                <w:szCs w:val="30"/>
+                <w:bdr w:val="none" w:color="auto" w:sz="0" w:space="0"/>
+                <w:lang w:val="en-US" w:eastAsia="zh-CN" w:bidi="ar"/>
+              </w:rPr>
+              <w:t>String</w:t>
+            </w:r>
+          </w:p>
+        </w:tc>
+        <w:tc>
+          <w:tcPr>
+            <w:tcW w:w="2153" w:type="pct"/>
+            <w:shd w:val="clear" w:color="auto" w:fill="FFFFFF"/>
+            <w:tcMar>
+              <w:top w:w="200" w:type="dxa"/>
+              <w:left w:w="320" w:type="dxa"/>
+              <w:bottom w:w="200" w:type="dxa"/>
+              <w:right w:w="0" w:type="dxa"/>
+            </w:tcMar>
+            <w:vAlign w:val="center"/>
+          </w:tcPr>
+          <w:p>
+            <w:pPr>
+              <w:keepNext w:val="0"/>
+              <w:keepLines w:val="0"/>
+              <w:widowControl/>
+              <w:suppressLineNumbers w:val="0"/>
+              <w:spacing w:line="500" w:lineRule="atLeast"/>
+              <w:jc w:val="left"/>
+              <w:rPr>
+                <w:rFonts w:hint="default" w:ascii="Helvetica Neue" w:hAnsi="Helvetica Neue" w:eastAsia="Helvetica Neue" w:cs="Helvetica Neue"/>
+                <w:i w:val="0"/>
+                <w:iCs w:val="0"/>
+                <w:caps w:val="0"/>
+                <w:color w:val="0F1115"/>
+                <w:spacing w:val="0"/>
+                <w:sz w:val="30"/>
+                <w:szCs w:val="30"/>
+              </w:rPr>
+            </w:pPr>
+            <w:r>
+              <w:rPr>
+                <w:rStyle w:val="14"/>
+                <w:rFonts w:hint="default" w:ascii="menlo" w:hAnsi="menlo" w:eastAsia="menlo" w:cs="menlo"/>
+                <w:i w:val="0"/>
+                <w:iCs w:val="0"/>
+                <w:caps w:val="0"/>
+                <w:color w:val="0F1115"/>
+                <w:spacing w:val="0"/>
+                <w:kern w:val="0"/>
+                <w:sz w:val="26"/>
+                <w:szCs w:val="26"/>
+                <w:bdr w:val="none" w:color="auto" w:sz="0" w:space="0"/>
+                <w:shd w:val="clear" w:fill="EBEEF2"/>
+                <w:lang w:val="en-US" w:eastAsia="zh-CN" w:bidi="ar"/>
+              </w:rPr>
+              <w:t>active</w:t>
+            </w:r>
+            <w:r>
+              <w:rPr>
+                <w:rFonts w:hint="default" w:ascii="Helvetica Neue" w:hAnsi="Helvetica Neue" w:eastAsia="Helvetica Neue" w:cs="Helvetica Neue"/>
+                <w:i w:val="0"/>
+                <w:iCs w:val="0"/>
+                <w:caps w:val="0"/>
+                <w:color w:val="0F1115"/>
+                <w:spacing w:val="0"/>
+                <w:kern w:val="0"/>
+                <w:sz w:val="30"/>
+                <w:szCs w:val="30"/>
+                <w:bdr w:val="none" w:color="auto" w:sz="0" w:space="0"/>
+                <w:lang w:val="en-US" w:eastAsia="zh-CN" w:bidi="ar"/>
+              </w:rPr>
+              <w:t> / </w:t>
+            </w:r>
+            <w:r>
+              <w:rPr>
+                <w:rStyle w:val="14"/>
+                <w:rFonts w:hint="default" w:ascii="menlo" w:hAnsi="menlo" w:eastAsia="menlo" w:cs="menlo"/>
+                <w:i w:val="0"/>
+                <w:iCs w:val="0"/>
+                <w:caps w:val="0"/>
+                <w:color w:val="0F1115"/>
+                <w:spacing w:val="0"/>
+                <w:kern w:val="0"/>
+                <w:sz w:val="26"/>
+                <w:szCs w:val="26"/>
+                <w:bdr w:val="none" w:color="auto" w:sz="0" w:space="0"/>
+                <w:shd w:val="clear" w:fill="EBEEF2"/>
+                <w:lang w:val="en-US" w:eastAsia="zh-CN" w:bidi="ar"/>
+              </w:rPr>
+              <w:t>cancelled</w:t>
+            </w:r>
+          </w:p>
+        </w:tc>
+      </w:tr>
+    </w:tbl>
+    <w:p/>
     <w:p>
       <w:pPr>
         <w:keepNext w:val="0"/>
@@ -3689,6 +9733,57 @@
     </w:p>
     <w:p>
       <w:pPr>
+        <w:rPr>
+          <w:rFonts w:hint="eastAsia" w:eastAsiaTheme="minorEastAsia"/>
+          <w:lang w:eastAsia="zh-CN"/>
+        </w:rPr>
+      </w:pPr>
+      <w:r>
+        <w:rPr>
+          <w:rFonts w:hint="eastAsia" w:eastAsiaTheme="minorEastAsia"/>
+          <w:lang w:eastAsia="zh-CN"/>
+        </w:rPr>
+        <w:drawing>
+          <wp:inline distT="0" distB="0" distL="114300" distR="114300">
+            <wp:extent cx="5274310" cy="7032625"/>
+            <wp:effectExtent l="0" t="0" r="8890" b="3175"/>
+            <wp:docPr id="2" name="图片 2" descr="image_178080796123936"/>
+            <wp:cNvGraphicFramePr>
+              <a:graphicFrameLocks xmlns:a="http://schemas.openxmlformats.org/drawingml/2006/main" noChangeAspect="1"/>
+            </wp:cNvGraphicFramePr>
+            <a:graphic xmlns:a="http://schemas.openxmlformats.org/drawingml/2006/main">
+              <a:graphicData uri="http://schemas.openxmlformats.org/drawingml/2006/picture">
+                <pic:pic xmlns:pic="http://schemas.openxmlformats.org/drawingml/2006/picture">
+                  <pic:nvPicPr>
+                    <pic:cNvPr id="2" name="图片 2" descr="image_178080796123936"/>
+                    <pic:cNvPicPr>
+                      <a:picLocks noChangeAspect="1"/>
+                    </pic:cNvPicPr>
+                  </pic:nvPicPr>
+                  <pic:blipFill>
+                    <a:blip r:embed="rId5"/>
+                    <a:stretch>
+                      <a:fillRect/>
+                    </a:stretch>
+                  </pic:blipFill>
+                  <pic:spPr>
+                    <a:xfrm>
+                      <a:off x="0" y="0"/>
+                      <a:ext cx="5274310" cy="7032625"/>
+                    </a:xfrm>
+                    <a:prstGeom prst="rect">
+                      <a:avLst/>
+                    </a:prstGeom>
+                  </pic:spPr>
+                </pic:pic>
+              </a:graphicData>
+            </a:graphic>
+          </wp:inline>
+        </w:drawing>
+      </w:r>
+    </w:p>
+    <w:p>
+      <w:pPr>
         <w:pStyle w:val="3"/>
       </w:pPr>
       <w:r>
@@ -4316,170 +10411,172 @@
     </w:p>
     <w:p>
       <w:pPr>
-        <w:keepNext w:val="0"/>
-        <w:keepLines w:val="0"/>
-        <w:widowControl/>
-        <w:suppressLineNumbers w:val="0"/>
-        <w:jc w:val="left"/>
-        <w:rPr>
-          <w:rFonts w:hint="eastAsia"/>
-        </w:rPr>
-      </w:pPr>
-      <w:r>
-        <w:rPr>
-          <w:rFonts w:hint="eastAsia"/>
-        </w:rPr>
-        <w:t>前端采用原生 HTML/CSS/JS，无任何第三方框架，实现以下特性：</w:t>
-      </w:r>
-    </w:p>
-    <w:p>
-      <w:pPr>
-        <w:keepNext w:val="0"/>
-        <w:keepLines w:val="0"/>
-        <w:widowControl/>
-        <w:suppressLineNumbers w:val="0"/>
-        <w:jc w:val="left"/>
-        <w:rPr>
-          <w:rFonts w:hint="eastAsia"/>
-        </w:rPr>
-      </w:pPr>
-    </w:p>
-    <w:p>
-      <w:pPr>
-        <w:keepNext w:val="0"/>
-        <w:keepLines w:val="0"/>
-        <w:widowControl/>
-        <w:suppressLineNumbers w:val="0"/>
-        <w:jc w:val="left"/>
-        <w:rPr>
-          <w:rFonts w:hint="eastAsia"/>
-        </w:rPr>
-      </w:pPr>
-      <w:r>
-        <w:rPr>
-          <w:rFonts w:hint="eastAsia"/>
-        </w:rPr>
-        <w:t>聊天界面：气泡式消息显示，用户消息右对齐蓝色，AI消息左对齐灰色。</w:t>
-      </w:r>
-    </w:p>
-    <w:p>
-      <w:pPr>
-        <w:keepNext w:val="0"/>
-        <w:keepLines w:val="0"/>
-        <w:widowControl/>
-        <w:suppressLineNumbers w:val="0"/>
-        <w:jc w:val="left"/>
-        <w:rPr>
-          <w:rFonts w:hint="eastAsia"/>
-        </w:rPr>
-      </w:pPr>
-    </w:p>
-    <w:p>
-      <w:pPr>
-        <w:keepNext w:val="0"/>
-        <w:keepLines w:val="0"/>
-        <w:widowControl/>
-        <w:suppressLineNumbers w:val="0"/>
-        <w:jc w:val="left"/>
-        <w:rPr>
-          <w:rFonts w:hint="eastAsia"/>
-        </w:rPr>
-      </w:pPr>
-      <w:r>
-        <w:rPr>
-          <w:rFonts w:hint="eastAsia"/>
-        </w:rPr>
-        <w:t>会话管理：使用 localStorage 存储 session_id，支持“新会话”按钮刷新页面生成新ID。</w:t>
-      </w:r>
-    </w:p>
-    <w:p>
-      <w:pPr>
-        <w:keepNext w:val="0"/>
-        <w:keepLines w:val="0"/>
-        <w:widowControl/>
-        <w:suppressLineNumbers w:val="0"/>
-        <w:jc w:val="left"/>
-        <w:rPr>
-          <w:rFonts w:hint="eastAsia"/>
-        </w:rPr>
-      </w:pPr>
-    </w:p>
-    <w:p>
-      <w:pPr>
-        <w:keepNext w:val="0"/>
-        <w:keepLines w:val="0"/>
-        <w:widowControl/>
-        <w:suppressLineNumbers w:val="0"/>
-        <w:jc w:val="left"/>
-        <w:rPr>
-          <w:rFonts w:hint="eastAsia"/>
-        </w:rPr>
-      </w:pPr>
-      <w:r>
-        <w:rPr>
-          <w:rFonts w:hint="eastAsia"/>
-        </w:rPr>
-        <w:t>后台管理：通过Tab切换，动态加载对话记录表格和FAQ管理表格，支持添加/删除FAQ。</w:t>
-      </w:r>
-    </w:p>
-    <w:p>
-      <w:pPr>
-        <w:keepNext w:val="0"/>
-        <w:keepLines w:val="0"/>
-        <w:widowControl/>
-        <w:suppressLineNumbers w:val="0"/>
-        <w:jc w:val="left"/>
-        <w:rPr>
-          <w:rFonts w:hint="eastAsia"/>
-        </w:rPr>
-      </w:pPr>
-    </w:p>
-    <w:p>
-      <w:pPr>
-        <w:keepNext w:val="0"/>
-        <w:keepLines w:val="0"/>
-        <w:widowControl/>
-        <w:suppressLineNumbers w:val="0"/>
-        <w:jc w:val="left"/>
-        <w:rPr>
-          <w:rFonts w:hint="eastAsia"/>
-        </w:rPr>
-      </w:pPr>
-      <w:r>
-        <w:rPr>
-          <w:rFonts w:hint="eastAsia"/>
-        </w:rPr>
-        <w:t>响应式设计：最大宽度800px，适配移动端和桌面端。</w:t>
-      </w:r>
-    </w:p>
-    <w:p>
-      <w:pPr>
-        <w:keepNext w:val="0"/>
-        <w:keepLines w:val="0"/>
-        <w:widowControl/>
-        <w:suppressLineNumbers w:val="0"/>
-        <w:jc w:val="left"/>
-        <w:rPr>
-          <w:rFonts w:hint="eastAsia"/>
-        </w:rPr>
-      </w:pPr>
-    </w:p>
-    <w:p>
-      <w:pPr>
-        <w:keepNext w:val="0"/>
-        <w:keepLines w:val="0"/>
-        <w:widowControl/>
-        <w:suppressLineNumbers w:val="0"/>
-        <w:jc w:val="left"/>
-      </w:pPr>
-      <w:r>
-        <w:rPr>
-          <w:rFonts w:hint="eastAsia"/>
-        </w:rPr>
-        <w:t>API调用：使用 fetch 发送POST请求，统一 API_BASE 为空字符串（前后端同域），避免跨域问题。</w:t>
-      </w:r>
-    </w:p>
-    <w:p/>
+        <w:rPr>
+          <w:rFonts w:hint="eastAsia"/>
+        </w:rPr>
+      </w:pPr>
+      <w:r>
+        <w:rPr>
+          <w:rFonts w:hint="eastAsia"/>
+        </w:rPr>
+        <w:t>前端采用原生 HTML/CSS/JS，无框架，实现以下特性：</w:t>
+      </w:r>
+    </w:p>
+    <w:p>
+      <w:pPr>
+        <w:rPr>
+          <w:rFonts w:hint="eastAsia"/>
+        </w:rPr>
+      </w:pPr>
+    </w:p>
+    <w:p>
+      <w:pPr>
+        <w:rPr>
+          <w:rFonts w:hint="eastAsia"/>
+        </w:rPr>
+      </w:pPr>
+      <w:r>
+        <w:rPr>
+          <w:rFonts w:hint="eastAsia"/>
+        </w:rPr>
+        <w:t>多Tab界面：智能客服、商城、我的订单、后台管理（管理员可见）。</w:t>
+      </w:r>
+    </w:p>
+    <w:p>
+      <w:pPr>
+        <w:rPr>
+          <w:rFonts w:hint="eastAsia"/>
+        </w:rPr>
+      </w:pPr>
+    </w:p>
+    <w:p>
+      <w:pPr>
+        <w:rPr>
+          <w:rFonts w:hint="eastAsia"/>
+        </w:rPr>
+      </w:pPr>
+      <w:r>
+        <w:rPr>
+          <w:rFonts w:hint="eastAsia"/>
+        </w:rPr>
+        <w:t>用户状态管理：localStorage 存储 JWT token、用户ID、用户名；登录/注册/游客模态框；退出登录清空凭证。</w:t>
+      </w:r>
+    </w:p>
+    <w:p>
+      <w:pPr>
+        <w:rPr>
+          <w:rFonts w:hint="eastAsia"/>
+        </w:rPr>
+      </w:pPr>
+    </w:p>
+    <w:p>
+      <w:pPr>
+        <w:rPr>
+          <w:rFonts w:hint="eastAsia"/>
+        </w:rPr>
+      </w:pPr>
+      <w:r>
+        <w:rPr>
+          <w:rFonts w:hint="eastAsia"/>
+        </w:rPr>
+        <w:t>商城模块：动态加载商品列表，显示库存，支持数量选择；购买成功后刷新库存和订单列表。</w:t>
+      </w:r>
+    </w:p>
+    <w:p>
+      <w:pPr>
+        <w:rPr>
+          <w:rFonts w:hint="eastAsia"/>
+        </w:rPr>
+      </w:pPr>
+    </w:p>
+    <w:p>
+      <w:pPr>
+        <w:rPr>
+          <w:rFonts w:hint="eastAsia"/>
+        </w:rPr>
+      </w:pPr>
+      <w:r>
+        <w:rPr>
+          <w:rFonts w:hint="eastAsia"/>
+        </w:rPr>
+        <w:t>订单模块：展示当前用户的有效订单，支持取消订单（恢复库存）。</w:t>
+      </w:r>
+    </w:p>
+    <w:p>
+      <w:pPr>
+        <w:rPr>
+          <w:rFonts w:hint="eastAsia"/>
+        </w:rPr>
+      </w:pPr>
+    </w:p>
+    <w:p>
+      <w:pPr>
+        <w:rPr>
+          <w:rFonts w:hint="eastAsia"/>
+        </w:rPr>
+      </w:pPr>
+      <w:r>
+        <w:rPr>
+          <w:rFonts w:hint="eastAsia"/>
+        </w:rPr>
+        <w:t>密码强度校验：注册时密码必须同时包含字母和数字且长度≥6，否则提示。</w:t>
+      </w:r>
+    </w:p>
+    <w:p>
+      <w:pPr>
+        <w:rPr>
+          <w:rFonts w:hint="eastAsia"/>
+        </w:rPr>
+      </w:pPr>
+    </w:p>
+    <w:p>
+      <w:pPr>
+        <w:rPr>
+          <w:rFonts w:hint="eastAsia"/>
+        </w:rPr>
+      </w:pPr>
+      <w:r>
+        <w:rPr>
+          <w:rFonts w:hint="eastAsia"/>
+        </w:rPr>
+        <w:t>后台管理：通过管理员密码（1234）访问，展示对话记录（按时间降序，显示用户名而非ID），支持 FAQ 增删。</w:t>
+      </w:r>
+    </w:p>
+    <w:p>
+      <w:pPr>
+        <w:rPr>
+          <w:rFonts w:hint="eastAsia"/>
+        </w:rPr>
+      </w:pPr>
+    </w:p>
+    <w:p>
+      <w:pPr>
+        <w:rPr>
+          <w:rFonts w:hint="eastAsia"/>
+        </w:rPr>
+      </w:pPr>
+      <w:r>
+        <w:rPr>
+          <w:rFonts w:hint="eastAsia"/>
+        </w:rPr>
+        <w:t>时间格式化：修正时区问题，确保对话记录显示本地时间。</w:t>
+      </w:r>
+    </w:p>
+    <w:p>
+      <w:pPr>
+        <w:rPr>
+          <w:rFonts w:hint="eastAsia"/>
+        </w:rPr>
+      </w:pPr>
+    </w:p>
+    <w:p>
+      <w:r>
+        <w:rPr>
+          <w:rFonts w:hint="eastAsia"/>
+        </w:rPr>
+        <w:t>会话管理：客服独立 session_id，支持新建会话。</w:t>
+      </w:r>
+    </w:p>
     <w:p>
       <w:pPr>
         <w:pStyle w:val="4"/>
@@ -4518,75 +10615,108 @@
         <w:rPr>
           <w:rFonts w:hint="eastAsia"/>
         </w:rPr>
-        <w:t>chat.py：处理 /api/chat 路由，包含多轮对话上下文获取、DeepSeek API调用、本地fallback、对话存储逻辑。</w:t>
-      </w:r>
-    </w:p>
-    <w:p>
-      <w:pPr>
-        <w:rPr>
-          <w:rFonts w:hint="eastAsia"/>
-        </w:rPr>
-      </w:pPr>
-    </w:p>
-    <w:p>
-      <w:pPr>
-        <w:rPr>
-          <w:rFonts w:hint="eastAsia"/>
-        </w:rPr>
-      </w:pPr>
-      <w:r>
-        <w:rPr>
-          <w:rFonts w:hint="eastAsia"/>
-        </w:rPr>
-        <w:t>admin.py：提供 /api/admin/conversations（获取最近对话记录）和 /api/admin/faqs（CRUD操作FAQ）接口。</w:t>
-      </w:r>
-    </w:p>
-    <w:p>
-      <w:pPr>
-        <w:rPr>
-          <w:rFonts w:hint="eastAsia"/>
-        </w:rPr>
-      </w:pPr>
-    </w:p>
-    <w:p>
-      <w:pPr>
-        <w:rPr>
-          <w:rFonts w:hint="eastAsia"/>
-        </w:rPr>
-      </w:pPr>
-      <w:r>
-        <w:rPr>
-          <w:rFonts w:hint="eastAsia"/>
-        </w:rPr>
-        <w:t>database.py：数据库连接配置，支持从环境变量 DATABASE_URL 读取连接字符串（本地SQLite，云端PostgreSQL）。</w:t>
-      </w:r>
-    </w:p>
-    <w:p>
-      <w:pPr>
-        <w:rPr>
-          <w:rFonts w:hint="eastAsia"/>
-        </w:rPr>
-      </w:pPr>
-    </w:p>
-    <w:p>
-      <w:pPr>
-        <w:rPr>
-          <w:rFonts w:hint="eastAsia"/>
-        </w:rPr>
-      </w:pPr>
-      <w:r>
-        <w:rPr>
-          <w:rFonts w:hint="eastAsia"/>
-        </w:rPr>
-        <w:t>db.py：定义 SQLAlchemy 模型 Conversation 和 FAQ。</w:t>
-      </w:r>
-    </w:p>
-    <w:p>
-      <w:pPr>
-        <w:rPr>
-          <w:rFonts w:hint="eastAsia"/>
-        </w:rPr>
-      </w:pPr>
+        <w:t>auth.py：/api/auth/register、/api/auth/login、/api/auth/guest，使用 JWT 签发令牌，密码哈希（sha256+salt）。</w:t>
+      </w:r>
+    </w:p>
+    <w:p>
+      <w:pPr>
+        <w:rPr>
+          <w:rFonts w:hint="eastAsia"/>
+        </w:rPr>
+      </w:pPr>
+    </w:p>
+    <w:p>
+      <w:pPr>
+        <w:rPr>
+          <w:rFonts w:hint="eastAsia"/>
+        </w:rPr>
+      </w:pPr>
+      <w:r>
+        <w:rPr>
+          <w:rFonts w:hint="eastAsia"/>
+        </w:rPr>
+        <w:t>shop.py：/api/shop/products（商品列表）、/api/shop/purchase（购买，需认证）、/api/shop/orders（用户订单）、/api/shop/orders/{order_id}（取消订单，需认证）。</w:t>
+      </w:r>
+    </w:p>
+    <w:p>
+      <w:pPr>
+        <w:rPr>
+          <w:rFonts w:hint="eastAsia"/>
+        </w:rPr>
+      </w:pPr>
+    </w:p>
+    <w:p>
+      <w:pPr>
+        <w:rPr>
+          <w:rFonts w:hint="eastAsia"/>
+        </w:rPr>
+      </w:pPr>
+      <w:r>
+        <w:rPr>
+          <w:rFonts w:hint="eastAsia"/>
+        </w:rPr>
+        <w:t>chat.py：/api/chat（多轮对话，支持未登录用户使用 user_id=guest）、/api/history、/api/order（模拟订单查询）。</w:t>
+      </w:r>
+    </w:p>
+    <w:p>
+      <w:pPr>
+        <w:rPr>
+          <w:rFonts w:hint="eastAsia"/>
+        </w:rPr>
+      </w:pPr>
+    </w:p>
+    <w:p>
+      <w:pPr>
+        <w:rPr>
+          <w:rFonts w:hint="eastAsia"/>
+        </w:rPr>
+      </w:pPr>
+      <w:r>
+        <w:rPr>
+          <w:rFonts w:hint="eastAsia"/>
+        </w:rPr>
+        <w:t>admin.py：/api/admin/conversations（联表查询，返回用户名）、/api/admin/faqs（CRUD），使用 X-Admin-Token 头验证。</w:t>
+      </w:r>
+    </w:p>
+    <w:p>
+      <w:pPr>
+        <w:rPr>
+          <w:rFonts w:hint="eastAsia"/>
+        </w:rPr>
+      </w:pPr>
+    </w:p>
+    <w:p>
+      <w:pPr>
+        <w:rPr>
+          <w:rFonts w:hint="eastAsia"/>
+        </w:rPr>
+      </w:pPr>
+      <w:r>
+        <w:rPr>
+          <w:rFonts w:hint="eastAsia"/>
+        </w:rPr>
+        <w:t>db.py：定义 SQLAlchemy 模型：User, Product, Order, Conversation, FAQ。</w:t>
+      </w:r>
+    </w:p>
+    <w:p>
+      <w:pPr>
+        <w:rPr>
+          <w:rFonts w:hint="eastAsia"/>
+        </w:rPr>
+      </w:pPr>
+    </w:p>
+    <w:p>
+      <w:pPr>
+        <w:rPr>
+          <w:rFonts w:hint="eastAsia"/>
+        </w:rPr>
+      </w:pPr>
+      <w:r>
+        <w:rPr>
+          <w:rFonts w:hint="eastAsia"/>
+        </w:rPr>
+        <w:t>database.py：支持环境变量 DATABASE_URL，本地回退 SQLite。</w:t>
+      </w:r>
     </w:p>
     <w:p/>
     <w:p>
@@ -7196,24 +13326,7 @@
                 <w:szCs w:val="30"/>
                 <w:lang w:val="en-US" w:eastAsia="zh-CN" w:bidi="ar"/>
               </w:rPr>
-              <w:t>查看对话记</w:t>
-            </w:r>
-            <w:bookmarkStart w:id="0" w:name="_GoBack"/>
-            <w:bookmarkEnd w:id="0"/>
-            <w:r>
-              <w:rPr>
-                <w:rFonts w:hint="default" w:ascii="Helvetica Neue" w:hAnsi="Helvetica Neue" w:eastAsia="Helvetica Neue" w:cs="Helvetica Neue"/>
-                <w:i w:val="0"/>
-                <w:iCs w:val="0"/>
-                <w:caps w:val="0"/>
-                <w:color w:val="0F1115"/>
-                <w:spacing w:val="0"/>
-                <w:kern w:val="0"/>
-                <w:sz w:val="30"/>
-                <w:szCs w:val="30"/>
-                <w:lang w:val="en-US" w:eastAsia="zh-CN" w:bidi="ar"/>
-              </w:rPr>
-              <w:t>录表格</w:t>
+              <w:t>查看对话记录表格</w:t>
             </w:r>
           </w:p>
         </w:tc>
@@ -7772,93 +13885,345 @@
     </w:p>
     <w:p>
       <w:pPr>
-        <w:rPr>
-          <w:rFonts w:hint="eastAsia"/>
-        </w:rPr>
-      </w:pPr>
-      <w:r>
-        <w:rPr>
-          <w:rFonts w:hint="eastAsia"/>
-        </w:rPr>
-        <w:t>环境变量：DEEPSEEK_API_KEY（DeepSeek API密钥）和 DATABASE_URL。</w:t>
-      </w:r>
-    </w:p>
-    <w:p>
-      <w:pPr>
-        <w:rPr>
-          <w:rFonts w:hint="eastAsia"/>
-        </w:rPr>
-      </w:pPr>
-    </w:p>
-    <w:p>
-      <w:pPr>
-        <w:rPr>
-          <w:rFonts w:hint="eastAsia"/>
-        </w:rPr>
-      </w:pPr>
-      <w:r>
-        <w:rPr>
-          <w:rFonts w:hint="eastAsia"/>
-        </w:rPr>
-        <w:t>公网域名：https://x-drone-support-production.up.railway.app，自动配置 HTTPS。</w:t>
-      </w:r>
-    </w:p>
-    <w:p>
-      <w:pPr>
-        <w:rPr>
-          <w:rFonts w:hint="eastAsia"/>
-        </w:rPr>
-      </w:pPr>
-    </w:p>
-    <w:p>
-      <w:r>
-        <w:rPr>
-          <w:rFonts w:hint="eastAsia"/>
-        </w:rPr>
-        <w:t>构建优化：添加 nixpacks.toml 预装系统依赖，解决 psycopg2-binary 编译问题。</w:t>
-      </w:r>
-    </w:p>
-    <w:p>
-      <w:pPr>
-        <w:pStyle w:val="3"/>
-      </w:pPr>
-      <w:r>
-        <w:t>8. 项目总结与展望</w:t>
-      </w:r>
-    </w:p>
-    <w:p>
-      <w:pPr>
-        <w:pStyle w:val="4"/>
-      </w:pPr>
-      <w:r>
-        <w:t>8.1 项目成果</w:t>
-      </w:r>
-    </w:p>
-    <w:p>
-      <w:pPr>
         <w:keepNext w:val="0"/>
         <w:keepLines w:val="0"/>
-        <w:widowControl w:val="0"/>
+        <w:widowControl/>
+        <w:suppressLineNumbers w:val="0"/>
+        <w:jc w:val="left"/>
+        <w:rPr>
+          <w:rFonts w:hint="eastAsia"/>
+        </w:rPr>
+      </w:pPr>
+      <w:r>
+        <w:rPr>
+          <w:rFonts w:hint="eastAsia"/>
+        </w:rPr>
+        <w:t>环境变量：DEEPSEEK_API_KEY（DeepSeek API密钥）</w:t>
+      </w:r>
+      <w:r>
+        <w:rPr>
+          <w:rFonts w:hint="eastAsia"/>
+          <w:lang w:eastAsia="zh-CN"/>
+        </w:rPr>
+        <w:t>，</w:t>
+      </w:r>
+      <w:r>
+        <w:rPr>
+          <w:rFonts w:hint="eastAsia"/>
+        </w:rPr>
+        <w:t>DATABASE_URL</w:t>
+      </w:r>
+      <w:r>
+        <w:rPr>
+          <w:rFonts w:hint="eastAsia"/>
+          <w:lang w:val="en-US" w:eastAsia="zh-CN"/>
+        </w:rPr>
+        <w:t>以及JWT_SECRET</w:t>
+      </w:r>
+      <w:r>
+        <w:rPr>
+          <w:rFonts w:hint="eastAsia"/>
+        </w:rPr>
+        <w:t>。</w:t>
+      </w:r>
+    </w:p>
+    <w:p>
+      <w:pPr>
+        <w:rPr>
+          <w:rFonts w:hint="eastAsia"/>
+        </w:rPr>
+      </w:pPr>
+    </w:p>
+    <w:p>
+      <w:pPr>
+        <w:pStyle w:val="9"/>
+        <w:keepNext w:val="0"/>
+        <w:keepLines w:val="0"/>
+        <w:widowControl/>
         <w:suppressLineNumbers w:val="0"/>
         <w:spacing w:before="0" w:beforeAutospacing="0" w:after="0" w:afterAutospacing="0"/>
         <w:ind w:left="0" w:right="0"/>
-        <w:jc w:val="both"/>
-      </w:pPr>
-      <w:r>
-        <w:t>本项目成功构建了一套面向无人机售后场景的智能客服系统</w:t>
-      </w:r>
-      <w:r>
-        <w:rPr>
-          <w:rFonts w:hint="default" w:ascii="Calibri" w:hAnsi="Calibri" w:eastAsia="宋体" w:cs="Calibri"/>
+        <w:jc w:val="left"/>
+        <w:rPr>
+          <w:rFonts w:hint="eastAsia"/>
+        </w:rPr>
+      </w:pPr>
+      <w:r>
+        <w:rPr>
+          <w:rFonts w:hint="eastAsia"/>
+        </w:rPr>
+        <w:t>公网域名：</w:t>
+      </w:r>
+      <w:r>
+        <w:rPr>
+          <w:rFonts w:hint="eastAsia" w:asciiTheme="minorHAnsi" w:hAnsiTheme="minorHAnsi" w:eastAsiaTheme="minorEastAsia" w:cstheme="minorBidi"/>
           <w:kern w:val="2"/>
-          <w:sz w:val="21"/>
-          <w:szCs w:val="21"/>
+          <w:sz w:val="24"/>
+          <w:szCs w:val="24"/>
+          <w:lang w:val="en-US" w:eastAsia="zh-CN" w:bidi="ar-SA"/>
+        </w:rPr>
+        <w:fldChar w:fldCharType="begin"/>
+      </w:r>
+      <w:r>
+        <w:rPr>
+          <w:rFonts w:hint="eastAsia" w:asciiTheme="minorHAnsi" w:hAnsiTheme="minorHAnsi" w:eastAsiaTheme="minorEastAsia" w:cstheme="minorBidi"/>
+          <w:kern w:val="2"/>
+          <w:sz w:val="24"/>
+          <w:szCs w:val="24"/>
+          <w:lang w:val="en-US" w:eastAsia="zh-CN" w:bidi="ar-SA"/>
+        </w:rPr>
+        <w:instrText xml:space="preserve"> HYPERLINK "https://x-drone-support-production-60e7.up.railway.app/" </w:instrText>
+      </w:r>
+      <w:r>
+        <w:rPr>
+          <w:rFonts w:hint="eastAsia" w:asciiTheme="minorHAnsi" w:hAnsiTheme="minorHAnsi" w:eastAsiaTheme="minorEastAsia" w:cstheme="minorBidi"/>
+          <w:kern w:val="2"/>
+          <w:sz w:val="24"/>
+          <w:szCs w:val="24"/>
+          <w:lang w:val="en-US" w:eastAsia="zh-CN" w:bidi="ar-SA"/>
+        </w:rPr>
+        <w:fldChar w:fldCharType="separate"/>
+      </w:r>
+      <w:r>
+        <w:rPr>
+          <w:rFonts w:hint="eastAsia" w:asciiTheme="minorHAnsi" w:hAnsiTheme="minorHAnsi" w:eastAsiaTheme="minorEastAsia" w:cstheme="minorBidi"/>
+          <w:kern w:val="2"/>
+          <w:sz w:val="24"/>
+          <w:szCs w:val="24"/>
+          <w:lang w:val="en-US" w:eastAsia="zh-CN" w:bidi="ar-SA"/>
+        </w:rPr>
+        <w:t>https://x-drone-support-production-60e7.up.railway.app</w:t>
+      </w:r>
+      <w:r>
+        <w:rPr>
+          <w:rFonts w:hint="eastAsia" w:asciiTheme="minorHAnsi" w:hAnsiTheme="minorHAnsi" w:eastAsiaTheme="minorEastAsia" w:cstheme="minorBidi"/>
+          <w:kern w:val="2"/>
+          <w:sz w:val="24"/>
+          <w:szCs w:val="24"/>
+          <w:lang w:val="en-US" w:eastAsia="zh-CN" w:bidi="ar-SA"/>
+        </w:rPr>
+        <w:fldChar w:fldCharType="end"/>
+      </w:r>
+      <w:r>
+        <w:rPr>
+          <w:rFonts w:hint="eastAsia"/>
+        </w:rPr>
+        <w:t>，自动配置 HTTPS。</w:t>
+      </w:r>
+    </w:p>
+    <w:p>
+      <w:pPr>
+        <w:rPr>
+          <w:rFonts w:hint="eastAsia"/>
+        </w:rPr>
+      </w:pPr>
+    </w:p>
+    <w:p>
+      <w:r>
+        <w:rPr>
+          <w:rFonts w:hint="eastAsia"/>
+        </w:rPr>
+        <w:t>构建优化：添加 nixpacks.toml 预装系统依赖，解决 p</w:t>
+      </w:r>
+      <w:bookmarkStart w:id="0" w:name="_GoBack"/>
+      <w:bookmarkEnd w:id="0"/>
+      <w:r>
+        <w:rPr>
+          <w:rFonts w:hint="eastAsia"/>
+        </w:rPr>
+        <w:t>sycopg2-binary 编译问题。</w:t>
+      </w:r>
+    </w:p>
+    <w:p>
+      <w:pPr>
+        <w:pStyle w:val="3"/>
+      </w:pPr>
+      <w:r>
+        <w:t>8. 项目总结与展望</w:t>
+      </w:r>
+    </w:p>
+    <w:p>
+      <w:pPr>
+        <w:pStyle w:val="4"/>
+      </w:pPr>
+      <w:r>
+        <w:t>8.1 项目成果</w:t>
+      </w:r>
+    </w:p>
+    <w:p>
+      <w:pPr>
+        <w:pStyle w:val="9"/>
+        <w:keepNext w:val="0"/>
+        <w:keepLines w:val="0"/>
+        <w:widowControl/>
+        <w:suppressLineNumbers w:val="0"/>
+        <w:spacing w:before="0" w:beforeAutospacing="0" w:after="0" w:afterAutospacing="0"/>
+        <w:ind w:left="0" w:right="0"/>
+        <w:jc w:val="left"/>
+      </w:pPr>
+      <w:r>
+        <w:rPr>
+          <w:rFonts w:hint="default" w:ascii="Helvetica Neue" w:hAnsi="Helvetica Neue" w:eastAsia="Helvetica Neue" w:cs="Helvetica Neue"/>
+          <w:kern w:val="0"/>
+          <w:sz w:val="26"/>
+          <w:szCs w:val="26"/>
           <w:lang w:val="en-US" w:eastAsia="zh-CN" w:bidi="ar"/>
         </w:rPr>
-        <w:t>X-Drone</w:t>
-      </w:r>
-      <w:r>
-        <w:t>。从市场痛点分析出发，完成了需求定义、架构设计、核心模块开发及上线部署。项目核心成果包括：</w:t>
+        <w:t>本项目在原智能客服系统基础上，成功扩展了完整的用户体系、商品商城和订单管理功能，形成了一体化的无人机售后与电商服务平台。项目核心成果包括：</w:t>
+      </w:r>
+    </w:p>
+    <w:p>
+      <w:pPr>
+        <w:pStyle w:val="17"/>
+        <w:keepNext w:val="0"/>
+        <w:keepLines w:val="0"/>
+        <w:widowControl/>
+        <w:suppressLineNumbers w:val="0"/>
+      </w:pPr>
+    </w:p>
+    <w:p>
+      <w:pPr>
+        <w:pStyle w:val="9"/>
+        <w:keepNext w:val="0"/>
+        <w:keepLines w:val="0"/>
+        <w:widowControl/>
+        <w:suppressLineNumbers w:val="0"/>
+        <w:spacing w:before="0" w:beforeAutospacing="0" w:after="0" w:afterAutospacing="0"/>
+        <w:ind w:left="0" w:right="0"/>
+        <w:jc w:val="left"/>
+      </w:pPr>
+      <w:r>
+        <w:rPr>
+          <w:rFonts w:hint="default" w:ascii="Helvetica Neue" w:hAnsi="Helvetica Neue" w:eastAsia="Helvetica Neue" w:cs="Helvetica Neue"/>
+          <w:kern w:val="0"/>
+          <w:sz w:val="26"/>
+          <w:szCs w:val="26"/>
+          <w:lang w:val="en-US" w:eastAsia="zh-CN" w:bidi="ar"/>
+        </w:rPr>
+        <w:t>用户认证与授权：实现注册/登录/游客模式，JWT 令牌保障接口安全，密码强度校验提升账户安全性。</w:t>
+      </w:r>
+    </w:p>
+    <w:p>
+      <w:pPr>
+        <w:pStyle w:val="17"/>
+        <w:keepNext w:val="0"/>
+        <w:keepLines w:val="0"/>
+        <w:widowControl/>
+        <w:suppressLineNumbers w:val="0"/>
+      </w:pPr>
+    </w:p>
+    <w:p>
+      <w:pPr>
+        <w:pStyle w:val="9"/>
+        <w:keepNext w:val="0"/>
+        <w:keepLines w:val="0"/>
+        <w:widowControl/>
+        <w:suppressLineNumbers w:val="0"/>
+        <w:spacing w:before="0" w:beforeAutospacing="0" w:after="0" w:afterAutospacing="0"/>
+        <w:ind w:left="0" w:right="0"/>
+        <w:jc w:val="left"/>
+      </w:pPr>
+      <w:r>
+        <w:rPr>
+          <w:rFonts w:hint="default" w:ascii="Helvetica Neue" w:hAnsi="Helvetica Neue" w:eastAsia="Helvetica Neue" w:cs="Helvetica Neue"/>
+          <w:kern w:val="0"/>
+          <w:sz w:val="26"/>
+          <w:szCs w:val="26"/>
+          <w:lang w:val="en-US" w:eastAsia="zh-CN" w:bidi="ar"/>
+        </w:rPr>
+        <w:t>商品与订单管理：提供商品浏览、实时库存、购买下单、取消订单（自动恢复库存）等完整闭环，无需支付对接即可演示电商核心流程。</w:t>
+      </w:r>
+    </w:p>
+    <w:p>
+      <w:pPr>
+        <w:pStyle w:val="17"/>
+        <w:keepNext w:val="0"/>
+        <w:keepLines w:val="0"/>
+        <w:widowControl/>
+        <w:suppressLineNumbers w:val="0"/>
+      </w:pPr>
+    </w:p>
+    <w:p>
+      <w:pPr>
+        <w:pStyle w:val="9"/>
+        <w:keepNext w:val="0"/>
+        <w:keepLines w:val="0"/>
+        <w:widowControl/>
+        <w:suppressLineNumbers w:val="0"/>
+        <w:spacing w:before="0" w:beforeAutospacing="0" w:after="0" w:afterAutospacing="0"/>
+        <w:ind w:left="0" w:right="0"/>
+        <w:jc w:val="left"/>
+      </w:pPr>
+      <w:r>
+        <w:rPr>
+          <w:rFonts w:hint="default" w:ascii="Helvetica Neue" w:hAnsi="Helvetica Neue" w:eastAsia="Helvetica Neue" w:cs="Helvetica Neue"/>
+          <w:kern w:val="0"/>
+          <w:sz w:val="26"/>
+          <w:szCs w:val="26"/>
+          <w:lang w:val="en-US" w:eastAsia="zh-CN" w:bidi="ar"/>
+        </w:rPr>
+        <w:t>后台管理增强：对话记录显示用户名，按时间降序排列；管理员密码错误时拒绝访问，提升系统安全性。</w:t>
+      </w:r>
+    </w:p>
+    <w:p>
+      <w:pPr>
+        <w:pStyle w:val="17"/>
+        <w:keepNext w:val="0"/>
+        <w:keepLines w:val="0"/>
+        <w:widowControl/>
+        <w:suppressLineNumbers w:val="0"/>
+      </w:pPr>
+    </w:p>
+    <w:p>
+      <w:pPr>
+        <w:pStyle w:val="18"/>
+        <w:keepNext w:val="0"/>
+        <w:keepLines w:val="0"/>
+        <w:widowControl/>
+        <w:suppressLineNumbers w:val="0"/>
+      </w:pPr>
+      <w:r>
+        <w:rPr>
+          <w:rStyle w:val="16"/>
+        </w:rPr>
+        <w:t xml:space="preserve">AI </w:t>
+      </w:r>
+      <w:r>
+        <w:t>客服不变：保留原有</w:t>
+      </w:r>
+      <w:r>
+        <w:rPr>
+          <w:rStyle w:val="16"/>
+        </w:rPr>
+        <w:t xml:space="preserve"> DeepSeek </w:t>
+      </w:r>
+      <w:r>
+        <w:t>集成、知识库注入、多轮对话、降级回复等能力，与商城功能无缝融合</w:t>
+      </w:r>
+    </w:p>
+    <w:p/>
+    <w:p>
+      <w:pPr>
+        <w:pStyle w:val="4"/>
+      </w:pPr>
+      <w:r>
+        <w:t>8.2 可改进方向</w:t>
+      </w:r>
+    </w:p>
+    <w:p>
+      <w:r>
+        <w:t>基于当前版本的实际运行反馈，未来可在以下方向进行迭代优化：</w:t>
+      </w:r>
+    </w:p>
+    <w:p>
+      <w:r>
+        <w:rPr>
+          <w:b/>
+        </w:rPr>
+        <w:t>短期改进计划</w:t>
+      </w:r>
+      <w:r>
+        <w:t>：</w:t>
       </w:r>
     </w:p>
     <w:p>
@@ -7870,28 +14235,13 @@
         <w:spacing w:before="0"/>
       </w:pPr>
       <w:r>
-        <w:t xml:space="preserve">构建了包含 </w:t>
-      </w:r>
-      <w:r>
-        <w:rPr>
-          <w:rFonts w:hint="eastAsia"/>
-          <w:lang w:val="en-US" w:eastAsia="zh-CN"/>
-        </w:rPr>
-        <w:t>20</w:t>
-      </w:r>
-      <w:r>
-        <w:t>+ 常见问题的专用知识库，实现了 RAG（检索增强生成）架构，有效解决了大模型在垂直领域的"幻觉"问题。</w:t>
-      </w:r>
-    </w:p>
-    <w:p>
-      <w:pPr>
-        <w:numPr>
-          <w:ilvl w:val="0"/>
-          <w:numId w:val="4"/>
-        </w:numPr>
-      </w:pPr>
-      <w:r>
-        <w:t>设计了完善的提示词工程方案，赋予机器人"共情"与"专业"的双重特性，显著提升了用户体验。</w:t>
+        <w:rPr>
+          <w:b/>
+        </w:rPr>
+        <w:t>多模态输入增强</w:t>
+      </w:r>
+      <w:r>
+        <w:t>：接入语音识别 API（如 Whisper），允许用户直接语音提问，适应户外作业场景。</w:t>
       </w:r>
     </w:p>
     <w:p>
@@ -7903,28 +14253,21 @@
         <w:spacing w:after="0"/>
       </w:pPr>
       <w:r>
-        <w:t>实现了流式输出与多轮对话管理，交互体验接近真人客服水平。</w:t>
-      </w:r>
-    </w:p>
-    <w:p>
-      <w:pPr>
-        <w:pStyle w:val="4"/>
-      </w:pPr>
-      <w:r>
-        <w:t>8.2 可改进方向</w:t>
-      </w:r>
-    </w:p>
-    <w:p>
-      <w:r>
-        <w:t>基于当前版本的实际运行反馈，未来可在以下方向进行迭代优化：</w:t>
-      </w:r>
-    </w:p>
-    <w:p>
-      <w:r>
         <w:rPr>
           <w:b/>
         </w:rPr>
-        <w:t>短期改进计划</w:t>
+        <w:t>国际化支持</w:t>
+      </w:r>
+      <w:r>
+        <w:t>：扩展多语言知识库，支持英语、西班牙语等，服务海外用户市场。</w:t>
+      </w:r>
+    </w:p>
+    <w:p>
+      <w:r>
+        <w:rPr>
+          <w:b/>
+        </w:rPr>
+        <w:t>长期规划</w:t>
       </w:r>
       <w:r>
         <w:t>：</w:t>
@@ -7942,10 +14285,10 @@
         <w:rPr>
           <w:b/>
         </w:rPr>
-        <w:t>多模态输入增强</w:t>
-      </w:r>
-      <w:r>
-        <w:t>：接入语音识别 API（如 Whisper），允许用户直接语音提问，适应户外作业场景。</w:t>
+        <w:t>主动服务能力</w:t>
+      </w:r>
+      <w:r>
+        <w:t>：结合设备遥测数据（需用户授权），当监测到设备飞行数据异常（如电池循环次数过多）时，主动向用户发送保养建议。</w:t>
       </w:r>
     </w:p>
     <w:p>
@@ -7954,69 +14297,22 @@
           <w:ilvl w:val="0"/>
           <w:numId w:val="5"/>
         </w:numPr>
-        <w:spacing w:after="0"/>
       </w:pPr>
       <w:r>
         <w:rPr>
           <w:b/>
         </w:rPr>
-        <w:t>国际化支持</w:t>
-      </w:r>
-      <w:r>
-        <w:t>：扩展多语言知识库，支持英语、西班牙语等，服务海外用户市场。</w:t>
-      </w:r>
-    </w:p>
-    <w:p>
-      <w:r>
-        <w:rPr>
-          <w:b/>
-        </w:rPr>
-        <w:t>长期规划</w:t>
-      </w:r>
-      <w:r>
-        <w:t>：</w:t>
+        <w:t>AR 远程协作</w:t>
+      </w:r>
+      <w:r>
+        <w:t>：集成 AR 技术，用户通过手机摄像头扫描无人机时，机器人可在屏幕上实时标注故障部件位置，实现"所见即所得"的维修指导。</w:t>
       </w:r>
     </w:p>
     <w:p>
       <w:pPr>
         <w:numPr>
           <w:ilvl w:val="0"/>
-          <w:numId w:val="6"/>
-        </w:numPr>
-        <w:spacing w:before="0"/>
-      </w:pPr>
-      <w:r>
-        <w:rPr>
-          <w:b/>
-        </w:rPr>
-        <w:t>主动服务能力</w:t>
-      </w:r>
-      <w:r>
-        <w:t>：结合设备遥测数据（需用户授权），当监测到设备飞行数据异常（如电池循环次数过多）时，主动向用户发送保养建议。</w:t>
-      </w:r>
-    </w:p>
-    <w:p>
-      <w:pPr>
-        <w:numPr>
-          <w:ilvl w:val="0"/>
-          <w:numId w:val="6"/>
-        </w:numPr>
-      </w:pPr>
-      <w:r>
-        <w:rPr>
-          <w:b/>
-        </w:rPr>
-        <w:t>AR 远程协作</w:t>
-      </w:r>
-      <w:r>
-        <w:t>：集成 AR 技术，用户通过手机摄像头扫描无人机时，机器人可在屏幕上实时标注故障部件位置，实现"所见即所得"的维修指导。</w:t>
-      </w:r>
-    </w:p>
-    <w:p>
-      <w:pPr>
-        <w:numPr>
-          <w:ilvl w:val="0"/>
-          <w:numId w:val="6"/>
+          <w:numId w:val="5"/>
         </w:numPr>
         <w:spacing w:after="0"/>
       </w:pPr>
@@ -8076,23 +14372,6 @@
 <file path=word/numbering.xml><?xml version="1.0" encoding="utf-8"?>
 <w:numbering xmlns:wpc="http://schemas.microsoft.com/office/word/2010/wordprocessingCanvas" xmlns:mc="http://schemas.openxmlformats.org/markup-compatibility/2006" xmlns:o="urn:schemas-microsoft-com:office:office" xmlns:r="http://schemas.openxmlformats.org/officeDocument/2006/relationships" xmlns:m="http://schemas.openxmlformats.org/officeDocument/2006/math" xmlns:v="urn:schemas-microsoft-com:vml" xmlns:wp14="http://schemas.microsoft.com/office/word/2010/wordprocessingDrawing" xmlns:wp="http://schemas.openxmlformats.org/drawingml/2006/wordprocessingDrawing" xmlns:w10="urn:schemas-microsoft-com:office:word" xmlns:w="http://schemas.openxmlformats.org/wordprocessingml/2006/main" xmlns:w14="http://schemas.microsoft.com/office/word/2010/wordml" xmlns:wpg="http://schemas.microsoft.com/office/word/2010/wordprocessingGroup" xmlns:wpi="http://schemas.microsoft.com/office/word/2010/wordprocessingInk" xmlns:wne="http://schemas.microsoft.com/office/word/2006/wordml" xmlns:wps="http://schemas.microsoft.com/office/word/2010/wordprocessingShape" xmlns:wpsCustomData="http://www.wps.cn/officeDocument/2013/wpsCustomData" mc:Ignorable="w14 wp14">
   <w:abstractNum w:abstractNumId="0">
-    <w:nsid w:val="ABBFC5A4"/>
-    <w:multiLevelType w:val="singleLevel"/>
-    <w:tmpl w:val="ABBFC5A4"/>
-    <w:lvl w:ilvl="0" w:tentative="0">
-      <w:start w:val="1"/>
-      <w:numFmt w:val="decimal"/>
-      <w:lvlText w:val="%1."/>
-      <w:lvlJc w:val="left"/>
-      <w:pPr>
-        <w:ind w:left="720" w:hanging="360"/>
-      </w:pPr>
-      <w:rPr>
-        <w:sz w:val="24"/>
-      </w:rPr>
-    </w:lvl>
-  </w:abstractNum>
-  <w:abstractNum w:abstractNumId="1">
     <w:nsid w:val="FFE74208"/>
     <w:multiLevelType w:val="singleLevel"/>
     <w:tmpl w:val="FFE74208"/>
@@ -8110,7 +14389,7 @@
       </w:rPr>
     </w:lvl>
   </w:abstractNum>
-  <w:abstractNum w:abstractNumId="2">
+  <w:abstractNum w:abstractNumId="1">
     <w:nsid w:val="37EC8A8E"/>
     <w:multiLevelType w:val="singleLevel"/>
     <w:tmpl w:val="37EC8A8E"/>
@@ -8122,7 +14401,7 @@
       <w:lvlJc w:val="left"/>
     </w:lvl>
   </w:abstractNum>
-  <w:abstractNum w:abstractNumId="3">
+  <w:abstractNum w:abstractNumId="2">
     <w:nsid w:val="3EFA1309"/>
     <w:multiLevelType w:val="singleLevel"/>
     <w:tmpl w:val="3EFA1309"/>
@@ -8140,7 +14419,7 @@
       </w:rPr>
     </w:lvl>
   </w:abstractNum>
-  <w:abstractNum w:abstractNumId="4">
+  <w:abstractNum w:abstractNumId="3">
     <w:nsid w:val="3FDF2BDD"/>
     <w:multiLevelType w:val="singleLevel"/>
     <w:tmpl w:val="3FDF2BDD"/>
@@ -8157,7 +14436,7 @@
       </w:rPr>
     </w:lvl>
   </w:abstractNum>
-  <w:abstractNum w:abstractNumId="5">
+  <w:abstractNum w:abstractNumId="4">
     <w:nsid w:val="5FF77C0B"/>
     <w:multiLevelType w:val="multilevel"/>
     <w:tmpl w:val="5FF77C0B"/>
@@ -8310,22 +14589,19 @@
     </w:lvl>
   </w:abstractNum>
   <w:num w:numId="1">
+    <w:abstractNumId w:val="3"/>
+  </w:num>
+  <w:num w:numId="2">
+    <w:abstractNumId w:val="1"/>
+  </w:num>
+  <w:num w:numId="3">
     <w:abstractNumId w:val="4"/>
   </w:num>
-  <w:num w:numId="2">
+  <w:num w:numId="4">
     <w:abstractNumId w:val="2"/>
   </w:num>
-  <w:num w:numId="3">
-    <w:abstractNumId w:val="5"/>
-  </w:num>
-  <w:num w:numId="4">
+  <w:num w:numId="5">
     <w:abstractNumId w:val="0"/>
-  </w:num>
-  <w:num w:numId="5">
-    <w:abstractNumId w:val="3"/>
-  </w:num>
-  <w:num w:numId="6">
-    <w:abstractNumId w:val="1"/>
   </w:num>
 </w:numbering>
 </file>
@@ -8785,6 +15061,15 @@
     </w:rPr>
   </w:style>
   <w:style w:type="character" w:styleId="12">
+    <w:name w:val="Strong"/>
+    <w:basedOn w:val="11"/>
+    <w:qFormat/>
+    <w:uiPriority w:val="0"/>
+    <w:rPr>
+      <w:b/>
+    </w:rPr>
+  </w:style>
+  <w:style w:type="character" w:styleId="13">
     <w:name w:val="Hyperlink"/>
     <w:basedOn w:val="11"/>
     <w:uiPriority w:val="0"/>
@@ -8793,7 +15078,7 @@
       <w:u w:val="single"/>
     </w:rPr>
   </w:style>
-  <w:style w:type="character" w:styleId="13">
+  <w:style w:type="character" w:styleId="14">
     <w:name w:val="HTML Code"/>
     <w:basedOn w:val="11"/>
     <w:uiPriority w:val="0"/>
@@ -8802,7 +15087,7 @@
       <w:sz w:val="20"/>
     </w:rPr>
   </w:style>
-  <w:style w:type="paragraph" w:customStyle="1" w:styleId="14">
+  <w:style w:type="paragraph" w:customStyle="1" w:styleId="15">
     <w:name w:val="p1"/>
     <w:basedOn w:val="1"/>
     <w:uiPriority w:val="0"/>
@@ -8813,6 +15098,50 @@
     </w:pPr>
     <w:rPr>
       <w:rFonts w:ascii="Helvetica Neue" w:hAnsi="Helvetica Neue" w:eastAsia="Helvetica Neue" w:cs="Helvetica Neue"/>
+      <w:kern w:val="0"/>
+      <w:sz w:val="26"/>
+      <w:szCs w:val="26"/>
+      <w:lang w:val="en-US" w:eastAsia="zh-CN" w:bidi="ar"/>
+    </w:rPr>
+  </w:style>
+  <w:style w:type="character" w:customStyle="1" w:styleId="16">
+    <w:name w:val="s1"/>
+    <w:basedOn w:val="11"/>
+    <w:uiPriority w:val="0"/>
+    <w:rPr>
+      <w:rFonts w:ascii="Helvetica Neue" w:hAnsi="Helvetica Neue" w:eastAsia="Helvetica Neue" w:cs="Helvetica Neue"/>
+      <w:sz w:val="26"/>
+      <w:szCs w:val="26"/>
+    </w:rPr>
+  </w:style>
+  <w:style w:type="paragraph" w:customStyle="1" w:styleId="17">
+    <w:name w:val="p2"/>
+    <w:basedOn w:val="1"/>
+    <w:uiPriority w:val="0"/>
+    <w:pPr>
+      <w:spacing w:before="0" w:beforeAutospacing="0" w:after="0" w:afterAutospacing="0"/>
+      <w:ind w:left="0" w:right="0"/>
+      <w:jc w:val="left"/>
+    </w:pPr>
+    <w:rPr>
+      <w:rFonts w:hint="default" w:ascii="Helvetica Neue" w:hAnsi="Helvetica Neue" w:eastAsia="Helvetica Neue" w:cs="Helvetica Neue"/>
+      <w:kern w:val="0"/>
+      <w:sz w:val="26"/>
+      <w:szCs w:val="26"/>
+      <w:lang w:val="en-US" w:eastAsia="zh-CN" w:bidi="ar"/>
+    </w:rPr>
+  </w:style>
+  <w:style w:type="paragraph" w:customStyle="1" w:styleId="18">
+    <w:name w:val="p3"/>
+    <w:basedOn w:val="1"/>
+    <w:uiPriority w:val="0"/>
+    <w:pPr>
+      <w:spacing w:before="0" w:beforeAutospacing="0" w:after="0" w:afterAutospacing="0"/>
+      <w:ind w:left="0" w:right="0"/>
+      <w:jc w:val="left"/>
+    </w:pPr>
+    <w:rPr>
+      <w:rFonts w:ascii="pingfang sc" w:hAnsi="pingfang sc" w:eastAsia="pingfang sc" w:cs="pingfang sc"/>
       <w:kern w:val="0"/>
       <w:sz w:val="26"/>
       <w:szCs w:val="26"/>
